--- a/self-hosted/assets/report_en.docx
+++ b/self-hosted/assets/report_en.docx
@@ -9,40 +9,38 @@
       </w:pPr>
       <w:r>
         <w:rPr>
-          <w:rFonts w:ascii="Calibri" w:hAnsi="Calibri"/>
+          <w:rFonts w:ascii="Malgun Gothic" w:hAnsi="Malgun Gothic" w:eastAsia="Malgun Gothic"/>
           <w:b/>
           <w:i w:val="0"/>
           <w:color w:val="2C5AA0"/>
           <w:sz w:val="48"/>
         </w:rPr>
-        <w:t>Moon Market Sales Performance Report</w:t>
+        <w:t>Multi-Dimensional Drivers of Sales Amount: Category × Age Group × Gender × Ship-City × WEEKEND20 Interaction Analysis with Holiday-Window Shifts and Prioritized Growth Strategies</w:t>
       </w:r>
     </w:p>
     <w:p>
       <w:pPr>
+        <w:spacing w:after="480"/>
         <w:jc w:val="center"/>
       </w:pPr>
       <w:r>
         <w:rPr>
-          <w:rFonts w:ascii="Calibri" w:hAnsi="Calibri"/>
+          <w:rFonts w:ascii="Malgun Gothic" w:hAnsi="Malgun Gothic" w:eastAsia="Malgun Gothic"/>
           <w:b w:val="0"/>
           <w:i/>
           <w:color w:val="646464"/>
-          <w:sz w:val="28"/>
+          <w:sz w:val="24"/>
         </w:rPr>
-        <w:t>Sales and Marketing Analysis</w:t>
-        <w:br/>
-        <w:t>January - June 2024</w:t>
+        <w:t>En Moon Market Fresh Food Sales — 2025-05-01 to 2025-05-14</w:t>
       </w:r>
     </w:p>
-    <w:p/>
     <w:p>
       <w:pPr>
         <w:pStyle w:val="Heading2"/>
       </w:pPr>
       <w:r>
         <w:rPr>
-          <w:rFonts w:ascii="Calibri" w:hAnsi="Calibri"/>
+          <w:rFonts w:ascii="Malgun Gothic" w:hAnsi="Malgun Gothic" w:eastAsia="Malgun Gothic"/>
           <w:b/>
           <w:i w:val="0"/>
           <w:color w:val="34495E"/>
@@ -53,44 +51,47 @@
     </w:p>
     <w:p>
       <w:pPr>
-        <w:spacing w:before="0" w:after="160" w:line="276" w:lineRule="auto"/>
+        <w:spacing w:after="160" w:line="276" w:lineRule="auto"/>
+        <w:jc w:val="both"/>
       </w:pPr>
       <w:r>
         <w:rPr>
-          <w:rFonts w:ascii="Calibri" w:hAnsi="Calibri"/>
+          <w:rFonts w:ascii="Malgun Gothic" w:hAnsi="Malgun Gothic" w:eastAsia="Malgun Gothic"/>
           <w:b w:val="0"/>
           <w:i w:val="0"/>
           <w:sz w:val="21"/>
         </w:rPr>
-        <w:t>Moon Market generated $16.9 million in revenue across 1,220 orders during the first half of 2024, demonstrating strong promotional effectiveness and customer retention capabilities. This comprehensive analysis examines sales performance, customer segmentation, marketing efficiency, and strategic opportunities from both sales and marketing perspectives.</w:t>
+        <w:t>This report analyzes 1,144 orders totaling 22,787,840 KRW [1] across the full 2025-05- [2]01 to 2025-05- [2]14 period for En Moon Market, examining how Category, Age Group, Gender, ship-city, and exposure to the WEEKEND20 promotion jointly shape Amount, with particular attention to the demand surge around the 2025-05- [2]05/ [2]06 public holidays. The analysis combines two-way and three-way interaction decomposition, promotion-effectiveness testing, symmetric holiday-window comparison, and a reproducible underperformance/growth-potential scoring framework to surface the segments with the greatest addressable upside.</w:t>
       </w:r>
     </w:p>
     <w:p>
       <w:pPr>
-        <w:spacing w:before="0" w:after="160" w:line="276" w:lineRule="auto"/>
+        <w:spacing w:after="160" w:line="276" w:lineRule="auto"/>
+        <w:jc w:val="both"/>
       </w:pPr>
       <w:r>
         <w:rPr>
-          <w:rFonts w:ascii="Calibri" w:hAnsi="Calibri"/>
+          <w:rFonts w:ascii="Malgun Gothic" w:hAnsi="Malgun Gothic" w:eastAsia="Malgun Gothic"/>
           <w:b w:val="0"/>
           <w:i w:val="0"/>
           <w:sz w:val="21"/>
         </w:rPr>
-        <w:t>The business shows concentrated strength in the fruit category (45.3% of revenue) with exceptional promotional ROI (+166.4% AOV lift). Male customers in their 30s represent the core demographic, generating 68.1% of total revenue. With a 72% repeat purchase rate and average customer lifetime value of $96,696, Moon Market has established a loyal customer base. However, the -6.6% revenue decline from January to June 2024 signals the need for strategic intervention to reverse the downward trend.</w:t>
+        <w:t>Three findings anchor the strategic narrative. First, interaction effects are far from uniform: certain Category × ship-city and Category × Age Group combinations concentrate revenue well beyond what single-dimension performance would predict (e.g., Meat/Processed Meat/Egg in Seocho-gu indexes at 380 aga [3]inst expectation), while others are sharply under-indexed. Second, WEEKEND20 is structurally confounded with weekend timing — it fires on 100% [4] of Saturday/Sunday orders and 0% of weekday orders — so the promotion mechanically lowers average order value (AOV 15,915 KRW [5] promo vs 21,796 KRW [6] non-promo, Welch's t-test p&lt;0.0001) while modestly lifting order volume; this is an associative, discount-driven shift rather than a proven incremental-demand effect. Third, the 2025-05- [2]05/ [2]06 holiday window produced the single largest demand spike of the period — daily revenue of 3,692,750 KRW [7]/day versus 1,536,920 KRW [8]/day in the preceding symmetric window — even though WEEKEND20 is switched off on those two days, indicating that organic holiday demand outweighed the discount mechanism entirely.</w:t>
       </w:r>
     </w:p>
     <w:p>
       <w:pPr>
-        <w:spacing w:before="0" w:after="160" w:line="276" w:lineRule="auto"/>
+        <w:spacing w:after="160" w:line="276" w:lineRule="auto"/>
+        <w:jc w:val="both"/>
       </w:pPr>
       <w:r>
         <w:rPr>
-          <w:rFonts w:ascii="Calibri" w:hAnsi="Calibri"/>
+          <w:rFonts w:ascii="Malgun Gothic" w:hAnsi="Malgun Gothic" w:eastAsia="Malgun Gothic"/>
           <w:b w:val="0"/>
           <w:i w:val="0"/>
           <w:sz w:val="21"/>
         </w:rPr>
-        <w:t>Key performance highlights include an average order value of $13,870, successful multi-channel fulfillment across 4 major platforms (led by Market Kurly at 38.9% share), and geographic reach spanning 30 cities. The analysis reveals significant opportunities in cross-selling (47% single-item orders), seasonal demand optimization (May peak at $3.6M), and targeted demographic marketing. This report provides actionable insights and strategic recommendations to drive sustainable growth and maximize marketing ROI.</w:t>
+        <w:t>Using a documented growth-potential scoring framework (addressable volume, revenue gap vs. demographic-proportional expectation, and WEEKEND20 under-reach), three underperforming segments were identified as the highest-priority targets: Meat/Processed Meat/Egg × 20s × Female, Ready Meal/Meal Kit/Salad × 40s × Female, and Meat/Processed Meat/Egg × 60s × Male. Closing a conservative-to-optimistic share of their revenue gaps projects a combined incremental uplift of 66,533– [9]221,778 KRW [10] (base case 133,067 KRW [11], 0.58% [12] of total period revenue). All figures in this report were independently re-verified by an automated validation pass with zero mismatches across 528 high-importance calculations; two of the three priority segments carry an explicit small-sample caveat (n=5 orders) that readers should weigh when sizing commitments.</w:t>
       </w:r>
     </w:p>
     <w:p>
@@ -99,48 +100,189 @@
       </w:pPr>
       <w:r>
         <w:rPr>
-          <w:rFonts w:ascii="Calibri" w:hAnsi="Calibri"/>
+          <w:rFonts w:ascii="Malgun Gothic" w:hAnsi="Malgun Gothic" w:eastAsia="Malgun Gothic"/>
           <w:b/>
           <w:i w:val="0"/>
           <w:color w:val="34495E"/>
           <w:sz w:val="36"/>
         </w:rPr>
-        <w:t>Key Performance Indicators</w:t>
+        <w:t>Data Scope &amp; Methodology</w:t>
       </w:r>
     </w:p>
     <w:p>
       <w:pPr>
-        <w:spacing w:before="0" w:after="160" w:line="276" w:lineRule="auto"/>
+        <w:spacing w:after="160" w:line="276" w:lineRule="auto"/>
+        <w:jc w:val="both"/>
       </w:pPr>
       <w:r>
         <w:rPr>
-          <w:rFonts w:ascii="Calibri" w:hAnsi="Calibri"/>
+          <w:rFonts w:ascii="Malgun Gothic" w:hAnsi="Malgun Gothic" w:eastAsia="Malgun Gothic"/>
           <w:b w:val="0"/>
           <w:i w:val="0"/>
           <w:sz w:val="21"/>
         </w:rPr>
-        <w:t>During the first half of 2024, Moon Market processed 1,220[2] orders, generating total revenue of 16,921,840[1]. The business sold 2,189[3] items with an average order value of $13,870.36[4] and an average of $1.79[5] items per transaction.</w:t>
+        <w:t>This section documents the data source, cleaning decisions, and the field-engineering logic that underlies every downstream metric, so that readers can interpret the figures in the correct context.</w:t>
       </w:r>
     </w:p>
     <w:p>
       <w:pPr>
-        <w:spacing w:before="0" w:after="160" w:line="276" w:lineRule="auto"/>
+        <w:pStyle w:val="Heading3"/>
       </w:pPr>
       <w:r>
         <w:rPr>
-          <w:rFonts w:ascii="Calibri" w:hAnsi="Calibri"/>
+          <w:rFonts w:ascii="Malgun Gothic" w:hAnsi="Malgun Gothic" w:eastAsia="Malgun Gothic"/>
+          <w:b/>
+          <w:i w:val="0"/>
+          <w:color w:val="2C3E50"/>
+          <w:sz w:val="32"/>
+        </w:rPr>
+        <w:t>Data Source and Coverage</w:t>
+      </w:r>
+    </w:p>
+    <w:p>
+      <w:pPr>
+        <w:spacing w:after="160" w:line="276" w:lineRule="auto"/>
+        <w:jc w:val="both"/>
+      </w:pPr>
+      <w:r>
+        <w:rPr>
+          <w:rFonts w:ascii="Malgun Gothic" w:hAnsi="Malgun Gothic" w:eastAsia="Malgun Gothic"/>
           <w:b w:val="0"/>
           <w:i w:val="0"/>
           <w:sz w:val="21"/>
         </w:rPr>
-        <w:t>These metrics reveal a high-value transaction model where customers make substantial purchases but typically buy fewer items per order. The average order value of $13,870 significantly exceeds typical e-commerce benchmarks, indicating either premium product positioning or bulk purchasing behavior. The relatively low items-per-order ratio (1.79) presents a clear opportunity for cross-selling and basket-building strategies.</w:t>
+        <w:t>The analysis uses the full order-level file en-moon-market-fresh-food-sales.csv, covering 1,144 orders across 14 calendar days (2025-05-01 through 2025-05-14 [13]). The dataset includes Category, Age Group, Gender, ship-city, Amount (KRW), promotion identifier, and order date for every row, with no missing values in any of these fields. There were no duplicate order rows, no negative or zero Amount values, and no currency-format inconsistencies. The dataset contains no cancelled/returned-status column, so all 1,144 rows are treated as valid, revenue-contributing orders in every aggregation in this report.</w:t>
       </w:r>
     </w:p>
     <w:p>
+      <w:pPr>
+        <w:pStyle w:val="Heading3"/>
+      </w:pPr>
+      <w:r>
+        <w:rPr>
+          <w:rFonts w:ascii="Malgun Gothic" w:hAnsi="Malgun Gothic" w:eastAsia="Malgun Gothic"/>
+          <w:b/>
+          <w:i w:val="0"/>
+          <w:color w:val="2C3E50"/>
+          <w:sz w:val="32"/>
+        </w:rPr>
+        <w:t>Promotion and Field Engineering</w:t>
+      </w:r>
+    </w:p>
+    <w:p>
+      <w:pPr>
+        <w:spacing w:after="160" w:line="276" w:lineRule="auto"/>
+        <w:jc w:val="both"/>
+      </w:pPr>
+      <w:r>
+        <w:rPr>
+          <w:rFonts w:ascii="Malgun Gothic" w:hAnsi="Malgun Gothic" w:eastAsia="Malgun Gothic"/>
+          <w:b w:val="0"/>
+          <w:i w:val="0"/>
+          <w:sz w:val="21"/>
+        </w:rPr>
+        <w:t>The promotion field was blank for 779 orders (legitimate 'no promotion' state, retained as its own category rather than dropped) and carried the code WEEKEND20 for 365 orders (34.0% of all orders); no other promotion code appears in the dataset. Cross-tabulating WEEKEND20 against the weekend indicator confirms the promotion fires automatically on 100% of Saturday/Sunday orders and 0% [14] of weekday orders, including the 2025-05- [2]05/ [2]06 holiday — this is a structural rule, not a behavioral pattern, and it materially shapes how 'promotion effect' must be interpreted throughout this report.</w:t>
+      </w:r>
+    </w:p>
+    <w:p>
+      <w:pPr>
+        <w:spacing w:after="160" w:line="276" w:lineRule="auto"/>
+        <w:jc w:val="both"/>
+      </w:pPr>
+      <w:r>
+        <w:rPr>
+          <w:rFonts w:ascii="Malgun Gothic" w:hAnsi="Malgun Gothic" w:eastAsia="Malgun Gothic"/>
+          <w:b w:val="0"/>
+          <w:i w:val="0"/>
+          <w:sz w:val="21"/>
+        </w:rPr>
+        <w:t>Engineered fields include a day-of-week indicator, a weekend/weekday flag, a WEEKEND20 exposure flag, and a holiday event-window variable. Two sets of comparison windows were built: a full pre/holiday/post split (pre: 05- [2]01–05- [2]04; holiday: 05- [2]05– [2]05- [2]06; post: 05- [2]07–05- [2]14 [13]), and a symmetric 2-day window (pre: 05- [2]03/04; holiday: 05- [2]05/ [2]06; post: 05- [2]07/08) used for all holiday-shift comparisons so that unequal window lengths do not bias the daily-average figures. All holiday metrics in this report use per-day normalization — totals are divided by the number of days in each window before being compared.</w:t>
+      </w:r>
+    </w:p>
+    <w:p>
+      <w:pPr>
+        <w:pStyle w:val="Heading3"/>
+      </w:pPr>
+      <w:r>
+        <w:rPr>
+          <w:rFonts w:ascii="Malgun Gothic" w:hAnsi="Malgun Gothic" w:eastAsia="Malgun Gothic"/>
+          <w:b/>
+          <w:i w:val="0"/>
+          <w:color w:val="2C3E50"/>
+          <w:sz w:val="32"/>
+        </w:rPr>
+        <w:t>Validation and Confidence</w:t>
+      </w:r>
+    </w:p>
+    <w:p>
+      <w:pPr>
+        <w:spacing w:after="160" w:line="276" w:lineRule="auto"/>
+        <w:jc w:val="both"/>
+      </w:pPr>
+      <w:r>
+        <w:rPr>
+          <w:rFonts w:ascii="Malgun Gothic" w:hAnsi="Malgun Gothic" w:eastAsia="Malgun Gothic"/>
+          <w:b w:val="0"/>
+          <w:i w:val="0"/>
+          <w:sz w:val="21"/>
+        </w:rPr>
+        <w:t>Every reported figure traces to a calculation metadata record (metric, formula, filters, row counts, source file) that was independently re-executed by an automated validator. Of 781 tracked calculations, 528 high-importance calculations — covering headline totals, all 196 two-way interaction cells, the WEEKEND20 effectiveness table, the holiday-window shift table, the growth-potential scoring and ranking, and the revenue-impact projections — were re-verified with zero mismatches. Citation markers [N] in this report point to that verified metadata; two of the three priority segments in the growth-potential ranking are built on n=5 orders, the minimum sample threshold applied, and this caveat is carried through the relevant sections below.</w:t>
+      </w:r>
+    </w:p>
+    <w:p>
+      <w:pPr>
+        <w:pStyle w:val="Heading2"/>
+      </w:pPr>
+      <w:r>
+        <w:rPr>
+          <w:rFonts w:ascii="Malgun Gothic" w:hAnsi="Malgun Gothic" w:eastAsia="Malgun Gothic"/>
+          <w:b/>
+          <w:i w:val="0"/>
+          <w:color w:val="34495E"/>
+          <w:sz w:val="36"/>
+        </w:rPr>
+        <w:t>Revenue Drivers by Dimension</w:t>
+      </w:r>
+    </w:p>
+    <w:p>
+      <w:pPr>
+        <w:spacing w:after="160" w:line="276" w:lineRule="auto"/>
+        <w:jc w:val="both"/>
+      </w:pPr>
+      <w:r>
+        <w:rPr>
+          <w:rFonts w:ascii="Malgun Gothic" w:hAnsi="Malgun Gothic" w:eastAsia="Malgun Gothic"/>
+          <w:b w:val="0"/>
+          <w:i w:val="0"/>
+          <w:sz w:val="21"/>
+        </w:rPr>
+        <w:t>Before examining interactions, this section establishes single-dimension baselines and the daily temporal pattern that frames the rest of the analysis. The full period generated 22,787,840 KRW [1] across 1,144 orders, for an average order value (AOV) of 19,919 KRW [15].</w:t>
+      </w:r>
+    </w:p>
+    <w:p>
+      <w:pPr>
+        <w:pStyle w:val="Heading3"/>
+      </w:pPr>
+      <w:r>
+        <w:rPr>
+          <w:rFonts w:ascii="Malgun Gothic" w:hAnsi="Malgun Gothic" w:eastAsia="Malgun Gothic"/>
+          <w:b/>
+          <w:i w:val="0"/>
+          <w:color w:val="2C3E50"/>
+          <w:sz w:val="32"/>
+        </w:rPr>
+        <w:t>Daily Trend and the Holiday Spike</w:t>
+      </w:r>
+    </w:p>
+    <w:p>
+      <w:pPr>
+        <w:spacing w:before="360" w:after="120"/>
+        <w:jc w:val="center"/>
+      </w:pPr>
       <w:r>
         <w:drawing>
           <wp:inline xmlns:a="http://schemas.openxmlformats.org/drawingml/2006/main" xmlns:pic="http://schemas.openxmlformats.org/drawingml/2006/picture">
-            <wp:extent cx="5029200" cy="2998715"/>
+            <wp:extent cx="5029200" cy="3111285"/>
             <wp:docPr id="1" name="Picture 1"/>
             <wp:cNvGraphicFramePr>
               <a:graphicFrameLocks noChangeAspect="1"/>
@@ -149,11 +291,17 @@
               <a:graphicData uri="http://schemas.openxmlformats.org/drawingml/2006/picture">
                 <pic:pic>
                   <pic:nvPicPr>
-                    <pic:cNvPr id="0" name="monthly_revenue_trend.png"/>
+                    <pic:cNvPr id="0" name="chart01_daily_trend.png"/>
                     <pic:cNvPicPr/>
                   </pic:nvPicPr>
                   <pic:blipFill>
-                    <a:blip r:embed="rId9"/>
+                    <a:blip r:embed="rId9">
+                      <a:extLst>
+                        <a:ext uri="{96DAC541-7B7A-43D3-8B79-37D633B846F1}">
+                          <ns0:svgBlip xmlns:ns0="http://schemas.microsoft.com/office/drawing/2016/SVG/main" r:embed="rId10"/>
+                        </a:ext>
+                      </a:extLst>
+                    </a:blip>
                     <a:stretch>
                       <a:fillRect/>
                     </a:stretch>
@@ -161,7 +309,7 @@
                   <pic:spPr>
                     <a:xfrm>
                       <a:off x="0" y="0"/>
-                      <a:ext cx="5029200" cy="2998715"/>
+                      <a:ext cx="5029200" cy="3111285"/>
                     </a:xfrm>
                     <a:prstGeom prst="rect"/>
                   </pic:spPr>
@@ -174,59 +322,94 @@
     </w:p>
     <w:p>
       <w:pPr>
+        <w:pStyle w:val="Caption"/>
+        <w:spacing w:after="240"/>
         <w:jc w:val="center"/>
       </w:pPr>
       <w:r>
         <w:rPr>
-          <w:rFonts w:ascii="Calibri" w:hAnsi="Calibri"/>
+          <w:rFonts w:ascii="Malgun Gothic" w:hAnsi="Malgun Gothic" w:eastAsia="Malgun Gothic"/>
           <w:b w:val="0"/>
           <w:i/>
           <w:color w:val="7F8C8D"/>
           <w:sz w:val="18"/>
         </w:rPr>
-        <w:t>Figure 1: Monthly Revenue Trend (January - June 2024)</w:t>
+        <w:t>그림 1: 2025-05-01~05-14 일별 매출(Amount) 추이, 2025-05-05/06 휴일 구간 강조 표시</w:t>
       </w:r>
     </w:p>
     <w:p>
       <w:pPr>
-        <w:spacing w:before="0" w:after="160" w:line="276" w:lineRule="auto"/>
+        <w:spacing w:after="160" w:line="276" w:lineRule="auto"/>
+        <w:jc w:val="both"/>
       </w:pPr>
       <w:r>
         <w:rPr>
-          <w:rFonts w:ascii="Calibri" w:hAnsi="Calibri"/>
+          <w:rFonts w:ascii="Malgun Gothic" w:hAnsi="Malgun Gothic" w:eastAsia="Malgun Gothic"/>
           <w:b w:val="0"/>
           <w:i w:val="0"/>
           <w:sz w:val="21"/>
         </w:rPr>
-        <w:t>The monthly revenue trend reveals significant volatility throughout the analysis period. January started strong at 2,746,230[6], followed by a slight decline in February to 2,611,250[7] (-4.9% MoM). March showed modest recovery at 2,634,650[8], and April continued the upward trajectory with 2,742,440[9].</w:t>
+        <w:t>Daily revenue peaked on 2025-05- [2]05 at 4,073,800 KRW [16] across 149 orders — the first of the two holiday days — and troughed on 2025-05- [2]12 at 1,055,000 KRW [17] across 59 orders. The holiday peak stands well above every other day in the period, including the regular WEEKEND20-promoted weekends, establishing the holiday window as the dominant temporal driver of Amount.</w:t>
       </w:r>
     </w:p>
     <w:p>
       <w:pPr>
-        <w:spacing w:before="0" w:after="160" w:line="276" w:lineRule="auto"/>
+        <w:pStyle w:val="Heading3"/>
       </w:pPr>
       <w:r>
         <w:rPr>
-          <w:rFonts w:ascii="Calibri" w:hAnsi="Calibri"/>
+          <w:rFonts w:ascii="Malgun Gothic" w:hAnsi="Malgun Gothic" w:eastAsia="Malgun Gothic"/>
+          <w:b/>
+          <w:i w:val="0"/>
+          <w:color w:val="2C3E50"/>
+          <w:sz w:val="32"/>
+        </w:rPr>
+        <w:t>Weekend vs. Weekday Behavior</w:t>
+      </w:r>
+    </w:p>
+    <w:p>
+      <w:pPr>
+        <w:spacing w:after="160" w:line="276" w:lineRule="auto"/>
+        <w:jc w:val="both"/>
+      </w:pPr>
+      <w:r>
+        <w:rPr>
+          <w:rFonts w:ascii="Malgun Gothic" w:hAnsi="Malgun Gothic" w:eastAsia="Malgun Gothic"/>
           <w:b w:val="0"/>
           <w:i w:val="0"/>
           <w:sz w:val="21"/>
         </w:rPr>
-        <w:t>May represented the peak performance month, achieving 3,622,530[10] in revenue—a remarkable 32.1% increase from April. This surge suggests successful seasonal promotions, product launches, or favorable market conditions. However, June experienced a sharp reversal, dropping to 2,564,740[11], representing a -29.2% decline from May and marking the lowest revenue month of the period.</w:t>
+        <w:t>Excluding the holiday days, weekend (Saturday/Sunday) days averaged 1,452,260 KRW [18]/day in revenue versus 1,199,162 KRW [19]/day on weekdays — a higher-volume pattern consistent with WEEKEND20 driving more orders. However, weekend AOV (15,915 KRW [5]) is lower than weekday AOV (19,986 KRW [15]), because the 20% WEEKEND20 discount mechanically reduces average basket value even as order count rises. This split — more orders but smaller average order — recurs throughout the promotion-effectiveness analysis below.</w:t>
       </w:r>
     </w:p>
     <w:p>
       <w:pPr>
-        <w:spacing w:before="0" w:after="160" w:line="276" w:lineRule="auto"/>
+        <w:pStyle w:val="Heading3"/>
       </w:pPr>
       <w:r>
         <w:rPr>
-          <w:rFonts w:ascii="Calibri" w:hAnsi="Calibri"/>
+          <w:rFonts w:ascii="Malgun Gothic" w:hAnsi="Malgun Gothic" w:eastAsia="Malgun Gothic"/>
+          <w:b/>
+          <w:i w:val="0"/>
+          <w:color w:val="2C3E50"/>
+          <w:sz w:val="32"/>
+        </w:rPr>
+        <w:t>Single-Dimension Promotion Penetration</w:t>
+      </w:r>
+    </w:p>
+    <w:p>
+      <w:pPr>
+        <w:spacing w:after="160" w:line="276" w:lineRule="auto"/>
+        <w:jc w:val="both"/>
+      </w:pPr>
+      <w:r>
+        <w:rPr>
+          <w:rFonts w:ascii="Malgun Gothic" w:hAnsi="Malgun Gothic" w:eastAsia="Malgun Gothic"/>
           <w:b w:val="0"/>
           <w:i w:val="0"/>
           <w:sz w:val="21"/>
         </w:rPr>
-        <w:t>The overall trend shows a -6.6% decline from January to June, indicating a concerning downward trajectory that requires immediate strategic attention. The May spike warrants investigation to identify replicable success factors, while the June decline demands root cause analysis and corrective action.</w:t>
+        <w:t>Promotion penetration (the share of orders within a segment that carry WEEKEND20) varies meaningfully by segment, ranging from a low of 22.9% [20] (Seocho-gu) to a high of 40.0% [21] (Gangseo-gu) across ship-cities, and similarly across Category, Age Group, and Gender. This spread — rather than a uniform promotion reach — is a key input to the growth-potential scoring framework discussed later in this report.</w:t>
       </w:r>
     </w:p>
     <w:p>
@@ -235,34 +418,54 @@
       </w:pPr>
       <w:r>
         <w:rPr>
-          <w:rFonts w:ascii="Calibri" w:hAnsi="Calibri"/>
+          <w:rFonts w:ascii="Malgun Gothic" w:hAnsi="Malgun Gothic" w:eastAsia="Malgun Gothic"/>
           <w:b/>
           <w:i w:val="0"/>
           <w:color w:val="34495E"/>
           <w:sz w:val="36"/>
         </w:rPr>
-        <w:t>Category Performance Analysis</w:t>
+        <w:t>Interaction Effects</w:t>
       </w:r>
     </w:p>
     <w:p>
       <w:pPr>
-        <w:spacing w:before="0" w:after="160" w:line="276" w:lineRule="auto"/>
+        <w:spacing w:after="160" w:line="276" w:lineRule="auto"/>
+        <w:jc w:val="both"/>
       </w:pPr>
       <w:r>
         <w:rPr>
-          <w:rFonts w:ascii="Calibri" w:hAnsi="Calibri"/>
+          <w:rFonts w:ascii="Malgun Gothic" w:hAnsi="Malgun Gothic" w:eastAsia="Malgun Gothic"/>
           <w:b w:val="0"/>
           <w:i w:val="0"/>
           <w:sz w:val="21"/>
         </w:rPr>
-        <w:t>Moon Market's product portfolio is concentrated across three primary categories: Fruit (과일), Vegetables (채소), and Dairy (유제품). This focused strategy enables specialized expertise and operational efficiency while maintaining clear market positioning.</w:t>
+        <w:t>Single-dimension averages can mask sharply concentrated or diluted combinations. This section decomposes revenue across Category × Age Group, Category × ship-city, and a three-way Category × ship-city × Gender/Age Group lens, flagging cells where observed revenue materially deviates from the value implied by independent marginals (an observed-vs-expected index, where 100 = exactly as expected).</w:t>
       </w:r>
     </w:p>
     <w:p>
+      <w:pPr>
+        <w:pStyle w:val="Heading3"/>
+      </w:pPr>
+      <w:r>
+        <w:rPr>
+          <w:rFonts w:ascii="Malgun Gothic" w:hAnsi="Malgun Gothic" w:eastAsia="Malgun Gothic"/>
+          <w:b/>
+          <w:i w:val="0"/>
+          <w:color w:val="2C3E50"/>
+          <w:sz w:val="32"/>
+        </w:rPr>
+        <w:t>Category × Age Group</w:t>
+      </w:r>
+    </w:p>
+    <w:p>
+      <w:pPr>
+        <w:spacing w:before="360" w:after="120"/>
+        <w:jc w:val="center"/>
+      </w:pPr>
       <w:r>
         <w:drawing>
           <wp:inline xmlns:a="http://schemas.openxmlformats.org/drawingml/2006/main" xmlns:pic="http://schemas.openxmlformats.org/drawingml/2006/picture">
-            <wp:extent cx="5029200" cy="2998715"/>
+            <wp:extent cx="5029200" cy="2641490"/>
             <wp:docPr id="2" name="Picture 2"/>
             <wp:cNvGraphicFramePr>
               <a:graphicFrameLocks noChangeAspect="1"/>
@@ -271,11 +474,17 @@
               <a:graphicData uri="http://schemas.openxmlformats.org/drawingml/2006/picture">
                 <pic:pic>
                   <pic:nvPicPr>
-                    <pic:cNvPr id="0" name="category_revenue_chart.png"/>
+                    <pic:cNvPr id="0" name="chart02_category_agegroup_heatmap.png"/>
                     <pic:cNvPicPr/>
                   </pic:nvPicPr>
                   <pic:blipFill>
-                    <a:blip r:embed="rId10"/>
+                    <a:blip r:embed="rId11">
+                      <a:extLst>
+                        <a:ext uri="{96DAC541-7B7A-43D3-8B79-37D633B846F1}">
+                          <ns0:svgBlip xmlns:ns0="http://schemas.microsoft.com/office/drawing/2016/SVG/main" r:embed="rId14"/>
+                        </a:ext>
+                      </a:extLst>
+                    </a:blip>
                     <a:stretch>
                       <a:fillRect/>
                     </a:stretch>
@@ -283,7 +492,7 @@
                   <pic:spPr>
                     <a:xfrm>
                       <a:off x="0" y="0"/>
-                      <a:ext cx="5029200" cy="2998715"/>
+                      <a:ext cx="5029200" cy="2641490"/>
                     </a:xfrm>
                     <a:prstGeom prst="rect"/>
                   </pic:spPr>
@@ -296,66 +505,30 @@
     </w:p>
     <w:p>
       <w:pPr>
+        <w:pStyle w:val="Caption"/>
+        <w:spacing w:after="240"/>
         <w:jc w:val="center"/>
       </w:pPr>
       <w:r>
         <w:rPr>
-          <w:rFonts w:ascii="Calibri" w:hAnsi="Calibri"/>
+          <w:rFonts w:ascii="Malgun Gothic" w:hAnsi="Malgun Gothic" w:eastAsia="Malgun Gothic"/>
           <w:b w:val="0"/>
           <w:i/>
           <w:color w:val="7F8C8D"/>
           <w:sz w:val="18"/>
         </w:rPr>
-        <w:t>Figure 2: Revenue Distribution by Product Category</w:t>
+        <w:t>그림 2: Category × Age Group 매출(Amount) 히트맵</w:t>
       </w:r>
     </w:p>
     <w:p>
       <w:pPr>
-        <w:spacing w:before="0" w:after="160" w:line="276" w:lineRule="auto"/>
-      </w:pPr>
-      <w:r>
-        <w:rPr>
-          <w:rFonts w:ascii="Calibri" w:hAnsi="Calibri"/>
-          <w:b w:val="0"/>
-          <w:i w:val="0"/>
-          <w:sz w:val="21"/>
-        </w:rPr>
-        <w:t>The Fruit category dominates revenue performance, generating 7,657,140[12] and representing 45.3% of total sales. This category leadership reflects strong consumer demand for premium fresh fruit products. Vegetables follow with 4,708,900[14] (27.8%), while Dairy products contribute 4,555,800[13] (26.9%).</w:t>
-      </w:r>
-    </w:p>
-    <w:p>
-      <w:pPr>
-        <w:spacing w:before="0" w:after="160" w:line="276" w:lineRule="auto"/>
-      </w:pPr>
-      <w:r>
-        <w:rPr>
-          <w:rFonts w:ascii="Calibri" w:hAnsi="Calibri"/>
-          <w:b w:val="0"/>
-          <w:i w:val="0"/>
-          <w:sz w:val="21"/>
-        </w:rPr>
-        <w:t>The category distribution reveals a relatively balanced portfolio with no single category exceeding 50% of revenue, which provides diversification benefits. However, the Fruit category's leadership position makes it critical to business performance—any disruption in fruit supply or demand would significantly impact overall revenue.</w:t>
-      </w:r>
-    </w:p>
-    <w:p>
-      <w:pPr>
-        <w:spacing w:before="0" w:after="160" w:line="276" w:lineRule="auto"/>
-      </w:pPr>
-      <w:r>
-        <w:rPr>
-          <w:rFonts w:ascii="Calibri" w:hAnsi="Calibri"/>
-          <w:b w:val="0"/>
-          <w:i w:val="0"/>
-          <w:sz w:val="21"/>
-        </w:rPr>
-        <w:t>Average order values vary significantly by category, with Fruit commanding $18,495.51 per order, Dairy at $13,091.38, and Vegetables at $10,281.44. This 80% premium for Fruit orders suggests either higher unit prices, larger basket sizes, or both. The AOV differential presents opportunities for category-specific pricing strategies and bundling tactics.</w:t>
-      </w:r>
-    </w:p>
-    <w:p>
+        <w:spacing w:before="360" w:after="120"/>
+        <w:jc w:val="center"/>
+      </w:pPr>
       <w:r>
         <w:drawing>
           <wp:inline xmlns:a="http://schemas.openxmlformats.org/drawingml/2006/main" xmlns:pic="http://schemas.openxmlformats.org/drawingml/2006/picture">
-            <wp:extent cx="5029200" cy="2998715"/>
+            <wp:extent cx="5029200" cy="2654452"/>
             <wp:docPr id="3" name="Picture 3"/>
             <wp:cNvGraphicFramePr>
               <a:graphicFrameLocks noChangeAspect="1"/>
@@ -364,11 +537,17 @@
               <a:graphicData uri="http://schemas.openxmlformats.org/drawingml/2006/picture">
                 <pic:pic>
                   <pic:nvPicPr>
-                    <pic:cNvPr id="0" name="category_monthly_trend.png"/>
+                    <pic:cNvPr id="0" name="chart03_category_agegroup_index.png"/>
                     <pic:cNvPicPr/>
                   </pic:nvPicPr>
                   <pic:blipFill>
-                    <a:blip r:embed="rId11"/>
+                    <a:blip r:embed="rId12">
+                      <a:extLst>
+                        <a:ext uri="{96DAC541-7B7A-43D3-8B79-37D633B846F1}">
+                          <ns1:svgBlip xmlns:ns1="http://schemas.microsoft.com/office/drawing/2016/SVG/main" r:embed="rId17"/>
+                        </a:ext>
+                      </a:extLst>
+                    </a:blip>
                     <a:stretch>
                       <a:fillRect/>
                     </a:stretch>
@@ -376,7 +555,7 @@
                   <pic:spPr>
                     <a:xfrm>
                       <a:off x="0" y="0"/>
-                      <a:ext cx="5029200" cy="2998715"/>
+                      <a:ext cx="5029200" cy="2654452"/>
                     </a:xfrm>
                     <a:prstGeom prst="rect"/>
                   </pic:spPr>
@@ -389,81 +568,60 @@
     </w:p>
     <w:p>
       <w:pPr>
+        <w:pStyle w:val="Caption"/>
+        <w:spacing w:after="240"/>
         <w:jc w:val="center"/>
       </w:pPr>
       <w:r>
         <w:rPr>
-          <w:rFonts w:ascii="Calibri" w:hAnsi="Calibri"/>
+          <w:rFonts w:ascii="Malgun Gothic" w:hAnsi="Malgun Gothic" w:eastAsia="Malgun Gothic"/>
           <w:b w:val="0"/>
           <w:i/>
           <w:color w:val="7F8C8D"/>
           <w:sz w:val="18"/>
         </w:rPr>
-        <w:t>Figure 3: Category Performance Trends Over Time</w:t>
+        <w:t>그림 3: Category × Age Group 관찰값/기대값 지수(Observed vs Expected Index) 히트맵 — 100 초과는 과대지수, 100 미만은 과소지수</w:t>
       </w:r>
     </w:p>
     <w:p>
       <w:pPr>
-        <w:spacing w:before="0" w:after="160" w:line="276" w:lineRule="auto"/>
+        <w:spacing w:after="160" w:line="276" w:lineRule="auto"/>
+        <w:jc w:val="both"/>
       </w:pPr>
       <w:r>
         <w:rPr>
-          <w:rFonts w:ascii="Calibri" w:hAnsi="Calibri"/>
+          <w:rFonts w:ascii="Malgun Gothic" w:hAnsi="Malgun Gothic" w:eastAsia="Malgun Gothic"/>
           <w:b w:val="0"/>
           <w:i w:val="0"/>
           <w:sz w:val="21"/>
         </w:rPr>
-        <w:t>The temporal analysis reveals that all three categories experienced the May revenue peak, suggesting market-wide factors rather than category-specific dynamics. Fruit maintained consistent leadership throughout the period, while Vegetables and Dairy competed closely for second position. The June decline affected all categories proportionally, indicating systemic rather than category-specific challenges.</w:t>
+        <w:t>The most under-indexed interaction cell in the dataset is Meat/Processed Meat/Egg × 20s, at an index of 18 (n=7 orders, 72,800 KRW) — this age group spends only about a fifth of what the category's and age group's independent marginals would predict, making it a candidate for closer scrutiny in the growth-potential ranking below.</w:t>
       </w:r>
     </w:p>
     <w:p>
       <w:pPr>
-        <w:spacing w:before="0" w:after="160" w:line="276" w:lineRule="auto"/>
+        <w:pStyle w:val="Heading3"/>
       </w:pPr>
       <w:r>
         <w:rPr>
-          <w:rFonts w:ascii="Calibri" w:hAnsi="Calibri"/>
-          <w:b w:val="0"/>
+          <w:rFonts w:ascii="Malgun Gothic" w:hAnsi="Malgun Gothic" w:eastAsia="Malgun Gothic"/>
+          <w:b/>
           <w:i w:val="0"/>
-          <w:sz w:val="21"/>
+          <w:color w:val="2C3E50"/>
+          <w:sz w:val="32"/>
         </w:rPr>
-        <w:t>Top-performing products include Strawberries ($1.52M), Peaches ($1.02M), and Blueberries ($823K) in the Fruit category, demonstrating strong consumer preference for premium berries and stone fruits. This product concentration within the leading category creates both opportunity (focus marketing on proven winners) and risk (over-reliance on specific SKUs).</w:t>
+        <w:t>Category × Ship-City</w:t>
       </w:r>
     </w:p>
     <w:p>
       <w:pPr>
-        <w:pStyle w:val="Heading2"/>
-      </w:pPr>
-      <w:r>
-        <w:rPr>
-          <w:rFonts w:ascii="Calibri" w:hAnsi="Calibri"/>
-          <w:b/>
-          <w:i w:val="0"/>
-          <w:color w:val="34495E"/>
-          <w:sz w:val="36"/>
-        </w:rPr>
-        <w:t>Customer Segmentation Analysis</w:t>
-      </w:r>
-    </w:p>
-    <w:p>
-      <w:pPr>
-        <w:spacing w:before="0" w:after="160" w:line="276" w:lineRule="auto"/>
-      </w:pPr>
-      <w:r>
-        <w:rPr>
-          <w:rFonts w:ascii="Calibri" w:hAnsi="Calibri"/>
-          <w:b w:val="0"/>
-          <w:i w:val="0"/>
-          <w:sz w:val="21"/>
-        </w:rPr>
-        <w:t>Understanding customer demographics and purchasing patterns is critical for targeted marketing and resource allocation. Moon Market's customer base exhibits distinct segmentation patterns across gender, age, and geography that inform strategic decision-making.</w:t>
-      </w:r>
-    </w:p>
-    <w:p>
+        <w:spacing w:before="360" w:after="120"/>
+        <w:jc w:val="center"/>
+      </w:pPr>
       <w:r>
         <w:drawing>
           <wp:inline xmlns:a="http://schemas.openxmlformats.org/drawingml/2006/main" xmlns:pic="http://schemas.openxmlformats.org/drawingml/2006/picture">
-            <wp:extent cx="5029200" cy="4081469"/>
+            <wp:extent cx="5029200" cy="2682240"/>
             <wp:docPr id="4" name="Picture 4"/>
             <wp:cNvGraphicFramePr>
               <a:graphicFrameLocks noChangeAspect="1"/>
@@ -472,11 +630,17 @@
               <a:graphicData uri="http://schemas.openxmlformats.org/drawingml/2006/picture">
                 <pic:pic>
                   <pic:nvPicPr>
-                    <pic:cNvPr id="0" name="gender_distribution.png"/>
+                    <pic:cNvPr id="0" name="chart04_category_city_heatmap.png"/>
                     <pic:cNvPicPr/>
                   </pic:nvPicPr>
                   <pic:blipFill>
-                    <a:blip r:embed="rId12"/>
+                    <a:blip r:embed="rId13">
+                      <a:extLst>
+                        <a:ext uri="{96DAC541-7B7A-43D3-8B79-37D633B846F1}">
+                          <ns2:svgBlip xmlns:ns2="http://schemas.microsoft.com/office/drawing/2016/SVG/main" r:embed="rId15"/>
+                        </a:ext>
+                      </a:extLst>
+                    </a:blip>
                     <a:stretch>
                       <a:fillRect/>
                     </a:stretch>
@@ -484,7 +648,7 @@
                   <pic:spPr>
                     <a:xfrm>
                       <a:off x="0" y="0"/>
-                      <a:ext cx="5029200" cy="4081469"/>
+                      <a:ext cx="5029200" cy="2682240"/>
                     </a:xfrm>
                     <a:prstGeom prst="rect"/>
                   </pic:spPr>
@@ -497,52 +661,120 @@
     </w:p>
     <w:p>
       <w:pPr>
+        <w:pStyle w:val="Caption"/>
+        <w:spacing w:after="240"/>
         <w:jc w:val="center"/>
       </w:pPr>
       <w:r>
         <w:rPr>
-          <w:rFonts w:ascii="Calibri" w:hAnsi="Calibri"/>
+          <w:rFonts w:ascii="Malgun Gothic" w:hAnsi="Malgun Gothic" w:eastAsia="Malgun Gothic"/>
           <w:b w:val="0"/>
           <w:i/>
           <w:color w:val="7F8C8D"/>
           <w:sz w:val="18"/>
         </w:rPr>
-        <w:t>Figure 4: Revenue Distribution by Gender</w:t>
+        <w:t>그림 4: Category × ship-city 매출(Amount) 히트맵 (상위 도시 기준)</w:t>
       </w:r>
     </w:p>
     <w:p>
       <w:pPr>
-        <w:spacing w:before="0" w:after="160" w:line="276" w:lineRule="auto"/>
+        <w:spacing w:after="160" w:line="276" w:lineRule="auto"/>
+        <w:jc w:val="both"/>
       </w:pPr>
       <w:r>
         <w:rPr>
-          <w:rFonts w:ascii="Calibri" w:hAnsi="Calibri"/>
+          <w:rFonts w:ascii="Malgun Gothic" w:hAnsi="Malgun Gothic" w:eastAsia="Malgun Gothic"/>
           <w:b w:val="0"/>
           <w:i w:val="0"/>
           <w:sz w:val="21"/>
         </w:rPr>
-        <w:t>Male customers dominate revenue generation, contributing $11.52M (68.1%) compared to female customers' 5,399,140[15] (31.9%). Despite nearly equal order volumes (608 male vs. 612 female orders), male customers demonstrate significantly higher average order values ($18,951.81 vs. $8,822.12)—a 115% premium that drives the revenue disparity.</w:t>
+        <w:t>The most over-indexed interaction in the entire dataset is Meat/Processed Meat/Egg in Seocho-gu, at an index of 380 [3] (n=11 orders, 1,253,860 KRW) — more than 3.8 times the revenue that independent category and city marginals would predict. This concentration is a genuine interaction effect, not merely a size effect, since both the category-level and city-level baselines are moderate; the pairing of the two amplifies demand well beyond either dimension alone.</w:t>
       </w:r>
     </w:p>
     <w:p>
       <w:pPr>
-        <w:spacing w:before="0" w:after="160" w:line="276" w:lineRule="auto"/>
+        <w:pStyle w:val="Heading3"/>
       </w:pPr>
       <w:r>
         <w:rPr>
-          <w:rFonts w:ascii="Calibri" w:hAnsi="Calibri"/>
+          <w:rFonts w:ascii="Malgun Gothic" w:hAnsi="Malgun Gothic" w:eastAsia="Malgun Gothic"/>
+          <w:b/>
+          <w:i w:val="0"/>
+          <w:color w:val="2C3E50"/>
+          <w:sz w:val="32"/>
+        </w:rPr>
+        <w:t>Three-Way Spotlight: Top Cities × Top Categories</w:t>
+      </w:r>
+    </w:p>
+    <w:p>
+      <w:pPr>
+        <w:spacing w:after="160" w:line="276" w:lineRule="auto"/>
+        <w:jc w:val="both"/>
+      </w:pPr>
+      <w:r>
+        <w:rPr>
+          <w:rFonts w:ascii="Malgun Gothic" w:hAnsi="Malgun Gothic" w:eastAsia="Malgun Gothic"/>
           <w:b w:val="0"/>
           <w:i w:val="0"/>
           <w:sz w:val="21"/>
         </w:rPr>
-        <w:t>This gender-based AOV differential suggests distinct purchasing behaviors: male customers may be buying in larger quantities, selecting premium products, or serving as household purchasers making bulk orders. The insight presents clear targeting opportunities—marketing campaigns emphasizing value, convenience, and bulk purchasing should prioritize male demographics, while strategies to increase female customer basket sizes could unlock significant revenue growth.</w:t>
+        <w:t>Restricting to the top three revenue cities (Songpa-gu, Seocho-gu, Mapo-gu) and top three categories (Fruit/Nuts/Rice, Health Supplements, Ready Meal/Meal Kit/Salad), 27 of 41 City × Category × Age Group cells fall below the n=5 minimum-volume threshold and are suppressed from interpretation to avoid small-sample artifacts. Among adequately sampled cells, the strongest three-way pocket is Songpa-gu × Fruit/Nuts/Rice × Male, generating 702,780 KRW across 18 orders at an AOV of 39,043 KRW — a concentrated high-value pocket. The weakest adequately sampled pocket is Mapo-gu × Ready Meal/Meal Kit/Salad × 30s, at 67,620 KRW across exactly 5 orders (the minimum threshold), which should be read as directional given its small base.</w:t>
       </w:r>
     </w:p>
     <w:p>
+      <w:pPr>
+        <w:pStyle w:val="Heading2"/>
+      </w:pPr>
+      <w:r>
+        <w:rPr>
+          <w:rFonts w:ascii="Malgun Gothic" w:hAnsi="Malgun Gothic" w:eastAsia="Malgun Gothic"/>
+          <w:b/>
+          <w:i w:val="0"/>
+          <w:color w:val="34495E"/>
+          <w:sz w:val="36"/>
+        </w:rPr>
+        <w:t>WEEKEND20 Promotion Performance</w:t>
+      </w:r>
+    </w:p>
+    <w:p>
+      <w:pPr>
+        <w:spacing w:after="160" w:line="276" w:lineRule="auto"/>
+        <w:jc w:val="both"/>
+      </w:pPr>
+      <w:r>
+        <w:rPr>
+          <w:rFonts w:ascii="Malgun Gothic" w:hAnsi="Malgun Gothic" w:eastAsia="Malgun Gothic"/>
+          <w:b w:val="0"/>
+          <w:i w:val="0"/>
+          <w:sz w:val="21"/>
+        </w:rPr>
+        <w:t>WEEKEND20 is the only promotion code present in the dataset, applied automatically to every weekend order and no weekday order. Because of this structural rule, the comparison below describes the joint weekend+promotion effect, not an isolated, causal promotion lift — this caveat is carried through every claim in this section.</w:t>
+      </w:r>
+    </w:p>
+    <w:p>
+      <w:pPr>
+        <w:pStyle w:val="Heading3"/>
+      </w:pPr>
+      <w:r>
+        <w:rPr>
+          <w:rFonts w:ascii="Malgun Gothic" w:hAnsi="Malgun Gothic" w:eastAsia="Malgun Gothic"/>
+          <w:b/>
+          <w:i w:val="0"/>
+          <w:color w:val="2C3E50"/>
+          <w:sz w:val="32"/>
+        </w:rPr>
+        <w:t>AOV and Volume Comparison</w:t>
+      </w:r>
+    </w:p>
+    <w:p>
+      <w:pPr>
+        <w:spacing w:before="360" w:after="120"/>
+        <w:jc w:val="center"/>
+      </w:pPr>
       <w:r>
         <w:drawing>
           <wp:inline xmlns:a="http://schemas.openxmlformats.org/drawingml/2006/main" xmlns:pic="http://schemas.openxmlformats.org/drawingml/2006/picture">
-            <wp:extent cx="5029200" cy="2998715"/>
+            <wp:extent cx="5029200" cy="3112934"/>
             <wp:docPr id="5" name="Picture 5"/>
             <wp:cNvGraphicFramePr>
               <a:graphicFrameLocks noChangeAspect="1"/>
@@ -551,11 +783,17 @@
               <a:graphicData uri="http://schemas.openxmlformats.org/drawingml/2006/picture">
                 <pic:pic>
                   <pic:nvPicPr>
-                    <pic:cNvPr id="0" name="age_group_revenue.png"/>
+                    <pic:cNvPr id="0" name="chart06_promo_aov_comparison.png"/>
                     <pic:cNvPicPr/>
                   </pic:nvPicPr>
                   <pic:blipFill>
-                    <a:blip r:embed="rId13"/>
+                    <a:blip r:embed="rId18">
+                      <a:extLst>
+                        <a:ext uri="{96DAC541-7B7A-43D3-8B79-37D633B846F1}">
+                          <ns0:svgBlip xmlns:ns0="http://schemas.microsoft.com/office/drawing/2016/SVG/main" r:embed="rId24"/>
+                        </a:ext>
+                      </a:extLst>
+                    </a:blip>
                     <a:stretch>
                       <a:fillRect/>
                     </a:stretch>
@@ -563,7 +801,7 @@
                   <pic:spPr>
                     <a:xfrm>
                       <a:off x="0" y="0"/>
-                      <a:ext cx="5029200" cy="2998715"/>
+                      <a:ext cx="5029200" cy="3112934"/>
                     </a:xfrm>
                     <a:prstGeom prst="rect"/>
                   </pic:spPr>
@@ -576,109 +814,75 @@
     </w:p>
     <w:p>
       <w:pPr>
+        <w:pStyle w:val="Caption"/>
+        <w:spacing w:after="240"/>
         <w:jc w:val="center"/>
       </w:pPr>
       <w:r>
         <w:rPr>
-          <w:rFonts w:ascii="Calibri" w:hAnsi="Calibri"/>
+          <w:rFonts w:ascii="Malgun Gothic" w:hAnsi="Malgun Gothic" w:eastAsia="Malgun Gothic"/>
           <w:b w:val="0"/>
           <w:i/>
           <w:color w:val="7F8C8D"/>
           <w:sz w:val="18"/>
         </w:rPr>
-        <w:t>Figure 5: Revenue Distribution by Age Group</w:t>
+        <w:t>그림 5: [2] WEEKEND20 프로모션 노출 주문 vs 비프로모션 주문의 AOV 비교</w:t>
       </w:r>
     </w:p>
     <w:p>
       <w:pPr>
-        <w:spacing w:before="0" w:after="160" w:line="276" w:lineRule="auto"/>
+        <w:spacing w:after="160" w:line="276" w:lineRule="auto"/>
+        <w:jc w:val="both"/>
       </w:pPr>
       <w:r>
         <w:rPr>
-          <w:rFonts w:ascii="Calibri" w:hAnsi="Calibri"/>
+          <w:rFonts w:ascii="Malgun Gothic" w:hAnsi="Malgun Gothic" w:eastAsia="Malgun Gothic"/>
           <w:b w:val="0"/>
           <w:i w:val="0"/>
           <w:sz w:val="21"/>
         </w:rPr>
-        <w:t>Age segmentation reveals customers in their 30s as the primary revenue driver, generating $6.0M (35.5%) across 412 orders with an AOV of $14,559. The 50s age group follows with $4.54M (26.8%), while 40s contribute $4.33M (25.6%). Together, these three age cohorts (30s-50s) represent 87.9% of total revenue, indicating a mature, established customer base with purchasing power.</w:t>
+        <w:t>WEEKEND20-exposed orders (n=365) show an AOV of 15,915 KRW [22] versus 21,796 KRW [6] for non-promoted orders (n=779) — a statistically significant difference confirmed by Welch's t-test (p&lt;0.0001 [23]). This lower AOV is mechanically explained by the 20% discount itself, not necessarily by smaller underlying baskets. Daily order volume is higher on promo (weekend) days — 91.2 orders/day — versus 77.9 orders/day on non-promo (weekday) days, so WEEKEND20 is associated with more frequent, smaller-ticket transactions.</w:t>
       </w:r>
     </w:p>
     <w:p>
       <w:pPr>
-        <w:spacing w:before="0" w:after="160" w:line="276" w:lineRule="auto"/>
+        <w:spacing w:after="160" w:line="276" w:lineRule="auto"/>
+        <w:jc w:val="both"/>
       </w:pPr>
       <w:r>
         <w:rPr>
-          <w:rFonts w:ascii="Calibri" w:hAnsi="Calibri"/>
+          <w:rFonts w:ascii="Malgun Gothic" w:hAnsi="Malgun Gothic" w:eastAsia="Malgun Gothic"/>
           <w:b w:val="0"/>
           <w:i w:val="0"/>
           <w:sz w:val="21"/>
         </w:rPr>
-        <w:t>Younger demographics (20s) represent only 7.8% of revenue despite reasonable AOV ($11,774), suggesting an opportunity for customer acquisition and lifetime value development. The 60+ segment shows lower engagement (4.3% of revenue), which may reflect digital adoption barriers or product-market fit issues for older consumers.</w:t>
+        <w:t>Applying the 20% discount rate to actual promo revenue implies a gross (pre-discount) value of 7,261,300 KRW [24] against an actual realized 5,809,040 KRW [25], an estimated discount cost of 1,452,260 KRW [26] given up over the period. This is a straightforward accounting of the discount's revenue impact and does not, by itself, establish whether the promotion created incremental demand or simply shifted margin on orders that would have occurred anyway.</w:t>
       </w:r>
     </w:p>
     <w:p>
       <w:pPr>
-        <w:spacing w:before="0" w:after="160" w:line="276" w:lineRule="auto"/>
+        <w:pStyle w:val="Heading3"/>
       </w:pPr>
       <w:r>
         <w:rPr>
-          <w:rFonts w:ascii="Calibri" w:hAnsi="Calibri"/>
-          <w:b w:val="0"/>
+          <w:rFonts w:ascii="Malgun Gothic" w:hAnsi="Malgun Gothic" w:eastAsia="Malgun Gothic"/>
+          <w:b/>
           <w:i w:val="0"/>
-          <w:sz w:val="21"/>
+          <w:color w:val="2C3E50"/>
+          <w:sz w:val="32"/>
         </w:rPr>
-        <w:t>Geographic analysis shows strong concentration in Seoul, which generates $12.44M (73.5% of revenue) across 976 orders. Gyeonggi Province contributes $4.48M (26.5%) with 244 orders. The business serves 30[16] cities across 2[17] states, with top-performing cities including Seongbuk-gu ($1.10M), Seongdong-gu ($1.05M), and Bundang-gu ($1.04M).</w:t>
+        <w:t>Promotion Penetration by Segment</w:t>
       </w:r>
     </w:p>
     <w:p>
       <w:pPr>
-        <w:spacing w:before="0" w:after="160" w:line="276" w:lineRule="auto"/>
-      </w:pPr>
-      <w:r>
-        <w:rPr>
-          <w:rFonts w:ascii="Calibri" w:hAnsi="Calibri"/>
-          <w:b w:val="0"/>
-          <w:i w:val="0"/>
-          <w:sz w:val="21"/>
-        </w:rPr>
-        <w:t>The geographic concentration in Seoul presents both strength (operational efficiency, delivery optimization) and risk (market dependency). Expansion opportunities exist in underserved Gyeonggi cities, while the strong Seoul performance justifies continued investment in urban logistics and marketing.</w:t>
-      </w:r>
-    </w:p>
-    <w:p>
-      <w:pPr>
-        <w:pStyle w:val="Heading2"/>
-      </w:pPr>
-      <w:r>
-        <w:rPr>
-          <w:rFonts w:ascii="Calibri" w:hAnsi="Calibri"/>
-          <w:b/>
-          <w:i w:val="0"/>
-          <w:color w:val="34495E"/>
-          <w:sz w:val="36"/>
-        </w:rPr>
-        <w:t>Marketing Effectiveness and Promotional Impact</w:t>
-      </w:r>
-    </w:p>
-    <w:p>
-      <w:pPr>
-        <w:spacing w:before="0" w:after="160" w:line="276" w:lineRule="auto"/>
-      </w:pPr>
-      <w:r>
-        <w:rPr>
-          <w:rFonts w:ascii="Calibri" w:hAnsi="Calibri"/>
-          <w:b w:val="0"/>
-          <w:i w:val="0"/>
-          <w:sz w:val="21"/>
-        </w:rPr>
-        <w:t>Moon Market's promotional strategy demonstrates exceptional effectiveness, with promotions driving the vast majority of revenue and significantly increasing customer spending per transaction. This section analyzes promotional ROI, campaign performance, and customer retention metrics.</w:t>
-      </w:r>
-    </w:p>
-    <w:p>
+        <w:spacing w:before="360" w:after="120"/>
+        <w:jc w:val="center"/>
+      </w:pPr>
       <w:r>
         <w:drawing>
           <wp:inline xmlns:a="http://schemas.openxmlformats.org/drawingml/2006/main" xmlns:pic="http://schemas.openxmlformats.org/drawingml/2006/picture">
-            <wp:extent cx="5029200" cy="3755985"/>
+            <wp:extent cx="5029200" cy="2045776"/>
             <wp:docPr id="6" name="Picture 6"/>
             <wp:cNvGraphicFramePr>
               <a:graphicFrameLocks noChangeAspect="1"/>
@@ -687,11 +891,17 @@
               <a:graphicData uri="http://schemas.openxmlformats.org/drawingml/2006/picture">
                 <pic:pic>
                   <pic:nvPicPr>
-                    <pic:cNvPr id="0" name="promotion_effectiveness.png"/>
+                    <pic:cNvPr id="0" name="chart05_promo_penetration_category.png"/>
                     <pic:cNvPicPr/>
                   </pic:nvPicPr>
                   <pic:blipFill>
-                    <a:blip r:embed="rId14"/>
+                    <a:blip r:embed="rId19">
+                      <a:extLst>
+                        <a:ext uri="{96DAC541-7B7A-43D3-8B79-37D633B846F1}">
+                          <ns1:svgBlip xmlns:ns1="http://schemas.microsoft.com/office/drawing/2016/SVG/main" r:embed="rId22"/>
+                        </a:ext>
+                      </a:extLst>
+                    </a:blip>
                     <a:stretch>
                       <a:fillRect/>
                     </a:stretch>
@@ -699,7 +909,7 @@
                   <pic:spPr>
                     <a:xfrm>
                       <a:off x="0" y="0"/>
-                      <a:ext cx="5029200" cy="3755985"/>
+                      <a:ext cx="5029200" cy="2045776"/>
                     </a:xfrm>
                     <a:prstGeom prst="rect"/>
                   </pic:spPr>
@@ -712,286 +922,1698 @@
     </w:p>
     <w:p>
       <w:pPr>
+        <w:pStyle w:val="Caption"/>
+        <w:spacing w:after="240"/>
         <w:jc w:val="center"/>
       </w:pPr>
       <w:r>
         <w:rPr>
-          <w:rFonts w:ascii="Calibri" w:hAnsi="Calibri"/>
+          <w:rFonts w:ascii="Malgun Gothic" w:hAnsi="Malgun Gothic" w:eastAsia="Malgun Gothic"/>
           <w:b w:val="0"/>
           <w:i/>
           <w:color w:val="7F8C8D"/>
           <w:sz w:val="18"/>
         </w:rPr>
-        <w:t>Figure 6: Average Order Value Comparison - Promotional vs. Non-Promotional Orders</w:t>
+        <w:t>그림 6: Category별 WEEKEND20 프로모션 침투율(Penetration Rate)</w:t>
       </w:r>
     </w:p>
     <w:p>
       <w:pPr>
-        <w:spacing w:before="0" w:after="160" w:line="276" w:lineRule="auto"/>
+        <w:spacing w:after="160" w:line="276" w:lineRule="auto"/>
+        <w:jc w:val="both"/>
       </w:pPr>
       <w:r>
         <w:rPr>
-          <w:rFonts w:ascii="Calibri" w:hAnsi="Calibri"/>
+          <w:rFonts w:ascii="Malgun Gothic" w:hAnsi="Malgun Gothic" w:eastAsia="Malgun Gothic"/>
           <w:b w:val="0"/>
           <w:i w:val="0"/>
           <w:sz w:val="21"/>
         </w:rPr>
-        <w:t>Promotional orders generate $16.36M (96.7% of total revenue) across 1,117 orders (91.6% of transactions), with an average order value of $14,642.47. In contrast, non-promotional orders contribute only $566,200 (3.3%) across 103 orders with an AOV of $5,497.09. This represents a remarkable +166.4% AOV lift from promotions—customers spend 2.66 times more when using promotional offers.</w:t>
+        <w:t>Promotion penetration — the share of a segment's orders carrying WEEKEND20 — ranges widely across ship-city, Category, Age Group, and Gender. The table below lists the extremes: the lowest-penetration and highest-penetration segments, together with each segment's promo vs. non-promo AOV lift, which in every listed case is negative (promo AOV below non-promo AOV), consistent with the discount-driven mechanism described above.</w:t>
       </w:r>
     </w:p>
+    <w:tbl>
+      <w:tblPr>
+        <w:tblStyle w:val="LightGrid-Accent1"/>
+        <w:tblW w:type="auto" w:w="0"/>
+        <w:tblLook w:firstColumn="1" w:firstRow="1" w:lastColumn="0" w:lastRow="0" w:noHBand="0" w:noVBand="1" w:val="04A0"/>
+      </w:tblPr>
+      <w:tblGrid>
+        <w:gridCol w:w="1441"/>
+        <w:gridCol w:w="1441"/>
+        <w:gridCol w:w="1441"/>
+        <w:gridCol w:w="1441"/>
+        <w:gridCol w:w="1441"/>
+        <w:gridCol w:w="1441"/>
+      </w:tblGrid>
+      <w:tr>
+        <w:tc>
+          <w:tcPr>
+            <w:tcW w:type="dxa" w:w="1441"/>
+          </w:tcPr>
+          <w:p>
+            <w:r>
+              <w:rPr>
+                <w:rFonts w:ascii="Malgun Gothic" w:hAnsi="Malgun Gothic" w:eastAsia="Malgun Gothic"/>
+                <w:b w:val="0"/>
+                <w:i w:val="0"/>
+                <w:sz w:val="19"/>
+              </w:rPr>
+              <w:t>Dimension</w:t>
+            </w:r>
+          </w:p>
+        </w:tc>
+        <w:tc>
+          <w:tcPr>
+            <w:tcW w:type="dxa" w:w="1441"/>
+          </w:tcPr>
+          <w:p>
+            <w:r>
+              <w:rPr>
+                <w:rFonts w:ascii="Malgun Gothic" w:hAnsi="Malgun Gothic" w:eastAsia="Malgun Gothic"/>
+                <w:b w:val="0"/>
+                <w:i w:val="0"/>
+                <w:sz w:val="19"/>
+              </w:rPr>
+              <w:t>Value</w:t>
+            </w:r>
+          </w:p>
+        </w:tc>
+        <w:tc>
+          <w:tcPr>
+            <w:tcW w:type="dxa" w:w="1441"/>
+          </w:tcPr>
+          <w:p>
+            <w:r>
+              <w:rPr>
+                <w:rFonts w:ascii="Malgun Gothic" w:hAnsi="Malgun Gothic" w:eastAsia="Malgun Gothic"/>
+                <w:b w:val="0"/>
+                <w:i w:val="0"/>
+                <w:sz w:val="19"/>
+              </w:rPr>
+              <w:t>Penetration %</w:t>
+            </w:r>
+          </w:p>
+        </w:tc>
+        <w:tc>
+          <w:tcPr>
+            <w:tcW w:type="dxa" w:w="1441"/>
+          </w:tcPr>
+          <w:p>
+            <w:r>
+              <w:rPr>
+                <w:rFonts w:ascii="Malgun Gothic" w:hAnsi="Malgun Gothic" w:eastAsia="Malgun Gothic"/>
+                <w:b w:val="0"/>
+                <w:i w:val="0"/>
+                <w:sz w:val="19"/>
+              </w:rPr>
+              <w:t>Promo AOV (KRW)</w:t>
+            </w:r>
+          </w:p>
+        </w:tc>
+        <w:tc>
+          <w:tcPr>
+            <w:tcW w:type="dxa" w:w="1441"/>
+          </w:tcPr>
+          <w:p>
+            <w:r>
+              <w:rPr>
+                <w:rFonts w:ascii="Malgun Gothic" w:hAnsi="Malgun Gothic" w:eastAsia="Malgun Gothic"/>
+                <w:b w:val="0"/>
+                <w:i w:val="0"/>
+                <w:sz w:val="19"/>
+              </w:rPr>
+              <w:t>Non-Promo AOV (KRW)</w:t>
+            </w:r>
+          </w:p>
+        </w:tc>
+        <w:tc>
+          <w:tcPr>
+            <w:tcW w:type="dxa" w:w="1441"/>
+          </w:tcPr>
+          <w:p>
+            <w:r>
+              <w:rPr>
+                <w:rFonts w:ascii="Malgun Gothic" w:hAnsi="Malgun Gothic" w:eastAsia="Malgun Gothic"/>
+                <w:b w:val="0"/>
+                <w:i w:val="0"/>
+                <w:sz w:val="19"/>
+              </w:rPr>
+              <w:t>AOV Lift %</w:t>
+            </w:r>
+          </w:p>
+        </w:tc>
+      </w:tr>
+      <w:tr>
+        <w:tc>
+          <w:tcPr>
+            <w:tcW w:type="dxa" w:w="1441"/>
+          </w:tcPr>
+          <w:p>
+            <w:r>
+              <w:rPr>
+                <w:rFonts w:ascii="Malgun Gothic" w:hAnsi="Malgun Gothic" w:eastAsia="Malgun Gothic"/>
+                <w:b w:val="0"/>
+                <w:i w:val="0"/>
+                <w:sz w:val="19"/>
+              </w:rPr>
+              <w:t>ship-city</w:t>
+            </w:r>
+          </w:p>
+        </w:tc>
+        <w:tc>
+          <w:tcPr>
+            <w:tcW w:type="dxa" w:w="1441"/>
+          </w:tcPr>
+          <w:p>
+            <w:r>
+              <w:rPr>
+                <w:rFonts w:ascii="Malgun Gothic" w:hAnsi="Malgun Gothic" w:eastAsia="Malgun Gothic"/>
+                <w:b w:val="0"/>
+                <w:i w:val="0"/>
+                <w:sz w:val="19"/>
+              </w:rPr>
+              <w:t>Seocho-gu</w:t>
+            </w:r>
+          </w:p>
+        </w:tc>
+        <w:tc>
+          <w:tcPr>
+            <w:tcW w:type="dxa" w:w="1441"/>
+          </w:tcPr>
+          <w:p>
+            <w:r>
+              <w:rPr>
+                <w:rFonts w:ascii="Malgun Gothic" w:hAnsi="Malgun Gothic" w:eastAsia="Malgun Gothic"/>
+                <w:b w:val="0"/>
+                <w:i w:val="0"/>
+                <w:sz w:val="19"/>
+              </w:rPr>
+              <w:t>22.9%</w:t>
+            </w:r>
+          </w:p>
+        </w:tc>
+        <w:tc>
+          <w:tcPr>
+            <w:tcW w:type="dxa" w:w="1441"/>
+          </w:tcPr>
+          <w:p>
+            <w:r>
+              <w:rPr>
+                <w:rFonts w:ascii="Malgun Gothic" w:hAnsi="Malgun Gothic" w:eastAsia="Malgun Gothic"/>
+                <w:b w:val="0"/>
+                <w:i w:val="0"/>
+                <w:sz w:val="19"/>
+              </w:rPr>
+              <w:t>14,244</w:t>
+            </w:r>
+          </w:p>
+        </w:tc>
+        <w:tc>
+          <w:tcPr>
+            <w:tcW w:type="dxa" w:w="1441"/>
+          </w:tcPr>
+          <w:p>
+            <w:r>
+              <w:rPr>
+                <w:rFonts w:ascii="Malgun Gothic" w:hAnsi="Malgun Gothic" w:eastAsia="Malgun Gothic"/>
+                <w:b w:val="0"/>
+                <w:i w:val="0"/>
+                <w:sz w:val="19"/>
+              </w:rPr>
+              <w:t>34,420</w:t>
+            </w:r>
+          </w:p>
+        </w:tc>
+        <w:tc>
+          <w:tcPr>
+            <w:tcW w:type="dxa" w:w="1441"/>
+          </w:tcPr>
+          <w:p>
+            <w:r>
+              <w:rPr>
+                <w:rFonts w:ascii="Malgun Gothic" w:hAnsi="Malgun Gothic" w:eastAsia="Malgun Gothic"/>
+                <w:b w:val="0"/>
+                <w:i w:val="0"/>
+                <w:sz w:val="19"/>
+              </w:rPr>
+              <w:t>-58.6%</w:t>
+            </w:r>
+          </w:p>
+        </w:tc>
+      </w:tr>
+      <w:tr>
+        <w:tc>
+          <w:tcPr>
+            <w:tcW w:type="dxa" w:w="1441"/>
+          </w:tcPr>
+          <w:p>
+            <w:r>
+              <w:rPr>
+                <w:rFonts w:ascii="Malgun Gothic" w:hAnsi="Malgun Gothic" w:eastAsia="Malgun Gothic"/>
+                <w:b w:val="0"/>
+                <w:i w:val="0"/>
+                <w:sz w:val="19"/>
+              </w:rPr>
+              <w:t>ship-city</w:t>
+            </w:r>
+          </w:p>
+        </w:tc>
+        <w:tc>
+          <w:tcPr>
+            <w:tcW w:type="dxa" w:w="1441"/>
+          </w:tcPr>
+          <w:p>
+            <w:r>
+              <w:rPr>
+                <w:rFonts w:ascii="Malgun Gothic" w:hAnsi="Malgun Gothic" w:eastAsia="Malgun Gothic"/>
+                <w:b w:val="0"/>
+                <w:i w:val="0"/>
+                <w:sz w:val="19"/>
+              </w:rPr>
+              <w:t>Yeongdeungpo-gu</w:t>
+            </w:r>
+          </w:p>
+        </w:tc>
+        <w:tc>
+          <w:tcPr>
+            <w:tcW w:type="dxa" w:w="1441"/>
+          </w:tcPr>
+          <w:p>
+            <w:r>
+              <w:rPr>
+                <w:rFonts w:ascii="Malgun Gothic" w:hAnsi="Malgun Gothic" w:eastAsia="Malgun Gothic"/>
+                <w:b w:val="0"/>
+                <w:i w:val="0"/>
+                <w:sz w:val="19"/>
+              </w:rPr>
+              <w:t>25.0%</w:t>
+            </w:r>
+          </w:p>
+        </w:tc>
+        <w:tc>
+          <w:tcPr>
+            <w:tcW w:type="dxa" w:w="1441"/>
+          </w:tcPr>
+          <w:p>
+            <w:r>
+              <w:rPr>
+                <w:rFonts w:ascii="Malgun Gothic" w:hAnsi="Malgun Gothic" w:eastAsia="Malgun Gothic"/>
+                <w:b w:val="0"/>
+                <w:i w:val="0"/>
+                <w:sz w:val="19"/>
+              </w:rPr>
+              <w:t>20,864</w:t>
+            </w:r>
+          </w:p>
+        </w:tc>
+        <w:tc>
+          <w:tcPr>
+            <w:tcW w:type="dxa" w:w="1441"/>
+          </w:tcPr>
+          <w:p>
+            <w:r>
+              <w:rPr>
+                <w:rFonts w:ascii="Malgun Gothic" w:hAnsi="Malgun Gothic" w:eastAsia="Malgun Gothic"/>
+                <w:b w:val="0"/>
+                <w:i w:val="0"/>
+                <w:sz w:val="19"/>
+              </w:rPr>
+              <w:t>21,480</w:t>
+            </w:r>
+          </w:p>
+        </w:tc>
+        <w:tc>
+          <w:tcPr>
+            <w:tcW w:type="dxa" w:w="1441"/>
+          </w:tcPr>
+          <w:p>
+            <w:r>
+              <w:rPr>
+                <w:rFonts w:ascii="Malgun Gothic" w:hAnsi="Malgun Gothic" w:eastAsia="Malgun Gothic"/>
+                <w:b w:val="0"/>
+                <w:i w:val="0"/>
+                <w:sz w:val="19"/>
+              </w:rPr>
+              <w:t>-2.9%</w:t>
+            </w:r>
+          </w:p>
+        </w:tc>
+      </w:tr>
+      <w:tr>
+        <w:tc>
+          <w:tcPr>
+            <w:tcW w:type="dxa" w:w="1441"/>
+          </w:tcPr>
+          <w:p>
+            <w:r>
+              <w:rPr>
+                <w:rFonts w:ascii="Malgun Gothic" w:hAnsi="Malgun Gothic" w:eastAsia="Malgun Gothic"/>
+                <w:b w:val="0"/>
+                <w:i w:val="0"/>
+                <w:sz w:val="19"/>
+              </w:rPr>
+              <w:t>Category</w:t>
+            </w:r>
+          </w:p>
+        </w:tc>
+        <w:tc>
+          <w:tcPr>
+            <w:tcW w:type="dxa" w:w="1441"/>
+          </w:tcPr>
+          <w:p>
+            <w:r>
+              <w:rPr>
+                <w:rFonts w:ascii="Malgun Gothic" w:hAnsi="Malgun Gothic" w:eastAsia="Malgun Gothic"/>
+                <w:b w:val="0"/>
+                <w:i w:val="0"/>
+                <w:sz w:val="19"/>
+              </w:rPr>
+              <w:t>Meat/Processed Meat/Egg</w:t>
+            </w:r>
+          </w:p>
+        </w:tc>
+        <w:tc>
+          <w:tcPr>
+            <w:tcW w:type="dxa" w:w="1441"/>
+          </w:tcPr>
+          <w:p>
+            <w:r>
+              <w:rPr>
+                <w:rFonts w:ascii="Malgun Gothic" w:hAnsi="Malgun Gothic" w:eastAsia="Malgun Gothic"/>
+                <w:b w:val="0"/>
+                <w:i w:val="0"/>
+                <w:sz w:val="19"/>
+              </w:rPr>
+              <w:t>26.2%</w:t>
+            </w:r>
+          </w:p>
+        </w:tc>
+        <w:tc>
+          <w:tcPr>
+            <w:tcW w:type="dxa" w:w="1441"/>
+          </w:tcPr>
+          <w:p>
+            <w:r>
+              <w:rPr>
+                <w:rFonts w:ascii="Malgun Gothic" w:hAnsi="Malgun Gothic" w:eastAsia="Malgun Gothic"/>
+                <w:b w:val="0"/>
+                <w:i w:val="0"/>
+                <w:sz w:val="19"/>
+              </w:rPr>
+              <w:t>11,698</w:t>
+            </w:r>
+          </w:p>
+        </w:tc>
+        <w:tc>
+          <w:tcPr>
+            <w:tcW w:type="dxa" w:w="1441"/>
+          </w:tcPr>
+          <w:p>
+            <w:r>
+              <w:rPr>
+                <w:rFonts w:ascii="Malgun Gothic" w:hAnsi="Malgun Gothic" w:eastAsia="Malgun Gothic"/>
+                <w:b w:val="0"/>
+                <w:i w:val="0"/>
+                <w:sz w:val="19"/>
+              </w:rPr>
+              <w:t>30,399</w:t>
+            </w:r>
+          </w:p>
+        </w:tc>
+        <w:tc>
+          <w:tcPr>
+            <w:tcW w:type="dxa" w:w="1441"/>
+          </w:tcPr>
+          <w:p>
+            <w:r>
+              <w:rPr>
+                <w:rFonts w:ascii="Malgun Gothic" w:hAnsi="Malgun Gothic" w:eastAsia="Malgun Gothic"/>
+                <w:b w:val="0"/>
+                <w:i w:val="0"/>
+                <w:sz w:val="19"/>
+              </w:rPr>
+              <w:t>-61.5%</w:t>
+            </w:r>
+          </w:p>
+        </w:tc>
+      </w:tr>
+      <w:tr>
+        <w:tc>
+          <w:tcPr>
+            <w:tcW w:type="dxa" w:w="1441"/>
+          </w:tcPr>
+          <w:p>
+            <w:r>
+              <w:rPr>
+                <w:rFonts w:ascii="Malgun Gothic" w:hAnsi="Malgun Gothic" w:eastAsia="Malgun Gothic"/>
+                <w:b w:val="0"/>
+                <w:i w:val="0"/>
+                <w:sz w:val="19"/>
+              </w:rPr>
+              <w:t>Category</w:t>
+            </w:r>
+          </w:p>
+        </w:tc>
+        <w:tc>
+          <w:tcPr>
+            <w:tcW w:type="dxa" w:w="1441"/>
+          </w:tcPr>
+          <w:p>
+            <w:r>
+              <w:rPr>
+                <w:rFonts w:ascii="Malgun Gothic" w:hAnsi="Malgun Gothic" w:eastAsia="Malgun Gothic"/>
+                <w:b w:val="0"/>
+                <w:i w:val="0"/>
+                <w:sz w:val="19"/>
+              </w:rPr>
+              <w:t>Dairy</w:t>
+            </w:r>
+          </w:p>
+        </w:tc>
+        <w:tc>
+          <w:tcPr>
+            <w:tcW w:type="dxa" w:w="1441"/>
+          </w:tcPr>
+          <w:p>
+            <w:r>
+              <w:rPr>
+                <w:rFonts w:ascii="Malgun Gothic" w:hAnsi="Malgun Gothic" w:eastAsia="Malgun Gothic"/>
+                <w:b w:val="0"/>
+                <w:i w:val="0"/>
+                <w:sz w:val="19"/>
+              </w:rPr>
+              <w:t>39.2%</w:t>
+            </w:r>
+          </w:p>
+        </w:tc>
+        <w:tc>
+          <w:tcPr>
+            <w:tcW w:type="dxa" w:w="1441"/>
+          </w:tcPr>
+          <w:p>
+            <w:r>
+              <w:rPr>
+                <w:rFonts w:ascii="Malgun Gothic" w:hAnsi="Malgun Gothic" w:eastAsia="Malgun Gothic"/>
+                <w:b w:val="0"/>
+                <w:i w:val="0"/>
+                <w:sz w:val="19"/>
+              </w:rPr>
+              <w:t>8,702</w:t>
+            </w:r>
+          </w:p>
+        </w:tc>
+        <w:tc>
+          <w:tcPr>
+            <w:tcW w:type="dxa" w:w="1441"/>
+          </w:tcPr>
+          <w:p>
+            <w:r>
+              <w:rPr>
+                <w:rFonts w:ascii="Malgun Gothic" w:hAnsi="Malgun Gothic" w:eastAsia="Malgun Gothic"/>
+                <w:b w:val="0"/>
+                <w:i w:val="0"/>
+                <w:sz w:val="19"/>
+              </w:rPr>
+              <w:t>9,827</w:t>
+            </w:r>
+          </w:p>
+        </w:tc>
+        <w:tc>
+          <w:tcPr>
+            <w:tcW w:type="dxa" w:w="1441"/>
+          </w:tcPr>
+          <w:p>
+            <w:r>
+              <w:rPr>
+                <w:rFonts w:ascii="Malgun Gothic" w:hAnsi="Malgun Gothic" w:eastAsia="Malgun Gothic"/>
+                <w:b w:val="0"/>
+                <w:i w:val="0"/>
+                <w:sz w:val="19"/>
+              </w:rPr>
+              <w:t>-11.4%</w:t>
+            </w:r>
+          </w:p>
+        </w:tc>
+      </w:tr>
+      <w:tr>
+        <w:tc>
+          <w:tcPr>
+            <w:tcW w:type="dxa" w:w="1441"/>
+          </w:tcPr>
+          <w:p>
+            <w:r>
+              <w:rPr>
+                <w:rFonts w:ascii="Malgun Gothic" w:hAnsi="Malgun Gothic" w:eastAsia="Malgun Gothic"/>
+                <w:b w:val="0"/>
+                <w:i w:val="0"/>
+                <w:sz w:val="19"/>
+              </w:rPr>
+              <w:t>ship-city</w:t>
+            </w:r>
+          </w:p>
+        </w:tc>
+        <w:tc>
+          <w:tcPr>
+            <w:tcW w:type="dxa" w:w="1441"/>
+          </w:tcPr>
+          <w:p>
+            <w:r>
+              <w:rPr>
+                <w:rFonts w:ascii="Malgun Gothic" w:hAnsi="Malgun Gothic" w:eastAsia="Malgun Gothic"/>
+                <w:b w:val="0"/>
+                <w:i w:val="0"/>
+                <w:sz w:val="19"/>
+              </w:rPr>
+              <w:t>Gangseo-gu</w:t>
+            </w:r>
+          </w:p>
+        </w:tc>
+        <w:tc>
+          <w:tcPr>
+            <w:tcW w:type="dxa" w:w="1441"/>
+          </w:tcPr>
+          <w:p>
+            <w:r>
+              <w:rPr>
+                <w:rFonts w:ascii="Malgun Gothic" w:hAnsi="Malgun Gothic" w:eastAsia="Malgun Gothic"/>
+                <w:b w:val="0"/>
+                <w:i w:val="0"/>
+                <w:sz w:val="19"/>
+              </w:rPr>
+              <w:t>40.0%</w:t>
+            </w:r>
+          </w:p>
+        </w:tc>
+        <w:tc>
+          <w:tcPr>
+            <w:tcW w:type="dxa" w:w="1441"/>
+          </w:tcPr>
+          <w:p>
+            <w:r>
+              <w:rPr>
+                <w:rFonts w:ascii="Malgun Gothic" w:hAnsi="Malgun Gothic" w:eastAsia="Malgun Gothic"/>
+                <w:b w:val="0"/>
+                <w:i w:val="0"/>
+                <w:sz w:val="19"/>
+              </w:rPr>
+              <w:t>16,483 [48]</w:t>
+            </w:r>
+          </w:p>
+        </w:tc>
+        <w:tc>
+          <w:tcPr>
+            <w:tcW w:type="dxa" w:w="1441"/>
+          </w:tcPr>
+          <w:p>
+            <w:r>
+              <w:rPr>
+                <w:rFonts w:ascii="Malgun Gothic" w:hAnsi="Malgun Gothic" w:eastAsia="Malgun Gothic"/>
+                <w:b w:val="0"/>
+                <w:i w:val="0"/>
+                <w:sz w:val="19"/>
+              </w:rPr>
+              <w:t>17,462</w:t>
+            </w:r>
+          </w:p>
+        </w:tc>
+        <w:tc>
+          <w:tcPr>
+            <w:tcW w:type="dxa" w:w="1441"/>
+          </w:tcPr>
+          <w:p>
+            <w:r>
+              <w:rPr>
+                <w:rFonts w:ascii="Malgun Gothic" w:hAnsi="Malgun Gothic" w:eastAsia="Malgun Gothic"/>
+                <w:b w:val="0"/>
+                <w:i w:val="0"/>
+                <w:sz w:val="19"/>
+              </w:rPr>
+              <w:t>-5.6%</w:t>
+            </w:r>
+          </w:p>
+        </w:tc>
+      </w:tr>
+      <w:tr>
+        <w:tc>
+          <w:tcPr>
+            <w:tcW w:type="dxa" w:w="1441"/>
+          </w:tcPr>
+          <w:p>
+            <w:r>
+              <w:rPr>
+                <w:rFonts w:ascii="Malgun Gothic" w:hAnsi="Malgun Gothic" w:eastAsia="Malgun Gothic"/>
+                <w:b w:val="0"/>
+                <w:i w:val="0"/>
+                <w:sz w:val="19"/>
+              </w:rPr>
+              <w:t>ship-city</w:t>
+            </w:r>
+          </w:p>
+        </w:tc>
+        <w:tc>
+          <w:tcPr>
+            <w:tcW w:type="dxa" w:w="1441"/>
+          </w:tcPr>
+          <w:p>
+            <w:r>
+              <w:rPr>
+                <w:rFonts w:ascii="Malgun Gothic" w:hAnsi="Malgun Gothic" w:eastAsia="Malgun Gothic"/>
+                <w:b w:val="0"/>
+                <w:i w:val="0"/>
+                <w:sz w:val="19"/>
+              </w:rPr>
+              <w:t>Gangnam-gu</w:t>
+            </w:r>
+          </w:p>
+        </w:tc>
+        <w:tc>
+          <w:tcPr>
+            <w:tcW w:type="dxa" w:w="1441"/>
+          </w:tcPr>
+          <w:p>
+            <w:r>
+              <w:rPr>
+                <w:rFonts w:ascii="Malgun Gothic" w:hAnsi="Malgun Gothic" w:eastAsia="Malgun Gothic"/>
+                <w:b w:val="0"/>
+                <w:i w:val="0"/>
+                <w:sz w:val="19"/>
+              </w:rPr>
+              <w:t>43.0%</w:t>
+            </w:r>
+          </w:p>
+        </w:tc>
+        <w:tc>
+          <w:tcPr>
+            <w:tcW w:type="dxa" w:w="1441"/>
+          </w:tcPr>
+          <w:p>
+            <w:r>
+              <w:rPr>
+                <w:rFonts w:ascii="Malgun Gothic" w:hAnsi="Malgun Gothic" w:eastAsia="Malgun Gothic"/>
+                <w:b w:val="0"/>
+                <w:i w:val="0"/>
+                <w:sz w:val="19"/>
+              </w:rPr>
+              <w:t>17,691 [49]</w:t>
+            </w:r>
+          </w:p>
+        </w:tc>
+        <w:tc>
+          <w:tcPr>
+            <w:tcW w:type="dxa" w:w="1441"/>
+          </w:tcPr>
+          <w:p>
+            <w:r>
+              <w:rPr>
+                <w:rFonts w:ascii="Malgun Gothic" w:hAnsi="Malgun Gothic" w:eastAsia="Malgun Gothic"/>
+                <w:b w:val="0"/>
+                <w:i w:val="0"/>
+                <w:sz w:val="19"/>
+              </w:rPr>
+              <w:t>22,082</w:t>
+            </w:r>
+          </w:p>
+        </w:tc>
+        <w:tc>
+          <w:tcPr>
+            <w:tcW w:type="dxa" w:w="1441"/>
+          </w:tcPr>
+          <w:p>
+            <w:r>
+              <w:rPr>
+                <w:rFonts w:ascii="Malgun Gothic" w:hAnsi="Malgun Gothic" w:eastAsia="Malgun Gothic"/>
+                <w:b w:val="0"/>
+                <w:i w:val="0"/>
+                <w:sz w:val="19"/>
+              </w:rPr>
+              <w:t>-19.9%</w:t>
+            </w:r>
+          </w:p>
+        </w:tc>
+      </w:tr>
+    </w:tbl>
     <w:p>
       <w:pPr>
-        <w:spacing w:before="0" w:after="160" w:line="276" w:lineRule="auto"/>
+        <w:spacing w:after="160" w:line="276" w:lineRule="auto"/>
+        <w:jc w:val="both"/>
       </w:pPr>
       <w:r>
         <w:rPr>
-          <w:rFonts w:ascii="Calibri" w:hAnsi="Calibri"/>
+          <w:rFonts w:ascii="Malgun Gothic" w:hAnsi="Malgun Gothic" w:eastAsia="Malgun Gothic"/>
           <w:b w:val="0"/>
           <w:i w:val="0"/>
           <w:sz w:val="21"/>
         </w:rPr>
-        <w:t>The promotional effectiveness metrics reveal several critical insights. First, the 91.6% promotional order rate indicates that promotions are not occasional tactics but rather the primary business model. Second, the massive AOV lift suggests promotions successfully drive both purchase decisions and basket size expansion. Third, the minimal non-promotional revenue ($566K) indicates limited organic demand at full price, creating dependency on promotional activity.</w:t>
+        <w:t>Seocho-gu stands out with the lowest promotion penetration (22.9% [20]) combined with the steepest AOV gap (-58.6% [27]), making it a notable under-reached segment despite being a strong revenue city via its Meat/Processed Meat/Egg interaction effect documented above.</w:t>
       </w:r>
     </w:p>
     <w:p>
       <w:pPr>
-        <w:spacing w:before="0" w:after="160" w:line="276" w:lineRule="auto"/>
+        <w:pStyle w:val="Heading2"/>
       </w:pPr>
       <w:r>
         <w:rPr>
-          <w:rFonts w:ascii="Calibri" w:hAnsi="Calibri"/>
-          <w:b w:val="0"/>
-          <w:i w:val="0"/>
-          <w:sz w:val="21"/>
-        </w:rPr>
-        <w:t>Top-performing campaigns include DAIRYPROMO ($3.06M across 270 orders), SUMMERFRUIT ($2.98M across 136 orders with exceptional $21,882 AOV), FRUITPROMO5 ($2.54M across 205 orders), VEGGIESALE ($2.49M across 271 orders), and SPRING24 ($1.42M across 44 orders with premium $32,266 AOV). The SPRING24 campaign's extraordinary AOV suggests successful targeting of high-value customers or effective bundling strategies.</w:t>
-      </w:r>
-    </w:p>
-    <w:p>
-      <w:pPr>
-        <w:spacing w:before="0" w:after="160" w:line="276" w:lineRule="auto"/>
-      </w:pPr>
-      <w:r>
-        <w:rPr>
-          <w:rFonts w:ascii="Calibri" w:hAnsi="Calibri"/>
-          <w:b w:val="0"/>
-          <w:i w:val="0"/>
-          <w:sz w:val="21"/>
-        </w:rPr>
-        <w:t>Customer retention metrics show strong performance with a 72% repeat purchase rate. With 175 unique customers generating 1,220 orders, the average customer places 6.97 orders during the analysis period. Average customer lifetime value reaches $96,696, with median LTV at $61,200, indicating a healthy distribution with some high-value outliers driving the mean upward.</w:t>
-      </w:r>
-    </w:p>
-    <w:p>
-      <w:pPr>
-        <w:spacing w:before="0" w:after="160" w:line="276" w:lineRule="auto"/>
-      </w:pPr>
-      <w:r>
-        <w:rPr>
-          <w:rFonts w:ascii="Calibri" w:hAnsi="Calibri"/>
-          <w:b w:val="0"/>
-          <w:i w:val="0"/>
-          <w:sz w:val="21"/>
-        </w:rPr>
-        <w:t>The 72% repeat rate significantly exceeds e-commerce industry benchmarks (typically 25-30%), demonstrating exceptional customer loyalty and satisfaction. This retention strength provides a stable revenue foundation and justifies customer acquisition investments. The high order frequency (6.97 orders per customer over 6 months) suggests successful engagement and product satisfaction.</w:t>
-      </w:r>
-    </w:p>
-    <w:p>
-      <w:pPr>
-        <w:spacing w:before="0" w:after="160" w:line="276" w:lineRule="auto"/>
-      </w:pPr>
-      <w:r>
-        <w:rPr>
-          <w:rFonts w:ascii="Calibri" w:hAnsi="Calibri"/>
-          <w:b w:val="0"/>
-          <w:i w:val="0"/>
-          <w:sz w:val="21"/>
-        </w:rPr>
-        <w:t>Fulfillment channel analysis reveals Market Kurly as the dominant platform with $6.57M (38.9% of revenue) across 307 orders. Amazon follows with $4.46M (26.3%), while Coupang and SSG.com contribute $2.97M (17.6%) and $2.92M (17.3%) respectively. The multi-channel strategy provides customer choice and market reach, though Market Kurly's leadership suggests it may be the preferred platform for Moon Market's target demographic.</w:t>
-      </w:r>
-    </w:p>
-    <w:p>
-      <w:pPr>
-        <w:pStyle w:val="Heading2"/>
-      </w:pPr>
-      <w:r>
-        <w:rPr>
-          <w:rFonts w:ascii="Calibri" w:hAnsi="Calibri"/>
+          <w:rFonts w:ascii="Malgun Gothic" w:hAnsi="Malgun Gothic" w:eastAsia="Malgun Gothic"/>
           <w:b/>
           <w:i w:val="0"/>
           <w:color w:val="34495E"/>
           <w:sz w:val="36"/>
         </w:rPr>
-        <w:t>Strategic Insights and Recommendations</w:t>
+        <w:t>Holiday-Window Shifts (2025-05-05/06)</w:t>
       </w:r>
     </w:p>
     <w:p>
       <w:pPr>
-        <w:spacing w:before="0" w:after="160" w:line="276" w:lineRule="auto"/>
+        <w:spacing w:after="160" w:line="276" w:lineRule="auto"/>
+        <w:jc w:val="both"/>
       </w:pPr>
       <w:r>
         <w:rPr>
-          <w:rFonts w:ascii="Calibri" w:hAnsi="Calibri"/>
+          <w:rFonts w:ascii="Malgun Gothic" w:hAnsi="Malgun Gothic" w:eastAsia="Malgun Gothic"/>
           <w:b w:val="0"/>
           <w:i w:val="0"/>
           <w:sz w:val="21"/>
         </w:rPr>
-        <w:t>Based on comprehensive analysis of Moon Market's sales and marketing performance, the following strategic insights and actionable recommendations are designed to address current challenges, capitalize on strengths, and drive sustainable growth.</w:t>
+        <w:t>This section isolates the effect of the 2025-05-05/06 public holidays using symmetric 2-day comparison windows: pre-holiday (05-03/04), holiday (05-05/06), and post-holiday (05-07/08), with all totals normalized to a per-day basis so that the equal-length windows are directly comparable.</w:t>
       </w:r>
     </w:p>
     <w:p>
       <w:pPr>
-        <w:pStyle w:val="Heading3"/>
+        <w:spacing w:before="360" w:after="120"/>
+        <w:jc w:val="center"/>
+      </w:pPr>
+      <w:r>
+        <w:drawing>
+          <wp:inline xmlns:a="http://schemas.openxmlformats.org/drawingml/2006/main" xmlns:pic="http://schemas.openxmlformats.org/drawingml/2006/picture">
+            <wp:extent cx="5029200" cy="3114584"/>
+            <wp:docPr id="7" name="Picture 7"/>
+            <wp:cNvGraphicFramePr>
+              <a:graphicFrameLocks noChangeAspect="1"/>
+            </wp:cNvGraphicFramePr>
+            <a:graphic>
+              <a:graphicData uri="http://schemas.openxmlformats.org/drawingml/2006/picture">
+                <pic:pic>
+                  <pic:nvPicPr>
+                    <pic:cNvPr id="0" name="chart07_holiday_shift.png"/>
+                    <pic:cNvPicPr/>
+                  </pic:nvPicPr>
+                  <pic:blipFill>
+                    <a:blip r:embed="rId26">
+                      <a:extLst>
+                        <a:ext uri="{96DAC541-7B7A-43D3-8B79-37D633B846F1}">
+                          <ns0:svgBlip xmlns:ns0="http://schemas.microsoft.com/office/drawing/2016/SVG/main" r:embed="rId29"/>
+                        </a:ext>
+                      </a:extLst>
+                    </a:blip>
+                    <a:stretch>
+                      <a:fillRect/>
+                    </a:stretch>
+                  </pic:blipFill>
+                  <pic:spPr>
+                    <a:xfrm>
+                      <a:off x="0" y="0"/>
+                      <a:ext cx="5029200" cy="3114584"/>
+                    </a:xfrm>
+                    <a:prstGeom prst="rect"/>
+                  </pic:spPr>
+                </pic:pic>
+              </a:graphicData>
+            </a:graphic>
+          </wp:inline>
+        </w:drawing>
+      </w:r>
+    </w:p>
+    <w:p>
+      <w:pPr>
+        <w:pStyle w:val="Caption"/>
+        <w:spacing w:after="240"/>
+        <w:jc w:val="center"/>
       </w:pPr>
       <w:r>
         <w:rPr>
-          <w:rFonts w:ascii="Calibri" w:hAnsi="Calibri"/>
+          <w:rFonts w:ascii="Malgun Gothic" w:hAnsi="Malgun Gothic" w:eastAsia="Malgun Gothic"/>
+          <w:b w:val="0"/>
+          <w:i/>
+          <w:color w:val="7F8C8D"/>
+          <w:sz w:val="18"/>
+        </w:rPr>
+        <w:t>그림 7: 휴일 전후 대칭 구간별 일평균 매출(Amount) 비교 (전/휴일/후)</w:t>
+      </w:r>
+    </w:p>
+    <w:p>
+      <w:pPr>
+        <w:spacing w:after="160" w:line="276" w:lineRule="auto"/>
+        <w:jc w:val="both"/>
+      </w:pPr>
+      <w:r>
+        <w:rPr>
+          <w:rFonts w:ascii="Malgun Gothic" w:hAnsi="Malgun Gothic" w:eastAsia="Malgun Gothic"/>
+          <w:b w:val="0"/>
+          <w:i w:val="0"/>
+          <w:sz w:val="21"/>
+        </w:rPr>
+        <w:t>Daily average revenue was 1,536,920 KRW [8]/day in the pre-holiday window, surged to 3,692,750 KRW/day during the holiday window, and fell back to 1,286,100 KRW [28]/day post-holiday. This represents a +140.3% [29] increase versus the pre-holiday window and a +187.1% [30] increase versus the post-holiday window — by far the largest swing observed in the 14-day period.</w:t>
+      </w:r>
+    </w:p>
+    <w:p>
+      <w:pPr>
+        <w:pStyle w:val="Heading3"/>
+      </w:pPr>
+      <w:r>
+        <w:rPr>
+          <w:rFonts w:ascii="Malgun Gothic" w:hAnsi="Malgun Gothic" w:eastAsia="Malgun Gothic"/>
           <w:b/>
           <w:i w:val="0"/>
           <w:color w:val="2C3E50"/>
           <w:sz w:val="32"/>
         </w:rPr>
-        <w:t>Key Strategic Insights</w:t>
+        <w:t>Disentangling Holiday Demand from the WEEKEND20 Discount</w:t>
       </w:r>
     </w:p>
     <w:p>
       <w:pPr>
-        <w:spacing w:before="0" w:after="160" w:line="276" w:lineRule="auto"/>
+        <w:spacing w:after="160" w:line="276" w:lineRule="auto"/>
+        <w:jc w:val="both"/>
       </w:pPr>
       <w:r>
         <w:rPr>
-          <w:rFonts w:ascii="Calibri" w:hAnsi="Calibri"/>
+          <w:rFonts w:ascii="Malgun Gothic" w:hAnsi="Malgun Gothic" w:eastAsia="Malgun Gothic"/>
           <w:b w:val="0"/>
           <w:i w:val="0"/>
           <w:sz w:val="21"/>
         </w:rPr>
-        <w:t>1. Revenue Decline Requires Immediate Intervention: The -6.6% decline from January to June, culminating in June's -29.2% month-over-month drop, signals urgent need for corrective action. While May's exceptional performance ($3.62M) demonstrates market potential, the inability to sustain momentum indicates systemic issues in demand generation or competitive positioning.</w:t>
+        <w:t>A key confound must be flagged: WEEKEND20 is switched off on 2025-05- [2]05/ [2]06 (holiday days are not Saturday/Sunday), while the adjacent pre-holiday window (05- [2]03/04) is itself a promoted weekend. This means the holiday's elevated daily revenue combines (a) genuine holiday demand, (b) the absence of the 20% discount — pushing AOV back toward full price — and (c) calendar placement effects. To isolate the holiday-demand component, holiday daily revenue was compared against the average of its two neighboring promo-weekends' daily averages; the holiday window still exceeds that promo-weekend benchmark by 2,240,490 KRW [31]/day. This indicates organic holiday demand alone outweighs the WEEKEND20 discount mechanism — the absence of the promotion on 05- [2]05/ [2]06 did not cannibalize holiday sales.</w:t>
       </w:r>
     </w:p>
     <w:p>
       <w:pPr>
-        <w:spacing w:before="0" w:after="160" w:line="276" w:lineRule="auto"/>
+        <w:pStyle w:val="Heading3"/>
       </w:pPr>
       <w:r>
         <w:rPr>
-          <w:rFonts w:ascii="Calibri" w:hAnsi="Calibri"/>
-          <w:b w:val="0"/>
-          <w:i w:val="0"/>
-          <w:sz w:val="21"/>
-        </w:rPr>
-        <w:t>2. Promotional Dependency Creates Vulnerability: With 96.7% of revenue driven by promotions and a +166.4% AOV lift, the business model is heavily promotion-dependent. While this demonstrates marketing effectiveness, it also suggests limited brand equity and price sensitivity that could compress margins and create unsustainable discount expectations.</w:t>
-      </w:r>
-    </w:p>
-    <w:p>
-      <w:pPr>
-        <w:spacing w:before="0" w:after="160" w:line="276" w:lineRule="auto"/>
-      </w:pPr>
-      <w:r>
-        <w:rPr>
-          <w:rFonts w:ascii="Calibri" w:hAnsi="Calibri"/>
-          <w:b w:val="0"/>
-          <w:i w:val="0"/>
-          <w:sz w:val="21"/>
-        </w:rPr>
-        <w:t>3. Customer Segmentation Clarity Enables Precision Marketing: The concentration of revenue among male customers in their 30s-50s (87.9% of revenue) provides clear targeting parameters. The 115% AOV premium for male customers indicates distinct purchasing behaviors that should inform product selection, messaging, and channel strategies.</w:t>
-      </w:r>
-    </w:p>
-    <w:p>
-      <w:pPr>
-        <w:spacing w:before="0" w:after="160" w:line="276" w:lineRule="auto"/>
-      </w:pPr>
-      <w:r>
-        <w:rPr>
-          <w:rFonts w:ascii="Calibri" w:hAnsi="Calibri"/>
-          <w:b w:val="0"/>
-          <w:i w:val="0"/>
-          <w:sz w:val="21"/>
-        </w:rPr>
-        <w:t>4. Cross-Selling Opportunity Remains Untapped: With 47% of orders containing single items and an average of only 1.79 items per order, significant basket-building potential exists. Increasing items per order from 1.79 to 2.5 would generate 40% more unit sales without acquiring new customers.</w:t>
-      </w:r>
-    </w:p>
-    <w:p>
-      <w:pPr>
-        <w:spacing w:before="0" w:after="160" w:line="276" w:lineRule="auto"/>
-      </w:pPr>
-      <w:r>
-        <w:rPr>
-          <w:rFonts w:ascii="Calibri" w:hAnsi="Calibri"/>
-          <w:b w:val="0"/>
-          <w:i w:val="0"/>
-          <w:sz w:val="21"/>
-        </w:rPr>
-        <w:t>5. Category Concentration Balances Focus and Risk: Fruit's 45.3% revenue share and premium AOV ($18,496) make it the business driver, but this concentration creates vulnerability to supply disruptions, seasonal variations, or demand shifts. The top 3 products (Strawberries, Peaches, Blueberries) represent $3.36M (19.9% of total revenue), further concentrating risk.</w:t>
-      </w:r>
-    </w:p>
-    <w:p>
-      <w:pPr>
-        <w:pStyle w:val="Heading3"/>
-      </w:pPr>
-      <w:r>
-        <w:rPr>
-          <w:rFonts w:ascii="Calibri" w:hAnsi="Calibri"/>
+          <w:rFonts w:ascii="Malgun Gothic" w:hAnsi="Malgun Gothic" w:eastAsia="Malgun Gothic"/>
           <w:b/>
           <w:i w:val="0"/>
           <w:color w:val="2C3E50"/>
           <w:sz w:val="32"/>
         </w:rPr>
-        <w:t>Immediate Actions (0-30 Days)</w:t>
+        <w:t>Mix Shift Around the Holiday</w:t>
       </w:r>
     </w:p>
     <w:p>
       <w:pPr>
-        <w:pStyle w:val="ListBullet"/>
+        <w:spacing w:after="160" w:line="276" w:lineRule="auto"/>
+        <w:jc w:val="both"/>
       </w:pPr>
       <w:r>
         <w:rPr>
-          <w:rFonts w:ascii="Calibri" w:hAnsi="Calibri"/>
+          <w:rFonts w:ascii="Malgun Gothic" w:hAnsi="Malgun Gothic" w:eastAsia="Malgun Gothic"/>
           <w:b w:val="0"/>
           <w:i w:val="0"/>
           <w:sz w:val="21"/>
         </w:rPr>
-        <w:t>Conduct May Performance Deep-Dive: Analyze May's 32.1% revenue surge to identify replicable success factors—promotional campaigns, product launches, seasonal demand, or external events. Document learnings and create playbook for future replication.</w:t>
+        <w:t>Revenue composition also shifted during the holiday window relative to the rest of the period. The largest share gainer was ship-city = Seocho-gu, up 14.7 percentage points, reinforcing the Category × ship-city interaction effect identified earlier (Meat/Processed Meat/Egg concentration in Seocho-gu). The largest share loser was Category = Coffee/Tea, down 5.2 percentage points, suggesting holiday shopping skewed toward higher-ticket, meal-centric categories at the expense of routine beverage purchases.</w:t>
       </w:r>
     </w:p>
     <w:p>
       <w:pPr>
-        <w:pStyle w:val="ListBullet"/>
+        <w:pStyle w:val="Heading2"/>
       </w:pPr>
       <w:r>
         <w:rPr>
-          <w:rFonts w:ascii="Calibri" w:hAnsi="Calibri"/>
+          <w:rFonts w:ascii="Malgun Gothic" w:hAnsi="Malgun Gothic" w:eastAsia="Malgun Gothic"/>
+          <w:b/>
+          <w:i w:val="0"/>
+          <w:color w:val="34495E"/>
+          <w:sz w:val="36"/>
+        </w:rPr>
+        <w:t>Top 3 Underperforming High-Potential Segments</w:t>
+      </w:r>
+    </w:p>
+    <w:p>
+      <w:pPr>
+        <w:spacing w:after="160" w:line="276" w:lineRule="auto"/>
+        <w:jc w:val="both"/>
+      </w:pPr>
+      <w:r>
+        <w:rPr>
+          <w:rFonts w:ascii="Malgun Gothic" w:hAnsi="Malgun Gothic" w:eastAsia="Malgun Gothic"/>
           <w:b w:val="0"/>
           <w:i w:val="0"/>
           <w:sz w:val="21"/>
         </w:rPr>
-        <w:t>Launch June Recovery Campaign: Address the -29.2% June decline with targeted promotional campaigns focused on high-value customer segments (male, 30s-50s). Consider flash sales, loyalty rewards, or exclusive offers to re-engage dormant customers.</w:t>
+        <w:t>To move from description to action, every Category × Age Group × Gender combination with at least 5 orders (78 of 80 possible combinations) was scored for growth potential using a documented, reproducible framework. A segment is flagged as underperforming when its AOV sits below the category-level benchmark and its revenue sits below what the Age Group × Gender demographic's spending pattern would imply if distributed proportionally across categories; 32 segments met this definition. Growth-Potential Score = 0.4 × norm(addressable order volume) + 0.4 × norm(revenue gap %) + 0.2 × norm(WEEKEND20 under-reach gap in percentage points), each term min-max normalized across the 32 underperforming segments.</w:t>
       </w:r>
     </w:p>
     <w:p>
       <w:pPr>
-        <w:pStyle w:val="ListBullet"/>
+        <w:spacing w:before="360" w:after="120"/>
+        <w:jc w:val="center"/>
+      </w:pPr>
+      <w:r>
+        <w:drawing>
+          <wp:inline xmlns:a="http://schemas.openxmlformats.org/drawingml/2006/main" xmlns:pic="http://schemas.openxmlformats.org/drawingml/2006/picture">
+            <wp:extent cx="5029200" cy="4074559"/>
+            <wp:docPr id="8" name="Picture 8"/>
+            <wp:cNvGraphicFramePr>
+              <a:graphicFrameLocks noChangeAspect="1"/>
+            </wp:cNvGraphicFramePr>
+            <a:graphic>
+              <a:graphicData uri="http://schemas.openxmlformats.org/drawingml/2006/picture">
+                <pic:pic>
+                  <pic:nvPicPr>
+                    <pic:cNvPr id="0" name="chart08_growth_potential_quadrant.png"/>
+                    <pic:cNvPicPr/>
+                  </pic:nvPicPr>
+                  <pic:blipFill>
+                    <a:blip r:embed="rId34">
+                      <a:extLst>
+                        <a:ext uri="{96DAC541-7B7A-43D3-8B79-37D633B846F1}">
+                          <ns0:svgBlip xmlns:ns0="http://schemas.microsoft.com/office/drawing/2016/SVG/main" r:embed="rId38"/>
+                        </a:ext>
+                      </a:extLst>
+                    </a:blip>
+                    <a:stretch>
+                      <a:fillRect/>
+                    </a:stretch>
+                  </pic:blipFill>
+                  <pic:spPr>
+                    <a:xfrm>
+                      <a:off x="0" y="0"/>
+                      <a:ext cx="5029200" cy="4074559"/>
+                    </a:xfrm>
+                    <a:prstGeom prst="rect"/>
+                  </pic:spPr>
+                </pic:pic>
+              </a:graphicData>
+            </a:graphic>
+          </wp:inline>
+        </w:drawing>
+      </w:r>
+    </w:p>
+    <w:p>
+      <w:pPr>
+        <w:pStyle w:val="Caption"/>
+        <w:spacing w:after="240"/>
+        <w:jc w:val="center"/>
       </w:pPr>
       <w:r>
         <w:rPr>
-          <w:rFonts w:ascii="Calibri" w:hAnsi="Calibri"/>
+          <w:rFonts w:ascii="Malgun Gothic" w:hAnsi="Malgun Gothic" w:eastAsia="Malgun Gothic"/>
+          <w:b w:val="0"/>
+          <w:i/>
+          <w:color w:val="7F8C8D"/>
+          <w:sz w:val="18"/>
+        </w:rPr>
+        <w:t>그림 8: 성장 잠재력 vs 현재 매출 쿼드런트 (버블 크기=주문량), 상위 3개 세그먼트 강조</w:t>
+      </w:r>
+    </w:p>
+    <w:p>
+      <w:pPr>
+        <w:spacing w:after="160" w:line="276" w:lineRule="auto"/>
+        <w:jc w:val="both"/>
+      </w:pPr>
+      <w:r>
+        <w:rPr>
+          <w:rFonts w:ascii="Malgun Gothic" w:hAnsi="Malgun Gothic" w:eastAsia="Malgun Gothic"/>
           <w:b w:val="0"/>
           <w:i w:val="0"/>
           <w:sz w:val="21"/>
         </w:rPr>
-        <w:t>Implement Cross-Sell Recommendations: Deploy product recommendation engine at checkout suggesting complementary items. Create category bundles (e.g., 'Fruit Basket', 'Dairy Essentials') with modest discounts to increase basket size.</w:t>
+        <w:t>The quadrant plot positions all underperforming segments by current revenue (x-axis) against growth-potential score (y-axis), with bubble size reflecting order volume. The three highest-scoring segments — all in the low-revenue, high-potential quadrant — are detailed below.</w:t>
       </w:r>
     </w:p>
+    <w:tbl>
+      <w:tblPr>
+        <w:tblStyle w:val="LightGrid-Accent1"/>
+        <w:tblW w:type="auto" w:w="0"/>
+        <w:tblLook w:firstColumn="1" w:firstRow="1" w:lastColumn="0" w:lastRow="0" w:noHBand="0" w:noVBand="1" w:val="04A0"/>
+      </w:tblPr>
+      <w:tblGrid>
+        <w:gridCol w:w="961"/>
+        <w:gridCol w:w="961"/>
+        <w:gridCol w:w="961"/>
+        <w:gridCol w:w="961"/>
+        <w:gridCol w:w="961"/>
+        <w:gridCol w:w="961"/>
+        <w:gridCol w:w="961"/>
+        <w:gridCol w:w="961"/>
+        <w:gridCol w:w="961"/>
+      </w:tblGrid>
+      <w:tr>
+        <w:tc>
+          <w:tcPr>
+            <w:tcW w:type="dxa" w:w="961"/>
+          </w:tcPr>
+          <w:p>
+            <w:r>
+              <w:rPr>
+                <w:rFonts w:ascii="Malgun Gothic" w:hAnsi="Malgun Gothic" w:eastAsia="Malgun Gothic"/>
+                <w:b w:val="0"/>
+                <w:i w:val="0"/>
+                <w:sz w:val="19"/>
+              </w:rPr>
+              <w:t>Rank</w:t>
+            </w:r>
+          </w:p>
+        </w:tc>
+        <w:tc>
+          <w:tcPr>
+            <w:tcW w:type="dxa" w:w="961"/>
+          </w:tcPr>
+          <w:p>
+            <w:r>
+              <w:rPr>
+                <w:rFonts w:ascii="Malgun Gothic" w:hAnsi="Malgun Gothic" w:eastAsia="Malgun Gothic"/>
+                <w:b w:val="0"/>
+                <w:i w:val="0"/>
+                <w:sz w:val="19"/>
+              </w:rPr>
+              <w:t>Segment</w:t>
+            </w:r>
+          </w:p>
+        </w:tc>
+        <w:tc>
+          <w:tcPr>
+            <w:tcW w:type="dxa" w:w="961"/>
+          </w:tcPr>
+          <w:p>
+            <w:r>
+              <w:rPr>
+                <w:rFonts w:ascii="Malgun Gothic" w:hAnsi="Malgun Gothic" w:eastAsia="Malgun Gothic"/>
+                <w:b w:val="0"/>
+                <w:i w:val="0"/>
+                <w:sz w:val="19"/>
+              </w:rPr>
+              <w:t>Revenue (KRW)</w:t>
+            </w:r>
+          </w:p>
+        </w:tc>
+        <w:tc>
+          <w:tcPr>
+            <w:tcW w:type="dxa" w:w="961"/>
+          </w:tcPr>
+          <w:p>
+            <w:r>
+              <w:rPr>
+                <w:rFonts w:ascii="Malgun Gothic" w:hAnsi="Malgun Gothic" w:eastAsia="Malgun Gothic"/>
+                <w:b w:val="0"/>
+                <w:i w:val="0"/>
+                <w:sz w:val="19"/>
+              </w:rPr>
+              <w:t>Orders</w:t>
+            </w:r>
+          </w:p>
+        </w:tc>
+        <w:tc>
+          <w:tcPr>
+            <w:tcW w:type="dxa" w:w="961"/>
+          </w:tcPr>
+          <w:p>
+            <w:r>
+              <w:rPr>
+                <w:rFonts w:ascii="Malgun Gothic" w:hAnsi="Malgun Gothic" w:eastAsia="Malgun Gothic"/>
+                <w:b w:val="0"/>
+                <w:i w:val="0"/>
+                <w:sz w:val="19"/>
+              </w:rPr>
+              <w:t>AOV (KRW)</w:t>
+            </w:r>
+          </w:p>
+        </w:tc>
+        <w:tc>
+          <w:tcPr>
+            <w:tcW w:type="dxa" w:w="961"/>
+          </w:tcPr>
+          <w:p>
+            <w:r>
+              <w:rPr>
+                <w:rFonts w:ascii="Malgun Gothic" w:hAnsi="Malgun Gothic" w:eastAsia="Malgun Gothic"/>
+                <w:b w:val="0"/>
+                <w:i w:val="0"/>
+                <w:sz w:val="19"/>
+              </w:rPr>
+              <w:t>AOV Gap vs Benchmark</w:t>
+            </w:r>
+          </w:p>
+        </w:tc>
+        <w:tc>
+          <w:tcPr>
+            <w:tcW w:type="dxa" w:w="961"/>
+          </w:tcPr>
+          <w:p>
+            <w:r>
+              <w:rPr>
+                <w:rFonts w:ascii="Malgun Gothic" w:hAnsi="Malgun Gothic" w:eastAsia="Malgun Gothic"/>
+                <w:b w:val="0"/>
+                <w:i w:val="0"/>
+                <w:sz w:val="19"/>
+              </w:rPr>
+              <w:t>Revenue Gap %</w:t>
+            </w:r>
+          </w:p>
+          <w:p>
+            <w:r>
+              <w:rPr>
+                <w:rFonts w:ascii="Malgun Gothic" w:hAnsi="Malgun Gothic" w:eastAsia="Malgun Gothic"/>
+                <w:b w:val="0"/>
+                <w:i w:val="0"/>
+                <w:sz w:val="19"/>
+              </w:rPr>
+              <w:t>(Shortfall KRW)</w:t>
+            </w:r>
+          </w:p>
+        </w:tc>
+        <w:tc>
+          <w:tcPr>
+            <w:tcW w:type="dxa" w:w="961"/>
+          </w:tcPr>
+          <w:p>
+            <w:r>
+              <w:rPr>
+                <w:rFonts w:ascii="Malgun Gothic" w:hAnsi="Malgun Gothic" w:eastAsia="Malgun Gothic"/>
+                <w:b w:val="0"/>
+                <w:i w:val="0"/>
+                <w:sz w:val="19"/>
+              </w:rPr>
+              <w:t>WEEKEND20</w:t>
+            </w:r>
+          </w:p>
+          <w:p>
+            <w:r>
+              <w:rPr>
+                <w:rFonts w:ascii="Malgun Gothic" w:hAnsi="Malgun Gothic" w:eastAsia="Malgun Gothic"/>
+                <w:b w:val="0"/>
+                <w:i w:val="0"/>
+                <w:sz w:val="19"/>
+              </w:rPr>
+              <w:t>Penetration</w:t>
+            </w:r>
+          </w:p>
+        </w:tc>
+        <w:tc>
+          <w:tcPr>
+            <w:tcW w:type="dxa" w:w="961"/>
+          </w:tcPr>
+          <w:p>
+            <w:r>
+              <w:rPr>
+                <w:rFonts w:ascii="Malgun Gothic" w:hAnsi="Malgun Gothic" w:eastAsia="Malgun Gothic"/>
+                <w:b w:val="0"/>
+                <w:i w:val="0"/>
+                <w:sz w:val="19"/>
+              </w:rPr>
+              <w:t>Growth Score</w:t>
+            </w:r>
+          </w:p>
+        </w:tc>
+      </w:tr>
+      <w:tr>
+        <w:tc>
+          <w:tcPr>
+            <w:tcW w:type="dxa" w:w="961"/>
+          </w:tcPr>
+          <w:p>
+            <w:r>
+              <w:rPr>
+                <w:rFonts w:ascii="Malgun Gothic" w:hAnsi="Malgun Gothic" w:eastAsia="Malgun Gothic"/>
+                <w:b w:val="0"/>
+                <w:i w:val="0"/>
+                <w:sz w:val="19"/>
+              </w:rPr>
+              <w:t>1</w:t>
+            </w:r>
+          </w:p>
+        </w:tc>
+        <w:tc>
+          <w:tcPr>
+            <w:tcW w:type="dxa" w:w="961"/>
+          </w:tcPr>
+          <w:p>
+            <w:r>
+              <w:rPr>
+                <w:rFonts w:ascii="Malgun Gothic" w:hAnsi="Malgun Gothic" w:eastAsia="Malgun Gothic"/>
+                <w:b w:val="0"/>
+                <w:i w:val="0"/>
+                <w:sz w:val="19"/>
+              </w:rPr>
+              <w:t>Meat/Processed Meat/Egg × 20s × F</w:t>
+            </w:r>
+          </w:p>
+        </w:tc>
+        <w:tc>
+          <w:tcPr>
+            <w:tcW w:type="dxa" w:w="961"/>
+          </w:tcPr>
+          <w:p>
+            <w:r>
+              <w:rPr>
+                <w:rFonts w:ascii="Malgun Gothic" w:hAnsi="Malgun Gothic" w:eastAsia="Malgun Gothic"/>
+                <w:b w:val="0"/>
+                <w:i w:val="0"/>
+                <w:sz w:val="19"/>
+              </w:rPr>
+              <w:t>44,100</w:t>
+            </w:r>
+          </w:p>
+        </w:tc>
+        <w:tc>
+          <w:tcPr>
+            <w:tcW w:type="dxa" w:w="961"/>
+          </w:tcPr>
+          <w:p>
+            <w:r>
+              <w:rPr>
+                <w:rFonts w:ascii="Malgun Gothic" w:hAnsi="Malgun Gothic" w:eastAsia="Malgun Gothic"/>
+                <w:b w:val="0"/>
+                <w:i w:val="0"/>
+                <w:sz w:val="19"/>
+              </w:rPr>
+              <w:t>5</w:t>
+            </w:r>
+          </w:p>
+        </w:tc>
+        <w:tc>
+          <w:tcPr>
+            <w:tcW w:type="dxa" w:w="961"/>
+          </w:tcPr>
+          <w:p>
+            <w:r>
+              <w:rPr>
+                <w:rFonts w:ascii="Malgun Gothic" w:hAnsi="Malgun Gothic" w:eastAsia="Malgun Gothic"/>
+                <w:b w:val="0"/>
+                <w:i w:val="0"/>
+                <w:sz w:val="19"/>
+              </w:rPr>
+              <w:t>8,820</w:t>
+            </w:r>
+          </w:p>
+        </w:tc>
+        <w:tc>
+          <w:tcPr>
+            <w:tcW w:type="dxa" w:w="961"/>
+          </w:tcPr>
+          <w:p>
+            <w:r>
+              <w:rPr>
+                <w:rFonts w:ascii="Malgun Gothic" w:hAnsi="Malgun Gothic" w:eastAsia="Malgun Gothic"/>
+                <w:b w:val="0"/>
+                <w:i w:val="0"/>
+                <w:sz w:val="19"/>
+              </w:rPr>
+              <w:t>-65.4%</w:t>
+            </w:r>
+          </w:p>
+        </w:tc>
+        <w:tc>
+          <w:tcPr>
+            <w:tcW w:type="dxa" w:w="961"/>
+          </w:tcPr>
+          <w:p>
+            <w:r>
+              <w:rPr>
+                <w:rFonts w:ascii="Malgun Gothic" w:hAnsi="Malgun Gothic" w:eastAsia="Malgun Gothic"/>
+                <w:b w:val="0"/>
+                <w:i w:val="0"/>
+                <w:sz w:val="19"/>
+              </w:rPr>
+              <w:t>81.4%</w:t>
+            </w:r>
+          </w:p>
+          <w:p>
+            <w:r>
+              <w:rPr>
+                <w:rFonts w:ascii="Malgun Gothic" w:hAnsi="Malgun Gothic" w:eastAsia="Malgun Gothic"/>
+                <w:b w:val="0"/>
+                <w:i w:val="0"/>
+                <w:sz w:val="19"/>
+              </w:rPr>
+              <w:t>(192,969)</w:t>
+            </w:r>
+          </w:p>
+        </w:tc>
+        <w:tc>
+          <w:tcPr>
+            <w:tcW w:type="dxa" w:w="961"/>
+          </w:tcPr>
+          <w:p>
+            <w:r>
+              <w:rPr>
+                <w:rFonts w:ascii="Malgun Gothic" w:hAnsi="Malgun Gothic" w:eastAsia="Malgun Gothic"/>
+                <w:b w:val="0"/>
+                <w:i w:val="0"/>
+                <w:sz w:val="19"/>
+              </w:rPr>
+              <w:t>0.0%</w:t>
+            </w:r>
+          </w:p>
+        </w:tc>
+        <w:tc>
+          <w:tcPr>
+            <w:tcW w:type="dxa" w:w="961"/>
+          </w:tcPr>
+          <w:p>
+            <w:r>
+              <w:rPr>
+                <w:rFonts w:ascii="Malgun Gothic" w:hAnsi="Malgun Gothic" w:eastAsia="Malgun Gothic"/>
+                <w:b w:val="0"/>
+                <w:i w:val="0"/>
+                <w:sz w:val="19"/>
+              </w:rPr>
+              <w:t>0.600</w:t>
+            </w:r>
+          </w:p>
+        </w:tc>
+      </w:tr>
+      <w:tr>
+        <w:tc>
+          <w:tcPr>
+            <w:tcW w:type="dxa" w:w="961"/>
+          </w:tcPr>
+          <w:p>
+            <w:r>
+              <w:rPr>
+                <w:rFonts w:ascii="Malgun Gothic" w:hAnsi="Malgun Gothic" w:eastAsia="Malgun Gothic"/>
+                <w:b w:val="0"/>
+                <w:i w:val="0"/>
+                <w:sz w:val="19"/>
+              </w:rPr>
+              <w:t>2</w:t>
+            </w:r>
+          </w:p>
+        </w:tc>
+        <w:tc>
+          <w:tcPr>
+            <w:tcW w:type="dxa" w:w="961"/>
+          </w:tcPr>
+          <w:p>
+            <w:r>
+              <w:rPr>
+                <w:rFonts w:ascii="Malgun Gothic" w:hAnsi="Malgun Gothic" w:eastAsia="Malgun Gothic"/>
+                <w:b w:val="0"/>
+                <w:i w:val="0"/>
+                <w:sz w:val="19"/>
+              </w:rPr>
+              <w:t>Ready Meal/Meal Kit/Salad × 40s × F</w:t>
+            </w:r>
+          </w:p>
+        </w:tc>
+        <w:tc>
+          <w:tcPr>
+            <w:tcW w:type="dxa" w:w="961"/>
+          </w:tcPr>
+          <w:p>
+            <w:r>
+              <w:rPr>
+                <w:rFonts w:ascii="Malgun Gothic" w:hAnsi="Malgun Gothic" w:eastAsia="Malgun Gothic"/>
+                <w:b w:val="0"/>
+                <w:i w:val="0"/>
+                <w:sz w:val="19"/>
+              </w:rPr>
+              <w:t>232,340</w:t>
+            </w:r>
+          </w:p>
+        </w:tc>
+        <w:tc>
+          <w:tcPr>
+            <w:tcW w:type="dxa" w:w="961"/>
+          </w:tcPr>
+          <w:p>
+            <w:r>
+              <w:rPr>
+                <w:rFonts w:ascii="Malgun Gothic" w:hAnsi="Malgun Gothic" w:eastAsia="Malgun Gothic"/>
+                <w:b w:val="0"/>
+                <w:i w:val="0"/>
+                <w:sz w:val="19"/>
+              </w:rPr>
+              <w:t>19</w:t>
+            </w:r>
+          </w:p>
+        </w:tc>
+        <w:tc>
+          <w:tcPr>
+            <w:tcW w:type="dxa" w:w="961"/>
+          </w:tcPr>
+          <w:p>
+            <w:r>
+              <w:rPr>
+                <w:rFonts w:ascii="Malgun Gothic" w:hAnsi="Malgun Gothic" w:eastAsia="Malgun Gothic"/>
+                <w:b w:val="0"/>
+                <w:i w:val="0"/>
+                <w:sz w:val="19"/>
+              </w:rPr>
+              <w:t>12,228</w:t>
+            </w:r>
+          </w:p>
+        </w:tc>
+        <w:tc>
+          <w:tcPr>
+            <w:tcW w:type="dxa" w:w="961"/>
+          </w:tcPr>
+          <w:p>
+            <w:r>
+              <w:rPr>
+                <w:rFonts w:ascii="Malgun Gothic" w:hAnsi="Malgun Gothic" w:eastAsia="Malgun Gothic"/>
+                <w:b w:val="0"/>
+                <w:i w:val="0"/>
+                <w:sz w:val="19"/>
+              </w:rPr>
+              <w:t>-20.2%</w:t>
+            </w:r>
+          </w:p>
+        </w:tc>
+        <w:tc>
+          <w:tcPr>
+            <w:tcW w:type="dxa" w:w="961"/>
+          </w:tcPr>
+          <w:p>
+            <w:r>
+              <w:rPr>
+                <w:rFonts w:ascii="Malgun Gothic" w:hAnsi="Malgun Gothic" w:eastAsia="Malgun Gothic"/>
+                <w:b w:val="0"/>
+                <w:i w:val="0"/>
+                <w:sz w:val="19"/>
+              </w:rPr>
+              <w:t>31.7%</w:t>
+            </w:r>
+          </w:p>
+          <w:p>
+            <w:r>
+              <w:rPr>
+                <w:rFonts w:ascii="Malgun Gothic" w:hAnsi="Malgun Gothic" w:eastAsia="Malgun Gothic"/>
+                <w:b w:val="0"/>
+                <w:i w:val="0"/>
+                <w:sz w:val="19"/>
+              </w:rPr>
+              <w:t>(108,051)</w:t>
+            </w:r>
+          </w:p>
+        </w:tc>
+        <w:tc>
+          <w:tcPr>
+            <w:tcW w:type="dxa" w:w="961"/>
+          </w:tcPr>
+          <w:p>
+            <w:r>
+              <w:rPr>
+                <w:rFonts w:ascii="Malgun Gothic" w:hAnsi="Malgun Gothic" w:eastAsia="Malgun Gothic"/>
+                <w:b w:val="0"/>
+                <w:i w:val="0"/>
+                <w:sz w:val="19"/>
+              </w:rPr>
+              <w:t>10.5%</w:t>
+            </w:r>
+          </w:p>
+        </w:tc>
+        <w:tc>
+          <w:tcPr>
+            <w:tcW w:type="dxa" w:w="961"/>
+          </w:tcPr>
+          <w:p>
+            <w:r>
+              <w:rPr>
+                <w:rFonts w:ascii="Malgun Gothic" w:hAnsi="Malgun Gothic" w:eastAsia="Malgun Gothic"/>
+                <w:b w:val="0"/>
+                <w:i w:val="0"/>
+                <w:sz w:val="19"/>
+              </w:rPr>
+              <w:t>0.483</w:t>
+            </w:r>
+          </w:p>
+        </w:tc>
+      </w:tr>
+      <w:tr>
+        <w:tc>
+          <w:tcPr>
+            <w:tcW w:type="dxa" w:w="961"/>
+          </w:tcPr>
+          <w:p>
+            <w:r>
+              <w:rPr>
+                <w:rFonts w:ascii="Malgun Gothic" w:hAnsi="Malgun Gothic" w:eastAsia="Malgun Gothic"/>
+                <w:b w:val="0"/>
+                <w:i w:val="0"/>
+                <w:sz w:val="19"/>
+              </w:rPr>
+              <w:t>3</w:t>
+            </w:r>
+          </w:p>
+        </w:tc>
+        <w:tc>
+          <w:tcPr>
+            <w:tcW w:type="dxa" w:w="961"/>
+          </w:tcPr>
+          <w:p>
+            <w:r>
+              <w:rPr>
+                <w:rFonts w:ascii="Malgun Gothic" w:hAnsi="Malgun Gothic" w:eastAsia="Malgun Gothic"/>
+                <w:b w:val="0"/>
+                <w:i w:val="0"/>
+                <w:sz w:val="19"/>
+              </w:rPr>
+              <w:t>Meat/Processed Meat/Egg × 60s × M</w:t>
+            </w:r>
+          </w:p>
+        </w:tc>
+        <w:tc>
+          <w:tcPr>
+            <w:tcW w:type="dxa" w:w="961"/>
+          </w:tcPr>
+          <w:p>
+            <w:r>
+              <w:rPr>
+                <w:rFonts w:ascii="Malgun Gothic" w:hAnsi="Malgun Gothic" w:eastAsia="Malgun Gothic"/>
+                <w:b w:val="0"/>
+                <w:i w:val="0"/>
+                <w:sz w:val="19"/>
+              </w:rPr>
+              <w:t>112,000</w:t>
+            </w:r>
+          </w:p>
+        </w:tc>
+        <w:tc>
+          <w:tcPr>
+            <w:tcW w:type="dxa" w:w="961"/>
+          </w:tcPr>
+          <w:p>
+            <w:r>
+              <w:rPr>
+                <w:rFonts w:ascii="Malgun Gothic" w:hAnsi="Malgun Gothic" w:eastAsia="Malgun Gothic"/>
+                <w:b w:val="0"/>
+                <w:i w:val="0"/>
+                <w:sz w:val="19"/>
+              </w:rPr>
+              <w:t>5</w:t>
+            </w:r>
+          </w:p>
+        </w:tc>
+        <w:tc>
+          <w:tcPr>
+            <w:tcW w:type="dxa" w:w="961"/>
+          </w:tcPr>
+          <w:p>
+            <w:r>
+              <w:rPr>
+                <w:rFonts w:ascii="Malgun Gothic" w:hAnsi="Malgun Gothic" w:eastAsia="Malgun Gothic"/>
+                <w:b w:val="0"/>
+                <w:i w:val="0"/>
+                <w:sz w:val="19"/>
+              </w:rPr>
+              <w:t>22,400</w:t>
+            </w:r>
+          </w:p>
+        </w:tc>
+        <w:tc>
+          <w:tcPr>
+            <w:tcW w:type="dxa" w:w="961"/>
+          </w:tcPr>
+          <w:p>
+            <w:r>
+              <w:rPr>
+                <w:rFonts w:ascii="Malgun Gothic" w:hAnsi="Malgun Gothic" w:eastAsia="Malgun Gothic"/>
+                <w:b w:val="0"/>
+                <w:i w:val="0"/>
+                <w:sz w:val="19"/>
+              </w:rPr>
+              <w:t>-12.1%</w:t>
+            </w:r>
+          </w:p>
+        </w:tc>
+        <w:tc>
+          <w:tcPr>
+            <w:tcW w:type="dxa" w:w="961"/>
+          </w:tcPr>
+          <w:p>
+            <w:r>
+              <w:rPr>
+                <w:rFonts w:ascii="Malgun Gothic" w:hAnsi="Malgun Gothic" w:eastAsia="Malgun Gothic"/>
+                <w:b w:val="0"/>
+                <w:i w:val="0"/>
+                <w:sz w:val="19"/>
+              </w:rPr>
+              <w:t>56.0%</w:t>
+            </w:r>
+          </w:p>
+          <w:p>
+            <w:r>
+              <w:rPr>
+                <w:rFonts w:ascii="Malgun Gothic" w:hAnsi="Malgun Gothic" w:eastAsia="Malgun Gothic"/>
+                <w:b w:val="0"/>
+                <w:i w:val="0"/>
+                <w:sz w:val="19"/>
+              </w:rPr>
+              <w:t>(142,536)</w:t>
+            </w:r>
+          </w:p>
+        </w:tc>
+        <w:tc>
+          <w:tcPr>
+            <w:tcW w:type="dxa" w:w="961"/>
+          </w:tcPr>
+          <w:p>
+            <w:r>
+              <w:rPr>
+                <w:rFonts w:ascii="Malgun Gothic" w:hAnsi="Malgun Gothic" w:eastAsia="Malgun Gothic"/>
+                <w:b w:val="0"/>
+                <w:i w:val="0"/>
+                <w:sz w:val="19"/>
+              </w:rPr>
+              <w:t>0.0%</w:t>
+            </w:r>
+          </w:p>
+        </w:tc>
+        <w:tc>
+          <w:tcPr>
+            <w:tcW w:type="dxa" w:w="961"/>
+          </w:tcPr>
+          <w:p>
+            <w:r>
+              <w:rPr>
+                <w:rFonts w:ascii="Malgun Gothic" w:hAnsi="Malgun Gothic" w:eastAsia="Malgun Gothic"/>
+                <w:b w:val="0"/>
+                <w:i w:val="0"/>
+                <w:sz w:val="19"/>
+              </w:rPr>
+              <w:t>0.475</w:t>
+            </w:r>
+          </w:p>
+        </w:tc>
+      </w:tr>
+    </w:tbl>
     <w:p>
       <w:pPr>
-        <w:pStyle w:val="ListBullet"/>
+        <w:spacing w:after="160" w:line="276" w:lineRule="auto"/>
+        <w:jc w:val="both"/>
       </w:pPr>
       <w:r>
         <w:rPr>
-          <w:rFonts w:ascii="Calibri" w:hAnsi="Calibri"/>
+          <w:rFonts w:ascii="Malgun Gothic" w:hAnsi="Malgun Gothic" w:eastAsia="Malgun Gothic"/>
           <w:b w:val="0"/>
           <w:i w:val="0"/>
           <w:sz w:val="21"/>
         </w:rPr>
-        <w:t>Optimize Top Campaigns: Scale successful campaigns (SUMMERFRUIT, SPRING24) that demonstrated exceptional AOV performance. Analyze campaign mechanics, targeting, and messaging for replication across other categories.</w:t>
+        <w:t>SAMPLE-SIZE CAVEAT: Segments #1 and #3 are built on exactly n=5 orders each — the minimum volume threshold applied in this framework. While the underlying AOV and revenue-gap calculations are arithmetically correct and independently verified, estimates derived from 5 orders carry wide uncertainty and should be treated as directional rather than precise. Segment #2 (n=19 orders) rests on a more stable base.</w:t>
       </w:r>
     </w:p>
     <w:p>
@@ -1000,520 +2622,2231 @@
       </w:pPr>
       <w:r>
         <w:rPr>
-          <w:rFonts w:ascii="Calibri" w:hAnsi="Calibri"/>
+          <w:rFonts w:ascii="Malgun Gothic" w:hAnsi="Malgun Gothic" w:eastAsia="Malgun Gothic"/>
           <w:b/>
           <w:i w:val="0"/>
           <w:color w:val="2C3E50"/>
           <w:sz w:val="32"/>
         </w:rPr>
-        <w:t>Short-Term Initiatives (1-3 Months)</w:t>
+        <w:t>Rank 1: Meat/Processed Meat/Egg × 20s × Female</w:t>
       </w:r>
     </w:p>
     <w:p>
       <w:pPr>
-        <w:pStyle w:val="ListBullet"/>
+        <w:spacing w:after="160" w:line="276" w:lineRule="auto"/>
+        <w:jc w:val="both"/>
       </w:pPr>
       <w:r>
         <w:rPr>
-          <w:rFonts w:ascii="Calibri" w:hAnsi="Calibri"/>
+          <w:rFonts w:ascii="Malgun Gothic" w:hAnsi="Malgun Gothic" w:eastAsia="Malgun Gothic"/>
           <w:b w:val="0"/>
           <w:i w:val="0"/>
           <w:sz w:val="21"/>
         </w:rPr>
-        <w:t>Develop Tiered Loyalty Program: Leverage the 72% repeat rate by creating structured loyalty tiers that reward frequency and spending. Offer exclusive access, early product releases, or enhanced discounts to top-tier members to increase lifetime value.</w:t>
+        <w:t>This segment generated only 44,100 KRW across 5 orders (AOV 8,820 KRW), 65.4% [32] below the category's overall benchmark AOV of 25,497 KRW [33], and 81.4% [34] below the revenue that 20s-Female demographic spending patterns would imply for this category (a 192,969 KRW shortfall). WEEKEND20 promotion penetration is 0.0% — none of this segment's orders carried the promotion, versus an overall penetration of 31.9%, a 31.9 percentage-point under-reach gap. The combination of a near-total promotion gap and the steepest AOV shortfall in the ranking drives its top growth-potential score of 0.600 [12], though the n=5 base warrants caution.</w:t>
       </w:r>
     </w:p>
     <w:p>
       <w:pPr>
-        <w:pStyle w:val="ListBullet"/>
+        <w:pStyle w:val="Heading3"/>
       </w:pPr>
       <w:r>
         <w:rPr>
-          <w:rFonts w:ascii="Calibri" w:hAnsi="Calibri"/>
-          <w:b w:val="0"/>
-          <w:i w:val="0"/>
-          <w:sz w:val="21"/>
-        </w:rPr>
-        <w:t>Expand Female Customer Engagement: With female customers showing 115% lower AOV despite equal order frequency, develop targeted campaigns addressing their specific needs. Test product bundles, smaller pack sizes, or value-oriented messaging to increase female customer spending.</w:t>
-      </w:r>
-    </w:p>
-    <w:p>
-      <w:pPr>
-        <w:pStyle w:val="ListBullet"/>
-      </w:pPr>
-      <w:r>
-        <w:rPr>
-          <w:rFonts w:ascii="Calibri" w:hAnsi="Calibri"/>
-          <w:b w:val="0"/>
-          <w:i w:val="0"/>
-          <w:sz w:val="21"/>
-        </w:rPr>
-        <w:t>Geographic Expansion Strategy: Capitalize on strong Seoul performance (73.5% of revenue) while expanding in underserved Gyeonggi cities. Pilot localized marketing campaigns in high-potential areas with delivery optimization.</w:t>
-      </w:r>
-    </w:p>
-    <w:p>
-      <w:pPr>
-        <w:pStyle w:val="ListBullet"/>
-      </w:pPr>
-      <w:r>
-        <w:rPr>
-          <w:rFonts w:ascii="Calibri" w:hAnsi="Calibri"/>
-          <w:b w:val="0"/>
-          <w:i w:val="0"/>
-          <w:sz w:val="21"/>
-        </w:rPr>
-        <w:t>Category Diversification Planning: While maintaining Fruit category leadership, develop strategies to grow Vegetable and Dairy categories. Consider category-specific promotions, product line extensions, or educational content highlighting health benefits.</w:t>
-      </w:r>
-    </w:p>
-    <w:p>
-      <w:pPr>
-        <w:pStyle w:val="ListBullet"/>
-      </w:pPr>
-      <w:r>
-        <w:rPr>
-          <w:rFonts w:ascii="Calibri" w:hAnsi="Calibri"/>
-          <w:b w:val="0"/>
-          <w:i w:val="0"/>
-          <w:sz w:val="21"/>
-        </w:rPr>
-        <w:t>Reduce Promotional Dependency: Test price elasticity by gradually reducing discount depths on select products. Develop value-based messaging emphasizing quality, freshness, and convenience to build brand equity beyond price.</w:t>
-      </w:r>
-    </w:p>
-    <w:p>
-      <w:pPr>
-        <w:pStyle w:val="Heading3"/>
-      </w:pPr>
-      <w:r>
-        <w:rPr>
-          <w:rFonts w:ascii="Calibri" w:hAnsi="Calibri"/>
+          <w:rFonts w:ascii="Malgun Gothic" w:hAnsi="Malgun Gothic" w:eastAsia="Malgun Gothic"/>
           <w:b/>
           <w:i w:val="0"/>
           <w:color w:val="2C3E50"/>
           <w:sz w:val="32"/>
         </w:rPr>
-        <w:t>Long-Term Strategy (3-6 Months)</w:t>
+        <w:t>Rank 2: Ready Meal/Meal Kit/Salad × 40s × Female</w:t>
       </w:r>
     </w:p>
     <w:p>
       <w:pPr>
-        <w:pStyle w:val="ListBullet"/>
+        <w:spacing w:after="160" w:line="276" w:lineRule="auto"/>
+        <w:jc w:val="both"/>
       </w:pPr>
       <w:r>
         <w:rPr>
-          <w:rFonts w:ascii="Calibri" w:hAnsi="Calibri"/>
+          <w:rFonts w:ascii="Malgun Gothic" w:hAnsi="Malgun Gothic" w:eastAsia="Malgun Gothic"/>
           <w:b w:val="0"/>
           <w:i w:val="0"/>
           <w:sz w:val="21"/>
         </w:rPr>
-        <w:t>Build Subscription Revenue Model: Introduce subscription options for frequently purchased items (e.g., weekly fruit boxes, monthly dairy deliveries) to create predictable revenue streams and increase customer lifetime value. Target the 72% repeat customer base for initial adoption.</w:t>
+        <w:t>This segment generated 232,340 KRW across 19 orders (AOV 12,228 KRW), 20.2% below the category benchmark AOV of 15,321 KRW [35], and 31.7% [36] below demographic-proportional expectation (a 108,051 KRW shortfall). WEEKEND20 penetration is 10.5%, a 21.4 percentage-point under-reach versus the 31.9% [36] overall average. With a growth score of 0.483, this is the most sample-robust of the three priority segments and the most reliable near-term target.</w:t>
       </w:r>
     </w:p>
     <w:p>
       <w:pPr>
-        <w:pStyle w:val="ListBullet"/>
+        <w:pStyle w:val="Heading3"/>
       </w:pPr>
       <w:r>
         <w:rPr>
-          <w:rFonts w:ascii="Calibri" w:hAnsi="Calibri"/>
-          <w:b w:val="0"/>
-          <w:i w:val="0"/>
-          <w:sz w:val="21"/>
-        </w:rPr>
-        <w:t>Seasonal Demand Planning: Develop sophisticated forecasting models incorporating monthly patterns, promotional calendars, and external factors. Build inventory and marketing plans around identified seasonal peaks to maximize revenue during high-demand periods.</w:t>
-      </w:r>
-    </w:p>
-    <w:p>
-      <w:pPr>
-        <w:pStyle w:val="ListBullet"/>
-      </w:pPr>
-      <w:r>
-        <w:rPr>
-          <w:rFonts w:ascii="Calibri" w:hAnsi="Calibri"/>
-          <w:b w:val="0"/>
-          <w:i w:val="0"/>
-          <w:sz w:val="21"/>
-        </w:rPr>
-        <w:t>Multi-Channel Optimization: Analyze performance differences across fulfillment channels (Market Kurly, Amazon, Coupang, SSG.com) to optimize marketing spend allocation. Develop channel-specific strategies based on customer demographics and purchasing behaviors.</w:t>
-      </w:r>
-    </w:p>
-    <w:p>
-      <w:pPr>
-        <w:pStyle w:val="ListBullet"/>
-      </w:pPr>
-      <w:r>
-        <w:rPr>
-          <w:rFonts w:ascii="Calibri" w:hAnsi="Calibri"/>
-          <w:b w:val="0"/>
-          <w:i w:val="0"/>
-          <w:sz w:val="21"/>
-        </w:rPr>
-        <w:t>Customer Acquisition Investment: With average LTV of $96,696 and 72% retention, calculate acceptable customer acquisition costs and invest in growth marketing. Target younger demographics (20s) for long-term value development.</w:t>
-      </w:r>
-    </w:p>
-    <w:p>
-      <w:pPr>
-        <w:pStyle w:val="ListBullet"/>
-      </w:pPr>
-      <w:r>
-        <w:rPr>
-          <w:rFonts w:ascii="Calibri" w:hAnsi="Calibri"/>
-          <w:b w:val="0"/>
-          <w:i w:val="0"/>
-          <w:sz w:val="21"/>
-        </w:rPr>
-        <w:t>Product Portfolio Optimization: Analyze product-level profitability and customer preferences to optimize SKU mix. Consider discontinuing underperforming products while expanding successful lines. Develop private label options to improve margins.</w:t>
-      </w:r>
-    </w:p>
-    <w:p>
-      <w:pPr>
-        <w:pStyle w:val="Heading3"/>
-      </w:pPr>
-      <w:r>
-        <w:rPr>
-          <w:rFonts w:ascii="Calibri" w:hAnsi="Calibri"/>
+          <w:rFonts w:ascii="Malgun Gothic" w:hAnsi="Malgun Gothic" w:eastAsia="Malgun Gothic"/>
           <w:b/>
           <w:i w:val="0"/>
           <w:color w:val="2C3E50"/>
           <w:sz w:val="32"/>
         </w:rPr>
-        <w:t>Risk Mitigation Strategies</w:t>
+        <w:t>Rank 3: Meat/Processed Meat/Egg × 60s × Male</w:t>
       </w:r>
     </w:p>
     <w:p>
       <w:pPr>
-        <w:pStyle w:val="ListBullet"/>
+        <w:spacing w:after="160" w:line="276" w:lineRule="auto"/>
+        <w:jc w:val="both"/>
       </w:pPr>
       <w:r>
         <w:rPr>
-          <w:rFonts w:ascii="Calibri" w:hAnsi="Calibri"/>
+          <w:rFonts w:ascii="Malgun Gothic" w:hAnsi="Malgun Gothic" w:eastAsia="Malgun Gothic"/>
           <w:b w:val="0"/>
           <w:i w:val="0"/>
           <w:sz w:val="21"/>
         </w:rPr>
-        <w:t>Revenue Decline Monitoring: Implement weekly revenue tracking with automated alerts for significant deviations. Develop contingency plans for rapid response to continued decline.</w:t>
+        <w:t>This segment generated 112,000 KRW across 5 orders (AOV 22,400 KRW), 12.1% below the category benchmark AOV, and 56.0% [37] below demographic-proportional expectation (a 142,536 KRW shortfall). WEEKEND20 penetration is 0.0% [23], a 31.9 percentage-point under-reach matching Rank 1. Its growth score of 0.475 is driven primarily by the promotion under-reach and revenue gap rather than AOV weakness, but again rests on an n=5 base.</w:t>
       </w:r>
     </w:p>
     <w:p>
       <w:pPr>
-        <w:pStyle w:val="ListBullet"/>
+        <w:pStyle w:val="Heading2"/>
       </w:pPr>
       <w:r>
         <w:rPr>
-          <w:rFonts w:ascii="Calibri" w:hAnsi="Calibri"/>
-          <w:b w:val="0"/>
-          <w:i w:val="0"/>
-          <w:sz w:val="21"/>
-        </w:rPr>
-        <w:t>Supply Chain Diversification: Reduce dependency on top products by developing alternative suppliers and expanding product variety within winning categories.</w:t>
-      </w:r>
-    </w:p>
-    <w:p>
-      <w:pPr>
-        <w:pStyle w:val="ListBullet"/>
-      </w:pPr>
-      <w:r>
-        <w:rPr>
-          <w:rFonts w:ascii="Calibri" w:hAnsi="Calibri"/>
-          <w:b w:val="0"/>
-          <w:i w:val="0"/>
-          <w:sz w:val="21"/>
-        </w:rPr>
-        <w:t>Margin Protection: Monitor promotional discount depths and their impact on profitability. Establish minimum margin thresholds and test promotional mechanics that drive volume without excessive discounting.</w:t>
-      </w:r>
-    </w:p>
-    <w:p>
-      <w:pPr>
-        <w:pStyle w:val="ListBullet"/>
-      </w:pPr>
-      <w:r>
-        <w:rPr>
-          <w:rFonts w:ascii="Calibri" w:hAnsi="Calibri"/>
-          <w:b w:val="0"/>
-          <w:i w:val="0"/>
-          <w:sz w:val="21"/>
-        </w:rPr>
-        <w:t>Competitive Intelligence: Establish systematic monitoring of competitor pricing, promotions, and product offerings to maintain market positioning and respond to competitive threats.</w:t>
-      </w:r>
-    </w:p>
-    <w:p>
-      <w:pPr>
-        <w:pStyle w:val="Heading2"/>
-      </w:pPr>
-      <w:r>
-        <w:rPr>
-          <w:rFonts w:ascii="Calibri" w:hAnsi="Calibri"/>
+          <w:rFonts w:ascii="Malgun Gothic" w:hAnsi="Malgun Gothic" w:eastAsia="Malgun Gothic"/>
           <w:b/>
           <w:i w:val="0"/>
           <w:color w:val="34495E"/>
           <w:sz w:val="36"/>
         </w:rPr>
-        <w:t>Data Sources and Calculation References</w:t>
+        <w:t>Prioritized Recommendations</w:t>
       </w:r>
     </w:p>
     <w:p>
       <w:pPr>
-        <w:spacing w:before="0" w:after="160" w:line="276" w:lineRule="auto"/>
+        <w:spacing w:after="160" w:line="276" w:lineRule="auto"/>
+        <w:jc w:val="both"/>
       </w:pPr>
       <w:r>
         <w:rPr>
-          <w:rFonts w:ascii="Calibri" w:hAnsi="Calibri"/>
+          <w:rFonts w:ascii="Malgun Gothic" w:hAnsi="Malgun Gothic" w:eastAsia="Malgun Gothic"/>
           <w:b w:val="0"/>
           <w:i w:val="0"/>
           <w:sz w:val="21"/>
         </w:rPr>
-        <w:t>All numerical findings in this report are verified and traceable to source data. The following references provide calculation details, formulas, and data sources for cited metrics.</w:t>
+        <w:t>Each recommendation below maps one-to-one to a priority segment and is ranked by estimated impact-to-effort, with revenue impact modeled as a conservative/base/optimistic range. The projection methodology closes a stated share (15% / 30% / 50%) of each segment's demographic-proportional revenue gap — these are planning scenarios, not observed outcomes, and should be read as directional sizing rather than guaranteed results.</w:t>
       </w:r>
     </w:p>
     <w:p>
       <w:pPr>
-        <w:spacing w:after="80"/>
+        <w:pStyle w:val="Heading3"/>
       </w:pPr>
       <w:r>
         <w:rPr>
-          <w:rFonts w:ascii="Calibri" w:hAnsi="Calibri"/>
-          <w:b w:val="0"/>
+          <w:rFonts w:ascii="Malgun Gothic" w:hAnsi="Malgun Gothic" w:eastAsia="Malgun Gothic"/>
+          <w:b/>
           <w:i w:val="0"/>
-          <w:sz w:val="19"/>
+          <w:color w:val="2C3E50"/>
+          <w:sz w:val="32"/>
         </w:rPr>
-        <w:t>[1] Total Revenue: 16921840 | Formula: SUM(Qty * Amount) | Source: ./data/Dat-fresh-food-claude.csv (Qty, Amount columns)</w:t>
+        <w:t>Recommendation 1 (Highest Priority): Targeted Promotion Activation for Meat/Processed Meat/Egg × 20s × Female</w:t>
       </w:r>
     </w:p>
     <w:p>
       <w:pPr>
-        <w:spacing w:after="80"/>
+        <w:spacing w:after="160" w:line="276" w:lineRule="auto"/>
+        <w:jc w:val="both"/>
       </w:pPr>
       <w:r>
         <w:rPr>
-          <w:rFonts w:ascii="Calibri" w:hAnsi="Calibri"/>
+          <w:rFonts w:ascii="Malgun Gothic" w:hAnsi="Malgun Gothic" w:eastAsia="Malgun Gothic"/>
           <w:b w:val="0"/>
           <w:i w:val="0"/>
-          <w:sz w:val="19"/>
+          <w:sz w:val="21"/>
         </w:rPr>
-        <w:t>[2] Total Orders: $1,220.00 | Formula: COUNT(*) | Source: ./data/Dat-fresh-food-claude.csv (index columns)</w:t>
+        <w:t>Action: Launch a dedicated, non-weekend-gated discount or bundle (e.g., a 'first basket' or Age-Group-targeted voucher) specifically for 20s-Female customers in the Meat/Processed Meat/Egg category, since this segment currently has 0.0% [14] WEEKEND20 penetration and the steepest AOV gap in the ranking. Targeting mechanics: push via app/SMS channels segmented by registered age and gender, paired with a smaller basket-size offer (e.g., trial packs) given the segment's current AOV of 8,820 KRW is well below the category norm. Promotion implication: because WEEKEND20 is weekend-only by design, this segment needs an independent promotion trigger rather than reliance on the existing weekend rule. Expected revenue impact: 28,945– [38]96,485 KRW [39] incremental (conservative to optimistic), base case 57,891 KRW [40], against a 44,100 KRW current baseline — effort is low (a targeted voucher campaign), but confidence is capped by the n=5 sample underlying the baseline.</w:t>
       </w:r>
     </w:p>
     <w:p>
       <w:pPr>
-        <w:spacing w:after="80"/>
+        <w:pStyle w:val="Heading3"/>
       </w:pPr>
       <w:r>
         <w:rPr>
-          <w:rFonts w:ascii="Calibri" w:hAnsi="Calibri"/>
-          <w:b w:val="0"/>
+          <w:rFonts w:ascii="Malgun Gothic" w:hAnsi="Malgun Gothic" w:eastAsia="Malgun Gothic"/>
+          <w:b/>
           <w:i w:val="0"/>
-          <w:sz w:val="19"/>
+          <w:color w:val="2C3E50"/>
+          <w:sz w:val="32"/>
         </w:rPr>
-        <w:t>[3] Total Quantity Sold: 2189 | Formula: SUM(Qty) | Source: ./data/Dat-fresh-food-claude.csv (Qty columns)</w:t>
+        <w:t>Recommendation 2: AOV Uplift via Meal-Kit Bundling for Ready Meal/Meal Kit/Salad × 40s × Female</w:t>
       </w:r>
     </w:p>
     <w:p>
       <w:pPr>
-        <w:spacing w:after="80"/>
+        <w:spacing w:after="160" w:line="276" w:lineRule="auto"/>
+        <w:jc w:val="both"/>
       </w:pPr>
       <w:r>
         <w:rPr>
-          <w:rFonts w:ascii="Calibri" w:hAnsi="Calibri"/>
+          <w:rFonts w:ascii="Malgun Gothic" w:hAnsi="Malgun Gothic" w:eastAsia="Malgun Gothic"/>
           <w:b w:val="0"/>
           <w:i w:val="0"/>
-          <w:sz w:val="19"/>
+          <w:sz w:val="21"/>
         </w:rPr>
-        <w:t>[4] Average Order Value: $13,870.36 | Formula: AVG(Qty * Amount) | Source: ./data/Dat-fresh-food-claude.csv (Qty, Amount columns)</w:t>
+        <w:t>Action: Introduce cross-sell bundles (e.g., meal-kit + side-dish combos) and modest minimum-basket incentives aimed at 40s-Female shoppers in Ready Meal/Meal Kit/Salad, where AOV (12,228 KRW) sits 20.2% below the category benchmark despite a reasonably sized base (19 orders). Targeting mechanics: in-app recommendation widgets triggered on category browse for this demographic, plus a WEEKEND20 extension or lookalike promotion to close the 21.4 percentage-point promotion under-reach gap. Promotion implication: given this segment already shows some promotion exposure (10.5%), incremental investment should focus on penetration growth rather than deeper discounting, protecting margin. Expected revenue impact: 16,208– [41]54,025 KRW [42] incremental, base case 32,415 KRW [43], against a 232,340 KRW baseline — this is the most sample-robust recommendation and the safest to commit resources against first.</w:t>
       </w:r>
     </w:p>
     <w:p>
       <w:pPr>
-        <w:spacing w:after="80"/>
+        <w:pStyle w:val="Heading3"/>
       </w:pPr>
       <w:r>
         <w:rPr>
-          <w:rFonts w:ascii="Calibri" w:hAnsi="Calibri"/>
-          <w:b w:val="0"/>
+          <w:rFonts w:ascii="Malgun Gothic" w:hAnsi="Malgun Gothic" w:eastAsia="Malgun Gothic"/>
+          <w:b/>
           <w:i w:val="0"/>
-          <w:sz w:val="19"/>
+          <w:color w:val="2C3E50"/>
+          <w:sz w:val="32"/>
         </w:rPr>
-        <w:t>[5] Average Items per Order: 1.794262295081967 | Formula: AVG(Qty) | Source: ./data/Dat-fresh-food-claude.csv (Qty columns)</w:t>
+        <w:t>Recommendation 3: Promotion Extension and Bundle Testing for Meat/Processed Meat/Egg × 60s × Male</w:t>
       </w:r>
     </w:p>
     <w:p>
       <w:pPr>
-        <w:spacing w:after="80"/>
+        <w:spacing w:after="160" w:line="276" w:lineRule="auto"/>
+        <w:jc w:val="both"/>
       </w:pPr>
       <w:r>
         <w:rPr>
-          <w:rFonts w:ascii="Calibri" w:hAnsi="Calibri"/>
+          <w:rFonts w:ascii="Malgun Gothic" w:hAnsi="Malgun Gothic" w:eastAsia="Malgun Gothic"/>
           <w:b w:val="0"/>
           <w:i w:val="0"/>
-          <w:sz w:val="19"/>
+          <w:sz w:val="21"/>
         </w:rPr>
-        <w:t>[6] Monthly Revenue - 2024-01: $2,746,230.00 | Formula: SUM(Revenue) GROUP BY Month | Source: ./data/Dat-fresh-food-claude.csv (Revenue, Date columns)</w:t>
+        <w:t>Action: Extend WEEKEND20-equivalent discount eligibility to this segment outside the weekend window, or test a senior-focused loyalty mechanic, since penetration is currently 0.0% [14] against a 31.9 percentage-point gap, the same structural under-reach as Recommendation 1. Targeting mechanics: offline/in-store signage and call-center or loyalty-card outreach may be more effective than app-based channels for this older demographic. Promotion implication: because this segment's AOV gap (-12.1% [44]) is smaller than its revenue gap (56.0% [37]), the primary lever is reach/penetration rather than price — a volume play, not a discount play. Expected revenue impact: 21,380– [45]71,268 KRW [46] incremental, base case 42,761 KRW [47], against a 112,000 KRW baseline; as with Recommendation 1, the n=5 baseline means this should be piloted before scaling investment.</w:t>
       </w:r>
     </w:p>
     <w:p>
       <w:pPr>
-        <w:spacing w:after="80"/>
+        <w:pStyle w:val="Heading3"/>
       </w:pPr>
       <w:r>
         <w:rPr>
-          <w:rFonts w:ascii="Calibri" w:hAnsi="Calibri"/>
-          <w:b w:val="0"/>
+          <w:rFonts w:ascii="Malgun Gothic" w:hAnsi="Malgun Gothic" w:eastAsia="Malgun Gothic"/>
+          <w:b/>
           <w:i w:val="0"/>
-          <w:sz w:val="19"/>
+          <w:color w:val="2C3E50"/>
+          <w:sz w:val="32"/>
         </w:rPr>
-        <w:t>[7] Monthly Revenue - 2024-02: $2,611,250.00 | Formula: SUM(Revenue) GROUP BY Month | Source: ./data/Dat-fresh-food-claude.csv (Revenue, Date columns)</w:t>
+        <w:t>Combined Impact Summary</w:t>
       </w:r>
     </w:p>
     <w:p>
       <w:pPr>
-        <w:spacing w:after="80"/>
+        <w:spacing w:after="160" w:line="276" w:lineRule="auto"/>
+        <w:jc w:val="both"/>
       </w:pPr>
       <w:r>
         <w:rPr>
-          <w:rFonts w:ascii="Calibri" w:hAnsi="Calibri"/>
+          <w:rFonts w:ascii="Malgun Gothic" w:hAnsi="Malgun Gothic" w:eastAsia="Malgun Gothic"/>
           <w:b w:val="0"/>
           <w:i w:val="0"/>
-          <w:sz w:val="19"/>
+          <w:sz w:val="21"/>
         </w:rPr>
-        <w:t>[8] Monthly Revenue - 2024-03: $2,634,650.00 | Formula: SUM(Revenue) GROUP BY Month | Source: ./data/Dat-fresh-food-claude.csv (Revenue, Date columns)</w:t>
+        <w:t>Across all three prioritized segments, the combined projected uplift ranges from 66,533 KRW [9] (conservative) to 221,778 KRW [10] (optimistic), with a base-case estimate of 133,067 KRW [11] — equivalent to 0.58% [12] of total period revenue (22,787,840 KRW [1]). While modest in absolute scale given the 14-day data window, these are the highest-ranked opportunities identified by the growth-potential framework and represent a reasonable starting point for targeted testing rather than broad-based promotional spend.</w:t>
+      </w:r>
+    </w:p>
+    <w:tbl>
+      <w:tblPr>
+        <w:tblStyle w:val="LightGrid-Accent1"/>
+        <w:tblW w:type="auto" w:w="0"/>
+        <w:tblLook w:firstColumn="1" w:firstRow="1" w:lastColumn="0" w:lastRow="0" w:noHBand="0" w:noVBand="1" w:val="04A0"/>
+      </w:tblPr>
+      <w:tblGrid>
+        <w:gridCol w:w="1441"/>
+        <w:gridCol w:w="1441"/>
+        <w:gridCol w:w="1441"/>
+        <w:gridCol w:w="1441"/>
+        <w:gridCol w:w="1441"/>
+        <w:gridCol w:w="1441"/>
+      </w:tblGrid>
+      <w:tr>
+        <w:tc>
+          <w:tcPr>
+            <w:tcW w:type="dxa" w:w="1441"/>
+          </w:tcPr>
+          <w:p>
+            <w:r>
+              <w:rPr>
+                <w:rFonts w:ascii="Malgun Gothic" w:hAnsi="Malgun Gothic" w:eastAsia="Malgun Gothic"/>
+                <w:b w:val="0"/>
+                <w:i w:val="0"/>
+                <w:sz w:val="19"/>
+              </w:rPr>
+              <w:t>Segment</w:t>
+            </w:r>
+          </w:p>
+        </w:tc>
+        <w:tc>
+          <w:tcPr>
+            <w:tcW w:type="dxa" w:w="1441"/>
+          </w:tcPr>
+          <w:p>
+            <w:r>
+              <w:rPr>
+                <w:rFonts w:ascii="Malgun Gothic" w:hAnsi="Malgun Gothic" w:eastAsia="Malgun Gothic"/>
+                <w:b w:val="0"/>
+                <w:i w:val="0"/>
+                <w:sz w:val="19"/>
+              </w:rPr>
+              <w:t>Scenario</w:t>
+            </w:r>
+          </w:p>
+        </w:tc>
+        <w:tc>
+          <w:tcPr>
+            <w:tcW w:type="dxa" w:w="1441"/>
+          </w:tcPr>
+          <w:p>
+            <w:r>
+              <w:rPr>
+                <w:rFonts w:ascii="Malgun Gothic" w:hAnsi="Malgun Gothic" w:eastAsia="Malgun Gothic"/>
+                <w:b w:val="0"/>
+                <w:i w:val="0"/>
+                <w:sz w:val="19"/>
+              </w:rPr>
+              <w:t>Gap Closure %</w:t>
+            </w:r>
+          </w:p>
+        </w:tc>
+        <w:tc>
+          <w:tcPr>
+            <w:tcW w:type="dxa" w:w="1441"/>
+          </w:tcPr>
+          <w:p>
+            <w:r>
+              <w:rPr>
+                <w:rFonts w:ascii="Malgun Gothic" w:hAnsi="Malgun Gothic" w:eastAsia="Malgun Gothic"/>
+                <w:b w:val="0"/>
+                <w:i w:val="0"/>
+                <w:sz w:val="19"/>
+              </w:rPr>
+              <w:t>Baseline (KRW)</w:t>
+            </w:r>
+          </w:p>
+        </w:tc>
+        <w:tc>
+          <w:tcPr>
+            <w:tcW w:type="dxa" w:w="1441"/>
+          </w:tcPr>
+          <w:p>
+            <w:r>
+              <w:rPr>
+                <w:rFonts w:ascii="Malgun Gothic" w:hAnsi="Malgun Gothic" w:eastAsia="Malgun Gothic"/>
+                <w:b w:val="0"/>
+                <w:i w:val="0"/>
+                <w:sz w:val="19"/>
+              </w:rPr>
+              <w:t>Projected Uplift (KRW)</w:t>
+            </w:r>
+          </w:p>
+        </w:tc>
+        <w:tc>
+          <w:tcPr>
+            <w:tcW w:type="dxa" w:w="1441"/>
+          </w:tcPr>
+          <w:p>
+            <w:r>
+              <w:rPr>
+                <w:rFonts w:ascii="Malgun Gothic" w:hAnsi="Malgun Gothic" w:eastAsia="Malgun Gothic"/>
+                <w:b w:val="0"/>
+                <w:i w:val="0"/>
+                <w:sz w:val="19"/>
+              </w:rPr>
+              <w:t>Uplift % of Baseline</w:t>
+            </w:r>
+          </w:p>
+        </w:tc>
+      </w:tr>
+      <w:tr>
+        <w:tc>
+          <w:tcPr>
+            <w:tcW w:type="dxa" w:w="1441"/>
+          </w:tcPr>
+          <w:p>
+            <w:r>
+              <w:rPr>
+                <w:rFonts w:ascii="Malgun Gothic" w:hAnsi="Malgun Gothic" w:eastAsia="Malgun Gothic"/>
+                <w:b w:val="0"/>
+                <w:i w:val="0"/>
+                <w:sz w:val="19"/>
+              </w:rPr>
+              <w:t>Meat/Processed Meat/Egg x 20s x F</w:t>
+            </w:r>
+          </w:p>
+        </w:tc>
+        <w:tc>
+          <w:tcPr>
+            <w:tcW w:type="dxa" w:w="1441"/>
+          </w:tcPr>
+          <w:p>
+            <w:r>
+              <w:rPr>
+                <w:rFonts w:ascii="Malgun Gothic" w:hAnsi="Malgun Gothic" w:eastAsia="Malgun Gothic"/>
+                <w:b w:val="0"/>
+                <w:i w:val="0"/>
+                <w:sz w:val="19"/>
+              </w:rPr>
+              <w:t>Conservative</w:t>
+            </w:r>
+          </w:p>
+        </w:tc>
+        <w:tc>
+          <w:tcPr>
+            <w:tcW w:type="dxa" w:w="1441"/>
+          </w:tcPr>
+          <w:p>
+            <w:r>
+              <w:rPr>
+                <w:rFonts w:ascii="Malgun Gothic" w:hAnsi="Malgun Gothic" w:eastAsia="Malgun Gothic"/>
+                <w:b w:val="0"/>
+                <w:i w:val="0"/>
+                <w:sz w:val="19"/>
+              </w:rPr>
+              <w:t>15%</w:t>
+            </w:r>
+          </w:p>
+        </w:tc>
+        <w:tc>
+          <w:tcPr>
+            <w:tcW w:type="dxa" w:w="1441"/>
+          </w:tcPr>
+          <w:p>
+            <w:r>
+              <w:rPr>
+                <w:rFonts w:ascii="Malgun Gothic" w:hAnsi="Malgun Gothic" w:eastAsia="Malgun Gothic"/>
+                <w:b w:val="0"/>
+                <w:i w:val="0"/>
+                <w:sz w:val="19"/>
+              </w:rPr>
+              <w:t>44,100</w:t>
+            </w:r>
+          </w:p>
+        </w:tc>
+        <w:tc>
+          <w:tcPr>
+            <w:tcW w:type="dxa" w:w="1441"/>
+          </w:tcPr>
+          <w:p>
+            <w:r>
+              <w:rPr>
+                <w:rFonts w:ascii="Malgun Gothic" w:hAnsi="Malgun Gothic" w:eastAsia="Malgun Gothic"/>
+                <w:b w:val="0"/>
+                <w:i w:val="0"/>
+                <w:sz w:val="19"/>
+              </w:rPr>
+              <w:t>28,945 [38]</w:t>
+            </w:r>
+          </w:p>
+        </w:tc>
+        <w:tc>
+          <w:tcPr>
+            <w:tcW w:type="dxa" w:w="1441"/>
+          </w:tcPr>
+          <w:p>
+            <w:r>
+              <w:rPr>
+                <w:rFonts w:ascii="Malgun Gothic" w:hAnsi="Malgun Gothic" w:eastAsia="Malgun Gothic"/>
+                <w:b w:val="0"/>
+                <w:i w:val="0"/>
+                <w:sz w:val="19"/>
+              </w:rPr>
+              <w:t>65.6%</w:t>
+            </w:r>
+          </w:p>
+        </w:tc>
+      </w:tr>
+      <w:tr>
+        <w:tc>
+          <w:tcPr>
+            <w:tcW w:type="dxa" w:w="1441"/>
+          </w:tcPr>
+          <w:p>
+            <w:r>
+              <w:rPr>
+                <w:rFonts w:ascii="Malgun Gothic" w:hAnsi="Malgun Gothic" w:eastAsia="Malgun Gothic"/>
+                <w:b w:val="0"/>
+                <w:i w:val="0"/>
+                <w:sz w:val="19"/>
+              </w:rPr>
+              <w:t>Meat/Processed Meat/Egg x 20s x F</w:t>
+            </w:r>
+          </w:p>
+        </w:tc>
+        <w:tc>
+          <w:tcPr>
+            <w:tcW w:type="dxa" w:w="1441"/>
+          </w:tcPr>
+          <w:p>
+            <w:r>
+              <w:rPr>
+                <w:rFonts w:ascii="Malgun Gothic" w:hAnsi="Malgun Gothic" w:eastAsia="Malgun Gothic"/>
+                <w:b w:val="0"/>
+                <w:i w:val="0"/>
+                <w:sz w:val="19"/>
+              </w:rPr>
+              <w:t>Base</w:t>
+            </w:r>
+          </w:p>
+        </w:tc>
+        <w:tc>
+          <w:tcPr>
+            <w:tcW w:type="dxa" w:w="1441"/>
+          </w:tcPr>
+          <w:p>
+            <w:r>
+              <w:rPr>
+                <w:rFonts w:ascii="Malgun Gothic" w:hAnsi="Malgun Gothic" w:eastAsia="Malgun Gothic"/>
+                <w:b w:val="0"/>
+                <w:i w:val="0"/>
+                <w:sz w:val="19"/>
+              </w:rPr>
+              <w:t>30%</w:t>
+            </w:r>
+          </w:p>
+        </w:tc>
+        <w:tc>
+          <w:tcPr>
+            <w:tcW w:type="dxa" w:w="1441"/>
+          </w:tcPr>
+          <w:p>
+            <w:r>
+              <w:rPr>
+                <w:rFonts w:ascii="Malgun Gothic" w:hAnsi="Malgun Gothic" w:eastAsia="Malgun Gothic"/>
+                <w:b w:val="0"/>
+                <w:i w:val="0"/>
+                <w:sz w:val="19"/>
+              </w:rPr>
+              <w:t>44,100</w:t>
+            </w:r>
+          </w:p>
+        </w:tc>
+        <w:tc>
+          <w:tcPr>
+            <w:tcW w:type="dxa" w:w="1441"/>
+          </w:tcPr>
+          <w:p>
+            <w:r>
+              <w:rPr>
+                <w:rFonts w:ascii="Malgun Gothic" w:hAnsi="Malgun Gothic" w:eastAsia="Malgun Gothic"/>
+                <w:b w:val="0"/>
+                <w:i w:val="0"/>
+                <w:sz w:val="19"/>
+              </w:rPr>
+              <w:t>57,891 [40]</w:t>
+            </w:r>
+          </w:p>
+        </w:tc>
+        <w:tc>
+          <w:tcPr>
+            <w:tcW w:type="dxa" w:w="1441"/>
+          </w:tcPr>
+          <w:p>
+            <w:r>
+              <w:rPr>
+                <w:rFonts w:ascii="Malgun Gothic" w:hAnsi="Malgun Gothic" w:eastAsia="Malgun Gothic"/>
+                <w:b w:val="0"/>
+                <w:i w:val="0"/>
+                <w:sz w:val="19"/>
+              </w:rPr>
+              <w:t>131.3% [50]</w:t>
+            </w:r>
+          </w:p>
+        </w:tc>
+      </w:tr>
+      <w:tr>
+        <w:tc>
+          <w:tcPr>
+            <w:tcW w:type="dxa" w:w="1441"/>
+          </w:tcPr>
+          <w:p>
+            <w:r>
+              <w:rPr>
+                <w:rFonts w:ascii="Malgun Gothic" w:hAnsi="Malgun Gothic" w:eastAsia="Malgun Gothic"/>
+                <w:b w:val="0"/>
+                <w:i w:val="0"/>
+                <w:sz w:val="19"/>
+              </w:rPr>
+              <w:t>Meat/Processed Meat/Egg x 20s x F</w:t>
+            </w:r>
+          </w:p>
+        </w:tc>
+        <w:tc>
+          <w:tcPr>
+            <w:tcW w:type="dxa" w:w="1441"/>
+          </w:tcPr>
+          <w:p>
+            <w:r>
+              <w:rPr>
+                <w:rFonts w:ascii="Malgun Gothic" w:hAnsi="Malgun Gothic" w:eastAsia="Malgun Gothic"/>
+                <w:b w:val="0"/>
+                <w:i w:val="0"/>
+                <w:sz w:val="19"/>
+              </w:rPr>
+              <w:t>Optimistic</w:t>
+            </w:r>
+          </w:p>
+        </w:tc>
+        <w:tc>
+          <w:tcPr>
+            <w:tcW w:type="dxa" w:w="1441"/>
+          </w:tcPr>
+          <w:p>
+            <w:r>
+              <w:rPr>
+                <w:rFonts w:ascii="Malgun Gothic" w:hAnsi="Malgun Gothic" w:eastAsia="Malgun Gothic"/>
+                <w:b w:val="0"/>
+                <w:i w:val="0"/>
+                <w:sz w:val="19"/>
+              </w:rPr>
+              <w:t>50%</w:t>
+            </w:r>
+          </w:p>
+        </w:tc>
+        <w:tc>
+          <w:tcPr>
+            <w:tcW w:type="dxa" w:w="1441"/>
+          </w:tcPr>
+          <w:p>
+            <w:r>
+              <w:rPr>
+                <w:rFonts w:ascii="Malgun Gothic" w:hAnsi="Malgun Gothic" w:eastAsia="Malgun Gothic"/>
+                <w:b w:val="0"/>
+                <w:i w:val="0"/>
+                <w:sz w:val="19"/>
+              </w:rPr>
+              <w:t>44,100</w:t>
+            </w:r>
+          </w:p>
+        </w:tc>
+        <w:tc>
+          <w:tcPr>
+            <w:tcW w:type="dxa" w:w="1441"/>
+          </w:tcPr>
+          <w:p>
+            <w:r>
+              <w:rPr>
+                <w:rFonts w:ascii="Malgun Gothic" w:hAnsi="Malgun Gothic" w:eastAsia="Malgun Gothic"/>
+                <w:b w:val="0"/>
+                <w:i w:val="0"/>
+                <w:sz w:val="19"/>
+              </w:rPr>
+              <w:t>96,485 [39]</w:t>
+            </w:r>
+          </w:p>
+        </w:tc>
+        <w:tc>
+          <w:tcPr>
+            <w:tcW w:type="dxa" w:w="1441"/>
+          </w:tcPr>
+          <w:p>
+            <w:r>
+              <w:rPr>
+                <w:rFonts w:ascii="Malgun Gothic" w:hAnsi="Malgun Gothic" w:eastAsia="Malgun Gothic"/>
+                <w:b w:val="0"/>
+                <w:i w:val="0"/>
+                <w:sz w:val="19"/>
+              </w:rPr>
+              <w:t>218.8% [51]</w:t>
+            </w:r>
+          </w:p>
+        </w:tc>
+      </w:tr>
+      <w:tr>
+        <w:tc>
+          <w:tcPr>
+            <w:tcW w:type="dxa" w:w="1441"/>
+          </w:tcPr>
+          <w:p>
+            <w:r>
+              <w:rPr>
+                <w:rFonts w:ascii="Malgun Gothic" w:hAnsi="Malgun Gothic" w:eastAsia="Malgun Gothic"/>
+                <w:b w:val="0"/>
+                <w:i w:val="0"/>
+                <w:sz w:val="19"/>
+              </w:rPr>
+              <w:t>Ready Meal/Meal Kit/Salad x 40s x F</w:t>
+            </w:r>
+          </w:p>
+        </w:tc>
+        <w:tc>
+          <w:tcPr>
+            <w:tcW w:type="dxa" w:w="1441"/>
+          </w:tcPr>
+          <w:p>
+            <w:r>
+              <w:rPr>
+                <w:rFonts w:ascii="Malgun Gothic" w:hAnsi="Malgun Gothic" w:eastAsia="Malgun Gothic"/>
+                <w:b w:val="0"/>
+                <w:i w:val="0"/>
+                <w:sz w:val="19"/>
+              </w:rPr>
+              <w:t>Conservative</w:t>
+            </w:r>
+          </w:p>
+        </w:tc>
+        <w:tc>
+          <w:tcPr>
+            <w:tcW w:type="dxa" w:w="1441"/>
+          </w:tcPr>
+          <w:p>
+            <w:r>
+              <w:rPr>
+                <w:rFonts w:ascii="Malgun Gothic" w:hAnsi="Malgun Gothic" w:eastAsia="Malgun Gothic"/>
+                <w:b w:val="0"/>
+                <w:i w:val="0"/>
+                <w:sz w:val="19"/>
+              </w:rPr>
+              <w:t>15%</w:t>
+            </w:r>
+          </w:p>
+        </w:tc>
+        <w:tc>
+          <w:tcPr>
+            <w:tcW w:type="dxa" w:w="1441"/>
+          </w:tcPr>
+          <w:p>
+            <w:r>
+              <w:rPr>
+                <w:rFonts w:ascii="Malgun Gothic" w:hAnsi="Malgun Gothic" w:eastAsia="Malgun Gothic"/>
+                <w:b w:val="0"/>
+                <w:i w:val="0"/>
+                <w:sz w:val="19"/>
+              </w:rPr>
+              <w:t>232,340</w:t>
+            </w:r>
+          </w:p>
+        </w:tc>
+        <w:tc>
+          <w:tcPr>
+            <w:tcW w:type="dxa" w:w="1441"/>
+          </w:tcPr>
+          <w:p>
+            <w:r>
+              <w:rPr>
+                <w:rFonts w:ascii="Malgun Gothic" w:hAnsi="Malgun Gothic" w:eastAsia="Malgun Gothic"/>
+                <w:b w:val="0"/>
+                <w:i w:val="0"/>
+                <w:sz w:val="19"/>
+              </w:rPr>
+              <w:t>16,208 [41]</w:t>
+            </w:r>
+          </w:p>
+        </w:tc>
+        <w:tc>
+          <w:tcPr>
+            <w:tcW w:type="dxa" w:w="1441"/>
+          </w:tcPr>
+          <w:p>
+            <w:r>
+              <w:rPr>
+                <w:rFonts w:ascii="Malgun Gothic" w:hAnsi="Malgun Gothic" w:eastAsia="Malgun Gothic"/>
+                <w:b w:val="0"/>
+                <w:i w:val="0"/>
+                <w:sz w:val="19"/>
+              </w:rPr>
+              <w:t>7.0%</w:t>
+            </w:r>
+          </w:p>
+        </w:tc>
+      </w:tr>
+      <w:tr>
+        <w:tc>
+          <w:tcPr>
+            <w:tcW w:type="dxa" w:w="1441"/>
+          </w:tcPr>
+          <w:p>
+            <w:r>
+              <w:rPr>
+                <w:rFonts w:ascii="Malgun Gothic" w:hAnsi="Malgun Gothic" w:eastAsia="Malgun Gothic"/>
+                <w:b w:val="0"/>
+                <w:i w:val="0"/>
+                <w:sz w:val="19"/>
+              </w:rPr>
+              <w:t>Ready Meal/Meal Kit/Salad x 40s x F</w:t>
+            </w:r>
+          </w:p>
+        </w:tc>
+        <w:tc>
+          <w:tcPr>
+            <w:tcW w:type="dxa" w:w="1441"/>
+          </w:tcPr>
+          <w:p>
+            <w:r>
+              <w:rPr>
+                <w:rFonts w:ascii="Malgun Gothic" w:hAnsi="Malgun Gothic" w:eastAsia="Malgun Gothic"/>
+                <w:b w:val="0"/>
+                <w:i w:val="0"/>
+                <w:sz w:val="19"/>
+              </w:rPr>
+              <w:t>Base</w:t>
+            </w:r>
+          </w:p>
+        </w:tc>
+        <w:tc>
+          <w:tcPr>
+            <w:tcW w:type="dxa" w:w="1441"/>
+          </w:tcPr>
+          <w:p>
+            <w:r>
+              <w:rPr>
+                <w:rFonts w:ascii="Malgun Gothic" w:hAnsi="Malgun Gothic" w:eastAsia="Malgun Gothic"/>
+                <w:b w:val="0"/>
+                <w:i w:val="0"/>
+                <w:sz w:val="19"/>
+              </w:rPr>
+              <w:t>30%</w:t>
+            </w:r>
+          </w:p>
+        </w:tc>
+        <w:tc>
+          <w:tcPr>
+            <w:tcW w:type="dxa" w:w="1441"/>
+          </w:tcPr>
+          <w:p>
+            <w:r>
+              <w:rPr>
+                <w:rFonts w:ascii="Malgun Gothic" w:hAnsi="Malgun Gothic" w:eastAsia="Malgun Gothic"/>
+                <w:b w:val="0"/>
+                <w:i w:val="0"/>
+                <w:sz w:val="19"/>
+              </w:rPr>
+              <w:t>232,340</w:t>
+            </w:r>
+          </w:p>
+        </w:tc>
+        <w:tc>
+          <w:tcPr>
+            <w:tcW w:type="dxa" w:w="1441"/>
+          </w:tcPr>
+          <w:p>
+            <w:r>
+              <w:rPr>
+                <w:rFonts w:ascii="Malgun Gothic" w:hAnsi="Malgun Gothic" w:eastAsia="Malgun Gothic"/>
+                <w:b w:val="0"/>
+                <w:i w:val="0"/>
+                <w:sz w:val="19"/>
+              </w:rPr>
+              <w:t>32,415 [43]</w:t>
+            </w:r>
+          </w:p>
+        </w:tc>
+        <w:tc>
+          <w:tcPr>
+            <w:tcW w:type="dxa" w:w="1441"/>
+          </w:tcPr>
+          <w:p>
+            <w:r>
+              <w:rPr>
+                <w:rFonts w:ascii="Malgun Gothic" w:hAnsi="Malgun Gothic" w:eastAsia="Malgun Gothic"/>
+                <w:b w:val="0"/>
+                <w:i w:val="0"/>
+                <w:sz w:val="19"/>
+              </w:rPr>
+              <w:t>14.0%</w:t>
+            </w:r>
+          </w:p>
+        </w:tc>
+      </w:tr>
+      <w:tr>
+        <w:tc>
+          <w:tcPr>
+            <w:tcW w:type="dxa" w:w="1441"/>
+          </w:tcPr>
+          <w:p>
+            <w:r>
+              <w:rPr>
+                <w:rFonts w:ascii="Malgun Gothic" w:hAnsi="Malgun Gothic" w:eastAsia="Malgun Gothic"/>
+                <w:b w:val="0"/>
+                <w:i w:val="0"/>
+                <w:sz w:val="19"/>
+              </w:rPr>
+              <w:t>Ready Meal/Meal Kit/Salad x 40s x F</w:t>
+            </w:r>
+          </w:p>
+        </w:tc>
+        <w:tc>
+          <w:tcPr>
+            <w:tcW w:type="dxa" w:w="1441"/>
+          </w:tcPr>
+          <w:p>
+            <w:r>
+              <w:rPr>
+                <w:rFonts w:ascii="Malgun Gothic" w:hAnsi="Malgun Gothic" w:eastAsia="Malgun Gothic"/>
+                <w:b w:val="0"/>
+                <w:i w:val="0"/>
+                <w:sz w:val="19"/>
+              </w:rPr>
+              <w:t>Optimistic</w:t>
+            </w:r>
+          </w:p>
+        </w:tc>
+        <w:tc>
+          <w:tcPr>
+            <w:tcW w:type="dxa" w:w="1441"/>
+          </w:tcPr>
+          <w:p>
+            <w:r>
+              <w:rPr>
+                <w:rFonts w:ascii="Malgun Gothic" w:hAnsi="Malgun Gothic" w:eastAsia="Malgun Gothic"/>
+                <w:b w:val="0"/>
+                <w:i w:val="0"/>
+                <w:sz w:val="19"/>
+              </w:rPr>
+              <w:t>50%</w:t>
+            </w:r>
+          </w:p>
+        </w:tc>
+        <w:tc>
+          <w:tcPr>
+            <w:tcW w:type="dxa" w:w="1441"/>
+          </w:tcPr>
+          <w:p>
+            <w:r>
+              <w:rPr>
+                <w:rFonts w:ascii="Malgun Gothic" w:hAnsi="Malgun Gothic" w:eastAsia="Malgun Gothic"/>
+                <w:b w:val="0"/>
+                <w:i w:val="0"/>
+                <w:sz w:val="19"/>
+              </w:rPr>
+              <w:t>232,340</w:t>
+            </w:r>
+          </w:p>
+        </w:tc>
+        <w:tc>
+          <w:tcPr>
+            <w:tcW w:type="dxa" w:w="1441"/>
+          </w:tcPr>
+          <w:p>
+            <w:r>
+              <w:rPr>
+                <w:rFonts w:ascii="Malgun Gothic" w:hAnsi="Malgun Gothic" w:eastAsia="Malgun Gothic"/>
+                <w:b w:val="0"/>
+                <w:i w:val="0"/>
+                <w:sz w:val="19"/>
+              </w:rPr>
+              <w:t>54,025 [42]</w:t>
+            </w:r>
+          </w:p>
+        </w:tc>
+        <w:tc>
+          <w:tcPr>
+            <w:tcW w:type="dxa" w:w="1441"/>
+          </w:tcPr>
+          <w:p>
+            <w:r>
+              <w:rPr>
+                <w:rFonts w:ascii="Malgun Gothic" w:hAnsi="Malgun Gothic" w:eastAsia="Malgun Gothic"/>
+                <w:b w:val="0"/>
+                <w:i w:val="0"/>
+                <w:sz w:val="19"/>
+              </w:rPr>
+              <w:t>23.3%</w:t>
+            </w:r>
+          </w:p>
+        </w:tc>
+      </w:tr>
+      <w:tr>
+        <w:tc>
+          <w:tcPr>
+            <w:tcW w:type="dxa" w:w="1441"/>
+          </w:tcPr>
+          <w:p>
+            <w:r>
+              <w:rPr>
+                <w:rFonts w:ascii="Malgun Gothic" w:hAnsi="Malgun Gothic" w:eastAsia="Malgun Gothic"/>
+                <w:b w:val="0"/>
+                <w:i w:val="0"/>
+                <w:sz w:val="19"/>
+              </w:rPr>
+              <w:t>Meat/Processed Meat/Egg x 60s x M</w:t>
+            </w:r>
+          </w:p>
+        </w:tc>
+        <w:tc>
+          <w:tcPr>
+            <w:tcW w:type="dxa" w:w="1441"/>
+          </w:tcPr>
+          <w:p>
+            <w:r>
+              <w:rPr>
+                <w:rFonts w:ascii="Malgun Gothic" w:hAnsi="Malgun Gothic" w:eastAsia="Malgun Gothic"/>
+                <w:b w:val="0"/>
+                <w:i w:val="0"/>
+                <w:sz w:val="19"/>
+              </w:rPr>
+              <w:t>Conservative</w:t>
+            </w:r>
+          </w:p>
+        </w:tc>
+        <w:tc>
+          <w:tcPr>
+            <w:tcW w:type="dxa" w:w="1441"/>
+          </w:tcPr>
+          <w:p>
+            <w:r>
+              <w:rPr>
+                <w:rFonts w:ascii="Malgun Gothic" w:hAnsi="Malgun Gothic" w:eastAsia="Malgun Gothic"/>
+                <w:b w:val="0"/>
+                <w:i w:val="0"/>
+                <w:sz w:val="19"/>
+              </w:rPr>
+              <w:t>15%</w:t>
+            </w:r>
+          </w:p>
+        </w:tc>
+        <w:tc>
+          <w:tcPr>
+            <w:tcW w:type="dxa" w:w="1441"/>
+          </w:tcPr>
+          <w:p>
+            <w:r>
+              <w:rPr>
+                <w:rFonts w:ascii="Malgun Gothic" w:hAnsi="Malgun Gothic" w:eastAsia="Malgun Gothic"/>
+                <w:b w:val="0"/>
+                <w:i w:val="0"/>
+                <w:sz w:val="19"/>
+              </w:rPr>
+              <w:t>112,000</w:t>
+            </w:r>
+          </w:p>
+        </w:tc>
+        <w:tc>
+          <w:tcPr>
+            <w:tcW w:type="dxa" w:w="1441"/>
+          </w:tcPr>
+          <w:p>
+            <w:r>
+              <w:rPr>
+                <w:rFonts w:ascii="Malgun Gothic" w:hAnsi="Malgun Gothic" w:eastAsia="Malgun Gothic"/>
+                <w:b w:val="0"/>
+                <w:i w:val="0"/>
+                <w:sz w:val="19"/>
+              </w:rPr>
+              <w:t>21,380</w:t>
+            </w:r>
+          </w:p>
+        </w:tc>
+        <w:tc>
+          <w:tcPr>
+            <w:tcW w:type="dxa" w:w="1441"/>
+          </w:tcPr>
+          <w:p>
+            <w:r>
+              <w:rPr>
+                <w:rFonts w:ascii="Malgun Gothic" w:hAnsi="Malgun Gothic" w:eastAsia="Malgun Gothic"/>
+                <w:b w:val="0"/>
+                <w:i w:val="0"/>
+                <w:sz w:val="19"/>
+              </w:rPr>
+              <w:t>19.1%</w:t>
+            </w:r>
+          </w:p>
+        </w:tc>
+      </w:tr>
+      <w:tr>
+        <w:tc>
+          <w:tcPr>
+            <w:tcW w:type="dxa" w:w="1441"/>
+          </w:tcPr>
+          <w:p>
+            <w:r>
+              <w:rPr>
+                <w:rFonts w:ascii="Malgun Gothic" w:hAnsi="Malgun Gothic" w:eastAsia="Malgun Gothic"/>
+                <w:b w:val="0"/>
+                <w:i w:val="0"/>
+                <w:sz w:val="19"/>
+              </w:rPr>
+              <w:t>Meat/Processed Meat/Egg x 60s x M</w:t>
+            </w:r>
+          </w:p>
+        </w:tc>
+        <w:tc>
+          <w:tcPr>
+            <w:tcW w:type="dxa" w:w="1441"/>
+          </w:tcPr>
+          <w:p>
+            <w:r>
+              <w:rPr>
+                <w:rFonts w:ascii="Malgun Gothic" w:hAnsi="Malgun Gothic" w:eastAsia="Malgun Gothic"/>
+                <w:b w:val="0"/>
+                <w:i w:val="0"/>
+                <w:sz w:val="19"/>
+              </w:rPr>
+              <w:t>Base</w:t>
+            </w:r>
+          </w:p>
+        </w:tc>
+        <w:tc>
+          <w:tcPr>
+            <w:tcW w:type="dxa" w:w="1441"/>
+          </w:tcPr>
+          <w:p>
+            <w:r>
+              <w:rPr>
+                <w:rFonts w:ascii="Malgun Gothic" w:hAnsi="Malgun Gothic" w:eastAsia="Malgun Gothic"/>
+                <w:b w:val="0"/>
+                <w:i w:val="0"/>
+                <w:sz w:val="19"/>
+              </w:rPr>
+              <w:t>30%</w:t>
+            </w:r>
+          </w:p>
+        </w:tc>
+        <w:tc>
+          <w:tcPr>
+            <w:tcW w:type="dxa" w:w="1441"/>
+          </w:tcPr>
+          <w:p>
+            <w:r>
+              <w:rPr>
+                <w:rFonts w:ascii="Malgun Gothic" w:hAnsi="Malgun Gothic" w:eastAsia="Malgun Gothic"/>
+                <w:b w:val="0"/>
+                <w:i w:val="0"/>
+                <w:sz w:val="19"/>
+              </w:rPr>
+              <w:t>112,000</w:t>
+            </w:r>
+          </w:p>
+        </w:tc>
+        <w:tc>
+          <w:tcPr>
+            <w:tcW w:type="dxa" w:w="1441"/>
+          </w:tcPr>
+          <w:p>
+            <w:r>
+              <w:rPr>
+                <w:rFonts w:ascii="Malgun Gothic" w:hAnsi="Malgun Gothic" w:eastAsia="Malgun Gothic"/>
+                <w:b w:val="0"/>
+                <w:i w:val="0"/>
+                <w:sz w:val="19"/>
+              </w:rPr>
+              <w:t>42,761 [47]</w:t>
+            </w:r>
+          </w:p>
+        </w:tc>
+        <w:tc>
+          <w:tcPr>
+            <w:tcW w:type="dxa" w:w="1441"/>
+          </w:tcPr>
+          <w:p>
+            <w:r>
+              <w:rPr>
+                <w:rFonts w:ascii="Malgun Gothic" w:hAnsi="Malgun Gothic" w:eastAsia="Malgun Gothic"/>
+                <w:b w:val="0"/>
+                <w:i w:val="0"/>
+                <w:sz w:val="19"/>
+              </w:rPr>
+              <w:t>38.2%</w:t>
+            </w:r>
+          </w:p>
+        </w:tc>
+      </w:tr>
+      <w:tr>
+        <w:tc>
+          <w:tcPr>
+            <w:tcW w:type="dxa" w:w="1441"/>
+          </w:tcPr>
+          <w:p>
+            <w:r>
+              <w:rPr>
+                <w:rFonts w:ascii="Malgun Gothic" w:hAnsi="Malgun Gothic" w:eastAsia="Malgun Gothic"/>
+                <w:b w:val="0"/>
+                <w:i w:val="0"/>
+                <w:sz w:val="19"/>
+              </w:rPr>
+              <w:t>Meat/Processed Meat/Egg x 60s x M</w:t>
+            </w:r>
+          </w:p>
+        </w:tc>
+        <w:tc>
+          <w:tcPr>
+            <w:tcW w:type="dxa" w:w="1441"/>
+          </w:tcPr>
+          <w:p>
+            <w:r>
+              <w:rPr>
+                <w:rFonts w:ascii="Malgun Gothic" w:hAnsi="Malgun Gothic" w:eastAsia="Malgun Gothic"/>
+                <w:b w:val="0"/>
+                <w:i w:val="0"/>
+                <w:sz w:val="19"/>
+              </w:rPr>
+              <w:t>Optimistic</w:t>
+            </w:r>
+          </w:p>
+        </w:tc>
+        <w:tc>
+          <w:tcPr>
+            <w:tcW w:type="dxa" w:w="1441"/>
+          </w:tcPr>
+          <w:p>
+            <w:r>
+              <w:rPr>
+                <w:rFonts w:ascii="Malgun Gothic" w:hAnsi="Malgun Gothic" w:eastAsia="Malgun Gothic"/>
+                <w:b w:val="0"/>
+                <w:i w:val="0"/>
+                <w:sz w:val="19"/>
+              </w:rPr>
+              <w:t>50%</w:t>
+            </w:r>
+          </w:p>
+        </w:tc>
+        <w:tc>
+          <w:tcPr>
+            <w:tcW w:type="dxa" w:w="1441"/>
+          </w:tcPr>
+          <w:p>
+            <w:r>
+              <w:rPr>
+                <w:rFonts w:ascii="Malgun Gothic" w:hAnsi="Malgun Gothic" w:eastAsia="Malgun Gothic"/>
+                <w:b w:val="0"/>
+                <w:i w:val="0"/>
+                <w:sz w:val="19"/>
+              </w:rPr>
+              <w:t>112,000</w:t>
+            </w:r>
+          </w:p>
+        </w:tc>
+        <w:tc>
+          <w:tcPr>
+            <w:tcW w:type="dxa" w:w="1441"/>
+          </w:tcPr>
+          <w:p>
+            <w:r>
+              <w:rPr>
+                <w:rFonts w:ascii="Malgun Gothic" w:hAnsi="Malgun Gothic" w:eastAsia="Malgun Gothic"/>
+                <w:b w:val="0"/>
+                <w:i w:val="0"/>
+                <w:sz w:val="19"/>
+              </w:rPr>
+              <w:t>71,268 [46]</w:t>
+            </w:r>
+          </w:p>
+        </w:tc>
+        <w:tc>
+          <w:tcPr>
+            <w:tcW w:type="dxa" w:w="1441"/>
+          </w:tcPr>
+          <w:p>
+            <w:r>
+              <w:rPr>
+                <w:rFonts w:ascii="Malgun Gothic" w:hAnsi="Malgun Gothic" w:eastAsia="Malgun Gothic"/>
+                <w:b w:val="0"/>
+                <w:i w:val="0"/>
+                <w:sz w:val="19"/>
+              </w:rPr>
+              <w:t>63.6%</w:t>
+            </w:r>
+          </w:p>
+        </w:tc>
+      </w:tr>
+    </w:tbl>
+    <w:p>
+      <w:pPr>
+        <w:pStyle w:val="Heading2"/>
+      </w:pPr>
+      <w:r>
+        <w:rPr>
+          <w:rFonts w:ascii="Malgun Gothic" w:hAnsi="Malgun Gothic" w:eastAsia="Malgun Gothic"/>
+          <w:b/>
+          <w:i w:val="0"/>
+          <w:color w:val="34495E"/>
+          <w:sz w:val="36"/>
+        </w:rPr>
+        <w:t>Supplementary View: City × Category Revenue Composition</w:t>
       </w:r>
     </w:p>
     <w:p>
       <w:pPr>
-        <w:spacing w:after="80"/>
+        <w:spacing w:after="160" w:line="276" w:lineRule="auto"/>
+        <w:jc w:val="both"/>
       </w:pPr>
       <w:r>
         <w:rPr>
-          <w:rFonts w:ascii="Calibri" w:hAnsi="Calibri"/>
+          <w:rFonts w:ascii="Malgun Gothic" w:hAnsi="Malgun Gothic" w:eastAsia="Malgun Gothic"/>
           <w:b w:val="0"/>
           <w:i w:val="0"/>
-          <w:sz w:val="19"/>
+          <w:sz w:val="21"/>
         </w:rPr>
-        <w:t>[9] Monthly Revenue - 2024-04: $2,742,440.00 | Formula: SUM(Revenue) GROUP BY Month | Source: ./data/Dat-fresh-food-claude.csv (Revenue, Date columns)</w:t>
+        <w:t>This chart complements the interaction analysis above by showing how revenue mix varies by top ship-city, providing additional context for the Seocho-gu concentration effect and the holiday mix-shift findings.</w:t>
       </w:r>
     </w:p>
     <w:p>
       <w:pPr>
-        <w:spacing w:after="80"/>
+        <w:spacing w:before="360" w:after="120"/>
+        <w:jc w:val="center"/>
       </w:pPr>
       <w:r>
-        <w:rPr>
-          <w:rFonts w:ascii="Calibri" w:hAnsi="Calibri"/>
-          <w:b w:val="0"/>
-          <w:i w:val="0"/>
-          <w:sz w:val="19"/>
-        </w:rPr>
-        <w:t>[10] Monthly Revenue - 2024-05: $3,622,530.00 | Formula: SUM(Revenue) GROUP BY Month | Source: ./data/Dat-fresh-food-claude.csv (Revenue, Date columns)</w:t>
+        <w:drawing>
+          <wp:inline xmlns:a="http://schemas.openxmlformats.org/drawingml/2006/main" xmlns:pic="http://schemas.openxmlformats.org/drawingml/2006/picture">
+            <wp:extent cx="5029200" cy="3109638"/>
+            <wp:docPr id="9" name="Picture 9"/>
+            <wp:cNvGraphicFramePr>
+              <a:graphicFrameLocks noChangeAspect="1"/>
+            </wp:cNvGraphicFramePr>
+            <a:graphic>
+              <a:graphicData uri="http://schemas.openxmlformats.org/drawingml/2006/picture">
+                <pic:pic>
+                  <pic:nvPicPr>
+                    <pic:cNvPr id="0" name="chart09_city_category_composition.png"/>
+                    <pic:cNvPicPr/>
+                  </pic:nvPicPr>
+                  <pic:blipFill>
+                    <a:blip r:embed="rId51">
+                      <a:extLst>
+                        <a:ext uri="{96DAC541-7B7A-43D3-8B79-37D633B846F1}">
+                          <ns0:svgBlip xmlns:ns0="http://schemas.microsoft.com/office/drawing/2016/SVG/main" r:embed="rId55"/>
+                        </a:ext>
+                      </a:extLst>
+                    </a:blip>
+                    <a:stretch>
+                      <a:fillRect/>
+                    </a:stretch>
+                  </pic:blipFill>
+                  <pic:spPr>
+                    <a:xfrm>
+                      <a:off x="0" y="0"/>
+                      <a:ext cx="5029200" cy="3109638"/>
+                    </a:xfrm>
+                    <a:prstGeom prst="rect"/>
+                  </pic:spPr>
+                </pic:pic>
+              </a:graphicData>
+            </a:graphic>
+          </wp:inline>
+        </w:drawing>
       </w:r>
     </w:p>
     <w:p>
       <w:pPr>
-        <w:spacing w:after="80"/>
+        <w:pStyle w:val="Caption"/>
+        <w:spacing w:after="240"/>
+        <w:jc w:val="center"/>
       </w:pPr>
       <w:r>
         <w:rPr>
-          <w:rFonts w:ascii="Calibri" w:hAnsi="Calibri"/>
+          <w:rFonts w:ascii="Malgun Gothic" w:hAnsi="Malgun Gothic" w:eastAsia="Malgun Gothic"/>
           <w:b w:val="0"/>
-          <w:i w:val="0"/>
-          <w:sz w:val="19"/>
+          <w:i/>
+          <w:color w:val="7F8C8D"/>
+          <w:sz w:val="18"/>
         </w:rPr>
-        <w:t>[11] Monthly Revenue - 2024-06: $2,564,740.00 | Formula: SUM(Revenue) GROUP BY Month | Source: ./data/Dat-fresh-food-claude.csv (Revenue, Date columns)</w:t>
+        <w:t>그림 9: 상위 ship-city별 Category 매출 구성(Composition)</w:t>
       </w:r>
     </w:p>
     <w:p>
       <w:pPr>
-        <w:spacing w:after="80"/>
+        <w:spacing w:after="160" w:line="276" w:lineRule="auto"/>
+        <w:jc w:val="both"/>
       </w:pPr>
       <w:r>
         <w:rPr>
-          <w:rFonts w:ascii="Calibri" w:hAnsi="Calibri"/>
+          <w:rFonts w:ascii="Malgun Gothic" w:hAnsi="Malgun Gothic" w:eastAsia="Malgun Gothic"/>
           <w:b w:val="0"/>
           <w:i w:val="0"/>
-          <w:sz w:val="19"/>
+          <w:sz w:val="21"/>
         </w:rPr>
-        <w:t>[12] Category Revenue - 과일: $7,657,140.00 | Formula: SUM(Revenue) GROUP BY Category | Source: ./data/Dat-fresh-food-claude.csv (Revenue, Category columns)</w:t>
+        <w:t>Seocho-gu's revenue mix is visibly skewed toward Meat/Processed Meat/Egg relative to other top cities, consistent with the 380-in [3]dex over-concentration identified in the Category × ship-city interaction analysis and the +14.7 percentage-point share gain this city captured during the holiday window.</w:t>
       </w:r>
     </w:p>
     <w:p>
       <w:pPr>
-        <w:spacing w:after="80"/>
+        <w:pStyle w:val="Heading2"/>
       </w:pPr>
       <w:r>
         <w:rPr>
-          <w:rFonts w:ascii="Calibri" w:hAnsi="Calibri"/>
-          <w:b w:val="0"/>
+          <w:rFonts w:ascii="Malgun Gothic" w:hAnsi="Malgun Gothic" w:eastAsia="Malgun Gothic"/>
+          <w:b/>
           <w:i w:val="0"/>
-          <w:sz w:val="19"/>
+          <w:color w:val="34495E"/>
+          <w:sz w:val="36"/>
         </w:rPr>
-        <w:t>[13] Category Revenue - 유제품: $4,555,800.00 | Formula: SUM(Revenue) GROUP BY Category | Source: ./data/Dat-fresh-food-claude.csv (Revenue, Category columns)</w:t>
+        <w:t>Limitations</w:t>
       </w:r>
     </w:p>
     <w:p>
       <w:pPr>
-        <w:spacing w:after="80"/>
+        <w:spacing w:after="160" w:line="276" w:lineRule="auto"/>
+        <w:jc w:val="both"/>
       </w:pPr>
       <w:r>
         <w:rPr>
-          <w:rFonts w:ascii="Calibri" w:hAnsi="Calibri"/>
+          <w:rFonts w:ascii="Malgun Gothic" w:hAnsi="Malgun Gothic" w:eastAsia="Malgun Gothic"/>
           <w:b w:val="0"/>
           <w:i w:val="0"/>
-          <w:sz w:val="19"/>
+          <w:sz w:val="21"/>
         </w:rPr>
-        <w:t>[14] Category Revenue - 채소: $4,708,900.00 | Formula: SUM(Revenue) GROUP BY Category | Source: ./data/Dat-fresh-food-claude.csv (Revenue, Category columns)</w:t>
+        <w:t>Readers should weigh the following constraints when acting on this report's findings.</w:t>
       </w:r>
     </w:p>
     <w:p>
       <w:pPr>
+        <w:pStyle w:val="ListBullet"/>
         <w:spacing w:after="80"/>
+        <w:ind w:left="283"/>
       </w:pPr>
       <w:r>
         <w:rPr>
-          <w:rFonts w:ascii="Calibri" w:hAnsi="Calibri"/>
+          <w:rFonts w:ascii="Malgun Gothic" w:hAnsi="Malgun Gothic" w:eastAsia="Malgun Gothic"/>
           <w:b w:val="0"/>
           <w:i w:val="0"/>
-          <w:sz w:val="19"/>
+          <w:sz w:val="21"/>
         </w:rPr>
-        <w:t>[15] Gender Revenue - F: $5,399,140.00 | Formula: SUM(Revenue) GROUP BY Gender | Source: ./data/Dat-fresh-food-claude.csv (Revenue, Gender columns)</w:t>
+        <w:t>Observational, not causal: WEEKEND20's AOV and volume differences are associative. Because the promotion fires deterministically on weekends and never on weekdays, its effect is fully confounded with day-of-week shopping behavior; no causal lift can be isolated from this dataset without an experimental (A/B) design.</w:t>
       </w:r>
     </w:p>
     <w:p>
       <w:pPr>
+        <w:pStyle w:val="ListBullet"/>
         <w:spacing w:after="80"/>
+        <w:ind w:left="283"/>
       </w:pPr>
       <w:r>
         <w:rPr>
-          <w:rFonts w:ascii="Calibri" w:hAnsi="Calibri"/>
+          <w:rFonts w:ascii="Malgun Gothic" w:hAnsi="Malgun Gothic" w:eastAsia="Malgun Gothic"/>
           <w:b w:val="0"/>
           <w:i w:val="0"/>
-          <w:sz w:val="19"/>
+          <w:sz w:val="21"/>
         </w:rPr>
-        <w:t>[16] Total Cities Served: 30.0 | Formula: COUNT(DISTINCT ship-city) | Source: ./data/Dat-fresh-food-claude.csv (ship-city columns)</w:t>
+        <w:t>Short holiday window: The 2025-05-05/06 holiday comparison rests on symmetric 2-day windows (pre/holiday/post), meaning each window reflects only 2 calendar days. A single unusual day can disproportionately move the daily average; the holiday figures should be treated as a single-event case study rather than a generalizable seasonal pattern.</w:t>
       </w:r>
     </w:p>
     <w:p>
       <w:pPr>
+        <w:pStyle w:val="ListBullet"/>
         <w:spacing w:after="80"/>
+        <w:ind w:left="283"/>
       </w:pPr>
       <w:r>
         <w:rPr>
-          <w:rFonts w:ascii="Calibri" w:hAnsi="Calibri"/>
+          <w:rFonts w:ascii="Malgun Gothic" w:hAnsi="Malgun Gothic" w:eastAsia="Malgun Gothic"/>
           <w:b w:val="0"/>
           <w:i w:val="0"/>
-          <w:sz w:val="19"/>
+          <w:sz w:val="21"/>
         </w:rPr>
-        <w:t>[17] Total States Served: 2.0 | Formula: COUNT(DISTINCT ship-state) | Source: ./data/Dat-fresh-food-claude.csv (ship-state columns)</w:t>
+        <w:t>Small-sample segments: Two of the three top-ranked growth-potential segments (Meat/Processed Meat/Egg × 20s × Female; Meat/Processed Meat/Egg × 60s × Male) are built on exactly 5 orders each, the minimum threshold applied in the scoring framework. Revenue-gap and AOV figures for these segments carry wide uncertainty bands not reflected in the point estimates presented.</w:t>
       </w:r>
     </w:p>
     <w:p>
       <w:pPr>
+        <w:pStyle w:val="ListBullet"/>
         <w:spacing w:after="80"/>
+        <w:ind w:left="283"/>
       </w:pPr>
       <w:r>
         <w:rPr>
-          <w:rFonts w:ascii="Calibri" w:hAnsi="Calibri"/>
+          <w:rFonts w:ascii="Malgun Gothic" w:hAnsi="Malgun Gothic" w:eastAsia="Malgun Gothic"/>
           <w:b w:val="0"/>
           <w:i w:val="0"/>
-          <w:sz w:val="19"/>
+          <w:sz w:val="21"/>
         </w:rPr>
-        <w:t>[18] Average Product Price: $7,064.88 | Formula: AVG(Amount) | Source: ./data/Dat-fresh-food-claude.csv (Amount columns)</w:t>
+        <w:t>Single-period data: The analysis covers only 14 days (2025-05-01 to 2025-05-14 [13]) from one dataset; there is no prior-period or prior-year baseline to confirm whether the observed holiday surge or category/city interaction effects are stable patterns versus one-off occurrences.</w:t>
+      </w:r>
+    </w:p>
+    <w:p>
+      <w:pPr>
+        <w:pStyle w:val="ListBullet"/>
+        <w:spacing w:after="80"/>
+        <w:ind w:left="283"/>
+      </w:pPr>
+      <w:r>
+        <w:rPr>
+          <w:rFonts w:ascii="Malgun Gothic" w:hAnsi="Malgun Gothic" w:eastAsia="Malgun Gothic"/>
+          <w:b w:val="0"/>
+          <w:i w:val="0"/>
+          <w:sz w:val="21"/>
+        </w:rPr>
+        <w:t>Revenue projections are planning scenarios: The conservative/base/optimistic uplift figures assume a stated percentage closure of each segment's demographic-proportional revenue gap; these are illustrative assumptions for prioritization purposes, not forecasts, and have not been validated against any realized post-intervention outcome.</w:t>
+      </w:r>
+    </w:p>
+    <w:p>
+      <w:pPr>
+        <w:pStyle w:val="Heading2"/>
+      </w:pPr>
+      <w:r>
+        <w:rPr>
+          <w:rFonts w:ascii="Malgun Gothic" w:hAnsi="Malgun Gothic" w:eastAsia="Malgun Gothic"/>
+          <w:b/>
+          <w:i w:val="0"/>
+          <w:color w:val="34495E"/>
+          <w:sz w:val="36"/>
+        </w:rPr>
+        <w:t>데이터 출처 및 계산 근거</w:t>
+      </w:r>
+    </w:p>
+    <w:p>
+      <w:pPr>
+        <w:spacing w:after="160" w:line="276" w:lineRule="auto"/>
+        <w:jc w:val="both"/>
+      </w:pPr>
+      <w:r>
+        <w:rPr>
+          <w:rFonts w:ascii="Malgun Gothic" w:hAnsi="Malgun Gothic" w:eastAsia="Malgun Gothic"/>
+          <w:b w:val="0"/>
+          <w:i w:val="0"/>
+          <w:sz w:val="21"/>
+        </w:rPr>
+        <w:t>[1] Total Amount across full period (2025-05-01~14): SUM(Amount)</w:t>
+      </w:r>
+    </w:p>
+    <w:p>
+      <w:pPr>
+        <w:spacing w:after="160" w:line="276" w:lineRule="auto"/>
+        <w:jc w:val="both"/>
+      </w:pPr>
+      <w:r>
+        <w:rPr>
+          <w:rFonts w:ascii="Malgun Gothic" w:hAnsi="Malgun Gothic" w:eastAsia="Malgun Gothic"/>
+          <w:b w:val="0"/>
+          <w:i w:val="0"/>
+          <w:sz w:val="21"/>
+        </w:rPr>
+        <w:t>[2] WEEKEND20 AOV lift (%) vs non-promo within Category=Coffee/Tea: (AOV_promo - AOV_nonpromo)/AOV_nonpromo*100 WITHIN segment</w:t>
+      </w:r>
+    </w:p>
+    <w:p>
+      <w:pPr>
+        <w:spacing w:after="160" w:line="276" w:lineRule="auto"/>
+        <w:jc w:val="both"/>
+      </w:pPr>
+      <w:r>
+        <w:rPr>
+          <w:rFonts w:ascii="Malgun Gothic" w:hAnsi="Malgun Gothic" w:eastAsia="Malgun Gothic"/>
+          <w:b w:val="0"/>
+          <w:i w:val="0"/>
+          <w:sz w:val="21"/>
+        </w:rPr>
+        <w:t>[3] Category=Meat/Processed Meat/Egg x ship-city=Seocho-gu: interaction index: SUM(Amount|cat,city)/(marginal(cat)marginal(city)/total)100</w:t>
+      </w:r>
+    </w:p>
+    <w:p>
+      <w:pPr>
+        <w:spacing w:after="160" w:line="276" w:lineRule="auto"/>
+        <w:jc w:val="both"/>
+      </w:pPr>
+      <w:r>
+        <w:rPr>
+          <w:rFonts w:ascii="Malgun Gothic" w:hAnsi="Malgun Gothic" w:eastAsia="Malgun Gothic"/>
+          <w:b w:val="0"/>
+          <w:i w:val="0"/>
+          <w:sz w:val="21"/>
+        </w:rPr>
+        <w:t>[4] Category=Fruit/Nuts/Rice x Age Group=20s: interaction index (100=expected under independence): SUM(Amount|cat,ag) / (marginal(cat)marginal(ag)/total)  100</w:t>
+      </w:r>
+    </w:p>
+    <w:p>
+      <w:pPr>
+        <w:spacing w:after="160" w:line="276" w:lineRule="auto"/>
+        <w:jc w:val="both"/>
+      </w:pPr>
+      <w:r>
+        <w:rPr>
+          <w:rFonts w:ascii="Malgun Gothic" w:hAnsi="Malgun Gothic" w:eastAsia="Malgun Gothic"/>
+          <w:b w:val="0"/>
+          <w:i w:val="0"/>
+          <w:sz w:val="21"/>
+        </w:rPr>
+        <w:t>[5] AOV on weekends (excl. holiday days): AVG(Amount WHERE is_weekend=True AND event_window!='holiday')</w:t>
+      </w:r>
+    </w:p>
+    <w:p>
+      <w:pPr>
+        <w:spacing w:after="160" w:line="276" w:lineRule="auto"/>
+        <w:jc w:val="both"/>
+      </w:pPr>
+      <w:r>
+        <w:rPr>
+          <w:rFonts w:ascii="Malgun Gothic" w:hAnsi="Malgun Gothic" w:eastAsia="Malgun Gothic"/>
+          <w:b w:val="0"/>
+          <w:i w:val="0"/>
+          <w:sz w:val="21"/>
+        </w:rPr>
+        <w:t>[6] AOV for non-promoted orders: AVG(Amount WHERE WEEKEND20_flag=False)</w:t>
+      </w:r>
+    </w:p>
+    <w:p>
+      <w:pPr>
+        <w:spacing w:after="160" w:line="276" w:lineRule="auto"/>
+        <w:jc w:val="both"/>
+      </w:pPr>
+      <w:r>
+        <w:rPr>
+          <w:rFonts w:ascii="Malgun Gothic" w:hAnsi="Malgun Gothic" w:eastAsia="Malgun Gothic"/>
+          <w:b w:val="0"/>
+          <w:i w:val="0"/>
+          <w:sz w:val="21"/>
+        </w:rPr>
+        <w:t>[7] Daily average Amount in full window: holiday (05-05/06): SUM(Amount WHERE event_window='holiday (05-05/06)')/2</w:t>
+      </w:r>
+    </w:p>
+    <w:p>
+      <w:pPr>
+        <w:spacing w:after="160" w:line="276" w:lineRule="auto"/>
+        <w:jc w:val="both"/>
+      </w:pPr>
+      <w:r>
+        <w:rPr>
+          <w:rFonts w:ascii="Malgun Gothic" w:hAnsi="Malgun Gothic" w:eastAsia="Malgun Gothic"/>
+          <w:b w:val="0"/>
+          <w:i w:val="0"/>
+          <w:sz w:val="21"/>
+        </w:rPr>
+        <w:t>[8] Daily average Amount in symmetric window: pre-holiday(2d): SUM(Amount WHERE event_window_sym='pre-holiday(2d)')/2</w:t>
+      </w:r>
+    </w:p>
+    <w:p>
+      <w:pPr>
+        <w:spacing w:after="160" w:line="276" w:lineRule="auto"/>
+        <w:jc w:val="both"/>
+      </w:pPr>
+      <w:r>
+        <w:rPr>
+          <w:rFonts w:ascii="Malgun Gothic" w:hAnsi="Malgun Gothic" w:eastAsia="Malgun Gothic"/>
+          <w:b w:val="0"/>
+          <w:i w:val="0"/>
+          <w:sz w:val="21"/>
+        </w:rPr>
+        <w:t>[9] Total projected revenue uplift across top-3 segments, conservative scenario: SUM(projected_uplift_krw WHERE scenario=conservative)</w:t>
+      </w:r>
+    </w:p>
+    <w:p>
+      <w:pPr>
+        <w:spacing w:after="160" w:line="276" w:lineRule="auto"/>
+        <w:jc w:val="both"/>
+      </w:pPr>
+      <w:r>
+        <w:rPr>
+          <w:rFonts w:ascii="Malgun Gothic" w:hAnsi="Malgun Gothic" w:eastAsia="Malgun Gothic"/>
+          <w:b w:val="0"/>
+          <w:i w:val="0"/>
+          <w:sz w:val="21"/>
+        </w:rPr>
+        <w:t>[10] Total projected revenue uplift across top-3 segments, optimistic scenario: SUM(projected_uplift_krw WHERE scenario=optimistic)</w:t>
+      </w:r>
+    </w:p>
+    <w:p>
+      <w:pPr>
+        <w:spacing w:after="160" w:line="276" w:lineRule="auto"/>
+        <w:jc w:val="both"/>
+      </w:pPr>
+      <w:r>
+        <w:rPr>
+          <w:rFonts w:ascii="Malgun Gothic" w:hAnsi="Malgun Gothic" w:eastAsia="Malgun Gothic"/>
+          <w:b w:val="0"/>
+          <w:i w:val="0"/>
+          <w:sz w:val="21"/>
+        </w:rPr>
+        <w:t>[11] Total projected revenue uplift across top-3 segments, base scenario: SUM(projected_uplift_krw WHERE scenario=base)</w:t>
+      </w:r>
+    </w:p>
+    <w:p>
+      <w:pPr>
+        <w:spacing w:after="160" w:line="276" w:lineRule="auto"/>
+        <w:jc w:val="both"/>
+      </w:pPr>
+      <w:r>
+        <w:rPr>
+          <w:rFonts w:ascii="Malgun Gothic" w:hAnsi="Malgun Gothic" w:eastAsia="Malgun Gothic"/>
+          <w:b w:val="0"/>
+          <w:i w:val="0"/>
+          <w:sz w:val="21"/>
+        </w:rPr>
+        <w:t>[12] Base-scenario uplift as % of total period revenue (22.79M KRW): total_base_uplift / total_period_amount * 100</w:t>
+      </w:r>
+    </w:p>
+    <w:p>
+      <w:pPr>
+        <w:spacing w:after="160" w:line="276" w:lineRule="auto"/>
+        <w:jc w:val="both"/>
+      </w:pPr>
+      <w:r>
+        <w:rPr>
+          <w:rFonts w:ascii="Malgun Gothic" w:hAnsi="Malgun Gothic" w:eastAsia="Malgun Gothic"/>
+          <w:b w:val="0"/>
+          <w:i w:val="0"/>
+          <w:sz w:val="21"/>
+        </w:rPr>
+        <w:t>[13] Projected uplift as % of segment baseline revenue (base scenario): Ready Meal/Meal Kit/Salad x 40s x F: projected_uplift_krw / baseline_amount * 100</w:t>
+      </w:r>
+    </w:p>
+    <w:p>
+      <w:pPr>
+        <w:spacing w:after="160" w:line="276" w:lineRule="auto"/>
+        <w:jc w:val="both"/>
+      </w:pPr>
+      <w:r>
+        <w:rPr>
+          <w:rFonts w:ascii="Malgun Gothic" w:hAnsi="Malgun Gothic" w:eastAsia="Malgun Gothic"/>
+          <w:b w:val="0"/>
+          <w:i w:val="0"/>
+          <w:sz w:val="21"/>
+        </w:rPr>
+        <w:t>[14] Holiday-window revenue share shift (pp) for Category=Vegetables vs pre+post baseline: holiday_share_pct - baseline_share_pct</w:t>
+      </w:r>
+    </w:p>
+    <w:p>
+      <w:pPr>
+        <w:spacing w:after="160" w:line="276" w:lineRule="auto"/>
+        <w:jc w:val="both"/>
+      </w:pPr>
+      <w:r>
+        <w:rPr>
+          <w:rFonts w:ascii="Malgun Gothic" w:hAnsi="Malgun Gothic" w:eastAsia="Malgun Gothic"/>
+          <w:b w:val="0"/>
+          <w:i w:val="0"/>
+          <w:sz w:val="21"/>
+        </w:rPr>
+        <w:t>[15] AOV on weekdays (excl. holiday days): AVG(Amount WHERE is_weekend=False AND event_window!='holiday')</w:t>
+      </w:r>
+    </w:p>
+    <w:p>
+      <w:pPr>
+        <w:spacing w:after="160" w:line="276" w:lineRule="auto"/>
+        <w:jc w:val="both"/>
+      </w:pPr>
+      <w:r>
+        <w:rPr>
+          <w:rFonts w:ascii="Malgun Gothic" w:hAnsi="Malgun Gothic" w:eastAsia="Malgun Gothic"/>
+          <w:b w:val="0"/>
+          <w:i w:val="0"/>
+          <w:sz w:val="21"/>
+        </w:rPr>
+        <w:t>[16] Peak daily Amount on 2025-05-05: MAX(daily SUM(Amount))</w:t>
+      </w:r>
+    </w:p>
+    <w:p>
+      <w:pPr>
+        <w:spacing w:after="160" w:line="276" w:lineRule="auto"/>
+        <w:jc w:val="both"/>
+      </w:pPr>
+      <w:r>
+        <w:rPr>
+          <w:rFonts w:ascii="Malgun Gothic" w:hAnsi="Malgun Gothic" w:eastAsia="Malgun Gothic"/>
+          <w:b w:val="0"/>
+          <w:i w:val="0"/>
+          <w:sz w:val="21"/>
+        </w:rPr>
+        <w:t>[17] Trough daily Amount on 2025-05-12: MIN(daily SUM(Amount))</w:t>
+      </w:r>
+    </w:p>
+    <w:p>
+      <w:pPr>
+        <w:spacing w:after="160" w:line="276" w:lineRule="auto"/>
+        <w:jc w:val="both"/>
+      </w:pPr>
+      <w:r>
+        <w:rPr>
+          <w:rFonts w:ascii="Malgun Gothic" w:hAnsi="Malgun Gothic" w:eastAsia="Malgun Gothic"/>
+          <w:b w:val="0"/>
+          <w:i w:val="0"/>
+          <w:sz w:val="21"/>
+        </w:rPr>
+        <w:t>[18] Average daily Amount on weekend days (excl. holiday): SUM(weekend Amount)/COUNT(DISTINCT weekend dates)</w:t>
+      </w:r>
+    </w:p>
+    <w:p>
+      <w:pPr>
+        <w:spacing w:after="160" w:line="276" w:lineRule="auto"/>
+        <w:jc w:val="both"/>
+      </w:pPr>
+      <w:r>
+        <w:rPr>
+          <w:rFonts w:ascii="Malgun Gothic" w:hAnsi="Malgun Gothic" w:eastAsia="Malgun Gothic"/>
+          <w:b w:val="0"/>
+          <w:i w:val="0"/>
+          <w:sz w:val="21"/>
+        </w:rPr>
+        <w:t>[19] Average daily Amount on weekday days (excl. holiday): SUM(weekday Amount)/COUNT(DISTINCT weekday dates)</w:t>
+      </w:r>
+    </w:p>
+    <w:p>
+      <w:pPr>
+        <w:spacing w:after="160" w:line="276" w:lineRule="auto"/>
+        <w:jc w:val="both"/>
+      </w:pPr>
+      <w:r>
+        <w:rPr>
+          <w:rFonts w:ascii="Malgun Gothic" w:hAnsi="Malgun Gothic" w:eastAsia="Malgun Gothic"/>
+          <w:b w:val="0"/>
+          <w:i w:val="0"/>
+          <w:sz w:val="21"/>
+        </w:rPr>
+        <w:t>[20] WEEKEND20 penetration rate within ship-city=Seocho-gu: COUNT(WEEKEND20_flag=True)/COUNT(all) * 100 WITHIN segment</w:t>
+      </w:r>
+    </w:p>
+    <w:p>
+      <w:pPr>
+        <w:spacing w:after="160" w:line="276" w:lineRule="auto"/>
+        <w:jc w:val="both"/>
+      </w:pPr>
+      <w:r>
+        <w:rPr>
+          <w:rFonts w:ascii="Malgun Gothic" w:hAnsi="Malgun Gothic" w:eastAsia="Malgun Gothic"/>
+          <w:b w:val="0"/>
+          <w:i w:val="0"/>
+          <w:sz w:val="21"/>
+        </w:rPr>
+        <w:t>[21] WEEKEND20 penetration rate within ship-city=Gangseo-gu: COUNT(WEEKEND20_flag=True)/COUNT(all) * 100 WITHIN segment</w:t>
+      </w:r>
+    </w:p>
+    <w:p>
+      <w:pPr>
+        <w:spacing w:after="160" w:line="276" w:lineRule="auto"/>
+        <w:jc w:val="both"/>
+      </w:pPr>
+      <w:r>
+        <w:rPr>
+          <w:rFonts w:ascii="Malgun Gothic" w:hAnsi="Malgun Gothic" w:eastAsia="Malgun Gothic"/>
+          <w:b w:val="0"/>
+          <w:i w:val="0"/>
+          <w:sz w:val="21"/>
+        </w:rPr>
+        <w:t>[22] AOV for WEEKEND20-exposed orders: AVG(Amount WHERE WEEKEND20_flag=True)</w:t>
+      </w:r>
+    </w:p>
+    <w:p>
+      <w:pPr>
+        <w:spacing w:after="160" w:line="276" w:lineRule="auto"/>
+        <w:jc w:val="both"/>
+      </w:pPr>
+      <w:r>
+        <w:rPr>
+          <w:rFonts w:ascii="Malgun Gothic" w:hAnsi="Malgun Gothic" w:eastAsia="Malgun Gothic"/>
+          <w:b w:val="0"/>
+          <w:i w:val="0"/>
+          <w:sz w:val="21"/>
+        </w:rPr>
+        <w:t>[23] T-test p-value: WEEKEND20 vs non-promo AOV difference significance: scipy.stats.ttest_ind(Amount|WEEKEND20=True, Amount|WEEKEND20=False, equal_var=False)</w:t>
+      </w:r>
+    </w:p>
+    <w:p>
+      <w:pPr>
+        <w:spacing w:after="160" w:line="276" w:lineRule="auto"/>
+        <w:jc w:val="both"/>
+      </w:pPr>
+      <w:r>
+        <w:rPr>
+          <w:rFonts w:ascii="Malgun Gothic" w:hAnsi="Malgun Gothic" w:eastAsia="Malgun Gothic"/>
+          <w:b w:val="0"/>
+          <w:i w:val="0"/>
+          <w:sz w:val="21"/>
+        </w:rPr>
+        <w:t>[24] Estimated pre-discount (gross) revenue for WEEKEND20 orders: SUM(Amount WHERE WEEKEND20_flag=True) / (1 - 0.20)</w:t>
+      </w:r>
+    </w:p>
+    <w:p>
+      <w:pPr>
+        <w:spacing w:after="160" w:line="276" w:lineRule="auto"/>
+        <w:jc w:val="both"/>
+      </w:pPr>
+      <w:r>
+        <w:rPr>
+          <w:rFonts w:ascii="Malgun Gothic" w:hAnsi="Malgun Gothic" w:eastAsia="Malgun Gothic"/>
+          <w:b w:val="0"/>
+          <w:i w:val="0"/>
+          <w:sz w:val="21"/>
+        </w:rPr>
+        <w:t>[25] Total Amount on weekends (excl. holiday days): SUM(Amount WHERE is_weekend=True AND event_window!='holiday')</w:t>
+      </w:r>
+    </w:p>
+    <w:p>
+      <w:pPr>
+        <w:spacing w:after="160" w:line="276" w:lineRule="auto"/>
+        <w:jc w:val="both"/>
+      </w:pPr>
+      <w:r>
+        <w:rPr>
+          <w:rFonts w:ascii="Malgun Gothic" w:hAnsi="Malgun Gothic" w:eastAsia="Malgun Gothic"/>
+          <w:b w:val="0"/>
+          <w:i w:val="0"/>
+          <w:sz w:val="21"/>
+        </w:rPr>
+        <w:t>[26] Estimated discount cost (revenue given up) from WEEKEND20: gross_estimate - actual_amount</w:t>
+      </w:r>
+    </w:p>
+    <w:p>
+      <w:pPr>
+        <w:spacing w:after="160" w:line="276" w:lineRule="auto"/>
+        <w:jc w:val="both"/>
+      </w:pPr>
+      <w:r>
+        <w:rPr>
+          <w:rFonts w:ascii="Malgun Gothic" w:hAnsi="Malgun Gothic" w:eastAsia="Malgun Gothic"/>
+          <w:b w:val="0"/>
+          <w:i w:val="0"/>
+          <w:sz w:val="21"/>
+        </w:rPr>
+        <w:t>[27] WEEKEND20 AOV lift (%) vs non-promo within ship-city=Seocho-gu: (AOV_promo - AOV_nonpromo)/AOV_nonpromo*100 WITHIN segment</w:t>
+      </w:r>
+    </w:p>
+    <w:p>
+      <w:pPr>
+        <w:spacing w:after="160" w:line="276" w:lineRule="auto"/>
+        <w:jc w:val="both"/>
+      </w:pPr>
+      <w:r>
+        <w:rPr>
+          <w:rFonts w:ascii="Malgun Gothic" w:hAnsi="Malgun Gothic" w:eastAsia="Malgun Gothic"/>
+          <w:b w:val="0"/>
+          <w:i w:val="0"/>
+          <w:sz w:val="21"/>
+        </w:rPr>
+        <w:t>[28] Daily average Amount in symmetric window: post-holiday(2d): SUM(Amount WHERE event_window_sym='post-holiday(2d)')/2</w:t>
+      </w:r>
+    </w:p>
+    <w:p>
+      <w:pPr>
+        <w:spacing w:after="160" w:line="276" w:lineRule="auto"/>
+        <w:jc w:val="both"/>
+      </w:pPr>
+      <w:r>
+        <w:rPr>
+          <w:rFonts w:ascii="Malgun Gothic" w:hAnsi="Malgun Gothic" w:eastAsia="Malgun Gothic"/>
+          <w:b w:val="0"/>
+          <w:i w:val="0"/>
+          <w:sz w:val="21"/>
+        </w:rPr>
+        <w:t>[29] Holiday window daily-avg Amount vs pre-holiday(2d) window, % change: (holiday_daily_avg - pre_daily_avg)/pre_daily_avg*100</w:t>
+      </w:r>
+    </w:p>
+    <w:p>
+      <w:pPr>
+        <w:spacing w:after="160" w:line="276" w:lineRule="auto"/>
+        <w:jc w:val="both"/>
+      </w:pPr>
+      <w:r>
+        <w:rPr>
+          <w:rFonts w:ascii="Malgun Gothic" w:hAnsi="Malgun Gothic" w:eastAsia="Malgun Gothic"/>
+          <w:b w:val="0"/>
+          <w:i w:val="0"/>
+          <w:sz w:val="21"/>
+        </w:rPr>
+        <w:t>[30] Holiday window daily-avg Amount vs post-holiday(2d) window, % change: (holiday_daily_avg - post_daily_avg)/post_daily_avg*100</w:t>
+      </w:r>
+    </w:p>
+    <w:p>
+      <w:pPr>
+        <w:spacing w:after="160" w:line="276" w:lineRule="auto"/>
+        <w:jc w:val="both"/>
+      </w:pPr>
+      <w:r>
+        <w:rPr>
+          <w:rFonts w:ascii="Malgun Gothic" w:hAnsi="Malgun Gothic" w:eastAsia="Malgun Gothic"/>
+          <w:b w:val="0"/>
+          <w:i w:val="0"/>
+          <w:sz w:val="21"/>
+        </w:rPr>
+        <w:t>[31] Holiday(no-promo) daily avg Amount minus average of adjacent promo-weekend daily avgs: holiday_daily_avg - AVG(pre_weekend_daily_avg, post_weekend_daily_avg)</w:t>
+      </w:r>
+    </w:p>
+    <w:p>
+      <w:pPr>
+        <w:spacing w:after="160" w:line="276" w:lineRule="auto"/>
+        <w:jc w:val="both"/>
+      </w:pPr>
+      <w:r>
+        <w:rPr>
+          <w:rFonts w:ascii="Malgun Gothic" w:hAnsi="Malgun Gothic" w:eastAsia="Malgun Gothic"/>
+          <w:b w:val="0"/>
+          <w:i w:val="0"/>
+          <w:sz w:val="21"/>
+        </w:rPr>
+        <w:t>[32] Projected uplift as % of segment baseline revenue (conservative scenario): Meat/Processed Meat/Egg x 20s x F: projected_uplift_krw / baseline_amount * 100</w:t>
+      </w:r>
+    </w:p>
+    <w:p>
+      <w:pPr>
+        <w:spacing w:after="160" w:line="276" w:lineRule="auto"/>
+        <w:jc w:val="both"/>
+      </w:pPr>
+      <w:r>
+        <w:rPr>
+          <w:rFonts w:ascii="Malgun Gothic" w:hAnsi="Malgun Gothic" w:eastAsia="Malgun Gothic"/>
+          <w:b w:val="0"/>
+          <w:i w:val="0"/>
+          <w:sz w:val="21"/>
+        </w:rPr>
+        <w:t>[33] Category=Meat/Processed Meat/Egg: AOV: AVG(Amount WHERE Category='Meat/Processed Meat/Egg')</w:t>
+      </w:r>
+    </w:p>
+    <w:p>
+      <w:pPr>
+        <w:spacing w:after="160" w:line="276" w:lineRule="auto"/>
+        <w:jc w:val="both"/>
+      </w:pPr>
+      <w:r>
+        <w:rPr>
+          <w:rFonts w:ascii="Malgun Gothic" w:hAnsi="Malgun Gothic" w:eastAsia="Malgun Gothic"/>
+          <w:b w:val="0"/>
+          <w:i w:val="0"/>
+          <w:sz w:val="21"/>
+        </w:rPr>
+        <w:t>[34] Revenue gap vs demographic-proportional expectation (%): Meat/Processed Meat/Egg x 20s x F: (expected_amount_if_proportional - actual_amount)/expected_amount_if_proportional*100</w:t>
+      </w:r>
+    </w:p>
+    <w:p>
+      <w:pPr>
+        <w:spacing w:after="160" w:line="276" w:lineRule="auto"/>
+        <w:jc w:val="both"/>
+      </w:pPr>
+      <w:r>
+        <w:rPr>
+          <w:rFonts w:ascii="Malgun Gothic" w:hAnsi="Malgun Gothic" w:eastAsia="Malgun Gothic"/>
+          <w:b w:val="0"/>
+          <w:i w:val="0"/>
+          <w:sz w:val="21"/>
+        </w:rPr>
+        <w:t>[35] Category=Ready Meal/Meal Kit/Salad: AOV: AVG(Amount WHERE Category='Ready Meal/Meal Kit/Salad')</w:t>
+      </w:r>
+    </w:p>
+    <w:p>
+      <w:pPr>
+        <w:spacing w:after="160" w:line="276" w:lineRule="auto"/>
+        <w:jc w:val="both"/>
+      </w:pPr>
+      <w:r>
+        <w:rPr>
+          <w:rFonts w:ascii="Malgun Gothic" w:hAnsi="Malgun Gothic" w:eastAsia="Malgun Gothic"/>
+          <w:b w:val="0"/>
+          <w:i w:val="0"/>
+          <w:sz w:val="21"/>
+        </w:rPr>
+        <w:t>[36] WEEKEND20 penetration rate within ship-city=Mapo-gu: COUNT(WEEKEND20_flag=True)/COUNT(all) * 100 WITHIN segment</w:t>
+      </w:r>
+    </w:p>
+    <w:p>
+      <w:pPr>
+        <w:spacing w:after="160" w:line="276" w:lineRule="auto"/>
+        <w:jc w:val="both"/>
+      </w:pPr>
+      <w:r>
+        <w:rPr>
+          <w:rFonts w:ascii="Malgun Gothic" w:hAnsi="Malgun Gothic" w:eastAsia="Malgun Gothic"/>
+          <w:b w:val="0"/>
+          <w:i w:val="0"/>
+          <w:sz w:val="21"/>
+        </w:rPr>
+        <w:t>[37] Revenue gap vs demographic-proportional expectation (%): Meat/Processed Meat/Egg x 60s x M: (expected_amount_if_proportional - actual_amount)/expected_amount_if_proportional*100</w:t>
+      </w:r>
+    </w:p>
+    <w:p>
+      <w:pPr>
+        <w:spacing w:after="160" w:line="276" w:lineRule="auto"/>
+        <w:jc w:val="both"/>
+      </w:pPr>
+      <w:r>
+        <w:rPr>
+          <w:rFonts w:ascii="Malgun Gothic" w:hAnsi="Malgun Gothic" w:eastAsia="Malgun Gothic"/>
+          <w:b w:val="0"/>
+          <w:i w:val="0"/>
+          <w:sz w:val="21"/>
+        </w:rPr>
+        <w:t>[38] Projected revenue uplift (conservative scenario, 15% gap closure): Meat/Processed Meat/Egg x 20s x F: revenue_gap_vs_expected * gap_closure_assumption_pct</w:t>
+      </w:r>
+    </w:p>
+    <w:p>
+      <w:pPr>
+        <w:spacing w:after="160" w:line="276" w:lineRule="auto"/>
+        <w:jc w:val="both"/>
+      </w:pPr>
+      <w:r>
+        <w:rPr>
+          <w:rFonts w:ascii="Malgun Gothic" w:hAnsi="Malgun Gothic" w:eastAsia="Malgun Gothic"/>
+          <w:b w:val="0"/>
+          <w:i w:val="0"/>
+          <w:sz w:val="21"/>
+        </w:rPr>
+        <w:t>[39] Projected revenue uplift (optimistic scenario, 50% gap closure): Meat/Processed Meat/Egg x 20s x F: revenue_gap_vs_expected * gap_closure_assumption_pct</w:t>
+      </w:r>
+    </w:p>
+    <w:p>
+      <w:pPr>
+        <w:spacing w:after="160" w:line="276" w:lineRule="auto"/>
+        <w:jc w:val="both"/>
+      </w:pPr>
+      <w:r>
+        <w:rPr>
+          <w:rFonts w:ascii="Malgun Gothic" w:hAnsi="Malgun Gothic" w:eastAsia="Malgun Gothic"/>
+          <w:b w:val="0"/>
+          <w:i w:val="0"/>
+          <w:sz w:val="21"/>
+        </w:rPr>
+        <w:t>[40] Projected revenue uplift (base scenario, 30% gap closure): Meat/Processed Meat/Egg x 20s x F: revenue_gap_vs_expected * gap_closure_assumption_pct</w:t>
+      </w:r>
+    </w:p>
+    <w:p>
+      <w:pPr>
+        <w:spacing w:after="160" w:line="276" w:lineRule="auto"/>
+        <w:jc w:val="both"/>
+      </w:pPr>
+      <w:r>
+        <w:rPr>
+          <w:rFonts w:ascii="Malgun Gothic" w:hAnsi="Malgun Gothic" w:eastAsia="Malgun Gothic"/>
+          <w:b w:val="0"/>
+          <w:i w:val="0"/>
+          <w:sz w:val="21"/>
+        </w:rPr>
+        <w:t>[41] Projected revenue uplift (conservative scenario, 15% gap closure): Ready Meal/Meal Kit/Salad x 40s x F: revenue_gap_vs_expected * gap_closure_assumption_pct</w:t>
+      </w:r>
+    </w:p>
+    <w:p>
+      <w:pPr>
+        <w:spacing w:after="160" w:line="276" w:lineRule="auto"/>
+        <w:jc w:val="both"/>
+      </w:pPr>
+      <w:r>
+        <w:rPr>
+          <w:rFonts w:ascii="Malgun Gothic" w:hAnsi="Malgun Gothic" w:eastAsia="Malgun Gothic"/>
+          <w:b w:val="0"/>
+          <w:i w:val="0"/>
+          <w:sz w:val="21"/>
+        </w:rPr>
+        <w:t>[42] Projected revenue uplift (optimistic scenario, 50% gap closure): Ready Meal/Meal Kit/Salad x 40s x F: revenue_gap_vs_expected * gap_closure_assumption_pct</w:t>
+      </w:r>
+    </w:p>
+    <w:p>
+      <w:pPr>
+        <w:spacing w:after="160" w:line="276" w:lineRule="auto"/>
+        <w:jc w:val="both"/>
+      </w:pPr>
+      <w:r>
+        <w:rPr>
+          <w:rFonts w:ascii="Malgun Gothic" w:hAnsi="Malgun Gothic" w:eastAsia="Malgun Gothic"/>
+          <w:b w:val="0"/>
+          <w:i w:val="0"/>
+          <w:sz w:val="21"/>
+        </w:rPr>
+        <w:t>[43] Projected revenue uplift (base scenario, 30% gap closure): Ready Meal/Meal Kit/Salad x 40s x F: revenue_gap_vs_expected * gap_closure_assumption_pct</w:t>
+      </w:r>
+    </w:p>
+    <w:p>
+      <w:pPr>
+        <w:spacing w:after="160" w:line="276" w:lineRule="auto"/>
+        <w:jc w:val="both"/>
+      </w:pPr>
+      <w:r>
+        <w:rPr>
+          <w:rFonts w:ascii="Malgun Gothic" w:hAnsi="Malgun Gothic" w:eastAsia="Malgun Gothic"/>
+          <w:b w:val="0"/>
+          <w:i w:val="0"/>
+          <w:sz w:val="21"/>
+        </w:rPr>
+        <w:t>[44] AOV gap vs category benchmark (%): Meat/Processed Meat/Egg x 60s x M: (segment_AOV - category_AOV_benchmark)/category_AOV_benchmark*100</w:t>
+      </w:r>
+    </w:p>
+    <w:p>
+      <w:pPr>
+        <w:spacing w:after="160" w:line="276" w:lineRule="auto"/>
+        <w:jc w:val="both"/>
+      </w:pPr>
+      <w:r>
+        <w:rPr>
+          <w:rFonts w:ascii="Malgun Gothic" w:hAnsi="Malgun Gothic" w:eastAsia="Malgun Gothic"/>
+          <w:b w:val="0"/>
+          <w:i w:val="0"/>
+          <w:sz w:val="21"/>
+        </w:rPr>
+        <w:t>[45] Projected revenue uplift (conservative scenario, 15% gap closure): Meat/Processed Meat/Egg x 60s x M: revenue_gap_vs_expected * gap_closure_assumption_pct</w:t>
+      </w:r>
+    </w:p>
+    <w:p>
+      <w:pPr>
+        <w:spacing w:after="160" w:line="276" w:lineRule="auto"/>
+        <w:jc w:val="both"/>
+      </w:pPr>
+      <w:r>
+        <w:rPr>
+          <w:rFonts w:ascii="Malgun Gothic" w:hAnsi="Malgun Gothic" w:eastAsia="Malgun Gothic"/>
+          <w:b w:val="0"/>
+          <w:i w:val="0"/>
+          <w:sz w:val="21"/>
+        </w:rPr>
+        <w:t>[46] Projected revenue uplift (optimistic scenario, 50% gap closure): Meat/Processed Meat/Egg x 60s x M: revenue_gap_vs_expected * gap_closure_assumption_pct</w:t>
+      </w:r>
+    </w:p>
+    <w:p>
+      <w:pPr>
+        <w:spacing w:after="160" w:line="276" w:lineRule="auto"/>
+        <w:jc w:val="both"/>
+      </w:pPr>
+      <w:r>
+        <w:rPr>
+          <w:rFonts w:ascii="Malgun Gothic" w:hAnsi="Malgun Gothic" w:eastAsia="Malgun Gothic"/>
+          <w:b w:val="0"/>
+          <w:i w:val="0"/>
+          <w:sz w:val="21"/>
+        </w:rPr>
+        <w:t>[47] Projected revenue uplift (base scenario, 30% gap closure): Meat/Processed Meat/Egg x 60s x M: revenue_gap_vs_expected * gap_closure_assumption_pct</w:t>
+      </w:r>
+    </w:p>
+    <w:p>
+      <w:pPr>
+        <w:spacing w:after="160" w:line="276" w:lineRule="auto"/>
+        <w:jc w:val="both"/>
+      </w:pPr>
+      <w:r>
+        <w:rPr>
+          <w:rFonts w:ascii="Malgun Gothic" w:hAnsi="Malgun Gothic" w:eastAsia="Malgun Gothic"/>
+          <w:b w:val="0"/>
+          <w:i w:val="0"/>
+          <w:sz w:val="21"/>
+        </w:rPr>
+        <w:t>[48] ship-city=Seongdong-gu: AOV: AVG(Amount WHERE ship-city='Seongdong-gu')</w:t>
+      </w:r>
+    </w:p>
+    <w:p>
+      <w:pPr>
+        <w:spacing w:after="160" w:line="276" w:lineRule="auto"/>
+        <w:jc w:val="both"/>
+      </w:pPr>
+      <w:r>
+        <w:rPr>
+          <w:rFonts w:ascii="Malgun Gothic" w:hAnsi="Malgun Gothic" w:eastAsia="Malgun Gothic"/>
+          <w:b w:val="0"/>
+          <w:i w:val="0"/>
+          <w:sz w:val="21"/>
+        </w:rPr>
+        <w:t>[49] Age Group=20s: AOV: AVG(Amount WHERE Age Group='20s')</w:t>
+      </w:r>
+    </w:p>
+    <w:p>
+      <w:pPr>
+        <w:spacing w:after="160" w:line="276" w:lineRule="auto"/>
+        <w:jc w:val="both"/>
+      </w:pPr>
+      <w:r>
+        <w:rPr>
+          <w:rFonts w:ascii="Malgun Gothic" w:hAnsi="Malgun Gothic" w:eastAsia="Malgun Gothic"/>
+          <w:b w:val="0"/>
+          <w:i w:val="0"/>
+          <w:sz w:val="21"/>
+        </w:rPr>
+        <w:t>[50] Projected uplift as % of segment baseline revenue (base scenario): Meat/Processed Meat/Egg x 20s x F: projected_uplift_krw / baseline_amount * 100</w:t>
+      </w:r>
+    </w:p>
+    <w:p>
+      <w:pPr>
+        <w:spacing w:after="160" w:line="276" w:lineRule="auto"/>
+        <w:jc w:val="both"/>
+      </w:pPr>
+      <w:r>
+        <w:rPr>
+          <w:rFonts w:ascii="Malgun Gothic" w:hAnsi="Malgun Gothic" w:eastAsia="Malgun Gothic"/>
+          <w:b w:val="0"/>
+          <w:i w:val="0"/>
+          <w:sz w:val="21"/>
+        </w:rPr>
+        <w:t>[51] Projected uplift as % of segment baseline revenue (optimistic scenario): Meat/Processed Meat/Egg x 20s x F: projected_uplift_krw / baseline_amount * 100</w:t>
       </w:r>
     </w:p>
     <w:sectPr>

--- a/self-hosted/assets/report_en.docx
+++ b/self-hosted/assets/report_en.docx
@@ -15,7 +15,7 @@
           <w:color w:val="2C5AA0"/>
           <w:sz w:val="48"/>
         </w:rPr>
-        <w:t>Multi-Dimensional Drivers of Sales Amount: Category × Age Group × Gender × Ship-City × WEEKEND20 Interaction Analysis with Holiday-Window Shifts and Prioritized Growth Strategies</w:t>
+        <w:t>Moon Market Fresh Food Sales: Growth Opportunity Analysis and Next-Month Revenue Strategies</w:t>
       </w:r>
     </w:p>
     <w:p>
@@ -28,10 +28,10 @@
           <w:rFonts w:ascii="Malgun Gothic" w:hAnsi="Malgun Gothic" w:eastAsia="Malgun Gothic"/>
           <w:b w:val="0"/>
           <w:i/>
-          <w:color w:val="646464"/>
+          <w:color w:val="5A5A5A"/>
           <w:sz w:val="24"/>
         </w:rPr>
-        <w:t>En Moon Market Fresh Food Sales — 2025-05-01 to 2025-05-14</w:t>
+        <w:t>Customer Segmentation, Revenue Optimization, and Three Prioritized Growth Strategies</w:t>
       </w:r>
     </w:p>
     <w:p>
@@ -61,7 +61,7 @@
           <w:i w:val="0"/>
           <w:sz w:val="21"/>
         </w:rPr>
-        <w:t>This report analyzes 1,144 orders totaling 22,787,840 KRW [1] across the full 2025-05- [2]01 to 2025-05- [2]14 period for En Moon Market, examining how Category, Age Group, Gender, ship-city, and exposure to the WEEKEND20 promotion jointly shape Amount, with particular attention to the demand surge around the 2025-05- [2]05/ [2]06 public holidays. The analysis combines two-way and three-way interaction decomposition, promotion-effectiveness testing, symmetric holiday-window comparison, and a reproducible underperformance/growth-potential scoring framework to surface the segments with the greatest addressable upside.</w:t>
+        <w:t>Moon Market's 14-day fresh-food sales dataset (2025-05-01 to 2025-05-14, Seoul market, 1,144 orders, 10 districts) reveals a revenue base that is heavily concentrated in time, category, and order size, creating clear and immediately actionable growth levers for next month. Total revenue over the period was 22,787,840 KRW [1]  across 1,144 orders at an average order value (AOV) of 19,919 KRW [2] , projecting to a 48,831,086 KRW [3] baseline for a 30-day month  if current daily patterns persist.</w:t>
       </w:r>
     </w:p>
     <w:p>
@@ -76,7 +76,7 @@
           <w:i w:val="0"/>
           <w:sz w:val="21"/>
         </w:rPr>
-        <w:t>Three findings anchor the strategic narrative. First, interaction effects are far from uniform: certain Category × ship-city and Category × Age Group combinations concentrate revenue well beyond what single-dimension performance would predict (e.g., Meat/Processed Meat/Egg in Seocho-gu indexes at 380 aga [3]inst expectation), while others are sharply under-indexed. Second, WEEKEND20 is structurally confounded with weekend timing — it fires on 100% [4] of Saturday/Sunday orders and 0% of weekday orders — so the promotion mechanically lowers average order value (AOV 15,915 KRW [5] promo vs 21,796 KRW [6] non-promo, Welch's t-test p&lt;0.0001) while modestly lifting order volume; this is an associative, discount-driven shift rather than a proven incremental-demand effect. Third, the 2025-05- [2]05/ [2]06 holiday window produced the single largest demand spike of the period — daily revenue of 3,692,750 KRW [7]/day versus 1,536,920 KRW [8]/day in the preceding symmetric window — even though WEEKEND20 is switched off on those two days, indicating that organic holiday demand outweighed the discount mechanism entirely.</w:t>
+        <w:t>The single most important finding is that undiscounted public-holiday demand (+207.9% [4] revenue per day versus a regular weekday) vastly outperforms the existing 20%-off WEEKEND20 promotion (+21.1% [5] versus a regular weekday), meaning the business is paying a real discount cost for a smaller demand lift than it already gets for free on high-demand calendar days. Revenue is also concentrated: the top 2 of 8 categories (Fruit/Nuts/Rice and Health Supplements) generate 49.06% of revenue, and a Premium basket-value tier (orders above 23,800 KRW, 24.74% of all orders) generates 59.13% [6] of total revenue. A cohort-based segmentation (K-means, k=3, applied to the 10 Gender x Age Group cohorts since no customer ID exists in the data) identifies a 'Premium Health-Conscious' cluster (F50s/M50s/M60s) that contributes 31.41% [7] of revenue at the highest average order value and the highest promotion responsiveness of any cluster — a clear upsell target.</w:t>
       </w:r>
     </w:p>
     <w:p>
@@ -91,7 +91,7 @@
           <w:i w:val="0"/>
           <w:sz w:val="21"/>
         </w:rPr>
-        <w:t>Using a documented growth-potential scoring framework (addressable volume, revenue gap vs. demographic-proportional expectation, and WEEKEND20 under-reach), three underperforming segments were identified as the highest-priority targets: Meat/Processed Meat/Egg × 20s × Female, Ready Meal/Meal Kit/Salad × 40s × Female, and Meat/Processed Meat/Egg × 60s × Male. Closing a conservative-to-optimistic share of their revenue gaps projects a combined incremental uplift of 66,533– [9]221,778 KRW [10] (base case 133,067 KRW [11], 0.58% [12] of total period revenue). All figures in this report were independently re-verified by an automated validation pass with zero mismatches across 528 high-importance calculations; two of the three priority segments carry an explicit small-sample caveat (n=5 orders) that readers should weigh when sizing commitments.</w:t>
+        <w:t>Based on these validated patterns, this report proposes three prioritized, data-traced growth strategies for next month: (1 [8]) Planned Demand Event Days replicating the holiday effect without discounting, (2 [9]) a Targeted Bundle Cross-Sell program replacing the inefficient blanket weekend discount, and (3) a Premium Cohort AOV Upsell program for the highest-value customer segment. Combined, the base-case projection for these three strategies is +4,782,331 KRW [10] per month, equal to 9.79% [11] of baseline revenue — with all projections clearly labeled as estimates built from verified historical data and explicitly stated response-rate assumptions, not guaranteed outcomes.</w:t>
       </w:r>
     </w:p>
     <w:p>
@@ -106,7 +106,7 @@
           <w:color w:val="34495E"/>
           <w:sz w:val="36"/>
         </w:rPr>
-        <w:t>Data Scope &amp; Methodology</w:t>
+        <w:t>Data Overview &amp; Caveats</w:t>
       </w:r>
     </w:p>
     <w:p>
@@ -121,7 +121,22 @@
           <w:i w:val="0"/>
           <w:sz w:val="21"/>
         </w:rPr>
-        <w:t>This section documents the data source, cleaning decisions, and the field-engineering logic that underlies every downstream metric, so that readers can interpret the figures in the correct context.</w:t>
+        <w:t>Before presenting findings, it is important to understand the scope and structural limits of the underlying dataset, since these limits shape how segmentation and projections must be interpreted throughout this report.</w:t>
+      </w:r>
+    </w:p>
+    <w:p>
+      <w:pPr>
+        <w:spacing w:after="160" w:line="276" w:lineRule="auto"/>
+        <w:jc w:val="both"/>
+      </w:pPr>
+      <w:r>
+        <w:rPr>
+          <w:rFonts w:ascii="Malgun Gothic" w:hAnsi="Malgun Gothic" w:eastAsia="Malgun Gothic"/>
+          <w:b w:val="0"/>
+          <w:i w:val="0"/>
+          <w:sz w:val="21"/>
+        </w:rPr>
+        <w:t>The dataset covers 1,144 transaction rows across 12 columns for the period 2025-05-01 to 2025-05-14 (14 days), spanning 10 districts in the Seoul market. Data quality is high: there are no missing values except the promotion-id field (blank where no promotion applied, as expected), and no exact duplicate rows were found or removed. Each row represents one order — there is no customer ID and no separate order ID in the source file.</w:t>
       </w:r>
     </w:p>
     <w:p>
@@ -136,13 +151,13 @@
           <w:color w:val="2C3E50"/>
           <w:sz w:val="32"/>
         </w:rPr>
-        <w:t>Data Source and Coverage</w:t>
+        <w:t>Key Structural Limitations</w:t>
       </w:r>
     </w:p>
     <w:p>
       <w:pPr>
-        <w:spacing w:after="160" w:line="276" w:lineRule="auto"/>
-        <w:jc w:val="both"/>
+        <w:pStyle w:val="ListBullet"/>
+        <w:spacing w:after="80"/>
       </w:pPr>
       <w:r>
         <w:rPr>
@@ -151,28 +166,13 @@
           <w:i w:val="0"/>
           <w:sz w:val="21"/>
         </w:rPr>
-        <w:t>The analysis uses the full order-level file en-moon-market-fresh-food-sales.csv, covering 1,144 orders across 14 calendar days (2025-05-01 through 2025-05-14 [13]). The dataset includes Category, Age Group, Gender, ship-city, Amount (KRW), promotion identifier, and order date for every row, with no missing values in any of these fields. There were no duplicate order rows, no negative or zero Amount values, and no currency-format inconsistencies. The dataset contains no cancelled/returned-status column, so all 1,144 rows are treated as valid, revenue-contributing orders in every aggregation in this report.</w:t>
+        <w:t>No customer identifier exists, so true per-customer RFM (recency/frequency/monetary) segmentation and individual customer lifetime value or churn-risk analysis are not possible. This report instead builds a demographic-cohort segmentation (Gender x Age Group, 10 cohorts) as the finest identity-like grouping available, plus a basket-value-tier segmentation at the transaction level.</w:t>
       </w:r>
     </w:p>
     <w:p>
       <w:pPr>
-        <w:pStyle w:val="Heading3"/>
-      </w:pPr>
-      <w:r>
-        <w:rPr>
-          <w:rFonts w:ascii="Malgun Gothic" w:hAnsi="Malgun Gothic" w:eastAsia="Malgun Gothic"/>
-          <w:b/>
-          <w:i w:val="0"/>
-          <w:color w:val="2C3E50"/>
-          <w:sz w:val="32"/>
-        </w:rPr>
-        <w:t>Promotion and Field Engineering</w:t>
-      </w:r>
-    </w:p>
-    <w:p>
-      <w:pPr>
-        <w:spacing w:after="160" w:line="276" w:lineRule="auto"/>
-        <w:jc w:val="both"/>
+        <w:pStyle w:val="ListBullet"/>
+        <w:spacing w:after="80"/>
       </w:pPr>
       <w:r>
         <w:rPr>
@@ -181,13 +181,13 @@
           <w:i w:val="0"/>
           <w:sz w:val="21"/>
         </w:rPr>
-        <w:t>The promotion field was blank for 779 orders (legitimate 'no promotion' state, retained as its own category rather than dropped) and carried the code WEEKEND20 for 365 orders (34.0% of all orders); no other promotion code appears in the dataset. Cross-tabulating WEEKEND20 against the weekend indicator confirms the promotion fires automatically on 100% of Saturday/Sunday orders and 0% [14] of weekday orders, including the 2025-05- [2]05/ [2]06 holiday — this is a structural rule, not a behavioral pattern, and it materially shapes how 'promotion effect' must be interpreted throughout this report.</w:t>
+        <w:t>No basket/order ID beyond the single-row-per-order structure exists, so classic market-basket (co-purchase within one transaction) analysis cannot be performed. Cross-sell affinities in this report are computed via a cohort + same-day co-occurrence proxy, which is explicitly a proxy for — not a direct measure of — same-basket purchasing.</w:t>
       </w:r>
     </w:p>
     <w:p>
       <w:pPr>
-        <w:spacing w:after="160" w:line="276" w:lineRule="auto"/>
-        <w:jc w:val="both"/>
+        <w:pStyle w:val="ListBullet"/>
+        <w:spacing w:after="80"/>
       </w:pPr>
       <w:r>
         <w:rPr>
@@ -196,28 +196,13 @@
           <w:i w:val="0"/>
           <w:sz w:val="21"/>
         </w:rPr>
-        <w:t>Engineered fields include a day-of-week indicator, a weekend/weekday flag, a WEEKEND20 exposure flag, and a holiday event-window variable. Two sets of comparison windows were built: a full pre/holiday/post split (pre: 05- [2]01–05- [2]04; holiday: 05- [2]05– [2]05- [2]06; post: 05- [2]07–05- [2]14 [13]), and a symmetric 2-day window (pre: 05- [2]03/04; holiday: 05- [2]05/ [2]06; post: 05- [2]07/08) used for all holiday-shift comparisons so that unequal window lengths do not bias the daily-average figures. All holiday metrics in this report use per-day normalization — totals are divided by the number of days in each window before being compared.</w:t>
+        <w:t>No cost, margin, waste, spoilage, stockout, or returns columns exist. All revenue and 'optimization' findings are margin-blind, based on Amount (revenue) only; true profit impact should be validated against actual product-level margins before execution.</w:t>
       </w:r>
     </w:p>
     <w:p>
       <w:pPr>
-        <w:pStyle w:val="Heading3"/>
-      </w:pPr>
-      <w:r>
-        <w:rPr>
-          <w:rFonts w:ascii="Malgun Gothic" w:hAnsi="Malgun Gothic" w:eastAsia="Malgun Gothic"/>
-          <w:b/>
-          <w:i w:val="0"/>
-          <w:color w:val="2C3E50"/>
-          <w:sz w:val="32"/>
-        </w:rPr>
-        <w:t>Validation and Confidence</w:t>
-      </w:r>
-    </w:p>
-    <w:p>
-      <w:pPr>
-        <w:spacing w:after="160" w:line="276" w:lineRule="auto"/>
-        <w:jc w:val="both"/>
+        <w:pStyle w:val="ListBullet"/>
+        <w:spacing w:after="80"/>
       </w:pPr>
       <w:r>
         <w:rPr>
@@ -226,7 +211,7 @@
           <w:i w:val="0"/>
           <w:sz w:val="21"/>
         </w:rPr>
-        <w:t>Every reported figure traces to a calculation metadata record (metric, formula, filters, row counts, source file) that was independently re-executed by an automated validator. Of 781 tracked calculations, 528 high-importance calculations — covering headline totals, all 196 two-way interaction cells, the WEEKEND20 effectiveness table, the holiday-window shift table, the growth-potential scoring and ranking, and the revenue-impact projections — were re-verified with zero mismatches. Citation markers [N] in this report point to that verified metadata; two of the three priority segments in the growth-potential ranking are built on n=5 orders, the minimum sample threshold applied, and this caveat is carried through the relevant sections below.</w:t>
+        <w:t>The 14-day observation window is short. Public holidays on 2025-05-05 and 2025-05-06 are flagged and analyzed separately because the WEEKEND20 20% automatic weekend discount does not apply on them, which cleanly isolates organic demand from discount-driven demand — but seasonality beyond this bi-weekly window cannot be verified from this data alone.</w:t>
       </w:r>
     </w:p>
     <w:p>
@@ -241,7 +226,7 @@
           <w:color w:val="34495E"/>
           <w:sz w:val="36"/>
         </w:rPr>
-        <w:t>Revenue Drivers by Dimension</w:t>
+        <w:t>Revenue Baseline and Trends</w:t>
       </w:r>
     </w:p>
     <w:p>
@@ -256,22 +241,22 @@
           <w:i w:val="0"/>
           <w:sz w:val="21"/>
         </w:rPr>
-        <w:t>Before examining interactions, this section establishes single-dimension baselines and the daily temporal pattern that frames the rest of the analysis. The full period generated 22,787,840 KRW [1] across 1,144 orders, for an average order value (AOV) of 19,919 KRW [15].</w:t>
+        <w:t>Establishing a clean revenue baseline is the foundation for every uplift projection later in this report. This section presents headline revenue metrics and the day-type pattern that drives them.</w:t>
       </w:r>
     </w:p>
     <w:p>
       <w:pPr>
-        <w:pStyle w:val="Heading3"/>
+        <w:spacing w:after="160" w:line="276" w:lineRule="auto"/>
+        <w:jc w:val="both"/>
       </w:pPr>
       <w:r>
         <w:rPr>
           <w:rFonts w:ascii="Malgun Gothic" w:hAnsi="Malgun Gothic" w:eastAsia="Malgun Gothic"/>
-          <w:b/>
+          <w:b w:val="0"/>
           <w:i w:val="0"/>
-          <w:color w:val="2C3E50"/>
-          <w:sz w:val="32"/>
+          <w:sz w:val="21"/>
         </w:rPr>
-        <w:t>Daily Trend and the Holiday Spike</w:t>
+        <w:t>Total revenue across the 14-day period was 22,787,840 KRW [1]  across 1,144 orders and 2,166 units, with an average order value (AOV) of 19,919 KRW [2]  and average daily revenue of 1,627,703 KRW [12] . Projecting this average daily revenue across a standard 30-day month gives a baseline next-month revenue of 48,831,086 KRW [3]  — the reference figure against which all three growth strategies in this report are measured. Week-over-week, Week 1 (5/1-5/7) generated more revenue than Week 2 (5/8-5/14), a decline driven almost entirely by Week 1 containing both public holidays rather than any underlying weakening of demand.</w:t>
       </w:r>
     </w:p>
     <w:p>
@@ -282,7 +267,7 @@
       <w:r>
         <w:drawing>
           <wp:inline xmlns:a="http://schemas.openxmlformats.org/drawingml/2006/main" xmlns:pic="http://schemas.openxmlformats.org/drawingml/2006/picture">
-            <wp:extent cx="5029200" cy="3111285"/>
+            <wp:extent cx="5029200" cy="3112934"/>
             <wp:docPr id="1" name="Picture 1"/>
             <wp:cNvGraphicFramePr>
               <a:graphicFrameLocks noChangeAspect="1"/>
@@ -291,7 +276,7 @@
               <a:graphicData uri="http://schemas.openxmlformats.org/drawingml/2006/picture">
                 <pic:pic>
                   <pic:nvPicPr>
-                    <pic:cNvPr id="0" name="chart01_daily_trend.png"/>
+                    <pic:cNvPr id="0" name="chart1_revenue_trend.png"/>
                     <pic:cNvPicPr/>
                   </pic:nvPicPr>
                   <pic:blipFill>
@@ -299,498 +284,6 @@
                       <a:extLst>
                         <a:ext uri="{96DAC541-7B7A-43D3-8B79-37D633B846F1}">
                           <ns0:svgBlip xmlns:ns0="http://schemas.microsoft.com/office/drawing/2016/SVG/main" r:embed="rId10"/>
-                        </a:ext>
-                      </a:extLst>
-                    </a:blip>
-                    <a:stretch>
-                      <a:fillRect/>
-                    </a:stretch>
-                  </pic:blipFill>
-                  <pic:spPr>
-                    <a:xfrm>
-                      <a:off x="0" y="0"/>
-                      <a:ext cx="5029200" cy="3111285"/>
-                    </a:xfrm>
-                    <a:prstGeom prst="rect"/>
-                  </pic:spPr>
-                </pic:pic>
-              </a:graphicData>
-            </a:graphic>
-          </wp:inline>
-        </w:drawing>
-      </w:r>
-    </w:p>
-    <w:p>
-      <w:pPr>
-        <w:pStyle w:val="Caption"/>
-        <w:spacing w:after="240"/>
-        <w:jc w:val="center"/>
-      </w:pPr>
-      <w:r>
-        <w:rPr>
-          <w:rFonts w:ascii="Malgun Gothic" w:hAnsi="Malgun Gothic" w:eastAsia="Malgun Gothic"/>
-          <w:b w:val="0"/>
-          <w:i/>
-          <w:color w:val="7F8C8D"/>
-          <w:sz w:val="18"/>
-        </w:rPr>
-        <w:t>그림 1: 2025-05-01~05-14 일별 매출(Amount) 추이, 2025-05-05/06 휴일 구간 강조 표시</w:t>
-      </w:r>
-    </w:p>
-    <w:p>
-      <w:pPr>
-        <w:spacing w:after="160" w:line="276" w:lineRule="auto"/>
-        <w:jc w:val="both"/>
-      </w:pPr>
-      <w:r>
-        <w:rPr>
-          <w:rFonts w:ascii="Malgun Gothic" w:hAnsi="Malgun Gothic" w:eastAsia="Malgun Gothic"/>
-          <w:b w:val="0"/>
-          <w:i w:val="0"/>
-          <w:sz w:val="21"/>
-        </w:rPr>
-        <w:t>Daily revenue peaked on 2025-05- [2]05 at 4,073,800 KRW [16] across 149 orders — the first of the two holiday days — and troughed on 2025-05- [2]12 at 1,055,000 KRW [17] across 59 orders. The holiday peak stands well above every other day in the period, including the regular WEEKEND20-promoted weekends, establishing the holiday window as the dominant temporal driver of Amount.</w:t>
-      </w:r>
-    </w:p>
-    <w:p>
-      <w:pPr>
-        <w:pStyle w:val="Heading3"/>
-      </w:pPr>
-      <w:r>
-        <w:rPr>
-          <w:rFonts w:ascii="Malgun Gothic" w:hAnsi="Malgun Gothic" w:eastAsia="Malgun Gothic"/>
-          <w:b/>
-          <w:i w:val="0"/>
-          <w:color w:val="2C3E50"/>
-          <w:sz w:val="32"/>
-        </w:rPr>
-        <w:t>Weekend vs. Weekday Behavior</w:t>
-      </w:r>
-    </w:p>
-    <w:p>
-      <w:pPr>
-        <w:spacing w:after="160" w:line="276" w:lineRule="auto"/>
-        <w:jc w:val="both"/>
-      </w:pPr>
-      <w:r>
-        <w:rPr>
-          <w:rFonts w:ascii="Malgun Gothic" w:hAnsi="Malgun Gothic" w:eastAsia="Malgun Gothic"/>
-          <w:b w:val="0"/>
-          <w:i w:val="0"/>
-          <w:sz w:val="21"/>
-        </w:rPr>
-        <w:t>Excluding the holiday days, weekend (Saturday/Sunday) days averaged 1,452,260 KRW [18]/day in revenue versus 1,199,162 KRW [19]/day on weekdays — a higher-volume pattern consistent with WEEKEND20 driving more orders. However, weekend AOV (15,915 KRW [5]) is lower than weekday AOV (19,986 KRW [15]), because the 20% WEEKEND20 discount mechanically reduces average basket value even as order count rises. This split — more orders but smaller average order — recurs throughout the promotion-effectiveness analysis below.</w:t>
-      </w:r>
-    </w:p>
-    <w:p>
-      <w:pPr>
-        <w:pStyle w:val="Heading3"/>
-      </w:pPr>
-      <w:r>
-        <w:rPr>
-          <w:rFonts w:ascii="Malgun Gothic" w:hAnsi="Malgun Gothic" w:eastAsia="Malgun Gothic"/>
-          <w:b/>
-          <w:i w:val="0"/>
-          <w:color w:val="2C3E50"/>
-          <w:sz w:val="32"/>
-        </w:rPr>
-        <w:t>Single-Dimension Promotion Penetration</w:t>
-      </w:r>
-    </w:p>
-    <w:p>
-      <w:pPr>
-        <w:spacing w:after="160" w:line="276" w:lineRule="auto"/>
-        <w:jc w:val="both"/>
-      </w:pPr>
-      <w:r>
-        <w:rPr>
-          <w:rFonts w:ascii="Malgun Gothic" w:hAnsi="Malgun Gothic" w:eastAsia="Malgun Gothic"/>
-          <w:b w:val="0"/>
-          <w:i w:val="0"/>
-          <w:sz w:val="21"/>
-        </w:rPr>
-        <w:t>Promotion penetration (the share of orders within a segment that carry WEEKEND20) varies meaningfully by segment, ranging from a low of 22.9% [20] (Seocho-gu) to a high of 40.0% [21] (Gangseo-gu) across ship-cities, and similarly across Category, Age Group, and Gender. This spread — rather than a uniform promotion reach — is a key input to the growth-potential scoring framework discussed later in this report.</w:t>
-      </w:r>
-    </w:p>
-    <w:p>
-      <w:pPr>
-        <w:pStyle w:val="Heading2"/>
-      </w:pPr>
-      <w:r>
-        <w:rPr>
-          <w:rFonts w:ascii="Malgun Gothic" w:hAnsi="Malgun Gothic" w:eastAsia="Malgun Gothic"/>
-          <w:b/>
-          <w:i w:val="0"/>
-          <w:color w:val="34495E"/>
-          <w:sz w:val="36"/>
-        </w:rPr>
-        <w:t>Interaction Effects</w:t>
-      </w:r>
-    </w:p>
-    <w:p>
-      <w:pPr>
-        <w:spacing w:after="160" w:line="276" w:lineRule="auto"/>
-        <w:jc w:val="both"/>
-      </w:pPr>
-      <w:r>
-        <w:rPr>
-          <w:rFonts w:ascii="Malgun Gothic" w:hAnsi="Malgun Gothic" w:eastAsia="Malgun Gothic"/>
-          <w:b w:val="0"/>
-          <w:i w:val="0"/>
-          <w:sz w:val="21"/>
-        </w:rPr>
-        <w:t>Single-dimension averages can mask sharply concentrated or diluted combinations. This section decomposes revenue across Category × Age Group, Category × ship-city, and a three-way Category × ship-city × Gender/Age Group lens, flagging cells where observed revenue materially deviates from the value implied by independent marginals (an observed-vs-expected index, where 100 = exactly as expected).</w:t>
-      </w:r>
-    </w:p>
-    <w:p>
-      <w:pPr>
-        <w:pStyle w:val="Heading3"/>
-      </w:pPr>
-      <w:r>
-        <w:rPr>
-          <w:rFonts w:ascii="Malgun Gothic" w:hAnsi="Malgun Gothic" w:eastAsia="Malgun Gothic"/>
-          <w:b/>
-          <w:i w:val="0"/>
-          <w:color w:val="2C3E50"/>
-          <w:sz w:val="32"/>
-        </w:rPr>
-        <w:t>Category × Age Group</w:t>
-      </w:r>
-    </w:p>
-    <w:p>
-      <w:pPr>
-        <w:spacing w:before="360" w:after="120"/>
-        <w:jc w:val="center"/>
-      </w:pPr>
-      <w:r>
-        <w:drawing>
-          <wp:inline xmlns:a="http://schemas.openxmlformats.org/drawingml/2006/main" xmlns:pic="http://schemas.openxmlformats.org/drawingml/2006/picture">
-            <wp:extent cx="5029200" cy="2641490"/>
-            <wp:docPr id="2" name="Picture 2"/>
-            <wp:cNvGraphicFramePr>
-              <a:graphicFrameLocks noChangeAspect="1"/>
-            </wp:cNvGraphicFramePr>
-            <a:graphic>
-              <a:graphicData uri="http://schemas.openxmlformats.org/drawingml/2006/picture">
-                <pic:pic>
-                  <pic:nvPicPr>
-                    <pic:cNvPr id="0" name="chart02_category_agegroup_heatmap.png"/>
-                    <pic:cNvPicPr/>
-                  </pic:nvPicPr>
-                  <pic:blipFill>
-                    <a:blip r:embed="rId11">
-                      <a:extLst>
-                        <a:ext uri="{96DAC541-7B7A-43D3-8B79-37D633B846F1}">
-                          <ns0:svgBlip xmlns:ns0="http://schemas.microsoft.com/office/drawing/2016/SVG/main" r:embed="rId14"/>
-                        </a:ext>
-                      </a:extLst>
-                    </a:blip>
-                    <a:stretch>
-                      <a:fillRect/>
-                    </a:stretch>
-                  </pic:blipFill>
-                  <pic:spPr>
-                    <a:xfrm>
-                      <a:off x="0" y="0"/>
-                      <a:ext cx="5029200" cy="2641490"/>
-                    </a:xfrm>
-                    <a:prstGeom prst="rect"/>
-                  </pic:spPr>
-                </pic:pic>
-              </a:graphicData>
-            </a:graphic>
-          </wp:inline>
-        </w:drawing>
-      </w:r>
-    </w:p>
-    <w:p>
-      <w:pPr>
-        <w:pStyle w:val="Caption"/>
-        <w:spacing w:after="240"/>
-        <w:jc w:val="center"/>
-      </w:pPr>
-      <w:r>
-        <w:rPr>
-          <w:rFonts w:ascii="Malgun Gothic" w:hAnsi="Malgun Gothic" w:eastAsia="Malgun Gothic"/>
-          <w:b w:val="0"/>
-          <w:i/>
-          <w:color w:val="7F8C8D"/>
-          <w:sz w:val="18"/>
-        </w:rPr>
-        <w:t>그림 2: Category × Age Group 매출(Amount) 히트맵</w:t>
-      </w:r>
-    </w:p>
-    <w:p>
-      <w:pPr>
-        <w:spacing w:before="360" w:after="120"/>
-        <w:jc w:val="center"/>
-      </w:pPr>
-      <w:r>
-        <w:drawing>
-          <wp:inline xmlns:a="http://schemas.openxmlformats.org/drawingml/2006/main" xmlns:pic="http://schemas.openxmlformats.org/drawingml/2006/picture">
-            <wp:extent cx="5029200" cy="2654452"/>
-            <wp:docPr id="3" name="Picture 3"/>
-            <wp:cNvGraphicFramePr>
-              <a:graphicFrameLocks noChangeAspect="1"/>
-            </wp:cNvGraphicFramePr>
-            <a:graphic>
-              <a:graphicData uri="http://schemas.openxmlformats.org/drawingml/2006/picture">
-                <pic:pic>
-                  <pic:nvPicPr>
-                    <pic:cNvPr id="0" name="chart03_category_agegroup_index.png"/>
-                    <pic:cNvPicPr/>
-                  </pic:nvPicPr>
-                  <pic:blipFill>
-                    <a:blip r:embed="rId12">
-                      <a:extLst>
-                        <a:ext uri="{96DAC541-7B7A-43D3-8B79-37D633B846F1}">
-                          <ns1:svgBlip xmlns:ns1="http://schemas.microsoft.com/office/drawing/2016/SVG/main" r:embed="rId17"/>
-                        </a:ext>
-                      </a:extLst>
-                    </a:blip>
-                    <a:stretch>
-                      <a:fillRect/>
-                    </a:stretch>
-                  </pic:blipFill>
-                  <pic:spPr>
-                    <a:xfrm>
-                      <a:off x="0" y="0"/>
-                      <a:ext cx="5029200" cy="2654452"/>
-                    </a:xfrm>
-                    <a:prstGeom prst="rect"/>
-                  </pic:spPr>
-                </pic:pic>
-              </a:graphicData>
-            </a:graphic>
-          </wp:inline>
-        </w:drawing>
-      </w:r>
-    </w:p>
-    <w:p>
-      <w:pPr>
-        <w:pStyle w:val="Caption"/>
-        <w:spacing w:after="240"/>
-        <w:jc w:val="center"/>
-      </w:pPr>
-      <w:r>
-        <w:rPr>
-          <w:rFonts w:ascii="Malgun Gothic" w:hAnsi="Malgun Gothic" w:eastAsia="Malgun Gothic"/>
-          <w:b w:val="0"/>
-          <w:i/>
-          <w:color w:val="7F8C8D"/>
-          <w:sz w:val="18"/>
-        </w:rPr>
-        <w:t>그림 3: Category × Age Group 관찰값/기대값 지수(Observed vs Expected Index) 히트맵 — 100 초과는 과대지수, 100 미만은 과소지수</w:t>
-      </w:r>
-    </w:p>
-    <w:p>
-      <w:pPr>
-        <w:spacing w:after="160" w:line="276" w:lineRule="auto"/>
-        <w:jc w:val="both"/>
-      </w:pPr>
-      <w:r>
-        <w:rPr>
-          <w:rFonts w:ascii="Malgun Gothic" w:hAnsi="Malgun Gothic" w:eastAsia="Malgun Gothic"/>
-          <w:b w:val="0"/>
-          <w:i w:val="0"/>
-          <w:sz w:val="21"/>
-        </w:rPr>
-        <w:t>The most under-indexed interaction cell in the dataset is Meat/Processed Meat/Egg × 20s, at an index of 18 (n=7 orders, 72,800 KRW) — this age group spends only about a fifth of what the category's and age group's independent marginals would predict, making it a candidate for closer scrutiny in the growth-potential ranking below.</w:t>
-      </w:r>
-    </w:p>
-    <w:p>
-      <w:pPr>
-        <w:pStyle w:val="Heading3"/>
-      </w:pPr>
-      <w:r>
-        <w:rPr>
-          <w:rFonts w:ascii="Malgun Gothic" w:hAnsi="Malgun Gothic" w:eastAsia="Malgun Gothic"/>
-          <w:b/>
-          <w:i w:val="0"/>
-          <w:color w:val="2C3E50"/>
-          <w:sz w:val="32"/>
-        </w:rPr>
-        <w:t>Category × Ship-City</w:t>
-      </w:r>
-    </w:p>
-    <w:p>
-      <w:pPr>
-        <w:spacing w:before="360" w:after="120"/>
-        <w:jc w:val="center"/>
-      </w:pPr>
-      <w:r>
-        <w:drawing>
-          <wp:inline xmlns:a="http://schemas.openxmlformats.org/drawingml/2006/main" xmlns:pic="http://schemas.openxmlformats.org/drawingml/2006/picture">
-            <wp:extent cx="5029200" cy="2682240"/>
-            <wp:docPr id="4" name="Picture 4"/>
-            <wp:cNvGraphicFramePr>
-              <a:graphicFrameLocks noChangeAspect="1"/>
-            </wp:cNvGraphicFramePr>
-            <a:graphic>
-              <a:graphicData uri="http://schemas.openxmlformats.org/drawingml/2006/picture">
-                <pic:pic>
-                  <pic:nvPicPr>
-                    <pic:cNvPr id="0" name="chart04_category_city_heatmap.png"/>
-                    <pic:cNvPicPr/>
-                  </pic:nvPicPr>
-                  <pic:blipFill>
-                    <a:blip r:embed="rId13">
-                      <a:extLst>
-                        <a:ext uri="{96DAC541-7B7A-43D3-8B79-37D633B846F1}">
-                          <ns2:svgBlip xmlns:ns2="http://schemas.microsoft.com/office/drawing/2016/SVG/main" r:embed="rId15"/>
-                        </a:ext>
-                      </a:extLst>
-                    </a:blip>
-                    <a:stretch>
-                      <a:fillRect/>
-                    </a:stretch>
-                  </pic:blipFill>
-                  <pic:spPr>
-                    <a:xfrm>
-                      <a:off x="0" y="0"/>
-                      <a:ext cx="5029200" cy="2682240"/>
-                    </a:xfrm>
-                    <a:prstGeom prst="rect"/>
-                  </pic:spPr>
-                </pic:pic>
-              </a:graphicData>
-            </a:graphic>
-          </wp:inline>
-        </w:drawing>
-      </w:r>
-    </w:p>
-    <w:p>
-      <w:pPr>
-        <w:pStyle w:val="Caption"/>
-        <w:spacing w:after="240"/>
-        <w:jc w:val="center"/>
-      </w:pPr>
-      <w:r>
-        <w:rPr>
-          <w:rFonts w:ascii="Malgun Gothic" w:hAnsi="Malgun Gothic" w:eastAsia="Malgun Gothic"/>
-          <w:b w:val="0"/>
-          <w:i/>
-          <w:color w:val="7F8C8D"/>
-          <w:sz w:val="18"/>
-        </w:rPr>
-        <w:t>그림 4: Category × ship-city 매출(Amount) 히트맵 (상위 도시 기준)</w:t>
-      </w:r>
-    </w:p>
-    <w:p>
-      <w:pPr>
-        <w:spacing w:after="160" w:line="276" w:lineRule="auto"/>
-        <w:jc w:val="both"/>
-      </w:pPr>
-      <w:r>
-        <w:rPr>
-          <w:rFonts w:ascii="Malgun Gothic" w:hAnsi="Malgun Gothic" w:eastAsia="Malgun Gothic"/>
-          <w:b w:val="0"/>
-          <w:i w:val="0"/>
-          <w:sz w:val="21"/>
-        </w:rPr>
-        <w:t>The most over-indexed interaction in the entire dataset is Meat/Processed Meat/Egg in Seocho-gu, at an index of 380 [3] (n=11 orders, 1,253,860 KRW) — more than 3.8 times the revenue that independent category and city marginals would predict. This concentration is a genuine interaction effect, not merely a size effect, since both the category-level and city-level baselines are moderate; the pairing of the two amplifies demand well beyond either dimension alone.</w:t>
-      </w:r>
-    </w:p>
-    <w:p>
-      <w:pPr>
-        <w:pStyle w:val="Heading3"/>
-      </w:pPr>
-      <w:r>
-        <w:rPr>
-          <w:rFonts w:ascii="Malgun Gothic" w:hAnsi="Malgun Gothic" w:eastAsia="Malgun Gothic"/>
-          <w:b/>
-          <w:i w:val="0"/>
-          <w:color w:val="2C3E50"/>
-          <w:sz w:val="32"/>
-        </w:rPr>
-        <w:t>Three-Way Spotlight: Top Cities × Top Categories</w:t>
-      </w:r>
-    </w:p>
-    <w:p>
-      <w:pPr>
-        <w:spacing w:after="160" w:line="276" w:lineRule="auto"/>
-        <w:jc w:val="both"/>
-      </w:pPr>
-      <w:r>
-        <w:rPr>
-          <w:rFonts w:ascii="Malgun Gothic" w:hAnsi="Malgun Gothic" w:eastAsia="Malgun Gothic"/>
-          <w:b w:val="0"/>
-          <w:i w:val="0"/>
-          <w:sz w:val="21"/>
-        </w:rPr>
-        <w:t>Restricting to the top three revenue cities (Songpa-gu, Seocho-gu, Mapo-gu) and top three categories (Fruit/Nuts/Rice, Health Supplements, Ready Meal/Meal Kit/Salad), 27 of 41 City × Category × Age Group cells fall below the n=5 minimum-volume threshold and are suppressed from interpretation to avoid small-sample artifacts. Among adequately sampled cells, the strongest three-way pocket is Songpa-gu × Fruit/Nuts/Rice × Male, generating 702,780 KRW across 18 orders at an AOV of 39,043 KRW — a concentrated high-value pocket. The weakest adequately sampled pocket is Mapo-gu × Ready Meal/Meal Kit/Salad × 30s, at 67,620 KRW across exactly 5 orders (the minimum threshold), which should be read as directional given its small base.</w:t>
-      </w:r>
-    </w:p>
-    <w:p>
-      <w:pPr>
-        <w:pStyle w:val="Heading2"/>
-      </w:pPr>
-      <w:r>
-        <w:rPr>
-          <w:rFonts w:ascii="Malgun Gothic" w:hAnsi="Malgun Gothic" w:eastAsia="Malgun Gothic"/>
-          <w:b/>
-          <w:i w:val="0"/>
-          <w:color w:val="34495E"/>
-          <w:sz w:val="36"/>
-        </w:rPr>
-        <w:t>WEEKEND20 Promotion Performance</w:t>
-      </w:r>
-    </w:p>
-    <w:p>
-      <w:pPr>
-        <w:spacing w:after="160" w:line="276" w:lineRule="auto"/>
-        <w:jc w:val="both"/>
-      </w:pPr>
-      <w:r>
-        <w:rPr>
-          <w:rFonts w:ascii="Malgun Gothic" w:hAnsi="Malgun Gothic" w:eastAsia="Malgun Gothic"/>
-          <w:b w:val="0"/>
-          <w:i w:val="0"/>
-          <w:sz w:val="21"/>
-        </w:rPr>
-        <w:t>WEEKEND20 is the only promotion code present in the dataset, applied automatically to every weekend order and no weekday order. Because of this structural rule, the comparison below describes the joint weekend+promotion effect, not an isolated, causal promotion lift — this caveat is carried through every claim in this section.</w:t>
-      </w:r>
-    </w:p>
-    <w:p>
-      <w:pPr>
-        <w:pStyle w:val="Heading3"/>
-      </w:pPr>
-      <w:r>
-        <w:rPr>
-          <w:rFonts w:ascii="Malgun Gothic" w:hAnsi="Malgun Gothic" w:eastAsia="Malgun Gothic"/>
-          <w:b/>
-          <w:i w:val="0"/>
-          <w:color w:val="2C3E50"/>
-          <w:sz w:val="32"/>
-        </w:rPr>
-        <w:t>AOV and Volume Comparison</w:t>
-      </w:r>
-    </w:p>
-    <w:p>
-      <w:pPr>
-        <w:spacing w:before="360" w:after="120"/>
-        <w:jc w:val="center"/>
-      </w:pPr>
-      <w:r>
-        <w:drawing>
-          <wp:inline xmlns:a="http://schemas.openxmlformats.org/drawingml/2006/main" xmlns:pic="http://schemas.openxmlformats.org/drawingml/2006/picture">
-            <wp:extent cx="5029200" cy="3112934"/>
-            <wp:docPr id="5" name="Picture 5"/>
-            <wp:cNvGraphicFramePr>
-              <a:graphicFrameLocks noChangeAspect="1"/>
-            </wp:cNvGraphicFramePr>
-            <a:graphic>
-              <a:graphicData uri="http://schemas.openxmlformats.org/drawingml/2006/picture">
-                <pic:pic>
-                  <pic:nvPicPr>
-                    <pic:cNvPr id="0" name="chart06_promo_aov_comparison.png"/>
-                    <pic:cNvPicPr/>
-                  </pic:nvPicPr>
-                  <pic:blipFill>
-                    <a:blip r:embed="rId18">
-                      <a:extLst>
-                        <a:ext uri="{96DAC541-7B7A-43D3-8B79-37D633B846F1}">
-                          <ns0:svgBlip xmlns:ns0="http://schemas.microsoft.com/office/drawing/2016/SVG/main" r:embed="rId24"/>
                         </a:ext>
                       </a:extLst>
                     </a:blip>
@@ -826,7 +319,7 @@
           <w:color w:val="7F8C8D"/>
           <w:sz w:val="18"/>
         </w:rPr>
-        <w:t>그림 5: [2] WEEKEND20 프로모션 노출 주문 vs 비프로모션 주문의 AOV 비교</w:t>
+        <w:t>Figure 1: Daily revenue, May 1-14, 2025, color-coded by day type (weekday / promo weekend / public holiday).</w:t>
       </w:r>
     </w:p>
     <w:p>
@@ -841,7 +334,22 @@
           <w:i w:val="0"/>
           <w:sz w:val="21"/>
         </w:rPr>
-        <w:t>WEEKEND20-exposed orders (n=365) show an AOV of 15,915 KRW [22] versus 21,796 KRW [6] for non-promoted orders (n=779) — a statistically significant difference confirmed by Welch's t-test (p&lt;0.0001 [23]). This lower AOV is mechanically explained by the 20% discount itself, not necessarily by smaller underlying baskets. Daily order volume is higher on promo (weekend) days — 91.2 orders/day — versus 77.9 orders/day on non-promo (weekday) days, so WEEKEND20 is associated with more frequent, smaller-ticket transactions.</w:t>
+        <w:t>The chart shows a clear and repeatable pattern: the two public holidays (2025-05-05 and 2025-05-06) produce the highest single-day revenue in the entire period, despite carrying no discount at all. Average daily revenue is 3,692,750 KRW [13] on public holidays , versus 1,452,260 KRW on WEEKEND20 promo weekends  and 1,199,162 KRW on regular weekdays . In relative terms, holiday revenue per day is 207.9% [4] higher than a regular weekday  — driven purely by organic gift-giving demand around the Children's Day / Buddha's Birthday period — while the 20%-discounted promo weekend achieves only a 21.1% [5] lift over a regular weekday . This means the existing blanket promotion recovers only about a fifth of the demand lift that an undiscounted holiday achieves naturally, for a real discount cost: total WEEKEND20 discount given over the 14 days was 1,452,260 KRW , equal to 5.99% [14] of estimated pre-discount list revenue . Order volume tells the same story: holidays average 149.5 ord [15]ers per day versus 60.0 orders per day on a regular weekday, while the peak day (2025-05-06, 150 ord [15]ers) was 2.54x the trough day (2025-05-01, 59 orders)  — a demand swing that current flat staffing and stocking levels likely do not match.</w:t>
+      </w:r>
+    </w:p>
+    <w:p>
+      <w:pPr>
+        <w:pStyle w:val="Heading2"/>
+      </w:pPr>
+      <w:r>
+        <w:rPr>
+          <w:rFonts w:ascii="Malgun Gothic" w:hAnsi="Malgun Gothic" w:eastAsia="Malgun Gothic"/>
+          <w:b/>
+          <w:i w:val="0"/>
+          <w:color w:val="34495E"/>
+          <w:sz w:val="36"/>
+        </w:rPr>
+        <w:t>Customer Patterns &amp; Segmentation</w:t>
       </w:r>
     </w:p>
     <w:p>
@@ -856,7 +364,7 @@
           <w:i w:val="0"/>
           <w:sz w:val="21"/>
         </w:rPr>
-        <w:t>Applying the 20% discount rate to actual promo revenue implies a gross (pre-discount) value of 7,261,300 KRW [24] against an actual realized 5,809,040 KRW [25], an estimated discount cost of 1,452,260 KRW [26] given up over the period. This is a straightforward accounting of the discount's revenue impact and does not, by itself, establish whether the promotion created incremental demand or simply shifted margin on orders that would have occurred anyway.</w:t>
+        <w:t>This section uncovers hidden structure in the customer base and product catalog using category Pareto analysis, cohort-level clustering, and basket-value tiering — the finest-grained segmentation possible given that no customer ID exists in the source data.</w:t>
       </w:r>
     </w:p>
     <w:p>
@@ -871,19 +379,34 @@
           <w:color w:val="2C3E50"/>
           <w:sz w:val="32"/>
         </w:rPr>
-        <w:t>Promotion Penetration by Segment</w:t>
+        <w:t>Category and Product Concentration (Pareto)</w:t>
       </w:r>
     </w:p>
     <w:p>
       <w:pPr>
+        <w:spacing w:after="160" w:line="276" w:lineRule="auto"/>
+        <w:jc w:val="both"/>
+      </w:pPr>
+      <w:r>
+        <w:rPr>
+          <w:rFonts w:ascii="Malgun Gothic" w:hAnsi="Malgun Gothic" w:eastAsia="Malgun Gothic"/>
+          <w:b w:val="0"/>
+          <w:i w:val="0"/>
+          <w:sz w:val="21"/>
+        </w:rPr>
+        <w:t>Revenue is heavily concentrated in a small number of categories and products, which has direct implications for assortment and merchandising priorities. Fruit/Nuts/Rice is the top category at 25.55% [16] of revenue, followed by Health Supplements at 23.50% [17] — together these two of eight categories account for 49.06% of all revenue. At the product level, only 14 of 24 products (58.3% [18] of the catalog) are needed to generate 80% of total revenue, a relatively shallow Pareto curve indicating the long tail is thin but still worth trimming; the top 5 products alone (White Rice, Red Ginseng, Mixed Nuts, Probiotics, Kimchi Stew Kit) contribute 44.5% [19] of total revenue, while the bottom 8 products combined contribute only 12.34% [20].</w:t>
+      </w:r>
+    </w:p>
+    <w:p>
+      <w:pPr>
         <w:spacing w:before="360" w:after="120"/>
         <w:jc w:val="center"/>
       </w:pPr>
       <w:r>
         <w:drawing>
           <wp:inline xmlns:a="http://schemas.openxmlformats.org/drawingml/2006/main" xmlns:pic="http://schemas.openxmlformats.org/drawingml/2006/picture">
-            <wp:extent cx="5029200" cy="2045776"/>
-            <wp:docPr id="6" name="Picture 6"/>
+            <wp:extent cx="5029200" cy="4070242"/>
+            <wp:docPr id="2" name="Picture 2"/>
             <wp:cNvGraphicFramePr>
               <a:graphicFrameLocks noChangeAspect="1"/>
             </wp:cNvGraphicFramePr>
@@ -891,14 +414,14 @@
               <a:graphicData uri="http://schemas.openxmlformats.org/drawingml/2006/picture">
                 <pic:pic>
                   <pic:nvPicPr>
-                    <pic:cNvPr id="0" name="chart05_promo_penetration_category.png"/>
+                    <pic:cNvPr id="0" name="chart2_product_pareto.png"/>
                     <pic:cNvPicPr/>
                   </pic:nvPicPr>
                   <pic:blipFill>
-                    <a:blip r:embed="rId19">
+                    <a:blip r:embed="rId11">
                       <a:extLst>
                         <a:ext uri="{96DAC541-7B7A-43D3-8B79-37D633B846F1}">
-                          <ns1:svgBlip xmlns:ns1="http://schemas.microsoft.com/office/drawing/2016/SVG/main" r:embed="rId22"/>
+                          <ns0:svgBlip xmlns:ns0="http://schemas.microsoft.com/office/drawing/2016/SVG/main" r:embed="rId13"/>
                         </a:ext>
                       </a:extLst>
                     </a:blip>
@@ -909,7 +432,7 @@
                   <pic:spPr>
                     <a:xfrm>
                       <a:off x="0" y="0"/>
-                      <a:ext cx="5029200" cy="2045776"/>
+                      <a:ext cx="5029200" cy="4070242"/>
                     </a:xfrm>
                     <a:prstGeom prst="rect"/>
                   </pic:spPr>
@@ -934,7 +457,7 @@
           <w:color w:val="7F8C8D"/>
           <w:sz w:val="18"/>
         </w:rPr>
-        <w:t>그림 6: Category별 WEEKEND20 프로모션 침투율(Penetration Rate)</w:t>
+        <w:t>Figure 2: Revenue Pareto by product (top 15 products plus an aggregated "others" bar), with cumulative revenue share.</w:t>
       </w:r>
     </w:p>
     <w:p>
@@ -949,831 +472,7 @@
           <w:i w:val="0"/>
           <w:sz w:val="21"/>
         </w:rPr>
-        <w:t>Promotion penetration — the share of a segment's orders carrying WEEKEND20 — ranges widely across ship-city, Category, Age Group, and Gender. The table below lists the extremes: the lowest-penetration and highest-penetration segments, together with each segment's promo vs. non-promo AOV lift, which in every listed case is negative (promo AOV below non-promo AOV), consistent with the discount-driven mechanism described above.</w:t>
-      </w:r>
-    </w:p>
-    <w:tbl>
-      <w:tblPr>
-        <w:tblStyle w:val="LightGrid-Accent1"/>
-        <w:tblW w:type="auto" w:w="0"/>
-        <w:tblLook w:firstColumn="1" w:firstRow="1" w:lastColumn="0" w:lastRow="0" w:noHBand="0" w:noVBand="1" w:val="04A0"/>
-      </w:tblPr>
-      <w:tblGrid>
-        <w:gridCol w:w="1441"/>
-        <w:gridCol w:w="1441"/>
-        <w:gridCol w:w="1441"/>
-        <w:gridCol w:w="1441"/>
-        <w:gridCol w:w="1441"/>
-        <w:gridCol w:w="1441"/>
-      </w:tblGrid>
-      <w:tr>
-        <w:tc>
-          <w:tcPr>
-            <w:tcW w:type="dxa" w:w="1441"/>
-          </w:tcPr>
-          <w:p>
-            <w:r>
-              <w:rPr>
-                <w:rFonts w:ascii="Malgun Gothic" w:hAnsi="Malgun Gothic" w:eastAsia="Malgun Gothic"/>
-                <w:b w:val="0"/>
-                <w:i w:val="0"/>
-                <w:sz w:val="19"/>
-              </w:rPr>
-              <w:t>Dimension</w:t>
-            </w:r>
-          </w:p>
-        </w:tc>
-        <w:tc>
-          <w:tcPr>
-            <w:tcW w:type="dxa" w:w="1441"/>
-          </w:tcPr>
-          <w:p>
-            <w:r>
-              <w:rPr>
-                <w:rFonts w:ascii="Malgun Gothic" w:hAnsi="Malgun Gothic" w:eastAsia="Malgun Gothic"/>
-                <w:b w:val="0"/>
-                <w:i w:val="0"/>
-                <w:sz w:val="19"/>
-              </w:rPr>
-              <w:t>Value</w:t>
-            </w:r>
-          </w:p>
-        </w:tc>
-        <w:tc>
-          <w:tcPr>
-            <w:tcW w:type="dxa" w:w="1441"/>
-          </w:tcPr>
-          <w:p>
-            <w:r>
-              <w:rPr>
-                <w:rFonts w:ascii="Malgun Gothic" w:hAnsi="Malgun Gothic" w:eastAsia="Malgun Gothic"/>
-                <w:b w:val="0"/>
-                <w:i w:val="0"/>
-                <w:sz w:val="19"/>
-              </w:rPr>
-              <w:t>Penetration %</w:t>
-            </w:r>
-          </w:p>
-        </w:tc>
-        <w:tc>
-          <w:tcPr>
-            <w:tcW w:type="dxa" w:w="1441"/>
-          </w:tcPr>
-          <w:p>
-            <w:r>
-              <w:rPr>
-                <w:rFonts w:ascii="Malgun Gothic" w:hAnsi="Malgun Gothic" w:eastAsia="Malgun Gothic"/>
-                <w:b w:val="0"/>
-                <w:i w:val="0"/>
-                <w:sz w:val="19"/>
-              </w:rPr>
-              <w:t>Promo AOV (KRW)</w:t>
-            </w:r>
-          </w:p>
-        </w:tc>
-        <w:tc>
-          <w:tcPr>
-            <w:tcW w:type="dxa" w:w="1441"/>
-          </w:tcPr>
-          <w:p>
-            <w:r>
-              <w:rPr>
-                <w:rFonts w:ascii="Malgun Gothic" w:hAnsi="Malgun Gothic" w:eastAsia="Malgun Gothic"/>
-                <w:b w:val="0"/>
-                <w:i w:val="0"/>
-                <w:sz w:val="19"/>
-              </w:rPr>
-              <w:t>Non-Promo AOV (KRW)</w:t>
-            </w:r>
-          </w:p>
-        </w:tc>
-        <w:tc>
-          <w:tcPr>
-            <w:tcW w:type="dxa" w:w="1441"/>
-          </w:tcPr>
-          <w:p>
-            <w:r>
-              <w:rPr>
-                <w:rFonts w:ascii="Malgun Gothic" w:hAnsi="Malgun Gothic" w:eastAsia="Malgun Gothic"/>
-                <w:b w:val="0"/>
-                <w:i w:val="0"/>
-                <w:sz w:val="19"/>
-              </w:rPr>
-              <w:t>AOV Lift %</w:t>
-            </w:r>
-          </w:p>
-        </w:tc>
-      </w:tr>
-      <w:tr>
-        <w:tc>
-          <w:tcPr>
-            <w:tcW w:type="dxa" w:w="1441"/>
-          </w:tcPr>
-          <w:p>
-            <w:r>
-              <w:rPr>
-                <w:rFonts w:ascii="Malgun Gothic" w:hAnsi="Malgun Gothic" w:eastAsia="Malgun Gothic"/>
-                <w:b w:val="0"/>
-                <w:i w:val="0"/>
-                <w:sz w:val="19"/>
-              </w:rPr>
-              <w:t>ship-city</w:t>
-            </w:r>
-          </w:p>
-        </w:tc>
-        <w:tc>
-          <w:tcPr>
-            <w:tcW w:type="dxa" w:w="1441"/>
-          </w:tcPr>
-          <w:p>
-            <w:r>
-              <w:rPr>
-                <w:rFonts w:ascii="Malgun Gothic" w:hAnsi="Malgun Gothic" w:eastAsia="Malgun Gothic"/>
-                <w:b w:val="0"/>
-                <w:i w:val="0"/>
-                <w:sz w:val="19"/>
-              </w:rPr>
-              <w:t>Seocho-gu</w:t>
-            </w:r>
-          </w:p>
-        </w:tc>
-        <w:tc>
-          <w:tcPr>
-            <w:tcW w:type="dxa" w:w="1441"/>
-          </w:tcPr>
-          <w:p>
-            <w:r>
-              <w:rPr>
-                <w:rFonts w:ascii="Malgun Gothic" w:hAnsi="Malgun Gothic" w:eastAsia="Malgun Gothic"/>
-                <w:b w:val="0"/>
-                <w:i w:val="0"/>
-                <w:sz w:val="19"/>
-              </w:rPr>
-              <w:t>22.9%</w:t>
-            </w:r>
-          </w:p>
-        </w:tc>
-        <w:tc>
-          <w:tcPr>
-            <w:tcW w:type="dxa" w:w="1441"/>
-          </w:tcPr>
-          <w:p>
-            <w:r>
-              <w:rPr>
-                <w:rFonts w:ascii="Malgun Gothic" w:hAnsi="Malgun Gothic" w:eastAsia="Malgun Gothic"/>
-                <w:b w:val="0"/>
-                <w:i w:val="0"/>
-                <w:sz w:val="19"/>
-              </w:rPr>
-              <w:t>14,244</w:t>
-            </w:r>
-          </w:p>
-        </w:tc>
-        <w:tc>
-          <w:tcPr>
-            <w:tcW w:type="dxa" w:w="1441"/>
-          </w:tcPr>
-          <w:p>
-            <w:r>
-              <w:rPr>
-                <w:rFonts w:ascii="Malgun Gothic" w:hAnsi="Malgun Gothic" w:eastAsia="Malgun Gothic"/>
-                <w:b w:val="0"/>
-                <w:i w:val="0"/>
-                <w:sz w:val="19"/>
-              </w:rPr>
-              <w:t>34,420</w:t>
-            </w:r>
-          </w:p>
-        </w:tc>
-        <w:tc>
-          <w:tcPr>
-            <w:tcW w:type="dxa" w:w="1441"/>
-          </w:tcPr>
-          <w:p>
-            <w:r>
-              <w:rPr>
-                <w:rFonts w:ascii="Malgun Gothic" w:hAnsi="Malgun Gothic" w:eastAsia="Malgun Gothic"/>
-                <w:b w:val="0"/>
-                <w:i w:val="0"/>
-                <w:sz w:val="19"/>
-              </w:rPr>
-              <w:t>-58.6%</w:t>
-            </w:r>
-          </w:p>
-        </w:tc>
-      </w:tr>
-      <w:tr>
-        <w:tc>
-          <w:tcPr>
-            <w:tcW w:type="dxa" w:w="1441"/>
-          </w:tcPr>
-          <w:p>
-            <w:r>
-              <w:rPr>
-                <w:rFonts w:ascii="Malgun Gothic" w:hAnsi="Malgun Gothic" w:eastAsia="Malgun Gothic"/>
-                <w:b w:val="0"/>
-                <w:i w:val="0"/>
-                <w:sz w:val="19"/>
-              </w:rPr>
-              <w:t>ship-city</w:t>
-            </w:r>
-          </w:p>
-        </w:tc>
-        <w:tc>
-          <w:tcPr>
-            <w:tcW w:type="dxa" w:w="1441"/>
-          </w:tcPr>
-          <w:p>
-            <w:r>
-              <w:rPr>
-                <w:rFonts w:ascii="Malgun Gothic" w:hAnsi="Malgun Gothic" w:eastAsia="Malgun Gothic"/>
-                <w:b w:val="0"/>
-                <w:i w:val="0"/>
-                <w:sz w:val="19"/>
-              </w:rPr>
-              <w:t>Yeongdeungpo-gu</w:t>
-            </w:r>
-          </w:p>
-        </w:tc>
-        <w:tc>
-          <w:tcPr>
-            <w:tcW w:type="dxa" w:w="1441"/>
-          </w:tcPr>
-          <w:p>
-            <w:r>
-              <w:rPr>
-                <w:rFonts w:ascii="Malgun Gothic" w:hAnsi="Malgun Gothic" w:eastAsia="Malgun Gothic"/>
-                <w:b w:val="0"/>
-                <w:i w:val="0"/>
-                <w:sz w:val="19"/>
-              </w:rPr>
-              <w:t>25.0%</w:t>
-            </w:r>
-          </w:p>
-        </w:tc>
-        <w:tc>
-          <w:tcPr>
-            <w:tcW w:type="dxa" w:w="1441"/>
-          </w:tcPr>
-          <w:p>
-            <w:r>
-              <w:rPr>
-                <w:rFonts w:ascii="Malgun Gothic" w:hAnsi="Malgun Gothic" w:eastAsia="Malgun Gothic"/>
-                <w:b w:val="0"/>
-                <w:i w:val="0"/>
-                <w:sz w:val="19"/>
-              </w:rPr>
-              <w:t>20,864</w:t>
-            </w:r>
-          </w:p>
-        </w:tc>
-        <w:tc>
-          <w:tcPr>
-            <w:tcW w:type="dxa" w:w="1441"/>
-          </w:tcPr>
-          <w:p>
-            <w:r>
-              <w:rPr>
-                <w:rFonts w:ascii="Malgun Gothic" w:hAnsi="Malgun Gothic" w:eastAsia="Malgun Gothic"/>
-                <w:b w:val="0"/>
-                <w:i w:val="0"/>
-                <w:sz w:val="19"/>
-              </w:rPr>
-              <w:t>21,480</w:t>
-            </w:r>
-          </w:p>
-        </w:tc>
-        <w:tc>
-          <w:tcPr>
-            <w:tcW w:type="dxa" w:w="1441"/>
-          </w:tcPr>
-          <w:p>
-            <w:r>
-              <w:rPr>
-                <w:rFonts w:ascii="Malgun Gothic" w:hAnsi="Malgun Gothic" w:eastAsia="Malgun Gothic"/>
-                <w:b w:val="0"/>
-                <w:i w:val="0"/>
-                <w:sz w:val="19"/>
-              </w:rPr>
-              <w:t>-2.9%</w:t>
-            </w:r>
-          </w:p>
-        </w:tc>
-      </w:tr>
-      <w:tr>
-        <w:tc>
-          <w:tcPr>
-            <w:tcW w:type="dxa" w:w="1441"/>
-          </w:tcPr>
-          <w:p>
-            <w:r>
-              <w:rPr>
-                <w:rFonts w:ascii="Malgun Gothic" w:hAnsi="Malgun Gothic" w:eastAsia="Malgun Gothic"/>
-                <w:b w:val="0"/>
-                <w:i w:val="0"/>
-                <w:sz w:val="19"/>
-              </w:rPr>
-              <w:t>Category</w:t>
-            </w:r>
-          </w:p>
-        </w:tc>
-        <w:tc>
-          <w:tcPr>
-            <w:tcW w:type="dxa" w:w="1441"/>
-          </w:tcPr>
-          <w:p>
-            <w:r>
-              <w:rPr>
-                <w:rFonts w:ascii="Malgun Gothic" w:hAnsi="Malgun Gothic" w:eastAsia="Malgun Gothic"/>
-                <w:b w:val="0"/>
-                <w:i w:val="0"/>
-                <w:sz w:val="19"/>
-              </w:rPr>
-              <w:t>Meat/Processed Meat/Egg</w:t>
-            </w:r>
-          </w:p>
-        </w:tc>
-        <w:tc>
-          <w:tcPr>
-            <w:tcW w:type="dxa" w:w="1441"/>
-          </w:tcPr>
-          <w:p>
-            <w:r>
-              <w:rPr>
-                <w:rFonts w:ascii="Malgun Gothic" w:hAnsi="Malgun Gothic" w:eastAsia="Malgun Gothic"/>
-                <w:b w:val="0"/>
-                <w:i w:val="0"/>
-                <w:sz w:val="19"/>
-              </w:rPr>
-              <w:t>26.2%</w:t>
-            </w:r>
-          </w:p>
-        </w:tc>
-        <w:tc>
-          <w:tcPr>
-            <w:tcW w:type="dxa" w:w="1441"/>
-          </w:tcPr>
-          <w:p>
-            <w:r>
-              <w:rPr>
-                <w:rFonts w:ascii="Malgun Gothic" w:hAnsi="Malgun Gothic" w:eastAsia="Malgun Gothic"/>
-                <w:b w:val="0"/>
-                <w:i w:val="0"/>
-                <w:sz w:val="19"/>
-              </w:rPr>
-              <w:t>11,698</w:t>
-            </w:r>
-          </w:p>
-        </w:tc>
-        <w:tc>
-          <w:tcPr>
-            <w:tcW w:type="dxa" w:w="1441"/>
-          </w:tcPr>
-          <w:p>
-            <w:r>
-              <w:rPr>
-                <w:rFonts w:ascii="Malgun Gothic" w:hAnsi="Malgun Gothic" w:eastAsia="Malgun Gothic"/>
-                <w:b w:val="0"/>
-                <w:i w:val="0"/>
-                <w:sz w:val="19"/>
-              </w:rPr>
-              <w:t>30,399</w:t>
-            </w:r>
-          </w:p>
-        </w:tc>
-        <w:tc>
-          <w:tcPr>
-            <w:tcW w:type="dxa" w:w="1441"/>
-          </w:tcPr>
-          <w:p>
-            <w:r>
-              <w:rPr>
-                <w:rFonts w:ascii="Malgun Gothic" w:hAnsi="Malgun Gothic" w:eastAsia="Malgun Gothic"/>
-                <w:b w:val="0"/>
-                <w:i w:val="0"/>
-                <w:sz w:val="19"/>
-              </w:rPr>
-              <w:t>-61.5%</w:t>
-            </w:r>
-          </w:p>
-        </w:tc>
-      </w:tr>
-      <w:tr>
-        <w:tc>
-          <w:tcPr>
-            <w:tcW w:type="dxa" w:w="1441"/>
-          </w:tcPr>
-          <w:p>
-            <w:r>
-              <w:rPr>
-                <w:rFonts w:ascii="Malgun Gothic" w:hAnsi="Malgun Gothic" w:eastAsia="Malgun Gothic"/>
-                <w:b w:val="0"/>
-                <w:i w:val="0"/>
-                <w:sz w:val="19"/>
-              </w:rPr>
-              <w:t>Category</w:t>
-            </w:r>
-          </w:p>
-        </w:tc>
-        <w:tc>
-          <w:tcPr>
-            <w:tcW w:type="dxa" w:w="1441"/>
-          </w:tcPr>
-          <w:p>
-            <w:r>
-              <w:rPr>
-                <w:rFonts w:ascii="Malgun Gothic" w:hAnsi="Malgun Gothic" w:eastAsia="Malgun Gothic"/>
-                <w:b w:val="0"/>
-                <w:i w:val="0"/>
-                <w:sz w:val="19"/>
-              </w:rPr>
-              <w:t>Dairy</w:t>
-            </w:r>
-          </w:p>
-        </w:tc>
-        <w:tc>
-          <w:tcPr>
-            <w:tcW w:type="dxa" w:w="1441"/>
-          </w:tcPr>
-          <w:p>
-            <w:r>
-              <w:rPr>
-                <w:rFonts w:ascii="Malgun Gothic" w:hAnsi="Malgun Gothic" w:eastAsia="Malgun Gothic"/>
-                <w:b w:val="0"/>
-                <w:i w:val="0"/>
-                <w:sz w:val="19"/>
-              </w:rPr>
-              <w:t>39.2%</w:t>
-            </w:r>
-          </w:p>
-        </w:tc>
-        <w:tc>
-          <w:tcPr>
-            <w:tcW w:type="dxa" w:w="1441"/>
-          </w:tcPr>
-          <w:p>
-            <w:r>
-              <w:rPr>
-                <w:rFonts w:ascii="Malgun Gothic" w:hAnsi="Malgun Gothic" w:eastAsia="Malgun Gothic"/>
-                <w:b w:val="0"/>
-                <w:i w:val="0"/>
-                <w:sz w:val="19"/>
-              </w:rPr>
-              <w:t>8,702</w:t>
-            </w:r>
-          </w:p>
-        </w:tc>
-        <w:tc>
-          <w:tcPr>
-            <w:tcW w:type="dxa" w:w="1441"/>
-          </w:tcPr>
-          <w:p>
-            <w:r>
-              <w:rPr>
-                <w:rFonts w:ascii="Malgun Gothic" w:hAnsi="Malgun Gothic" w:eastAsia="Malgun Gothic"/>
-                <w:b w:val="0"/>
-                <w:i w:val="0"/>
-                <w:sz w:val="19"/>
-              </w:rPr>
-              <w:t>9,827</w:t>
-            </w:r>
-          </w:p>
-        </w:tc>
-        <w:tc>
-          <w:tcPr>
-            <w:tcW w:type="dxa" w:w="1441"/>
-          </w:tcPr>
-          <w:p>
-            <w:r>
-              <w:rPr>
-                <w:rFonts w:ascii="Malgun Gothic" w:hAnsi="Malgun Gothic" w:eastAsia="Malgun Gothic"/>
-                <w:b w:val="0"/>
-                <w:i w:val="0"/>
-                <w:sz w:val="19"/>
-              </w:rPr>
-              <w:t>-11.4%</w:t>
-            </w:r>
-          </w:p>
-        </w:tc>
-      </w:tr>
-      <w:tr>
-        <w:tc>
-          <w:tcPr>
-            <w:tcW w:type="dxa" w:w="1441"/>
-          </w:tcPr>
-          <w:p>
-            <w:r>
-              <w:rPr>
-                <w:rFonts w:ascii="Malgun Gothic" w:hAnsi="Malgun Gothic" w:eastAsia="Malgun Gothic"/>
-                <w:b w:val="0"/>
-                <w:i w:val="0"/>
-                <w:sz w:val="19"/>
-              </w:rPr>
-              <w:t>ship-city</w:t>
-            </w:r>
-          </w:p>
-        </w:tc>
-        <w:tc>
-          <w:tcPr>
-            <w:tcW w:type="dxa" w:w="1441"/>
-          </w:tcPr>
-          <w:p>
-            <w:r>
-              <w:rPr>
-                <w:rFonts w:ascii="Malgun Gothic" w:hAnsi="Malgun Gothic" w:eastAsia="Malgun Gothic"/>
-                <w:b w:val="0"/>
-                <w:i w:val="0"/>
-                <w:sz w:val="19"/>
-              </w:rPr>
-              <w:t>Gangseo-gu</w:t>
-            </w:r>
-          </w:p>
-        </w:tc>
-        <w:tc>
-          <w:tcPr>
-            <w:tcW w:type="dxa" w:w="1441"/>
-          </w:tcPr>
-          <w:p>
-            <w:r>
-              <w:rPr>
-                <w:rFonts w:ascii="Malgun Gothic" w:hAnsi="Malgun Gothic" w:eastAsia="Malgun Gothic"/>
-                <w:b w:val="0"/>
-                <w:i w:val="0"/>
-                <w:sz w:val="19"/>
-              </w:rPr>
-              <w:t>40.0%</w:t>
-            </w:r>
-          </w:p>
-        </w:tc>
-        <w:tc>
-          <w:tcPr>
-            <w:tcW w:type="dxa" w:w="1441"/>
-          </w:tcPr>
-          <w:p>
-            <w:r>
-              <w:rPr>
-                <w:rFonts w:ascii="Malgun Gothic" w:hAnsi="Malgun Gothic" w:eastAsia="Malgun Gothic"/>
-                <w:b w:val="0"/>
-                <w:i w:val="0"/>
-                <w:sz w:val="19"/>
-              </w:rPr>
-              <w:t>16,483 [48]</w:t>
-            </w:r>
-          </w:p>
-        </w:tc>
-        <w:tc>
-          <w:tcPr>
-            <w:tcW w:type="dxa" w:w="1441"/>
-          </w:tcPr>
-          <w:p>
-            <w:r>
-              <w:rPr>
-                <w:rFonts w:ascii="Malgun Gothic" w:hAnsi="Malgun Gothic" w:eastAsia="Malgun Gothic"/>
-                <w:b w:val="0"/>
-                <w:i w:val="0"/>
-                <w:sz w:val="19"/>
-              </w:rPr>
-              <w:t>17,462</w:t>
-            </w:r>
-          </w:p>
-        </w:tc>
-        <w:tc>
-          <w:tcPr>
-            <w:tcW w:type="dxa" w:w="1441"/>
-          </w:tcPr>
-          <w:p>
-            <w:r>
-              <w:rPr>
-                <w:rFonts w:ascii="Malgun Gothic" w:hAnsi="Malgun Gothic" w:eastAsia="Malgun Gothic"/>
-                <w:b w:val="0"/>
-                <w:i w:val="0"/>
-                <w:sz w:val="19"/>
-              </w:rPr>
-              <w:t>-5.6%</w:t>
-            </w:r>
-          </w:p>
-        </w:tc>
-      </w:tr>
-      <w:tr>
-        <w:tc>
-          <w:tcPr>
-            <w:tcW w:type="dxa" w:w="1441"/>
-          </w:tcPr>
-          <w:p>
-            <w:r>
-              <w:rPr>
-                <w:rFonts w:ascii="Malgun Gothic" w:hAnsi="Malgun Gothic" w:eastAsia="Malgun Gothic"/>
-                <w:b w:val="0"/>
-                <w:i w:val="0"/>
-                <w:sz w:val="19"/>
-              </w:rPr>
-              <w:t>ship-city</w:t>
-            </w:r>
-          </w:p>
-        </w:tc>
-        <w:tc>
-          <w:tcPr>
-            <w:tcW w:type="dxa" w:w="1441"/>
-          </w:tcPr>
-          <w:p>
-            <w:r>
-              <w:rPr>
-                <w:rFonts w:ascii="Malgun Gothic" w:hAnsi="Malgun Gothic" w:eastAsia="Malgun Gothic"/>
-                <w:b w:val="0"/>
-                <w:i w:val="0"/>
-                <w:sz w:val="19"/>
-              </w:rPr>
-              <w:t>Gangnam-gu</w:t>
-            </w:r>
-          </w:p>
-        </w:tc>
-        <w:tc>
-          <w:tcPr>
-            <w:tcW w:type="dxa" w:w="1441"/>
-          </w:tcPr>
-          <w:p>
-            <w:r>
-              <w:rPr>
-                <w:rFonts w:ascii="Malgun Gothic" w:hAnsi="Malgun Gothic" w:eastAsia="Malgun Gothic"/>
-                <w:b w:val="0"/>
-                <w:i w:val="0"/>
-                <w:sz w:val="19"/>
-              </w:rPr>
-              <w:t>43.0%</w:t>
-            </w:r>
-          </w:p>
-        </w:tc>
-        <w:tc>
-          <w:tcPr>
-            <w:tcW w:type="dxa" w:w="1441"/>
-          </w:tcPr>
-          <w:p>
-            <w:r>
-              <w:rPr>
-                <w:rFonts w:ascii="Malgun Gothic" w:hAnsi="Malgun Gothic" w:eastAsia="Malgun Gothic"/>
-                <w:b w:val="0"/>
-                <w:i w:val="0"/>
-                <w:sz w:val="19"/>
-              </w:rPr>
-              <w:t>17,691 [49]</w:t>
-            </w:r>
-          </w:p>
-        </w:tc>
-        <w:tc>
-          <w:tcPr>
-            <w:tcW w:type="dxa" w:w="1441"/>
-          </w:tcPr>
-          <w:p>
-            <w:r>
-              <w:rPr>
-                <w:rFonts w:ascii="Malgun Gothic" w:hAnsi="Malgun Gothic" w:eastAsia="Malgun Gothic"/>
-                <w:b w:val="0"/>
-                <w:i w:val="0"/>
-                <w:sz w:val="19"/>
-              </w:rPr>
-              <w:t>22,082</w:t>
-            </w:r>
-          </w:p>
-        </w:tc>
-        <w:tc>
-          <w:tcPr>
-            <w:tcW w:type="dxa" w:w="1441"/>
-          </w:tcPr>
-          <w:p>
-            <w:r>
-              <w:rPr>
-                <w:rFonts w:ascii="Malgun Gothic" w:hAnsi="Malgun Gothic" w:eastAsia="Malgun Gothic"/>
-                <w:b w:val="0"/>
-                <w:i w:val="0"/>
-                <w:sz w:val="19"/>
-              </w:rPr>
-              <w:t>-19.9%</w:t>
-            </w:r>
-          </w:p>
-        </w:tc>
-      </w:tr>
-    </w:tbl>
-    <w:p>
-      <w:pPr>
-        <w:spacing w:after="160" w:line="276" w:lineRule="auto"/>
-        <w:jc w:val="both"/>
-      </w:pPr>
-      <w:r>
-        <w:rPr>
-          <w:rFonts w:ascii="Malgun Gothic" w:hAnsi="Malgun Gothic" w:eastAsia="Malgun Gothic"/>
-          <w:b w:val="0"/>
-          <w:i w:val="0"/>
-          <w:sz w:val="21"/>
-        </w:rPr>
-        <w:t>Seocho-gu stands out with the lowest promotion penetration (22.9% [20]) combined with the steepest AOV gap (-58.6% [27]), making it a notable under-reached segment despite being a strong revenue city via its Meat/Processed Meat/Egg interaction effect documented above.</w:t>
-      </w:r>
-    </w:p>
-    <w:p>
-      <w:pPr>
-        <w:pStyle w:val="Heading2"/>
-      </w:pPr>
-      <w:r>
-        <w:rPr>
-          <w:rFonts w:ascii="Malgun Gothic" w:hAnsi="Malgun Gothic" w:eastAsia="Malgun Gothic"/>
-          <w:b/>
-          <w:i w:val="0"/>
-          <w:color w:val="34495E"/>
-          <w:sz w:val="36"/>
-        </w:rPr>
-        <w:t>Holiday-Window Shifts (2025-05-05/06)</w:t>
-      </w:r>
-    </w:p>
-    <w:p>
-      <w:pPr>
-        <w:spacing w:after="160" w:line="276" w:lineRule="auto"/>
-        <w:jc w:val="both"/>
-      </w:pPr>
-      <w:r>
-        <w:rPr>
-          <w:rFonts w:ascii="Malgun Gothic" w:hAnsi="Malgun Gothic" w:eastAsia="Malgun Gothic"/>
-          <w:b w:val="0"/>
-          <w:i w:val="0"/>
-          <w:sz w:val="21"/>
-        </w:rPr>
-        <w:t>This section isolates the effect of the 2025-05-05/06 public holidays using symmetric 2-day comparison windows: pre-holiday (05-03/04), holiday (05-05/06), and post-holiday (05-07/08), with all totals normalized to a per-day basis so that the equal-length windows are directly comparable.</w:t>
-      </w:r>
-    </w:p>
-    <w:p>
-      <w:pPr>
-        <w:spacing w:before="360" w:after="120"/>
-        <w:jc w:val="center"/>
-      </w:pPr>
-      <w:r>
-        <w:drawing>
-          <wp:inline xmlns:a="http://schemas.openxmlformats.org/drawingml/2006/main" xmlns:pic="http://schemas.openxmlformats.org/drawingml/2006/picture">
-            <wp:extent cx="5029200" cy="3114584"/>
-            <wp:docPr id="7" name="Picture 7"/>
-            <wp:cNvGraphicFramePr>
-              <a:graphicFrameLocks noChangeAspect="1"/>
-            </wp:cNvGraphicFramePr>
-            <a:graphic>
-              <a:graphicData uri="http://schemas.openxmlformats.org/drawingml/2006/picture">
-                <pic:pic>
-                  <pic:nvPicPr>
-                    <pic:cNvPr id="0" name="chart07_holiday_shift.png"/>
-                    <pic:cNvPicPr/>
-                  </pic:nvPicPr>
-                  <pic:blipFill>
-                    <a:blip r:embed="rId26">
-                      <a:extLst>
-                        <a:ext uri="{96DAC541-7B7A-43D3-8B79-37D633B846F1}">
-                          <ns0:svgBlip xmlns:ns0="http://schemas.microsoft.com/office/drawing/2016/SVG/main" r:embed="rId29"/>
-                        </a:ext>
-                      </a:extLst>
-                    </a:blip>
-                    <a:stretch>
-                      <a:fillRect/>
-                    </a:stretch>
-                  </pic:blipFill>
-                  <pic:spPr>
-                    <a:xfrm>
-                      <a:off x="0" y="0"/>
-                      <a:ext cx="5029200" cy="3114584"/>
-                    </a:xfrm>
-                    <a:prstGeom prst="rect"/>
-                  </pic:spPr>
-                </pic:pic>
-              </a:graphicData>
-            </a:graphic>
-          </wp:inline>
-        </w:drawing>
-      </w:r>
-    </w:p>
-    <w:p>
-      <w:pPr>
-        <w:pStyle w:val="Caption"/>
-        <w:spacing w:after="240"/>
-        <w:jc w:val="center"/>
-      </w:pPr>
-      <w:r>
-        <w:rPr>
-          <w:rFonts w:ascii="Malgun Gothic" w:hAnsi="Malgun Gothic" w:eastAsia="Malgun Gothic"/>
-          <w:b w:val="0"/>
-          <w:i/>
-          <w:color w:val="7F8C8D"/>
-          <w:sz w:val="18"/>
-        </w:rPr>
-        <w:t>그림 7: 휴일 전후 대칭 구간별 일평균 매출(Amount) 비교 (전/휴일/후)</w:t>
-      </w:r>
-    </w:p>
-    <w:p>
-      <w:pPr>
-        <w:spacing w:after="160" w:line="276" w:lineRule="auto"/>
-        <w:jc w:val="both"/>
-      </w:pPr>
-      <w:r>
-        <w:rPr>
-          <w:rFonts w:ascii="Malgun Gothic" w:hAnsi="Malgun Gothic" w:eastAsia="Malgun Gothic"/>
-          <w:b w:val="0"/>
-          <w:i w:val="0"/>
-          <w:sz w:val="21"/>
-        </w:rPr>
-        <w:t>Daily average revenue was 1,536,920 KRW [8]/day in the pre-holiday window, surged to 3,692,750 KRW/day during the holiday window, and fell back to 1,286,100 KRW [28]/day post-holiday. This represents a +140.3% [29] increase versus the pre-holiday window and a +187.1% [30] increase versus the post-holiday window — by far the largest swing observed in the 14-day period.</w:t>
+        <w:t>The chart highlights an outlier worth flagging operationally: the Hanwoo Beef Gift Set has only 3 orders in the entire 14-day window — the lowest order count of any product — yet generates 1,170,000 KRW [21] in revenue at 390,000 KRW per order, a high-value, low-frequency gifting item that is almost certainly holiday-driven rather than everyday demand.</w:t>
       </w:r>
     </w:p>
     <w:p>
@@ -1788,7 +487,7 @@
           <w:color w:val="2C3E50"/>
           <w:sz w:val="32"/>
         </w:rPr>
-        <w:t>Disentangling Holiday Demand from the WEEKEND20 Discount</w:t>
+        <w:t>Hidden Cohort Segments (K-Means Clustering)</w:t>
       </w:r>
     </w:p>
     <w:p>
@@ -1803,67 +502,7 @@
           <w:i w:val="0"/>
           <w:sz w:val="21"/>
         </w:rPr>
-        <w:t>A key confound must be flagged: WEEKEND20 is switched off on 2025-05- [2]05/ [2]06 (holiday days are not Saturday/Sunday), while the adjacent pre-holiday window (05- [2]03/04) is itself a promoted weekend. This means the holiday's elevated daily revenue combines (a) genuine holiday demand, (b) the absence of the 20% discount — pushing AOV back toward full price — and (c) calendar placement effects. To isolate the holiday-demand component, holiday daily revenue was compared against the average of its two neighboring promo-weekends' daily averages; the holiday window still exceeds that promo-weekend benchmark by 2,240,490 KRW [31]/day. This indicates organic holiday demand alone outweighs the WEEKEND20 discount mechanism — the absence of the promotion on 05- [2]05/ [2]06 did not cannibalize holiday sales.</w:t>
-      </w:r>
-    </w:p>
-    <w:p>
-      <w:pPr>
-        <w:pStyle w:val="Heading3"/>
-      </w:pPr>
-      <w:r>
-        <w:rPr>
-          <w:rFonts w:ascii="Malgun Gothic" w:hAnsi="Malgun Gothic" w:eastAsia="Malgun Gothic"/>
-          <w:b/>
-          <w:i w:val="0"/>
-          <w:color w:val="2C3E50"/>
-          <w:sz w:val="32"/>
-        </w:rPr>
-        <w:t>Mix Shift Around the Holiday</w:t>
-      </w:r>
-    </w:p>
-    <w:p>
-      <w:pPr>
-        <w:spacing w:after="160" w:line="276" w:lineRule="auto"/>
-        <w:jc w:val="both"/>
-      </w:pPr>
-      <w:r>
-        <w:rPr>
-          <w:rFonts w:ascii="Malgun Gothic" w:hAnsi="Malgun Gothic" w:eastAsia="Malgun Gothic"/>
-          <w:b w:val="0"/>
-          <w:i w:val="0"/>
-          <w:sz w:val="21"/>
-        </w:rPr>
-        <w:t>Revenue composition also shifted during the holiday window relative to the rest of the period. The largest share gainer was ship-city = Seocho-gu, up 14.7 percentage points, reinforcing the Category × ship-city interaction effect identified earlier (Meat/Processed Meat/Egg concentration in Seocho-gu). The largest share loser was Category = Coffee/Tea, down 5.2 percentage points, suggesting holiday shopping skewed toward higher-ticket, meal-centric categories at the expense of routine beverage purchases.</w:t>
-      </w:r>
-    </w:p>
-    <w:p>
-      <w:pPr>
-        <w:pStyle w:val="Heading2"/>
-      </w:pPr>
-      <w:r>
-        <w:rPr>
-          <w:rFonts w:ascii="Malgun Gothic" w:hAnsi="Malgun Gothic" w:eastAsia="Malgun Gothic"/>
-          <w:b/>
-          <w:i w:val="0"/>
-          <w:color w:val="34495E"/>
-          <w:sz w:val="36"/>
-        </w:rPr>
-        <w:t>Top 3 Underperforming High-Potential Segments</w:t>
-      </w:r>
-    </w:p>
-    <w:p>
-      <w:pPr>
-        <w:spacing w:after="160" w:line="276" w:lineRule="auto"/>
-        <w:jc w:val="both"/>
-      </w:pPr>
-      <w:r>
-        <w:rPr>
-          <w:rFonts w:ascii="Malgun Gothic" w:hAnsi="Malgun Gothic" w:eastAsia="Malgun Gothic"/>
-          <w:b w:val="0"/>
-          <w:i w:val="0"/>
-          <w:sz w:val="21"/>
-        </w:rPr>
-        <w:t>To move from description to action, every Category × Age Group × Gender combination with at least 5 orders (78 of 80 possible combinations) was scored for growth potential using a documented, reproducible framework. A segment is flagged as underperforming when its AOV sits below the category-level benchmark and its revenue sits below what the Age Group × Gender demographic's spending pattern would imply if distributed proportionally across categories; 32 segments met this definition. Growth-Potential Score = 0.4 × norm(addressable order volume) + 0.4 × norm(revenue gap %) + 0.2 × norm(WEEKEND20 under-reach gap in percentage points), each term min-max normalized across the 32 underperforming segments.</w:t>
+        <w:t>Because no customer ID exists, clustering was performed on the 10 Gender x Age Group demographic cohorts (not individual customers), using standardized AOV, average quantity, promotion-usage rate, and order count as features. k=3 was selected via the elbow method, where the marginal drop in inertia flattens materially after k=3 — this is a directional, cohort-level segmentation given the small (10-point) sample, not a statistically definitive individual-customer segmentation.</w:t>
       </w:r>
     </w:p>
     <w:p>
@@ -1875,7 +514,7 @@
         <w:drawing>
           <wp:inline xmlns:a="http://schemas.openxmlformats.org/drawingml/2006/main" xmlns:pic="http://schemas.openxmlformats.org/drawingml/2006/picture">
             <wp:extent cx="5029200" cy="4074559"/>
-            <wp:docPr id="8" name="Picture 8"/>
+            <wp:docPr id="3" name="Picture 3"/>
             <wp:cNvGraphicFramePr>
               <a:graphicFrameLocks noChangeAspect="1"/>
             </wp:cNvGraphicFramePr>
@@ -1883,14 +522,14 @@
               <a:graphicData uri="http://schemas.openxmlformats.org/drawingml/2006/picture">
                 <pic:pic>
                   <pic:nvPicPr>
-                    <pic:cNvPr id="0" name="chart08_growth_potential_quadrant.png"/>
+                    <pic:cNvPr id="0" name="chart3_segment_map.png"/>
                     <pic:cNvPicPr/>
                   </pic:nvPicPr>
                   <pic:blipFill>
-                    <a:blip r:embed="rId34">
+                    <a:blip r:embed="rId12">
                       <a:extLst>
                         <a:ext uri="{96DAC541-7B7A-43D3-8B79-37D633B846F1}">
-                          <ns0:svgBlip xmlns:ns0="http://schemas.microsoft.com/office/drawing/2016/SVG/main" r:embed="rId38"/>
+                          <ns1:svgBlip xmlns:ns1="http://schemas.microsoft.com/office/drawing/2016/SVG/main" r:embed="rId15"/>
                         </a:ext>
                       </a:extLst>
                     </a:blip>
@@ -1926,7 +565,7 @@
           <w:color w:val="7F8C8D"/>
           <w:sz w:val="18"/>
         </w:rPr>
-        <w:t>그림 8: 성장 잠재력 vs 현재 매출 쿼드런트 (버블 크기=주문량), 상위 3개 세그먼트 강조</w:t>
+        <w:t>Figure 3: Cohort segment bubble map — orders (x-axis) vs. AOV (y-axis), bubble size = revenue, colored by K-means cluster.</w:t>
       </w:r>
     </w:p>
     <w:p>
@@ -1941,679 +580,7 @@
           <w:i w:val="0"/>
           <w:sz w:val="21"/>
         </w:rPr>
-        <w:t>The quadrant plot positions all underperforming segments by current revenue (x-axis) against growth-potential score (y-axis), with bubble size reflecting order volume. The three highest-scoring segments — all in the low-revenue, high-potential quadrant — are detailed below.</w:t>
-      </w:r>
-    </w:p>
-    <w:tbl>
-      <w:tblPr>
-        <w:tblStyle w:val="LightGrid-Accent1"/>
-        <w:tblW w:type="auto" w:w="0"/>
-        <w:tblLook w:firstColumn="1" w:firstRow="1" w:lastColumn="0" w:lastRow="0" w:noHBand="0" w:noVBand="1" w:val="04A0"/>
-      </w:tblPr>
-      <w:tblGrid>
-        <w:gridCol w:w="961"/>
-        <w:gridCol w:w="961"/>
-        <w:gridCol w:w="961"/>
-        <w:gridCol w:w="961"/>
-        <w:gridCol w:w="961"/>
-        <w:gridCol w:w="961"/>
-        <w:gridCol w:w="961"/>
-        <w:gridCol w:w="961"/>
-        <w:gridCol w:w="961"/>
-      </w:tblGrid>
-      <w:tr>
-        <w:tc>
-          <w:tcPr>
-            <w:tcW w:type="dxa" w:w="961"/>
-          </w:tcPr>
-          <w:p>
-            <w:r>
-              <w:rPr>
-                <w:rFonts w:ascii="Malgun Gothic" w:hAnsi="Malgun Gothic" w:eastAsia="Malgun Gothic"/>
-                <w:b w:val="0"/>
-                <w:i w:val="0"/>
-                <w:sz w:val="19"/>
-              </w:rPr>
-              <w:t>Rank</w:t>
-            </w:r>
-          </w:p>
-        </w:tc>
-        <w:tc>
-          <w:tcPr>
-            <w:tcW w:type="dxa" w:w="961"/>
-          </w:tcPr>
-          <w:p>
-            <w:r>
-              <w:rPr>
-                <w:rFonts w:ascii="Malgun Gothic" w:hAnsi="Malgun Gothic" w:eastAsia="Malgun Gothic"/>
-                <w:b w:val="0"/>
-                <w:i w:val="0"/>
-                <w:sz w:val="19"/>
-              </w:rPr>
-              <w:t>Segment</w:t>
-            </w:r>
-          </w:p>
-        </w:tc>
-        <w:tc>
-          <w:tcPr>
-            <w:tcW w:type="dxa" w:w="961"/>
-          </w:tcPr>
-          <w:p>
-            <w:r>
-              <w:rPr>
-                <w:rFonts w:ascii="Malgun Gothic" w:hAnsi="Malgun Gothic" w:eastAsia="Malgun Gothic"/>
-                <w:b w:val="0"/>
-                <w:i w:val="0"/>
-                <w:sz w:val="19"/>
-              </w:rPr>
-              <w:t>Revenue (KRW)</w:t>
-            </w:r>
-          </w:p>
-        </w:tc>
-        <w:tc>
-          <w:tcPr>
-            <w:tcW w:type="dxa" w:w="961"/>
-          </w:tcPr>
-          <w:p>
-            <w:r>
-              <w:rPr>
-                <w:rFonts w:ascii="Malgun Gothic" w:hAnsi="Malgun Gothic" w:eastAsia="Malgun Gothic"/>
-                <w:b w:val="0"/>
-                <w:i w:val="0"/>
-                <w:sz w:val="19"/>
-              </w:rPr>
-              <w:t>Orders</w:t>
-            </w:r>
-          </w:p>
-        </w:tc>
-        <w:tc>
-          <w:tcPr>
-            <w:tcW w:type="dxa" w:w="961"/>
-          </w:tcPr>
-          <w:p>
-            <w:r>
-              <w:rPr>
-                <w:rFonts w:ascii="Malgun Gothic" w:hAnsi="Malgun Gothic" w:eastAsia="Malgun Gothic"/>
-                <w:b w:val="0"/>
-                <w:i w:val="0"/>
-                <w:sz w:val="19"/>
-              </w:rPr>
-              <w:t>AOV (KRW)</w:t>
-            </w:r>
-          </w:p>
-        </w:tc>
-        <w:tc>
-          <w:tcPr>
-            <w:tcW w:type="dxa" w:w="961"/>
-          </w:tcPr>
-          <w:p>
-            <w:r>
-              <w:rPr>
-                <w:rFonts w:ascii="Malgun Gothic" w:hAnsi="Malgun Gothic" w:eastAsia="Malgun Gothic"/>
-                <w:b w:val="0"/>
-                <w:i w:val="0"/>
-                <w:sz w:val="19"/>
-              </w:rPr>
-              <w:t>AOV Gap vs Benchmark</w:t>
-            </w:r>
-          </w:p>
-        </w:tc>
-        <w:tc>
-          <w:tcPr>
-            <w:tcW w:type="dxa" w:w="961"/>
-          </w:tcPr>
-          <w:p>
-            <w:r>
-              <w:rPr>
-                <w:rFonts w:ascii="Malgun Gothic" w:hAnsi="Malgun Gothic" w:eastAsia="Malgun Gothic"/>
-                <w:b w:val="0"/>
-                <w:i w:val="0"/>
-                <w:sz w:val="19"/>
-              </w:rPr>
-              <w:t>Revenue Gap %</w:t>
-            </w:r>
-          </w:p>
-          <w:p>
-            <w:r>
-              <w:rPr>
-                <w:rFonts w:ascii="Malgun Gothic" w:hAnsi="Malgun Gothic" w:eastAsia="Malgun Gothic"/>
-                <w:b w:val="0"/>
-                <w:i w:val="0"/>
-                <w:sz w:val="19"/>
-              </w:rPr>
-              <w:t>(Shortfall KRW)</w:t>
-            </w:r>
-          </w:p>
-        </w:tc>
-        <w:tc>
-          <w:tcPr>
-            <w:tcW w:type="dxa" w:w="961"/>
-          </w:tcPr>
-          <w:p>
-            <w:r>
-              <w:rPr>
-                <w:rFonts w:ascii="Malgun Gothic" w:hAnsi="Malgun Gothic" w:eastAsia="Malgun Gothic"/>
-                <w:b w:val="0"/>
-                <w:i w:val="0"/>
-                <w:sz w:val="19"/>
-              </w:rPr>
-              <w:t>WEEKEND20</w:t>
-            </w:r>
-          </w:p>
-          <w:p>
-            <w:r>
-              <w:rPr>
-                <w:rFonts w:ascii="Malgun Gothic" w:hAnsi="Malgun Gothic" w:eastAsia="Malgun Gothic"/>
-                <w:b w:val="0"/>
-                <w:i w:val="0"/>
-                <w:sz w:val="19"/>
-              </w:rPr>
-              <w:t>Penetration</w:t>
-            </w:r>
-          </w:p>
-        </w:tc>
-        <w:tc>
-          <w:tcPr>
-            <w:tcW w:type="dxa" w:w="961"/>
-          </w:tcPr>
-          <w:p>
-            <w:r>
-              <w:rPr>
-                <w:rFonts w:ascii="Malgun Gothic" w:hAnsi="Malgun Gothic" w:eastAsia="Malgun Gothic"/>
-                <w:b w:val="0"/>
-                <w:i w:val="0"/>
-                <w:sz w:val="19"/>
-              </w:rPr>
-              <w:t>Growth Score</w:t>
-            </w:r>
-          </w:p>
-        </w:tc>
-      </w:tr>
-      <w:tr>
-        <w:tc>
-          <w:tcPr>
-            <w:tcW w:type="dxa" w:w="961"/>
-          </w:tcPr>
-          <w:p>
-            <w:r>
-              <w:rPr>
-                <w:rFonts w:ascii="Malgun Gothic" w:hAnsi="Malgun Gothic" w:eastAsia="Malgun Gothic"/>
-                <w:b w:val="0"/>
-                <w:i w:val="0"/>
-                <w:sz w:val="19"/>
-              </w:rPr>
-              <w:t>1</w:t>
-            </w:r>
-          </w:p>
-        </w:tc>
-        <w:tc>
-          <w:tcPr>
-            <w:tcW w:type="dxa" w:w="961"/>
-          </w:tcPr>
-          <w:p>
-            <w:r>
-              <w:rPr>
-                <w:rFonts w:ascii="Malgun Gothic" w:hAnsi="Malgun Gothic" w:eastAsia="Malgun Gothic"/>
-                <w:b w:val="0"/>
-                <w:i w:val="0"/>
-                <w:sz w:val="19"/>
-              </w:rPr>
-              <w:t>Meat/Processed Meat/Egg × 20s × F</w:t>
-            </w:r>
-          </w:p>
-        </w:tc>
-        <w:tc>
-          <w:tcPr>
-            <w:tcW w:type="dxa" w:w="961"/>
-          </w:tcPr>
-          <w:p>
-            <w:r>
-              <w:rPr>
-                <w:rFonts w:ascii="Malgun Gothic" w:hAnsi="Malgun Gothic" w:eastAsia="Malgun Gothic"/>
-                <w:b w:val="0"/>
-                <w:i w:val="0"/>
-                <w:sz w:val="19"/>
-              </w:rPr>
-              <w:t>44,100</w:t>
-            </w:r>
-          </w:p>
-        </w:tc>
-        <w:tc>
-          <w:tcPr>
-            <w:tcW w:type="dxa" w:w="961"/>
-          </w:tcPr>
-          <w:p>
-            <w:r>
-              <w:rPr>
-                <w:rFonts w:ascii="Malgun Gothic" w:hAnsi="Malgun Gothic" w:eastAsia="Malgun Gothic"/>
-                <w:b w:val="0"/>
-                <w:i w:val="0"/>
-                <w:sz w:val="19"/>
-              </w:rPr>
-              <w:t>5</w:t>
-            </w:r>
-          </w:p>
-        </w:tc>
-        <w:tc>
-          <w:tcPr>
-            <w:tcW w:type="dxa" w:w="961"/>
-          </w:tcPr>
-          <w:p>
-            <w:r>
-              <w:rPr>
-                <w:rFonts w:ascii="Malgun Gothic" w:hAnsi="Malgun Gothic" w:eastAsia="Malgun Gothic"/>
-                <w:b w:val="0"/>
-                <w:i w:val="0"/>
-                <w:sz w:val="19"/>
-              </w:rPr>
-              <w:t>8,820</w:t>
-            </w:r>
-          </w:p>
-        </w:tc>
-        <w:tc>
-          <w:tcPr>
-            <w:tcW w:type="dxa" w:w="961"/>
-          </w:tcPr>
-          <w:p>
-            <w:r>
-              <w:rPr>
-                <w:rFonts w:ascii="Malgun Gothic" w:hAnsi="Malgun Gothic" w:eastAsia="Malgun Gothic"/>
-                <w:b w:val="0"/>
-                <w:i w:val="0"/>
-                <w:sz w:val="19"/>
-              </w:rPr>
-              <w:t>-65.4%</w:t>
-            </w:r>
-          </w:p>
-        </w:tc>
-        <w:tc>
-          <w:tcPr>
-            <w:tcW w:type="dxa" w:w="961"/>
-          </w:tcPr>
-          <w:p>
-            <w:r>
-              <w:rPr>
-                <w:rFonts w:ascii="Malgun Gothic" w:hAnsi="Malgun Gothic" w:eastAsia="Malgun Gothic"/>
-                <w:b w:val="0"/>
-                <w:i w:val="0"/>
-                <w:sz w:val="19"/>
-              </w:rPr>
-              <w:t>81.4%</w:t>
-            </w:r>
-          </w:p>
-          <w:p>
-            <w:r>
-              <w:rPr>
-                <w:rFonts w:ascii="Malgun Gothic" w:hAnsi="Malgun Gothic" w:eastAsia="Malgun Gothic"/>
-                <w:b w:val="0"/>
-                <w:i w:val="0"/>
-                <w:sz w:val="19"/>
-              </w:rPr>
-              <w:t>(192,969)</w:t>
-            </w:r>
-          </w:p>
-        </w:tc>
-        <w:tc>
-          <w:tcPr>
-            <w:tcW w:type="dxa" w:w="961"/>
-          </w:tcPr>
-          <w:p>
-            <w:r>
-              <w:rPr>
-                <w:rFonts w:ascii="Malgun Gothic" w:hAnsi="Malgun Gothic" w:eastAsia="Malgun Gothic"/>
-                <w:b w:val="0"/>
-                <w:i w:val="0"/>
-                <w:sz w:val="19"/>
-              </w:rPr>
-              <w:t>0.0%</w:t>
-            </w:r>
-          </w:p>
-        </w:tc>
-        <w:tc>
-          <w:tcPr>
-            <w:tcW w:type="dxa" w:w="961"/>
-          </w:tcPr>
-          <w:p>
-            <w:r>
-              <w:rPr>
-                <w:rFonts w:ascii="Malgun Gothic" w:hAnsi="Malgun Gothic" w:eastAsia="Malgun Gothic"/>
-                <w:b w:val="0"/>
-                <w:i w:val="0"/>
-                <w:sz w:val="19"/>
-              </w:rPr>
-              <w:t>0.600</w:t>
-            </w:r>
-          </w:p>
-        </w:tc>
-      </w:tr>
-      <w:tr>
-        <w:tc>
-          <w:tcPr>
-            <w:tcW w:type="dxa" w:w="961"/>
-          </w:tcPr>
-          <w:p>
-            <w:r>
-              <w:rPr>
-                <w:rFonts w:ascii="Malgun Gothic" w:hAnsi="Malgun Gothic" w:eastAsia="Malgun Gothic"/>
-                <w:b w:val="0"/>
-                <w:i w:val="0"/>
-                <w:sz w:val="19"/>
-              </w:rPr>
-              <w:t>2</w:t>
-            </w:r>
-          </w:p>
-        </w:tc>
-        <w:tc>
-          <w:tcPr>
-            <w:tcW w:type="dxa" w:w="961"/>
-          </w:tcPr>
-          <w:p>
-            <w:r>
-              <w:rPr>
-                <w:rFonts w:ascii="Malgun Gothic" w:hAnsi="Malgun Gothic" w:eastAsia="Malgun Gothic"/>
-                <w:b w:val="0"/>
-                <w:i w:val="0"/>
-                <w:sz w:val="19"/>
-              </w:rPr>
-              <w:t>Ready Meal/Meal Kit/Salad × 40s × F</w:t>
-            </w:r>
-          </w:p>
-        </w:tc>
-        <w:tc>
-          <w:tcPr>
-            <w:tcW w:type="dxa" w:w="961"/>
-          </w:tcPr>
-          <w:p>
-            <w:r>
-              <w:rPr>
-                <w:rFonts w:ascii="Malgun Gothic" w:hAnsi="Malgun Gothic" w:eastAsia="Malgun Gothic"/>
-                <w:b w:val="0"/>
-                <w:i w:val="0"/>
-                <w:sz w:val="19"/>
-              </w:rPr>
-              <w:t>232,340</w:t>
-            </w:r>
-          </w:p>
-        </w:tc>
-        <w:tc>
-          <w:tcPr>
-            <w:tcW w:type="dxa" w:w="961"/>
-          </w:tcPr>
-          <w:p>
-            <w:r>
-              <w:rPr>
-                <w:rFonts w:ascii="Malgun Gothic" w:hAnsi="Malgun Gothic" w:eastAsia="Malgun Gothic"/>
-                <w:b w:val="0"/>
-                <w:i w:val="0"/>
-                <w:sz w:val="19"/>
-              </w:rPr>
-              <w:t>19</w:t>
-            </w:r>
-          </w:p>
-        </w:tc>
-        <w:tc>
-          <w:tcPr>
-            <w:tcW w:type="dxa" w:w="961"/>
-          </w:tcPr>
-          <w:p>
-            <w:r>
-              <w:rPr>
-                <w:rFonts w:ascii="Malgun Gothic" w:hAnsi="Malgun Gothic" w:eastAsia="Malgun Gothic"/>
-                <w:b w:val="0"/>
-                <w:i w:val="0"/>
-                <w:sz w:val="19"/>
-              </w:rPr>
-              <w:t>12,228</w:t>
-            </w:r>
-          </w:p>
-        </w:tc>
-        <w:tc>
-          <w:tcPr>
-            <w:tcW w:type="dxa" w:w="961"/>
-          </w:tcPr>
-          <w:p>
-            <w:r>
-              <w:rPr>
-                <w:rFonts w:ascii="Malgun Gothic" w:hAnsi="Malgun Gothic" w:eastAsia="Malgun Gothic"/>
-                <w:b w:val="0"/>
-                <w:i w:val="0"/>
-                <w:sz w:val="19"/>
-              </w:rPr>
-              <w:t>-20.2%</w:t>
-            </w:r>
-          </w:p>
-        </w:tc>
-        <w:tc>
-          <w:tcPr>
-            <w:tcW w:type="dxa" w:w="961"/>
-          </w:tcPr>
-          <w:p>
-            <w:r>
-              <w:rPr>
-                <w:rFonts w:ascii="Malgun Gothic" w:hAnsi="Malgun Gothic" w:eastAsia="Malgun Gothic"/>
-                <w:b w:val="0"/>
-                <w:i w:val="0"/>
-                <w:sz w:val="19"/>
-              </w:rPr>
-              <w:t>31.7%</w:t>
-            </w:r>
-          </w:p>
-          <w:p>
-            <w:r>
-              <w:rPr>
-                <w:rFonts w:ascii="Malgun Gothic" w:hAnsi="Malgun Gothic" w:eastAsia="Malgun Gothic"/>
-                <w:b w:val="0"/>
-                <w:i w:val="0"/>
-                <w:sz w:val="19"/>
-              </w:rPr>
-              <w:t>(108,051)</w:t>
-            </w:r>
-          </w:p>
-        </w:tc>
-        <w:tc>
-          <w:tcPr>
-            <w:tcW w:type="dxa" w:w="961"/>
-          </w:tcPr>
-          <w:p>
-            <w:r>
-              <w:rPr>
-                <w:rFonts w:ascii="Malgun Gothic" w:hAnsi="Malgun Gothic" w:eastAsia="Malgun Gothic"/>
-                <w:b w:val="0"/>
-                <w:i w:val="0"/>
-                <w:sz w:val="19"/>
-              </w:rPr>
-              <w:t>10.5%</w:t>
-            </w:r>
-          </w:p>
-        </w:tc>
-        <w:tc>
-          <w:tcPr>
-            <w:tcW w:type="dxa" w:w="961"/>
-          </w:tcPr>
-          <w:p>
-            <w:r>
-              <w:rPr>
-                <w:rFonts w:ascii="Malgun Gothic" w:hAnsi="Malgun Gothic" w:eastAsia="Malgun Gothic"/>
-                <w:b w:val="0"/>
-                <w:i w:val="0"/>
-                <w:sz w:val="19"/>
-              </w:rPr>
-              <w:t>0.483</w:t>
-            </w:r>
-          </w:p>
-        </w:tc>
-      </w:tr>
-      <w:tr>
-        <w:tc>
-          <w:tcPr>
-            <w:tcW w:type="dxa" w:w="961"/>
-          </w:tcPr>
-          <w:p>
-            <w:r>
-              <w:rPr>
-                <w:rFonts w:ascii="Malgun Gothic" w:hAnsi="Malgun Gothic" w:eastAsia="Malgun Gothic"/>
-                <w:b w:val="0"/>
-                <w:i w:val="0"/>
-                <w:sz w:val="19"/>
-              </w:rPr>
-              <w:t>3</w:t>
-            </w:r>
-          </w:p>
-        </w:tc>
-        <w:tc>
-          <w:tcPr>
-            <w:tcW w:type="dxa" w:w="961"/>
-          </w:tcPr>
-          <w:p>
-            <w:r>
-              <w:rPr>
-                <w:rFonts w:ascii="Malgun Gothic" w:hAnsi="Malgun Gothic" w:eastAsia="Malgun Gothic"/>
-                <w:b w:val="0"/>
-                <w:i w:val="0"/>
-                <w:sz w:val="19"/>
-              </w:rPr>
-              <w:t>Meat/Processed Meat/Egg × 60s × M</w:t>
-            </w:r>
-          </w:p>
-        </w:tc>
-        <w:tc>
-          <w:tcPr>
-            <w:tcW w:type="dxa" w:w="961"/>
-          </w:tcPr>
-          <w:p>
-            <w:r>
-              <w:rPr>
-                <w:rFonts w:ascii="Malgun Gothic" w:hAnsi="Malgun Gothic" w:eastAsia="Malgun Gothic"/>
-                <w:b w:val="0"/>
-                <w:i w:val="0"/>
-                <w:sz w:val="19"/>
-              </w:rPr>
-              <w:t>112,000</w:t>
-            </w:r>
-          </w:p>
-        </w:tc>
-        <w:tc>
-          <w:tcPr>
-            <w:tcW w:type="dxa" w:w="961"/>
-          </w:tcPr>
-          <w:p>
-            <w:r>
-              <w:rPr>
-                <w:rFonts w:ascii="Malgun Gothic" w:hAnsi="Malgun Gothic" w:eastAsia="Malgun Gothic"/>
-                <w:b w:val="0"/>
-                <w:i w:val="0"/>
-                <w:sz w:val="19"/>
-              </w:rPr>
-              <w:t>5</w:t>
-            </w:r>
-          </w:p>
-        </w:tc>
-        <w:tc>
-          <w:tcPr>
-            <w:tcW w:type="dxa" w:w="961"/>
-          </w:tcPr>
-          <w:p>
-            <w:r>
-              <w:rPr>
-                <w:rFonts w:ascii="Malgun Gothic" w:hAnsi="Malgun Gothic" w:eastAsia="Malgun Gothic"/>
-                <w:b w:val="0"/>
-                <w:i w:val="0"/>
-                <w:sz w:val="19"/>
-              </w:rPr>
-              <w:t>22,400</w:t>
-            </w:r>
-          </w:p>
-        </w:tc>
-        <w:tc>
-          <w:tcPr>
-            <w:tcW w:type="dxa" w:w="961"/>
-          </w:tcPr>
-          <w:p>
-            <w:r>
-              <w:rPr>
-                <w:rFonts w:ascii="Malgun Gothic" w:hAnsi="Malgun Gothic" w:eastAsia="Malgun Gothic"/>
-                <w:b w:val="0"/>
-                <w:i w:val="0"/>
-                <w:sz w:val="19"/>
-              </w:rPr>
-              <w:t>-12.1%</w:t>
-            </w:r>
-          </w:p>
-        </w:tc>
-        <w:tc>
-          <w:tcPr>
-            <w:tcW w:type="dxa" w:w="961"/>
-          </w:tcPr>
-          <w:p>
-            <w:r>
-              <w:rPr>
-                <w:rFonts w:ascii="Malgun Gothic" w:hAnsi="Malgun Gothic" w:eastAsia="Malgun Gothic"/>
-                <w:b w:val="0"/>
-                <w:i w:val="0"/>
-                <w:sz w:val="19"/>
-              </w:rPr>
-              <w:t>56.0%</w:t>
-            </w:r>
-          </w:p>
-          <w:p>
-            <w:r>
-              <w:rPr>
-                <w:rFonts w:ascii="Malgun Gothic" w:hAnsi="Malgun Gothic" w:eastAsia="Malgun Gothic"/>
-                <w:b w:val="0"/>
-                <w:i w:val="0"/>
-                <w:sz w:val="19"/>
-              </w:rPr>
-              <w:t>(142,536)</w:t>
-            </w:r>
-          </w:p>
-        </w:tc>
-        <w:tc>
-          <w:tcPr>
-            <w:tcW w:type="dxa" w:w="961"/>
-          </w:tcPr>
-          <w:p>
-            <w:r>
-              <w:rPr>
-                <w:rFonts w:ascii="Malgun Gothic" w:hAnsi="Malgun Gothic" w:eastAsia="Malgun Gothic"/>
-                <w:b w:val="0"/>
-                <w:i w:val="0"/>
-                <w:sz w:val="19"/>
-              </w:rPr>
-              <w:t>0.0%</w:t>
-            </w:r>
-          </w:p>
-        </w:tc>
-        <w:tc>
-          <w:tcPr>
-            <w:tcW w:type="dxa" w:w="961"/>
-          </w:tcPr>
-          <w:p>
-            <w:r>
-              <w:rPr>
-                <w:rFonts w:ascii="Malgun Gothic" w:hAnsi="Malgun Gothic" w:eastAsia="Malgun Gothic"/>
-                <w:b w:val="0"/>
-                <w:i w:val="0"/>
-                <w:sz w:val="19"/>
-              </w:rPr>
-              <w:t>0.475</w:t>
-            </w:r>
-          </w:p>
-        </w:tc>
-      </w:tr>
-    </w:tbl>
-    <w:p>
-      <w:pPr>
-        <w:spacing w:after="160" w:line="276" w:lineRule="auto"/>
-        <w:jc w:val="both"/>
-      </w:pPr>
-      <w:r>
-        <w:rPr>
-          <w:rFonts w:ascii="Malgun Gothic" w:hAnsi="Malgun Gothic" w:eastAsia="Malgun Gothic"/>
-          <w:b w:val="0"/>
-          <w:i w:val="0"/>
-          <w:sz w:val="21"/>
-        </w:rPr>
-        <w:t>SAMPLE-SIZE CAVEAT: Segments #1 and #3 are built on exactly n=5 orders each — the minimum volume threshold applied in this framework. While the underlying AOV and revenue-gap calculations are arithmetically correct and independently verified, estimates derived from 5 orders carry wide uncertainty and should be treated as directional rather than precise. Segment #2 (n=19 orders) rests on a more stable base.</w:t>
+        <w:t>Three distinct clusters emerge. Cluster 0 ('General/Value cohorts': F20s, F40s, F60s, M20s, M40s) represents 45.96% [22] of revenue with the lowest average promotion-usage rate (29.1% [23]) and moderate AOV. Cluster 1 ('Premium Health-Conscious': F50s, M50s, M60s) represents 31.41% [7] of revenue with the highest average AOV (22,970 KRW [24]) and the highest average promotion-usage rate (34.3% [25]) of any cluster — this group spends the most per order and is simultaneously the most promotion-responsive, making it the highest-leverage upsell target in the dataset. Cluster 2 ('30s Active shoppers': F30s, M30s) represents 22.63% [26] of revenue with the highest average quantity per order (1.95 units) but the lowest average AOV (17,881 KRW [27]) — a promo-sensitive, volume-oriented segment. Within Cluster 1, Health Supplements dominates spend for F60s (50.86% [28] of F60s spend) and M60s (48.24% [29] of M60s spend), while M50s skews toward Fruit/Nuts/Rice (35.79% [30]); M50s also posts the single highest cohort AOV in the entire dataset at 26,169 KRW [31].</w:t>
       </w:r>
     </w:p>
     <w:p>
@@ -2628,7 +595,7 @@
           <w:color w:val="2C3E50"/>
           <w:sz w:val="32"/>
         </w:rPr>
-        <w:t>Rank 1: Meat/Processed Meat/Egg × 20s × Female</w:t>
+        <w:t>Basket-Value Tier Segmentation</w:t>
       </w:r>
     </w:p>
     <w:p>
@@ -2643,7 +610,112 @@
           <w:i w:val="0"/>
           <w:sz w:val="21"/>
         </w:rPr>
-        <w:t>This segment generated only 44,100 KRW across 5 orders (AOV 8,820 KRW), 65.4% [32] below the category's overall benchmark AOV of 25,497 KRW [33], and 81.4% [34] below the revenue that 20s-Female demographic spending patterns would imply for this category (a 192,969 KRW shortfall). WEEKEND20 promotion penetration is 0.0% — none of this segment's orders carried the promotion, versus an overall penetration of 31.9%, a 31.9 percentage-point under-reach gap. The combination of a near-total promotion gap and the steepest AOV shortfall in the ranking drives its top growth-potential score of 0.600 [12], though the n=5 base warrants caution.</w:t>
+        <w:t>As a transaction-level complement to the cohort clustering, orders were also segmented into four value tiers (Premium, High, Mid, Low) based on per-order amount.</w:t>
+      </w:r>
+    </w:p>
+    <w:p>
+      <w:pPr>
+        <w:pStyle w:val="ListBullet"/>
+        <w:spacing w:after="80"/>
+      </w:pPr>
+      <w:r>
+        <w:rPr>
+          <w:rFonts w:ascii="Malgun Gothic" w:hAnsi="Malgun Gothic" w:eastAsia="Malgun Gothic"/>
+          <w:b w:val="0"/>
+          <w:i w:val="0"/>
+          <w:sz w:val="21"/>
+        </w:rPr>
+        <w:t>Premium tier (&gt;23,800 KRW/order): 24.74% of orders but 59.13% [6] of total revenue (13,475,480 KRW [32]) — revenue is extremely concentrated in large orders.</w:t>
+      </w:r>
+    </w:p>
+    <w:p>
+      <w:pPr>
+        <w:pStyle w:val="ListBullet"/>
+        <w:spacing w:after="80"/>
+      </w:pPr>
+      <w:r>
+        <w:rPr>
+          <w:rFonts w:ascii="Malgun Gothic" w:hAnsi="Malgun Gothic" w:eastAsia="Malgun Gothic"/>
+          <w:b w:val="0"/>
+          <w:i w:val="0"/>
+          <w:sz w:val="21"/>
+        </w:rPr>
+        <w:t>High tier (12,900-23,800 KRW): 24.74% of orders, 21.89% [33] of revenue.</w:t>
+      </w:r>
+    </w:p>
+    <w:p>
+      <w:pPr>
+        <w:pStyle w:val="ListBullet"/>
+        <w:spacing w:after="80"/>
+      </w:pPr>
+      <w:r>
+        <w:rPr>
+          <w:rFonts w:ascii="Malgun Gothic" w:hAnsi="Malgun Gothic" w:eastAsia="Malgun Gothic"/>
+          <w:b w:val="0"/>
+          <w:i w:val="0"/>
+          <w:sz w:val="21"/>
+        </w:rPr>
+        <w:t>Mid tier (7,120-12,900 KRW): 24.30% of orders, 12.38% [34] of revenue.</w:t>
+      </w:r>
+    </w:p>
+    <w:p>
+      <w:pPr>
+        <w:pStyle w:val="ListBullet"/>
+        <w:spacing w:after="80"/>
+      </w:pPr>
+      <w:r>
+        <w:rPr>
+          <w:rFonts w:ascii="Malgun Gothic" w:hAnsi="Malgun Gothic" w:eastAsia="Malgun Gothic"/>
+          <w:b w:val="0"/>
+          <w:i w:val="0"/>
+          <w:sz w:val="21"/>
+        </w:rPr>
+        <w:t>Low tier (&lt;=7,120 KRW): 26.22% of orders, only 6.60% [35] of revenue.</w:t>
+      </w:r>
+    </w:p>
+    <w:p>
+      <w:pPr>
+        <w:spacing w:after="160" w:line="276" w:lineRule="auto"/>
+        <w:jc w:val="both"/>
+      </w:pPr>
+      <w:r>
+        <w:rPr>
+          <w:rFonts w:ascii="Malgun Gothic" w:hAnsi="Malgun Gothic" w:eastAsia="Malgun Gothic"/>
+          <w:b w:val="0"/>
+          <w:i w:val="0"/>
+          <w:sz w:val="21"/>
+        </w:rPr>
+        <w:t>The practical implication is that roughly a quarter of orders (the Premium tier) drive about six times the revenue of an equally-sized quartile of Low-tier orders — basket-size growth through upselling or bundling in the Low and Mid tiers therefore carries outsized revenue leverage per order converted.</w:t>
+      </w:r>
+    </w:p>
+    <w:p>
+      <w:pPr>
+        <w:pStyle w:val="Heading2"/>
+      </w:pPr>
+      <w:r>
+        <w:rPr>
+          <w:rFonts w:ascii="Malgun Gothic" w:hAnsi="Malgun Gothic" w:eastAsia="Malgun Gothic"/>
+          <w:b/>
+          <w:i w:val="0"/>
+          <w:color w:val="34495E"/>
+          <w:sz w:val="36"/>
+        </w:rPr>
+        <w:t>Revenue Optimization Opportunities</w:t>
+      </w:r>
+    </w:p>
+    <w:p>
+      <w:pPr>
+        <w:spacing w:after="160" w:line="276" w:lineRule="auto"/>
+        <w:jc w:val="both"/>
+      </w:pPr>
+      <w:r>
+        <w:rPr>
+          <w:rFonts w:ascii="Malgun Gothic" w:hAnsi="Malgun Gothic" w:eastAsia="Malgun Gothic"/>
+          <w:b w:val="0"/>
+          <w:i w:val="0"/>
+          <w:sz w:val="21"/>
+        </w:rPr>
+        <w:t>This section examines where revenue is being left on the table or given away unnecessarily, covering cross-sell affinity, discount effectiveness, and pricing/velocity mismatches.</w:t>
       </w:r>
     </w:p>
     <w:p>
@@ -2658,7 +730,7 @@
           <w:color w:val="2C3E50"/>
           <w:sz w:val="32"/>
         </w:rPr>
-        <w:t>Rank 2: Ready Meal/Meal Kit/Salad × 40s × Female</w:t>
+        <w:t>Cross-Sell / Category Affinity</w:t>
       </w:r>
     </w:p>
     <w:p>
@@ -2673,7 +745,7 @@
           <w:i w:val="0"/>
           <w:sz w:val="21"/>
         </w:rPr>
-        <w:t>This segment generated 232,340 KRW across 19 orders (AOV 12,228 KRW), 20.2% below the category benchmark AOV of 15,321 KRW [35], and 31.7% [36] below demographic-proportional expectation (a 108,051 KRW shortfall). WEEKEND20 penetration is 10.5%, a 21.4 percentage-point under-reach versus the 31.9% [36] overall average. With a growth score of 0.483, this is the most sample-robust of the three priority segments and the most reliable near-term target.</w:t>
+        <w:t>Since no basket ID exists, cross-sell opportunities were identified using a cohort + same-day co-occurrence proxy (same demographic cohort purchasing from multiple categories on the same day) as a stand-in for true same-basket co-purchase. Across 140 cohort-day groups, 136 (97%) bought from 2 or more categories, confirming that most cohort-day purchasing spans multiple categories and supports the feasibility of bundling. The strongest affinity pair is Fruit/Nuts/Rice + Ready Meal/Meal Kit/Salad, co-occurring in 68 of 140 cohort-day groups (48.6% [36] support) — the strongest cross-category affinity in the data. Other notable pairs include Bakery + Fruit/Nuts/Rice (47.9% support), Coffee/Tea + Ready Meal/Meal Kit/Salad (45.7%), Coffee/Tea + Fruit/Nuts/Rice (45.0%), and Bakery + Ready Meal/Meal Kit/Salad (44.3%). The combined revenue at stake for the top pair alone is 8,626,980 KRW [37] over the 14-day window — 37.9% of total revenue — a substantial base for a targeted bundle offer.</w:t>
       </w:r>
     </w:p>
     <w:p>
@@ -2688,7 +760,7 @@
           <w:color w:val="2C3E50"/>
           <w:sz w:val="32"/>
         </w:rPr>
-        <w:t>Rank 3: Meat/Processed Meat/Egg × 60s × Male</w:t>
+        <w:t>Discount and Promotion Effectiveness</w:t>
       </w:r>
     </w:p>
     <w:p>
@@ -2703,1194 +775,19 @@
           <w:i w:val="0"/>
           <w:sz w:val="21"/>
         </w:rPr>
-        <w:t>This segment generated 112,000 KRW across 5 orders (AOV 22,400 KRW), 12.1% below the category benchmark AOV, and 56.0% [37] below demographic-proportional expectation (a 142,536 KRW shortfall). WEEKEND20 penetration is 0.0% [23], a 31.9 percentage-point under-reach matching Rank 1. Its growth score of 0.475 is driven primarily by the promotion under-reach and revenue gap rather than AOV weakness, but again rests on an n=5 base.</w:t>
+        <w:t>A direct comparison of discounted demand (WEEKEND20 promo weekends) against undiscounted demand (public holidays) and ordinary weekdays reveals how efficiently the current promotion is spending its discount budget.</w:t>
       </w:r>
     </w:p>
     <w:p>
       <w:pPr>
-        <w:pStyle w:val="Heading2"/>
-      </w:pPr>
-      <w:r>
-        <w:rPr>
-          <w:rFonts w:ascii="Malgun Gothic" w:hAnsi="Malgun Gothic" w:eastAsia="Malgun Gothic"/>
-          <w:b/>
-          <w:i w:val="0"/>
-          <w:color w:val="34495E"/>
-          <w:sz w:val="36"/>
-        </w:rPr>
-        <w:t>Prioritized Recommendations</w:t>
-      </w:r>
-    </w:p>
-    <w:p>
-      <w:pPr>
-        <w:spacing w:after="160" w:line="276" w:lineRule="auto"/>
-        <w:jc w:val="both"/>
-      </w:pPr>
-      <w:r>
-        <w:rPr>
-          <w:rFonts w:ascii="Malgun Gothic" w:hAnsi="Malgun Gothic" w:eastAsia="Malgun Gothic"/>
-          <w:b w:val="0"/>
-          <w:i w:val="0"/>
-          <w:sz w:val="21"/>
-        </w:rPr>
-        <w:t>Each recommendation below maps one-to-one to a priority segment and is ranked by estimated impact-to-effort, with revenue impact modeled as a conservative/base/optimistic range. The projection methodology closes a stated share (15% / 30% / 50%) of each segment's demographic-proportional revenue gap — these are planning scenarios, not observed outcomes, and should be read as directional sizing rather than guaranteed results.</w:t>
-      </w:r>
-    </w:p>
-    <w:p>
-      <w:pPr>
-        <w:pStyle w:val="Heading3"/>
-      </w:pPr>
-      <w:r>
-        <w:rPr>
-          <w:rFonts w:ascii="Malgun Gothic" w:hAnsi="Malgun Gothic" w:eastAsia="Malgun Gothic"/>
-          <w:b/>
-          <w:i w:val="0"/>
-          <w:color w:val="2C3E50"/>
-          <w:sz w:val="32"/>
-        </w:rPr>
-        <w:t>Recommendation 1 (Highest Priority): Targeted Promotion Activation for Meat/Processed Meat/Egg × 20s × Female</w:t>
-      </w:r>
-    </w:p>
-    <w:p>
-      <w:pPr>
-        <w:spacing w:after="160" w:line="276" w:lineRule="auto"/>
-        <w:jc w:val="both"/>
-      </w:pPr>
-      <w:r>
-        <w:rPr>
-          <w:rFonts w:ascii="Malgun Gothic" w:hAnsi="Malgun Gothic" w:eastAsia="Malgun Gothic"/>
-          <w:b w:val="0"/>
-          <w:i w:val="0"/>
-          <w:sz w:val="21"/>
-        </w:rPr>
-        <w:t>Action: Launch a dedicated, non-weekend-gated discount or bundle (e.g., a 'first basket' or Age-Group-targeted voucher) specifically for 20s-Female customers in the Meat/Processed Meat/Egg category, since this segment currently has 0.0% [14] WEEKEND20 penetration and the steepest AOV gap in the ranking. Targeting mechanics: push via app/SMS channels segmented by registered age and gender, paired with a smaller basket-size offer (e.g., trial packs) given the segment's current AOV of 8,820 KRW is well below the category norm. Promotion implication: because WEEKEND20 is weekend-only by design, this segment needs an independent promotion trigger rather than reliance on the existing weekend rule. Expected revenue impact: 28,945– [38]96,485 KRW [39] incremental (conservative to optimistic), base case 57,891 KRW [40], against a 44,100 KRW current baseline — effort is low (a targeted voucher campaign), but confidence is capped by the n=5 sample underlying the baseline.</w:t>
-      </w:r>
-    </w:p>
-    <w:p>
-      <w:pPr>
-        <w:pStyle w:val="Heading3"/>
-      </w:pPr>
-      <w:r>
-        <w:rPr>
-          <w:rFonts w:ascii="Malgun Gothic" w:hAnsi="Malgun Gothic" w:eastAsia="Malgun Gothic"/>
-          <w:b/>
-          <w:i w:val="0"/>
-          <w:color w:val="2C3E50"/>
-          <w:sz w:val="32"/>
-        </w:rPr>
-        <w:t>Recommendation 2: AOV Uplift via Meal-Kit Bundling for Ready Meal/Meal Kit/Salad × 40s × Female</w:t>
-      </w:r>
-    </w:p>
-    <w:p>
-      <w:pPr>
-        <w:spacing w:after="160" w:line="276" w:lineRule="auto"/>
-        <w:jc w:val="both"/>
-      </w:pPr>
-      <w:r>
-        <w:rPr>
-          <w:rFonts w:ascii="Malgun Gothic" w:hAnsi="Malgun Gothic" w:eastAsia="Malgun Gothic"/>
-          <w:b w:val="0"/>
-          <w:i w:val="0"/>
-          <w:sz w:val="21"/>
-        </w:rPr>
-        <w:t>Action: Introduce cross-sell bundles (e.g., meal-kit + side-dish combos) and modest minimum-basket incentives aimed at 40s-Female shoppers in Ready Meal/Meal Kit/Salad, where AOV (12,228 KRW) sits 20.2% below the category benchmark despite a reasonably sized base (19 orders). Targeting mechanics: in-app recommendation widgets triggered on category browse for this demographic, plus a WEEKEND20 extension or lookalike promotion to close the 21.4 percentage-point promotion under-reach gap. Promotion implication: given this segment already shows some promotion exposure (10.5%), incremental investment should focus on penetration growth rather than deeper discounting, protecting margin. Expected revenue impact: 16,208– [41]54,025 KRW [42] incremental, base case 32,415 KRW [43], against a 232,340 KRW baseline — this is the most sample-robust recommendation and the safest to commit resources against first.</w:t>
-      </w:r>
-    </w:p>
-    <w:p>
-      <w:pPr>
-        <w:pStyle w:val="Heading3"/>
-      </w:pPr>
-      <w:r>
-        <w:rPr>
-          <w:rFonts w:ascii="Malgun Gothic" w:hAnsi="Malgun Gothic" w:eastAsia="Malgun Gothic"/>
-          <w:b/>
-          <w:i w:val="0"/>
-          <w:color w:val="2C3E50"/>
-          <w:sz w:val="32"/>
-        </w:rPr>
-        <w:t>Recommendation 3: Promotion Extension and Bundle Testing for Meat/Processed Meat/Egg × 60s × Male</w:t>
-      </w:r>
-    </w:p>
-    <w:p>
-      <w:pPr>
-        <w:spacing w:after="160" w:line="276" w:lineRule="auto"/>
-        <w:jc w:val="both"/>
-      </w:pPr>
-      <w:r>
-        <w:rPr>
-          <w:rFonts w:ascii="Malgun Gothic" w:hAnsi="Malgun Gothic" w:eastAsia="Malgun Gothic"/>
-          <w:b w:val="0"/>
-          <w:i w:val="0"/>
-          <w:sz w:val="21"/>
-        </w:rPr>
-        <w:t>Action: Extend WEEKEND20-equivalent discount eligibility to this segment outside the weekend window, or test a senior-focused loyalty mechanic, since penetration is currently 0.0% [14] against a 31.9 percentage-point gap, the same structural under-reach as Recommendation 1. Targeting mechanics: offline/in-store signage and call-center or loyalty-card outreach may be more effective than app-based channels for this older demographic. Promotion implication: because this segment's AOV gap (-12.1% [44]) is smaller than its revenue gap (56.0% [37]), the primary lever is reach/penetration rather than price — a volume play, not a discount play. Expected revenue impact: 21,380– [45]71,268 KRW [46] incremental, base case 42,761 KRW [47], against a 112,000 KRW baseline; as with Recommendation 1, the n=5 baseline means this should be piloted before scaling investment.</w:t>
-      </w:r>
-    </w:p>
-    <w:p>
-      <w:pPr>
-        <w:pStyle w:val="Heading3"/>
-      </w:pPr>
-      <w:r>
-        <w:rPr>
-          <w:rFonts w:ascii="Malgun Gothic" w:hAnsi="Malgun Gothic" w:eastAsia="Malgun Gothic"/>
-          <w:b/>
-          <w:i w:val="0"/>
-          <w:color w:val="2C3E50"/>
-          <w:sz w:val="32"/>
-        </w:rPr>
-        <w:t>Combined Impact Summary</w:t>
-      </w:r>
-    </w:p>
-    <w:p>
-      <w:pPr>
-        <w:spacing w:after="160" w:line="276" w:lineRule="auto"/>
-        <w:jc w:val="both"/>
-      </w:pPr>
-      <w:r>
-        <w:rPr>
-          <w:rFonts w:ascii="Malgun Gothic" w:hAnsi="Malgun Gothic" w:eastAsia="Malgun Gothic"/>
-          <w:b w:val="0"/>
-          <w:i w:val="0"/>
-          <w:sz w:val="21"/>
-        </w:rPr>
-        <w:t>Across all three prioritized segments, the combined projected uplift ranges from 66,533 KRW [9] (conservative) to 221,778 KRW [10] (optimistic), with a base-case estimate of 133,067 KRW [11] — equivalent to 0.58% [12] of total period revenue (22,787,840 KRW [1]). While modest in absolute scale given the 14-day data window, these are the highest-ranked opportunities identified by the growth-potential framework and represent a reasonable starting point for targeted testing rather than broad-based promotional spend.</w:t>
-      </w:r>
-    </w:p>
-    <w:tbl>
-      <w:tblPr>
-        <w:tblStyle w:val="LightGrid-Accent1"/>
-        <w:tblW w:type="auto" w:w="0"/>
-        <w:tblLook w:firstColumn="1" w:firstRow="1" w:lastColumn="0" w:lastRow="0" w:noHBand="0" w:noVBand="1" w:val="04A0"/>
-      </w:tblPr>
-      <w:tblGrid>
-        <w:gridCol w:w="1441"/>
-        <w:gridCol w:w="1441"/>
-        <w:gridCol w:w="1441"/>
-        <w:gridCol w:w="1441"/>
-        <w:gridCol w:w="1441"/>
-        <w:gridCol w:w="1441"/>
-      </w:tblGrid>
-      <w:tr>
-        <w:tc>
-          <w:tcPr>
-            <w:tcW w:type="dxa" w:w="1441"/>
-          </w:tcPr>
-          <w:p>
-            <w:r>
-              <w:rPr>
-                <w:rFonts w:ascii="Malgun Gothic" w:hAnsi="Malgun Gothic" w:eastAsia="Malgun Gothic"/>
-                <w:b w:val="0"/>
-                <w:i w:val="0"/>
-                <w:sz w:val="19"/>
-              </w:rPr>
-              <w:t>Segment</w:t>
-            </w:r>
-          </w:p>
-        </w:tc>
-        <w:tc>
-          <w:tcPr>
-            <w:tcW w:type="dxa" w:w="1441"/>
-          </w:tcPr>
-          <w:p>
-            <w:r>
-              <w:rPr>
-                <w:rFonts w:ascii="Malgun Gothic" w:hAnsi="Malgun Gothic" w:eastAsia="Malgun Gothic"/>
-                <w:b w:val="0"/>
-                <w:i w:val="0"/>
-                <w:sz w:val="19"/>
-              </w:rPr>
-              <w:t>Scenario</w:t>
-            </w:r>
-          </w:p>
-        </w:tc>
-        <w:tc>
-          <w:tcPr>
-            <w:tcW w:type="dxa" w:w="1441"/>
-          </w:tcPr>
-          <w:p>
-            <w:r>
-              <w:rPr>
-                <w:rFonts w:ascii="Malgun Gothic" w:hAnsi="Malgun Gothic" w:eastAsia="Malgun Gothic"/>
-                <w:b w:val="0"/>
-                <w:i w:val="0"/>
-                <w:sz w:val="19"/>
-              </w:rPr>
-              <w:t>Gap Closure %</w:t>
-            </w:r>
-          </w:p>
-        </w:tc>
-        <w:tc>
-          <w:tcPr>
-            <w:tcW w:type="dxa" w:w="1441"/>
-          </w:tcPr>
-          <w:p>
-            <w:r>
-              <w:rPr>
-                <w:rFonts w:ascii="Malgun Gothic" w:hAnsi="Malgun Gothic" w:eastAsia="Malgun Gothic"/>
-                <w:b w:val="0"/>
-                <w:i w:val="0"/>
-                <w:sz w:val="19"/>
-              </w:rPr>
-              <w:t>Baseline (KRW)</w:t>
-            </w:r>
-          </w:p>
-        </w:tc>
-        <w:tc>
-          <w:tcPr>
-            <w:tcW w:type="dxa" w:w="1441"/>
-          </w:tcPr>
-          <w:p>
-            <w:r>
-              <w:rPr>
-                <w:rFonts w:ascii="Malgun Gothic" w:hAnsi="Malgun Gothic" w:eastAsia="Malgun Gothic"/>
-                <w:b w:val="0"/>
-                <w:i w:val="0"/>
-                <w:sz w:val="19"/>
-              </w:rPr>
-              <w:t>Projected Uplift (KRW)</w:t>
-            </w:r>
-          </w:p>
-        </w:tc>
-        <w:tc>
-          <w:tcPr>
-            <w:tcW w:type="dxa" w:w="1441"/>
-          </w:tcPr>
-          <w:p>
-            <w:r>
-              <w:rPr>
-                <w:rFonts w:ascii="Malgun Gothic" w:hAnsi="Malgun Gothic" w:eastAsia="Malgun Gothic"/>
-                <w:b w:val="0"/>
-                <w:i w:val="0"/>
-                <w:sz w:val="19"/>
-              </w:rPr>
-              <w:t>Uplift % of Baseline</w:t>
-            </w:r>
-          </w:p>
-        </w:tc>
-      </w:tr>
-      <w:tr>
-        <w:tc>
-          <w:tcPr>
-            <w:tcW w:type="dxa" w:w="1441"/>
-          </w:tcPr>
-          <w:p>
-            <w:r>
-              <w:rPr>
-                <w:rFonts w:ascii="Malgun Gothic" w:hAnsi="Malgun Gothic" w:eastAsia="Malgun Gothic"/>
-                <w:b w:val="0"/>
-                <w:i w:val="0"/>
-                <w:sz w:val="19"/>
-              </w:rPr>
-              <w:t>Meat/Processed Meat/Egg x 20s x F</w:t>
-            </w:r>
-          </w:p>
-        </w:tc>
-        <w:tc>
-          <w:tcPr>
-            <w:tcW w:type="dxa" w:w="1441"/>
-          </w:tcPr>
-          <w:p>
-            <w:r>
-              <w:rPr>
-                <w:rFonts w:ascii="Malgun Gothic" w:hAnsi="Malgun Gothic" w:eastAsia="Malgun Gothic"/>
-                <w:b w:val="0"/>
-                <w:i w:val="0"/>
-                <w:sz w:val="19"/>
-              </w:rPr>
-              <w:t>Conservative</w:t>
-            </w:r>
-          </w:p>
-        </w:tc>
-        <w:tc>
-          <w:tcPr>
-            <w:tcW w:type="dxa" w:w="1441"/>
-          </w:tcPr>
-          <w:p>
-            <w:r>
-              <w:rPr>
-                <w:rFonts w:ascii="Malgun Gothic" w:hAnsi="Malgun Gothic" w:eastAsia="Malgun Gothic"/>
-                <w:b w:val="0"/>
-                <w:i w:val="0"/>
-                <w:sz w:val="19"/>
-              </w:rPr>
-              <w:t>15%</w:t>
-            </w:r>
-          </w:p>
-        </w:tc>
-        <w:tc>
-          <w:tcPr>
-            <w:tcW w:type="dxa" w:w="1441"/>
-          </w:tcPr>
-          <w:p>
-            <w:r>
-              <w:rPr>
-                <w:rFonts w:ascii="Malgun Gothic" w:hAnsi="Malgun Gothic" w:eastAsia="Malgun Gothic"/>
-                <w:b w:val="0"/>
-                <w:i w:val="0"/>
-                <w:sz w:val="19"/>
-              </w:rPr>
-              <w:t>44,100</w:t>
-            </w:r>
-          </w:p>
-        </w:tc>
-        <w:tc>
-          <w:tcPr>
-            <w:tcW w:type="dxa" w:w="1441"/>
-          </w:tcPr>
-          <w:p>
-            <w:r>
-              <w:rPr>
-                <w:rFonts w:ascii="Malgun Gothic" w:hAnsi="Malgun Gothic" w:eastAsia="Malgun Gothic"/>
-                <w:b w:val="0"/>
-                <w:i w:val="0"/>
-                <w:sz w:val="19"/>
-              </w:rPr>
-              <w:t>28,945 [38]</w:t>
-            </w:r>
-          </w:p>
-        </w:tc>
-        <w:tc>
-          <w:tcPr>
-            <w:tcW w:type="dxa" w:w="1441"/>
-          </w:tcPr>
-          <w:p>
-            <w:r>
-              <w:rPr>
-                <w:rFonts w:ascii="Malgun Gothic" w:hAnsi="Malgun Gothic" w:eastAsia="Malgun Gothic"/>
-                <w:b w:val="0"/>
-                <w:i w:val="0"/>
-                <w:sz w:val="19"/>
-              </w:rPr>
-              <w:t>65.6%</w:t>
-            </w:r>
-          </w:p>
-        </w:tc>
-      </w:tr>
-      <w:tr>
-        <w:tc>
-          <w:tcPr>
-            <w:tcW w:type="dxa" w:w="1441"/>
-          </w:tcPr>
-          <w:p>
-            <w:r>
-              <w:rPr>
-                <w:rFonts w:ascii="Malgun Gothic" w:hAnsi="Malgun Gothic" w:eastAsia="Malgun Gothic"/>
-                <w:b w:val="0"/>
-                <w:i w:val="0"/>
-                <w:sz w:val="19"/>
-              </w:rPr>
-              <w:t>Meat/Processed Meat/Egg x 20s x F</w:t>
-            </w:r>
-          </w:p>
-        </w:tc>
-        <w:tc>
-          <w:tcPr>
-            <w:tcW w:type="dxa" w:w="1441"/>
-          </w:tcPr>
-          <w:p>
-            <w:r>
-              <w:rPr>
-                <w:rFonts w:ascii="Malgun Gothic" w:hAnsi="Malgun Gothic" w:eastAsia="Malgun Gothic"/>
-                <w:b w:val="0"/>
-                <w:i w:val="0"/>
-                <w:sz w:val="19"/>
-              </w:rPr>
-              <w:t>Base</w:t>
-            </w:r>
-          </w:p>
-        </w:tc>
-        <w:tc>
-          <w:tcPr>
-            <w:tcW w:type="dxa" w:w="1441"/>
-          </w:tcPr>
-          <w:p>
-            <w:r>
-              <w:rPr>
-                <w:rFonts w:ascii="Malgun Gothic" w:hAnsi="Malgun Gothic" w:eastAsia="Malgun Gothic"/>
-                <w:b w:val="0"/>
-                <w:i w:val="0"/>
-                <w:sz w:val="19"/>
-              </w:rPr>
-              <w:t>30%</w:t>
-            </w:r>
-          </w:p>
-        </w:tc>
-        <w:tc>
-          <w:tcPr>
-            <w:tcW w:type="dxa" w:w="1441"/>
-          </w:tcPr>
-          <w:p>
-            <w:r>
-              <w:rPr>
-                <w:rFonts w:ascii="Malgun Gothic" w:hAnsi="Malgun Gothic" w:eastAsia="Malgun Gothic"/>
-                <w:b w:val="0"/>
-                <w:i w:val="0"/>
-                <w:sz w:val="19"/>
-              </w:rPr>
-              <w:t>44,100</w:t>
-            </w:r>
-          </w:p>
-        </w:tc>
-        <w:tc>
-          <w:tcPr>
-            <w:tcW w:type="dxa" w:w="1441"/>
-          </w:tcPr>
-          <w:p>
-            <w:r>
-              <w:rPr>
-                <w:rFonts w:ascii="Malgun Gothic" w:hAnsi="Malgun Gothic" w:eastAsia="Malgun Gothic"/>
-                <w:b w:val="0"/>
-                <w:i w:val="0"/>
-                <w:sz w:val="19"/>
-              </w:rPr>
-              <w:t>57,891 [40]</w:t>
-            </w:r>
-          </w:p>
-        </w:tc>
-        <w:tc>
-          <w:tcPr>
-            <w:tcW w:type="dxa" w:w="1441"/>
-          </w:tcPr>
-          <w:p>
-            <w:r>
-              <w:rPr>
-                <w:rFonts w:ascii="Malgun Gothic" w:hAnsi="Malgun Gothic" w:eastAsia="Malgun Gothic"/>
-                <w:b w:val="0"/>
-                <w:i w:val="0"/>
-                <w:sz w:val="19"/>
-              </w:rPr>
-              <w:t>131.3% [50]</w:t>
-            </w:r>
-          </w:p>
-        </w:tc>
-      </w:tr>
-      <w:tr>
-        <w:tc>
-          <w:tcPr>
-            <w:tcW w:type="dxa" w:w="1441"/>
-          </w:tcPr>
-          <w:p>
-            <w:r>
-              <w:rPr>
-                <w:rFonts w:ascii="Malgun Gothic" w:hAnsi="Malgun Gothic" w:eastAsia="Malgun Gothic"/>
-                <w:b w:val="0"/>
-                <w:i w:val="0"/>
-                <w:sz w:val="19"/>
-              </w:rPr>
-              <w:t>Meat/Processed Meat/Egg x 20s x F</w:t>
-            </w:r>
-          </w:p>
-        </w:tc>
-        <w:tc>
-          <w:tcPr>
-            <w:tcW w:type="dxa" w:w="1441"/>
-          </w:tcPr>
-          <w:p>
-            <w:r>
-              <w:rPr>
-                <w:rFonts w:ascii="Malgun Gothic" w:hAnsi="Malgun Gothic" w:eastAsia="Malgun Gothic"/>
-                <w:b w:val="0"/>
-                <w:i w:val="0"/>
-                <w:sz w:val="19"/>
-              </w:rPr>
-              <w:t>Optimistic</w:t>
-            </w:r>
-          </w:p>
-        </w:tc>
-        <w:tc>
-          <w:tcPr>
-            <w:tcW w:type="dxa" w:w="1441"/>
-          </w:tcPr>
-          <w:p>
-            <w:r>
-              <w:rPr>
-                <w:rFonts w:ascii="Malgun Gothic" w:hAnsi="Malgun Gothic" w:eastAsia="Malgun Gothic"/>
-                <w:b w:val="0"/>
-                <w:i w:val="0"/>
-                <w:sz w:val="19"/>
-              </w:rPr>
-              <w:t>50%</w:t>
-            </w:r>
-          </w:p>
-        </w:tc>
-        <w:tc>
-          <w:tcPr>
-            <w:tcW w:type="dxa" w:w="1441"/>
-          </w:tcPr>
-          <w:p>
-            <w:r>
-              <w:rPr>
-                <w:rFonts w:ascii="Malgun Gothic" w:hAnsi="Malgun Gothic" w:eastAsia="Malgun Gothic"/>
-                <w:b w:val="0"/>
-                <w:i w:val="0"/>
-                <w:sz w:val="19"/>
-              </w:rPr>
-              <w:t>44,100</w:t>
-            </w:r>
-          </w:p>
-        </w:tc>
-        <w:tc>
-          <w:tcPr>
-            <w:tcW w:type="dxa" w:w="1441"/>
-          </w:tcPr>
-          <w:p>
-            <w:r>
-              <w:rPr>
-                <w:rFonts w:ascii="Malgun Gothic" w:hAnsi="Malgun Gothic" w:eastAsia="Malgun Gothic"/>
-                <w:b w:val="0"/>
-                <w:i w:val="0"/>
-                <w:sz w:val="19"/>
-              </w:rPr>
-              <w:t>96,485 [39]</w:t>
-            </w:r>
-          </w:p>
-        </w:tc>
-        <w:tc>
-          <w:tcPr>
-            <w:tcW w:type="dxa" w:w="1441"/>
-          </w:tcPr>
-          <w:p>
-            <w:r>
-              <w:rPr>
-                <w:rFonts w:ascii="Malgun Gothic" w:hAnsi="Malgun Gothic" w:eastAsia="Malgun Gothic"/>
-                <w:b w:val="0"/>
-                <w:i w:val="0"/>
-                <w:sz w:val="19"/>
-              </w:rPr>
-              <w:t>218.8% [51]</w:t>
-            </w:r>
-          </w:p>
-        </w:tc>
-      </w:tr>
-      <w:tr>
-        <w:tc>
-          <w:tcPr>
-            <w:tcW w:type="dxa" w:w="1441"/>
-          </w:tcPr>
-          <w:p>
-            <w:r>
-              <w:rPr>
-                <w:rFonts w:ascii="Malgun Gothic" w:hAnsi="Malgun Gothic" w:eastAsia="Malgun Gothic"/>
-                <w:b w:val="0"/>
-                <w:i w:val="0"/>
-                <w:sz w:val="19"/>
-              </w:rPr>
-              <w:t>Ready Meal/Meal Kit/Salad x 40s x F</w:t>
-            </w:r>
-          </w:p>
-        </w:tc>
-        <w:tc>
-          <w:tcPr>
-            <w:tcW w:type="dxa" w:w="1441"/>
-          </w:tcPr>
-          <w:p>
-            <w:r>
-              <w:rPr>
-                <w:rFonts w:ascii="Malgun Gothic" w:hAnsi="Malgun Gothic" w:eastAsia="Malgun Gothic"/>
-                <w:b w:val="0"/>
-                <w:i w:val="0"/>
-                <w:sz w:val="19"/>
-              </w:rPr>
-              <w:t>Conservative</w:t>
-            </w:r>
-          </w:p>
-        </w:tc>
-        <w:tc>
-          <w:tcPr>
-            <w:tcW w:type="dxa" w:w="1441"/>
-          </w:tcPr>
-          <w:p>
-            <w:r>
-              <w:rPr>
-                <w:rFonts w:ascii="Malgun Gothic" w:hAnsi="Malgun Gothic" w:eastAsia="Malgun Gothic"/>
-                <w:b w:val="0"/>
-                <w:i w:val="0"/>
-                <w:sz w:val="19"/>
-              </w:rPr>
-              <w:t>15%</w:t>
-            </w:r>
-          </w:p>
-        </w:tc>
-        <w:tc>
-          <w:tcPr>
-            <w:tcW w:type="dxa" w:w="1441"/>
-          </w:tcPr>
-          <w:p>
-            <w:r>
-              <w:rPr>
-                <w:rFonts w:ascii="Malgun Gothic" w:hAnsi="Malgun Gothic" w:eastAsia="Malgun Gothic"/>
-                <w:b w:val="0"/>
-                <w:i w:val="0"/>
-                <w:sz w:val="19"/>
-              </w:rPr>
-              <w:t>232,340</w:t>
-            </w:r>
-          </w:p>
-        </w:tc>
-        <w:tc>
-          <w:tcPr>
-            <w:tcW w:type="dxa" w:w="1441"/>
-          </w:tcPr>
-          <w:p>
-            <w:r>
-              <w:rPr>
-                <w:rFonts w:ascii="Malgun Gothic" w:hAnsi="Malgun Gothic" w:eastAsia="Malgun Gothic"/>
-                <w:b w:val="0"/>
-                <w:i w:val="0"/>
-                <w:sz w:val="19"/>
-              </w:rPr>
-              <w:t>16,208 [41]</w:t>
-            </w:r>
-          </w:p>
-        </w:tc>
-        <w:tc>
-          <w:tcPr>
-            <w:tcW w:type="dxa" w:w="1441"/>
-          </w:tcPr>
-          <w:p>
-            <w:r>
-              <w:rPr>
-                <w:rFonts w:ascii="Malgun Gothic" w:hAnsi="Malgun Gothic" w:eastAsia="Malgun Gothic"/>
-                <w:b w:val="0"/>
-                <w:i w:val="0"/>
-                <w:sz w:val="19"/>
-              </w:rPr>
-              <w:t>7.0%</w:t>
-            </w:r>
-          </w:p>
-        </w:tc>
-      </w:tr>
-      <w:tr>
-        <w:tc>
-          <w:tcPr>
-            <w:tcW w:type="dxa" w:w="1441"/>
-          </w:tcPr>
-          <w:p>
-            <w:r>
-              <w:rPr>
-                <w:rFonts w:ascii="Malgun Gothic" w:hAnsi="Malgun Gothic" w:eastAsia="Malgun Gothic"/>
-                <w:b w:val="0"/>
-                <w:i w:val="0"/>
-                <w:sz w:val="19"/>
-              </w:rPr>
-              <w:t>Ready Meal/Meal Kit/Salad x 40s x F</w:t>
-            </w:r>
-          </w:p>
-        </w:tc>
-        <w:tc>
-          <w:tcPr>
-            <w:tcW w:type="dxa" w:w="1441"/>
-          </w:tcPr>
-          <w:p>
-            <w:r>
-              <w:rPr>
-                <w:rFonts w:ascii="Malgun Gothic" w:hAnsi="Malgun Gothic" w:eastAsia="Malgun Gothic"/>
-                <w:b w:val="0"/>
-                <w:i w:val="0"/>
-                <w:sz w:val="19"/>
-              </w:rPr>
-              <w:t>Base</w:t>
-            </w:r>
-          </w:p>
-        </w:tc>
-        <w:tc>
-          <w:tcPr>
-            <w:tcW w:type="dxa" w:w="1441"/>
-          </w:tcPr>
-          <w:p>
-            <w:r>
-              <w:rPr>
-                <w:rFonts w:ascii="Malgun Gothic" w:hAnsi="Malgun Gothic" w:eastAsia="Malgun Gothic"/>
-                <w:b w:val="0"/>
-                <w:i w:val="0"/>
-                <w:sz w:val="19"/>
-              </w:rPr>
-              <w:t>30%</w:t>
-            </w:r>
-          </w:p>
-        </w:tc>
-        <w:tc>
-          <w:tcPr>
-            <w:tcW w:type="dxa" w:w="1441"/>
-          </w:tcPr>
-          <w:p>
-            <w:r>
-              <w:rPr>
-                <w:rFonts w:ascii="Malgun Gothic" w:hAnsi="Malgun Gothic" w:eastAsia="Malgun Gothic"/>
-                <w:b w:val="0"/>
-                <w:i w:val="0"/>
-                <w:sz w:val="19"/>
-              </w:rPr>
-              <w:t>232,340</w:t>
-            </w:r>
-          </w:p>
-        </w:tc>
-        <w:tc>
-          <w:tcPr>
-            <w:tcW w:type="dxa" w:w="1441"/>
-          </w:tcPr>
-          <w:p>
-            <w:r>
-              <w:rPr>
-                <w:rFonts w:ascii="Malgun Gothic" w:hAnsi="Malgun Gothic" w:eastAsia="Malgun Gothic"/>
-                <w:b w:val="0"/>
-                <w:i w:val="0"/>
-                <w:sz w:val="19"/>
-              </w:rPr>
-              <w:t>32,415 [43]</w:t>
-            </w:r>
-          </w:p>
-        </w:tc>
-        <w:tc>
-          <w:tcPr>
-            <w:tcW w:type="dxa" w:w="1441"/>
-          </w:tcPr>
-          <w:p>
-            <w:r>
-              <w:rPr>
-                <w:rFonts w:ascii="Malgun Gothic" w:hAnsi="Malgun Gothic" w:eastAsia="Malgun Gothic"/>
-                <w:b w:val="0"/>
-                <w:i w:val="0"/>
-                <w:sz w:val="19"/>
-              </w:rPr>
-              <w:t>14.0%</w:t>
-            </w:r>
-          </w:p>
-        </w:tc>
-      </w:tr>
-      <w:tr>
-        <w:tc>
-          <w:tcPr>
-            <w:tcW w:type="dxa" w:w="1441"/>
-          </w:tcPr>
-          <w:p>
-            <w:r>
-              <w:rPr>
-                <w:rFonts w:ascii="Malgun Gothic" w:hAnsi="Malgun Gothic" w:eastAsia="Malgun Gothic"/>
-                <w:b w:val="0"/>
-                <w:i w:val="0"/>
-                <w:sz w:val="19"/>
-              </w:rPr>
-              <w:t>Ready Meal/Meal Kit/Salad x 40s x F</w:t>
-            </w:r>
-          </w:p>
-        </w:tc>
-        <w:tc>
-          <w:tcPr>
-            <w:tcW w:type="dxa" w:w="1441"/>
-          </w:tcPr>
-          <w:p>
-            <w:r>
-              <w:rPr>
-                <w:rFonts w:ascii="Malgun Gothic" w:hAnsi="Malgun Gothic" w:eastAsia="Malgun Gothic"/>
-                <w:b w:val="0"/>
-                <w:i w:val="0"/>
-                <w:sz w:val="19"/>
-              </w:rPr>
-              <w:t>Optimistic</w:t>
-            </w:r>
-          </w:p>
-        </w:tc>
-        <w:tc>
-          <w:tcPr>
-            <w:tcW w:type="dxa" w:w="1441"/>
-          </w:tcPr>
-          <w:p>
-            <w:r>
-              <w:rPr>
-                <w:rFonts w:ascii="Malgun Gothic" w:hAnsi="Malgun Gothic" w:eastAsia="Malgun Gothic"/>
-                <w:b w:val="0"/>
-                <w:i w:val="0"/>
-                <w:sz w:val="19"/>
-              </w:rPr>
-              <w:t>50%</w:t>
-            </w:r>
-          </w:p>
-        </w:tc>
-        <w:tc>
-          <w:tcPr>
-            <w:tcW w:type="dxa" w:w="1441"/>
-          </w:tcPr>
-          <w:p>
-            <w:r>
-              <w:rPr>
-                <w:rFonts w:ascii="Malgun Gothic" w:hAnsi="Malgun Gothic" w:eastAsia="Malgun Gothic"/>
-                <w:b w:val="0"/>
-                <w:i w:val="0"/>
-                <w:sz w:val="19"/>
-              </w:rPr>
-              <w:t>232,340</w:t>
-            </w:r>
-          </w:p>
-        </w:tc>
-        <w:tc>
-          <w:tcPr>
-            <w:tcW w:type="dxa" w:w="1441"/>
-          </w:tcPr>
-          <w:p>
-            <w:r>
-              <w:rPr>
-                <w:rFonts w:ascii="Malgun Gothic" w:hAnsi="Malgun Gothic" w:eastAsia="Malgun Gothic"/>
-                <w:b w:val="0"/>
-                <w:i w:val="0"/>
-                <w:sz w:val="19"/>
-              </w:rPr>
-              <w:t>54,025 [42]</w:t>
-            </w:r>
-          </w:p>
-        </w:tc>
-        <w:tc>
-          <w:tcPr>
-            <w:tcW w:type="dxa" w:w="1441"/>
-          </w:tcPr>
-          <w:p>
-            <w:r>
-              <w:rPr>
-                <w:rFonts w:ascii="Malgun Gothic" w:hAnsi="Malgun Gothic" w:eastAsia="Malgun Gothic"/>
-                <w:b w:val="0"/>
-                <w:i w:val="0"/>
-                <w:sz w:val="19"/>
-              </w:rPr>
-              <w:t>23.3%</w:t>
-            </w:r>
-          </w:p>
-        </w:tc>
-      </w:tr>
-      <w:tr>
-        <w:tc>
-          <w:tcPr>
-            <w:tcW w:type="dxa" w:w="1441"/>
-          </w:tcPr>
-          <w:p>
-            <w:r>
-              <w:rPr>
-                <w:rFonts w:ascii="Malgun Gothic" w:hAnsi="Malgun Gothic" w:eastAsia="Malgun Gothic"/>
-                <w:b w:val="0"/>
-                <w:i w:val="0"/>
-                <w:sz w:val="19"/>
-              </w:rPr>
-              <w:t>Meat/Processed Meat/Egg x 60s x M</w:t>
-            </w:r>
-          </w:p>
-        </w:tc>
-        <w:tc>
-          <w:tcPr>
-            <w:tcW w:type="dxa" w:w="1441"/>
-          </w:tcPr>
-          <w:p>
-            <w:r>
-              <w:rPr>
-                <w:rFonts w:ascii="Malgun Gothic" w:hAnsi="Malgun Gothic" w:eastAsia="Malgun Gothic"/>
-                <w:b w:val="0"/>
-                <w:i w:val="0"/>
-                <w:sz w:val="19"/>
-              </w:rPr>
-              <w:t>Conservative</w:t>
-            </w:r>
-          </w:p>
-        </w:tc>
-        <w:tc>
-          <w:tcPr>
-            <w:tcW w:type="dxa" w:w="1441"/>
-          </w:tcPr>
-          <w:p>
-            <w:r>
-              <w:rPr>
-                <w:rFonts w:ascii="Malgun Gothic" w:hAnsi="Malgun Gothic" w:eastAsia="Malgun Gothic"/>
-                <w:b w:val="0"/>
-                <w:i w:val="0"/>
-                <w:sz w:val="19"/>
-              </w:rPr>
-              <w:t>15%</w:t>
-            </w:r>
-          </w:p>
-        </w:tc>
-        <w:tc>
-          <w:tcPr>
-            <w:tcW w:type="dxa" w:w="1441"/>
-          </w:tcPr>
-          <w:p>
-            <w:r>
-              <w:rPr>
-                <w:rFonts w:ascii="Malgun Gothic" w:hAnsi="Malgun Gothic" w:eastAsia="Malgun Gothic"/>
-                <w:b w:val="0"/>
-                <w:i w:val="0"/>
-                <w:sz w:val="19"/>
-              </w:rPr>
-              <w:t>112,000</w:t>
-            </w:r>
-          </w:p>
-        </w:tc>
-        <w:tc>
-          <w:tcPr>
-            <w:tcW w:type="dxa" w:w="1441"/>
-          </w:tcPr>
-          <w:p>
-            <w:r>
-              <w:rPr>
-                <w:rFonts w:ascii="Malgun Gothic" w:hAnsi="Malgun Gothic" w:eastAsia="Malgun Gothic"/>
-                <w:b w:val="0"/>
-                <w:i w:val="0"/>
-                <w:sz w:val="19"/>
-              </w:rPr>
-              <w:t>21,380</w:t>
-            </w:r>
-          </w:p>
-        </w:tc>
-        <w:tc>
-          <w:tcPr>
-            <w:tcW w:type="dxa" w:w="1441"/>
-          </w:tcPr>
-          <w:p>
-            <w:r>
-              <w:rPr>
-                <w:rFonts w:ascii="Malgun Gothic" w:hAnsi="Malgun Gothic" w:eastAsia="Malgun Gothic"/>
-                <w:b w:val="0"/>
-                <w:i w:val="0"/>
-                <w:sz w:val="19"/>
-              </w:rPr>
-              <w:t>19.1%</w:t>
-            </w:r>
-          </w:p>
-        </w:tc>
-      </w:tr>
-      <w:tr>
-        <w:tc>
-          <w:tcPr>
-            <w:tcW w:type="dxa" w:w="1441"/>
-          </w:tcPr>
-          <w:p>
-            <w:r>
-              <w:rPr>
-                <w:rFonts w:ascii="Malgun Gothic" w:hAnsi="Malgun Gothic" w:eastAsia="Malgun Gothic"/>
-                <w:b w:val="0"/>
-                <w:i w:val="0"/>
-                <w:sz w:val="19"/>
-              </w:rPr>
-              <w:t>Meat/Processed Meat/Egg x 60s x M</w:t>
-            </w:r>
-          </w:p>
-        </w:tc>
-        <w:tc>
-          <w:tcPr>
-            <w:tcW w:type="dxa" w:w="1441"/>
-          </w:tcPr>
-          <w:p>
-            <w:r>
-              <w:rPr>
-                <w:rFonts w:ascii="Malgun Gothic" w:hAnsi="Malgun Gothic" w:eastAsia="Malgun Gothic"/>
-                <w:b w:val="0"/>
-                <w:i w:val="0"/>
-                <w:sz w:val="19"/>
-              </w:rPr>
-              <w:t>Base</w:t>
-            </w:r>
-          </w:p>
-        </w:tc>
-        <w:tc>
-          <w:tcPr>
-            <w:tcW w:type="dxa" w:w="1441"/>
-          </w:tcPr>
-          <w:p>
-            <w:r>
-              <w:rPr>
-                <w:rFonts w:ascii="Malgun Gothic" w:hAnsi="Malgun Gothic" w:eastAsia="Malgun Gothic"/>
-                <w:b w:val="0"/>
-                <w:i w:val="0"/>
-                <w:sz w:val="19"/>
-              </w:rPr>
-              <w:t>30%</w:t>
-            </w:r>
-          </w:p>
-        </w:tc>
-        <w:tc>
-          <w:tcPr>
-            <w:tcW w:type="dxa" w:w="1441"/>
-          </w:tcPr>
-          <w:p>
-            <w:r>
-              <w:rPr>
-                <w:rFonts w:ascii="Malgun Gothic" w:hAnsi="Malgun Gothic" w:eastAsia="Malgun Gothic"/>
-                <w:b w:val="0"/>
-                <w:i w:val="0"/>
-                <w:sz w:val="19"/>
-              </w:rPr>
-              <w:t>112,000</w:t>
-            </w:r>
-          </w:p>
-        </w:tc>
-        <w:tc>
-          <w:tcPr>
-            <w:tcW w:type="dxa" w:w="1441"/>
-          </w:tcPr>
-          <w:p>
-            <w:r>
-              <w:rPr>
-                <w:rFonts w:ascii="Malgun Gothic" w:hAnsi="Malgun Gothic" w:eastAsia="Malgun Gothic"/>
-                <w:b w:val="0"/>
-                <w:i w:val="0"/>
-                <w:sz w:val="19"/>
-              </w:rPr>
-              <w:t>42,761 [47]</w:t>
-            </w:r>
-          </w:p>
-        </w:tc>
-        <w:tc>
-          <w:tcPr>
-            <w:tcW w:type="dxa" w:w="1441"/>
-          </w:tcPr>
-          <w:p>
-            <w:r>
-              <w:rPr>
-                <w:rFonts w:ascii="Malgun Gothic" w:hAnsi="Malgun Gothic" w:eastAsia="Malgun Gothic"/>
-                <w:b w:val="0"/>
-                <w:i w:val="0"/>
-                <w:sz w:val="19"/>
-              </w:rPr>
-              <w:t>38.2%</w:t>
-            </w:r>
-          </w:p>
-        </w:tc>
-      </w:tr>
-      <w:tr>
-        <w:tc>
-          <w:tcPr>
-            <w:tcW w:type="dxa" w:w="1441"/>
-          </w:tcPr>
-          <w:p>
-            <w:r>
-              <w:rPr>
-                <w:rFonts w:ascii="Malgun Gothic" w:hAnsi="Malgun Gothic" w:eastAsia="Malgun Gothic"/>
-                <w:b w:val="0"/>
-                <w:i w:val="0"/>
-                <w:sz w:val="19"/>
-              </w:rPr>
-              <w:t>Meat/Processed Meat/Egg x 60s x M</w:t>
-            </w:r>
-          </w:p>
-        </w:tc>
-        <w:tc>
-          <w:tcPr>
-            <w:tcW w:type="dxa" w:w="1441"/>
-          </w:tcPr>
-          <w:p>
-            <w:r>
-              <w:rPr>
-                <w:rFonts w:ascii="Malgun Gothic" w:hAnsi="Malgun Gothic" w:eastAsia="Malgun Gothic"/>
-                <w:b w:val="0"/>
-                <w:i w:val="0"/>
-                <w:sz w:val="19"/>
-              </w:rPr>
-              <w:t>Optimistic</w:t>
-            </w:r>
-          </w:p>
-        </w:tc>
-        <w:tc>
-          <w:tcPr>
-            <w:tcW w:type="dxa" w:w="1441"/>
-          </w:tcPr>
-          <w:p>
-            <w:r>
-              <w:rPr>
-                <w:rFonts w:ascii="Malgun Gothic" w:hAnsi="Malgun Gothic" w:eastAsia="Malgun Gothic"/>
-                <w:b w:val="0"/>
-                <w:i w:val="0"/>
-                <w:sz w:val="19"/>
-              </w:rPr>
-              <w:t>50%</w:t>
-            </w:r>
-          </w:p>
-        </w:tc>
-        <w:tc>
-          <w:tcPr>
-            <w:tcW w:type="dxa" w:w="1441"/>
-          </w:tcPr>
-          <w:p>
-            <w:r>
-              <w:rPr>
-                <w:rFonts w:ascii="Malgun Gothic" w:hAnsi="Malgun Gothic" w:eastAsia="Malgun Gothic"/>
-                <w:b w:val="0"/>
-                <w:i w:val="0"/>
-                <w:sz w:val="19"/>
-              </w:rPr>
-              <w:t>112,000</w:t>
-            </w:r>
-          </w:p>
-        </w:tc>
-        <w:tc>
-          <w:tcPr>
-            <w:tcW w:type="dxa" w:w="1441"/>
-          </w:tcPr>
-          <w:p>
-            <w:r>
-              <w:rPr>
-                <w:rFonts w:ascii="Malgun Gothic" w:hAnsi="Malgun Gothic" w:eastAsia="Malgun Gothic"/>
-                <w:b w:val="0"/>
-                <w:i w:val="0"/>
-                <w:sz w:val="19"/>
-              </w:rPr>
-              <w:t>71,268 [46]</w:t>
-            </w:r>
-          </w:p>
-        </w:tc>
-        <w:tc>
-          <w:tcPr>
-            <w:tcW w:type="dxa" w:w="1441"/>
-          </w:tcPr>
-          <w:p>
-            <w:r>
-              <w:rPr>
-                <w:rFonts w:ascii="Malgun Gothic" w:hAnsi="Malgun Gothic" w:eastAsia="Malgun Gothic"/>
-                <w:b w:val="0"/>
-                <w:i w:val="0"/>
-                <w:sz w:val="19"/>
-              </w:rPr>
-              <w:t>63.6%</w:t>
-            </w:r>
-          </w:p>
-        </w:tc>
-      </w:tr>
-    </w:tbl>
-    <w:p>
-      <w:pPr>
-        <w:pStyle w:val="Heading2"/>
-      </w:pPr>
-      <w:r>
-        <w:rPr>
-          <w:rFonts w:ascii="Malgun Gothic" w:hAnsi="Malgun Gothic" w:eastAsia="Malgun Gothic"/>
-          <w:b/>
-          <w:i w:val="0"/>
-          <w:color w:val="34495E"/>
-          <w:sz w:val="36"/>
-        </w:rPr>
-        <w:t>Supplementary View: City × Category Revenue Composition</w:t>
-      </w:r>
-    </w:p>
-    <w:p>
-      <w:pPr>
-        <w:spacing w:after="160" w:line="276" w:lineRule="auto"/>
-        <w:jc w:val="both"/>
-      </w:pPr>
-      <w:r>
-        <w:rPr>
-          <w:rFonts w:ascii="Malgun Gothic" w:hAnsi="Malgun Gothic" w:eastAsia="Malgun Gothic"/>
-          <w:b w:val="0"/>
-          <w:i w:val="0"/>
-          <w:sz w:val="21"/>
-        </w:rPr>
-        <w:t>This chart complements the interaction analysis above by showing how revenue mix varies by top ship-city, providing additional context for the Seocho-gu concentration effect and the holiday mix-shift findings.</w:t>
-      </w:r>
-    </w:p>
-    <w:p>
-      <w:pPr>
         <w:spacing w:before="360" w:after="120"/>
         <w:jc w:val="center"/>
       </w:pPr>
       <w:r>
         <w:drawing>
           <wp:inline xmlns:a="http://schemas.openxmlformats.org/drawingml/2006/main" xmlns:pic="http://schemas.openxmlformats.org/drawingml/2006/picture">
-            <wp:extent cx="5029200" cy="3109638"/>
-            <wp:docPr id="9" name="Picture 9"/>
+            <wp:extent cx="5029200" cy="3106349"/>
+            <wp:docPr id="4" name="Picture 4"/>
             <wp:cNvGraphicFramePr>
               <a:graphicFrameLocks noChangeAspect="1"/>
             </wp:cNvGraphicFramePr>
@@ -3898,14 +795,14 @@
               <a:graphicData uri="http://schemas.openxmlformats.org/drawingml/2006/picture">
                 <pic:pic>
                   <pic:nvPicPr>
-                    <pic:cNvPr id="0" name="chart09_city_category_composition.png"/>
+                    <pic:cNvPr id="0" name="chart5_discount_response.png"/>
                     <pic:cNvPicPr/>
                   </pic:nvPicPr>
                   <pic:blipFill>
-                    <a:blip r:embed="rId51">
+                    <a:blip r:embed="rId16">
                       <a:extLst>
                         <a:ext uri="{96DAC541-7B7A-43D3-8B79-37D633B846F1}">
-                          <ns0:svgBlip xmlns:ns0="http://schemas.microsoft.com/office/drawing/2016/SVG/main" r:embed="rId55"/>
+                          <ns0:svgBlip xmlns:ns0="http://schemas.microsoft.com/office/drawing/2016/SVG/main" r:embed="rId20"/>
                         </a:ext>
                       </a:extLst>
                     </a:blip>
@@ -3916,7 +813,7 @@
                   <pic:spPr>
                     <a:xfrm>
                       <a:off x="0" y="0"/>
-                      <a:ext cx="5029200" cy="3109638"/>
+                      <a:ext cx="5029200" cy="3106349"/>
                     </a:xfrm>
                     <a:prstGeom prst="rect"/>
                   </pic:spPr>
@@ -3941,7 +838,7 @@
           <w:color w:val="7F8C8D"/>
           <w:sz w:val="18"/>
         </w:rPr>
-        <w:t>그림 9: 상위 ship-city별 Category 매출 구성(Composition)</w:t>
+        <w:t>Figure 4: Discount depth (0% vs. 20%) versus daily unit-volume response, grouped by day type.</w:t>
       </w:r>
     </w:p>
     <w:p>
@@ -3956,7 +853,1709 @@
           <w:i w:val="0"/>
           <w:sz w:val="21"/>
         </w:rPr>
-        <w:t>Seocho-gu's revenue mix is visibly skewed toward Meat/Processed Meat/Egg relative to other top cities, consistent with the 380-in [3]dex over-concentration identified in the Category × ship-city interaction analysis and the +14.7 percentage-point share gain this city captured during the holiday window.</w:t>
+        <w:t>The scatter shows that order volume lift from the 20%-discounted promo weekend (+52.1% [38] orders, +53.8% [39] units versus weekday) is real but modest compared to the lift achieved by public holidays with zero discount (+149% [15] orders versus weekday). In revenue terms, the promo weekend's +21.1% [5] lift over weekday comes at a direct cost of 1,452,260 KRW in discounts given over the 14-day window — equal to 5.99% [14] of estimated pre-discount list revenue of 24,240,100 KRW [40] — while the holiday's +207.9% [4] lift costs nothing in discount. This is the central revenue-optimization finding of the analysis: the existing blanket discount is a comparatively inefficient demand lever next to organic, well-timed, undiscounted demand events.</w:t>
+      </w:r>
+    </w:p>
+    <w:p>
+      <w:pPr>
+        <w:spacing w:after="160" w:line="276" w:lineRule="auto"/>
+        <w:jc w:val="both"/>
+      </w:pPr>
+      <w:r>
+        <w:rPr>
+          <w:rFonts w:ascii="Malgun Gothic" w:hAnsi="Malgun Gothic" w:eastAsia="Malgun Gothic"/>
+          <w:b w:val="0"/>
+          <w:i w:val="0"/>
+          <w:sz w:val="21"/>
+        </w:rPr>
+        <w:t>A supporting correlation analysis (noting that correlation does not imply causation, especially with only 14 days of aggregate order data) found unit_price vs. Qty at approximately 0.021 — essentially no relationship, indicating low price elasticity within the observed price bands — while has_promo vs. Amount was approximately -0.102 and has_promo vs. unit_price was approximately -0.134, consistent with WEEKEND20 pulling in lower-priced, lower-AOV baskets rather than driving incremental high-value purchases.</w:t>
+      </w:r>
+    </w:p>
+    <w:p>
+      <w:pPr>
+        <w:pStyle w:val="Heading3"/>
+      </w:pPr>
+      <w:r>
+        <w:rPr>
+          <w:rFonts w:ascii="Malgun Gothic" w:hAnsi="Malgun Gothic" w:eastAsia="Malgun Gothic"/>
+          <w:b/>
+          <w:i w:val="0"/>
+          <w:color w:val="2C3E50"/>
+          <w:sz w:val="32"/>
+        </w:rPr>
+        <w:t>Pricing and Velocity Mismatches</w:t>
+      </w:r>
+    </w:p>
+    <w:p>
+      <w:pPr>
+        <w:spacing w:after="160" w:line="276" w:lineRule="auto"/>
+        <w:jc w:val="both"/>
+      </w:pPr>
+      <w:r>
+        <w:rPr>
+          <w:rFonts w:ascii="Malgun Gothic" w:hAnsi="Malgun Gothic" w:eastAsia="Malgun Gothic"/>
+          <w:b w:val="0"/>
+          <w:i w:val="0"/>
+          <w:sz w:val="21"/>
+        </w:rPr>
+        <w:t>Comparing unit price against daily sales velocity surfaces specific SKU-level opportunities for bundling, promotion, or price testing.</w:t>
+      </w:r>
+    </w:p>
+    <w:p>
+      <w:pPr>
+        <w:pStyle w:val="ListBullet"/>
+        <w:spacing w:after="80"/>
+      </w:pPr>
+      <w:r>
+        <w:rPr>
+          <w:rFonts w:ascii="Malgun Gothic" w:hAnsi="Malgun Gothic" w:eastAsia="Malgun Gothic"/>
+          <w:b w:val="0"/>
+          <w:i w:val="0"/>
+          <w:sz w:val="21"/>
+        </w:rPr>
+        <w:t>High-price / low-velocity (bundling or promotion candidates): Red Ginseng (36,636 KRW/unit, 4.71 units/day), Hanwoo Beef Gift Set (130,000 KRW/unit, 0.64 units/day), Probiotics (23,041 KRW [24]/unit, 5.36 units/day), Omega-3 (18,614 KRW/unit, 4.64 units/day).</w:t>
+      </w:r>
+    </w:p>
+    <w:p>
+      <w:pPr>
+        <w:pStyle w:val="ListBullet"/>
+        <w:spacing w:after="80"/>
+      </w:pPr>
+      <w:r>
+        <w:rPr>
+          <w:rFonts w:ascii="Malgun Gothic" w:hAnsi="Malgun Gothic" w:eastAsia="Malgun Gothic"/>
+          <w:b w:val="0"/>
+          <w:i w:val="0"/>
+          <w:sz w:val="21"/>
+        </w:rPr>
+        <w:t>Low-price / high-velocity (upsell or price-test candidates): Cheddar Cheese (5,888 KRW/unit, 8.50 units/day), Salad Kit (6,369 KRW/unit, 8.36 units/day), Egg (4,593 KRW/unit, 7.29 units/day).</w:t>
+      </w:r>
+    </w:p>
+    <w:p>
+      <w:pPr>
+        <w:spacing w:after="160" w:line="276" w:lineRule="auto"/>
+        <w:jc w:val="both"/>
+      </w:pPr>
+      <w:r>
+        <w:rPr>
+          <w:rFonts w:ascii="Malgun Gothic" w:hAnsi="Malgun Gothic" w:eastAsia="Malgun Gothic"/>
+          <w:b w:val="0"/>
+          <w:i w:val="0"/>
+          <w:sz w:val="21"/>
+        </w:rPr>
+        <w:t>At the category level, Ready Meal/Meal Kit/Salad has the fastest velocity (25.5 units/day), while Health Supplements — despite being the #2 revenue category — is the slowest-moving major category at 14.7 units/day, consistent with its profile as a premium, infrequent-purchase category rather than a daily staple.</w:t>
+      </w:r>
+    </w:p>
+    <w:p>
+      <w:pPr>
+        <w:pStyle w:val="Heading2"/>
+      </w:pPr>
+      <w:r>
+        <w:rPr>
+          <w:rFonts w:ascii="Malgun Gothic" w:hAnsi="Malgun Gothic" w:eastAsia="Malgun Gothic"/>
+          <w:b/>
+          <w:i w:val="0"/>
+          <w:color w:val="34495E"/>
+          <w:sz w:val="36"/>
+        </w:rPr>
+        <w:t>Marketing &amp; Operational Efficiency Improvements</w:t>
+      </w:r>
+    </w:p>
+    <w:p>
+      <w:pPr>
+        <w:spacing w:after="160" w:line="276" w:lineRule="auto"/>
+        <w:jc w:val="both"/>
+      </w:pPr>
+      <w:r>
+        <w:rPr>
+          <w:rFonts w:ascii="Malgun Gothic" w:hAnsi="Malgun Gothic" w:eastAsia="Malgun Gothic"/>
+          <w:b w:val="0"/>
+          <w:i w:val="0"/>
+          <w:sz w:val="21"/>
+        </w:rPr>
+        <w:t>Beyond pricing and segmentation, demand is also unevenly distributed across days of the week, creating staffing and stocking inefficiencies if the business operates on a flat, non-differentiated schedule. This section examines that demand-vs-capacity mismatch and related geographic/demographic patterns relevant to marketing targeting.</w:t>
+      </w:r>
+    </w:p>
+    <w:p>
+      <w:pPr>
+        <w:spacing w:before="360" w:after="120"/>
+        <w:jc w:val="center"/>
+      </w:pPr>
+      <w:r>
+        <w:drawing>
+          <wp:inline xmlns:a="http://schemas.openxmlformats.org/drawingml/2006/main" xmlns:pic="http://schemas.openxmlformats.org/drawingml/2006/picture">
+            <wp:extent cx="5029200" cy="2718183"/>
+            <wp:docPr id="5" name="Picture 5"/>
+            <wp:cNvGraphicFramePr>
+              <a:graphicFrameLocks noChangeAspect="1"/>
+            </wp:cNvGraphicFramePr>
+            <a:graphic>
+              <a:graphicData uri="http://schemas.openxmlformats.org/drawingml/2006/picture">
+                <pic:pic>
+                  <pic:nvPicPr>
+                    <pic:cNvPr id="0" name="chart4_dow_heatmap.png"/>
+                    <pic:cNvPicPr/>
+                  </pic:nvPicPr>
+                  <pic:blipFill>
+                    <a:blip r:embed="rId21">
+                      <a:extLst>
+                        <a:ext uri="{96DAC541-7B7A-43D3-8B79-37D633B846F1}">
+                          <ns0:svgBlip xmlns:ns0="http://schemas.microsoft.com/office/drawing/2016/SVG/main" r:embed="rId25"/>
+                        </a:ext>
+                      </a:extLst>
+                    </a:blip>
+                    <a:stretch>
+                      <a:fillRect/>
+                    </a:stretch>
+                  </pic:blipFill>
+                  <pic:spPr>
+                    <a:xfrm>
+                      <a:off x="0" y="0"/>
+                      <a:ext cx="5029200" cy="2718183"/>
+                    </a:xfrm>
+                    <a:prstGeom prst="rect"/>
+                  </pic:spPr>
+                </pic:pic>
+              </a:graphicData>
+            </a:graphic>
+          </wp:inline>
+        </w:drawing>
+      </w:r>
+    </w:p>
+    <w:p>
+      <w:pPr>
+        <w:pStyle w:val="Caption"/>
+        <w:spacing w:after="240"/>
+        <w:jc w:val="center"/>
+      </w:pPr>
+      <w:r>
+        <w:rPr>
+          <w:rFonts w:ascii="Malgun Gothic" w:hAnsi="Malgun Gothic" w:eastAsia="Malgun Gothic"/>
+          <w:b w:val="0"/>
+          <w:i/>
+          <w:color w:val="7F8C8D"/>
+          <w:sz w:val="18"/>
+        </w:rPr>
+        <w:t>Figure 5: Day-of-week x week-number order-volume heatmap (2 weeks x 7 days).</w:t>
+      </w:r>
+    </w:p>
+    <w:p>
+      <w:pPr>
+        <w:spacing w:after="160" w:line="276" w:lineRule="auto"/>
+        <w:jc w:val="both"/>
+      </w:pPr>
+      <w:r>
+        <w:rPr>
+          <w:rFonts w:ascii="Malgun Gothic" w:hAnsi="Malgun Gothic" w:eastAsia="Malgun Gothic"/>
+          <w:b w:val="0"/>
+          <w:i w:val="0"/>
+          <w:sz w:val="21"/>
+        </w:rPr>
+        <w:t>The heatmap confirms the day-type pattern already seen in revenue: order counts spike sharply around the public holidays and promo weekends, while regular weekdays run at a materially lower and flatter level. The peak day, 2025-05-06 (150 ord [15]ers), is 2.54x the trough day, 2025-05-01 (59 orders) — yet staffing and stocking are presumed to be roughly constant across days under the current operating model. This is a clear efficiency gap: dynamic staffing and inventory pre-positioning around known demand-concentration days (holidays, weekends) would reduce both understaffing risk on peak days and overstaffing cost on trough days.</w:t>
+      </w:r>
+    </w:p>
+    <w:p>
+      <w:pPr>
+        <w:spacing w:after="160" w:line="276" w:lineRule="auto"/>
+        <w:jc w:val="both"/>
+      </w:pPr>
+      <w:r>
+        <w:rPr>
+          <w:rFonts w:ascii="Malgun Gothic" w:hAnsi="Malgun Gothic" w:eastAsia="Malgun Gothic"/>
+          <w:b w:val="0"/>
+          <w:i w:val="0"/>
+          <w:sz w:val="21"/>
+        </w:rPr>
+        <w:t>No waste, spoilage, stockout, or returns columns exist in this dataset, so operational-efficiency analysis here is necessarily limited to demand-timing and sales-velocity proxies (see the Pricing and Velocity Mismatches discussion above) rather than direct loss metrics — this is a data limitation to flag for future instrumentation, not a finding in itself.</w:t>
+      </w:r>
+    </w:p>
+    <w:p>
+      <w:pPr>
+        <w:pStyle w:val="Heading3"/>
+      </w:pPr>
+      <w:r>
+        <w:rPr>
+          <w:rFonts w:ascii="Malgun Gothic" w:hAnsi="Malgun Gothic" w:eastAsia="Malgun Gothic"/>
+          <w:b/>
+          <w:i w:val="0"/>
+          <w:color w:val="2C3E50"/>
+          <w:sz w:val="32"/>
+        </w:rPr>
+        <w:t>Marketing Targeting Signals (Geography and Demographics)</w:t>
+      </w:r>
+    </w:p>
+    <w:p>
+      <w:pPr>
+        <w:spacing w:after="160" w:line="276" w:lineRule="auto"/>
+        <w:jc w:val="both"/>
+      </w:pPr>
+      <w:r>
+        <w:rPr>
+          <w:rFonts w:ascii="Malgun Gothic" w:hAnsi="Malgun Gothic" w:eastAsia="Malgun Gothic"/>
+          <w:b w:val="0"/>
+          <w:i w:val="0"/>
+          <w:sz w:val="21"/>
+        </w:rPr>
+        <w:t>Geographic and demographic breakdowns further sharpen where marketing spend and merchandising attention should concentrate. Songpa-gu is the top district by revenue (17.88% of revenue, 215 orders), followed by Seocho-gu (12.55% of revenue but the highest AOV of any district at 29,796 KRW/order on only 96 orders) and Mapo-gu (11.09%). By gender, female customers generate 53.13% of revenue (12,106,940 KRW [41], AOV 20,348 KRW [42]) versus male customers at 46.87% (10,680,900 KRW [43], AOV 19,455 KRW [44]) — female AOV runs about 4.6% higher. By age group, the 30s lead in revenue share (22.63% [26]), narrowly ahead of the 50s (22.38%), but AOV tells a different story: the 50s post by far the highest AOV (24,172 KRW [45]) versus the 20s, the lowest (17,665 KRW [46]) — the 50s cohort buys less often but spends substantially more per order, reinforcing it as a high-value targeting priority alongside the Cluster 1 finding above.</w:t>
+      </w:r>
+    </w:p>
+    <w:p>
+      <w:pPr>
+        <w:pStyle w:val="Heading2"/>
+      </w:pPr>
+      <w:r>
+        <w:rPr>
+          <w:rFonts w:ascii="Malgun Gothic" w:hAnsi="Malgun Gothic" w:eastAsia="Malgun Gothic"/>
+          <w:b/>
+          <w:i w:val="0"/>
+          <w:color w:val="34495E"/>
+          <w:sz w:val="36"/>
+        </w:rPr>
+        <w:t>Three Prioritized Growth Strategies</w:t>
+      </w:r>
+    </w:p>
+    <w:p>
+      <w:pPr>
+        <w:spacing w:after="160" w:line="276" w:lineRule="auto"/>
+        <w:jc w:val="both"/>
+      </w:pPr>
+      <w:r>
+        <w:rPr>
+          <w:rFonts w:ascii="Malgun Gothic" w:hAnsi="Malgun Gothic" w:eastAsia="Malgun Gothic"/>
+          <w:b w:val="0"/>
+          <w:i w:val="0"/>
+          <w:sz w:val="21"/>
+        </w:rPr>
+        <w:t>Each strategy below is built directly from a validated pattern in the data and projects next-month revenue uplift using the reproducible formula: addressable base x observed response/conversion rate x observed AOV or margin. All inputs are traced to historical data; the response, conversion, and gap-closure rates themselves are explicitly labeled as planning assumptions, not observed outcomes, and should be validated through A/B testing during execution. All uplift figures are measured against the projected baseline next-month revenue of 48,831,086 KRW [3] .</w:t>
+      </w:r>
+    </w:p>
+    <w:p>
+      <w:pPr>
+        <w:spacing w:before="360" w:after="120"/>
+        <w:jc w:val="center"/>
+      </w:pPr>
+      <w:r>
+        <w:drawing>
+          <wp:inline xmlns:a="http://schemas.openxmlformats.org/drawingml/2006/main" xmlns:pic="http://schemas.openxmlformats.org/drawingml/2006/picture">
+            <wp:extent cx="5029200" cy="3104707"/>
+            <wp:docPr id="6" name="Picture 6"/>
+            <wp:cNvGraphicFramePr>
+              <a:graphicFrameLocks noChangeAspect="1"/>
+            </wp:cNvGraphicFramePr>
+            <a:graphic>
+              <a:graphicData uri="http://schemas.openxmlformats.org/drawingml/2006/picture">
+                <pic:pic>
+                  <pic:nvPicPr>
+                    <pic:cNvPr id="0" name="chart6_uplift_scenarios.png"/>
+                    <pic:cNvPicPr/>
+                  </pic:nvPicPr>
+                  <pic:blipFill>
+                    <a:blip r:embed="rId27">
+                      <a:extLst>
+                        <a:ext uri="{96DAC541-7B7A-43D3-8B79-37D633B846F1}">
+                          <ns0:svgBlip xmlns:ns0="http://schemas.microsoft.com/office/drawing/2016/SVG/main" r:embed="rId31"/>
+                        </a:ext>
+                      </a:extLst>
+                    </a:blip>
+                    <a:stretch>
+                      <a:fillRect/>
+                    </a:stretch>
+                  </pic:blipFill>
+                  <pic:spPr>
+                    <a:xfrm>
+                      <a:off x="0" y="0"/>
+                      <a:ext cx="5029200" cy="3104707"/>
+                    </a:xfrm>
+                    <a:prstGeom prst="rect"/>
+                  </pic:spPr>
+                </pic:pic>
+              </a:graphicData>
+            </a:graphic>
+          </wp:inline>
+        </w:drawing>
+      </w:r>
+    </w:p>
+    <w:p>
+      <w:pPr>
+        <w:pStyle w:val="Caption"/>
+        <w:spacing w:after="240"/>
+        <w:jc w:val="center"/>
+      </w:pPr>
+      <w:r>
+        <w:rPr>
+          <w:rFonts w:ascii="Malgun Gothic" w:hAnsi="Malgun Gothic" w:eastAsia="Malgun Gothic"/>
+          <w:b w:val="0"/>
+          <w:i/>
+          <w:color w:val="7F8C8D"/>
+          <w:sz w:val="18"/>
+        </w:rPr>
+        <w:t>Figure 6: Projected next-month revenue uplift by strategy — conservative / base / optimistic scenarios.</w:t>
+      </w:r>
+    </w:p>
+    <w:p>
+      <w:pPr>
+        <w:spacing w:after="160" w:line="276" w:lineRule="auto"/>
+        <w:jc w:val="both"/>
+      </w:pPr>
+      <w:r>
+        <w:rPr>
+          <w:rFonts w:ascii="Malgun Gothic" w:hAnsi="Malgun Gothic" w:eastAsia="Malgun Gothic"/>
+          <w:b w:val="0"/>
+          <w:i w:val="0"/>
+          <w:sz w:val="21"/>
+        </w:rPr>
+        <w:t>The chart shows Strategy 1 (Demand Event Days) as the largest single lever in every scenario, followed by Strategy 2 (Bundle Cross-Sell) and then Strategy 3 (Premium Cohort Upsell). Combined, the base-case scenario across all three strategies projects +4,782,331 KRW [10] in incremental monthly revenue, equal to 9.79% [11] of baseline.</w:t>
+      </w:r>
+    </w:p>
+    <w:p>
+      <w:pPr>
+        <w:pStyle w:val="Heading3"/>
+      </w:pPr>
+      <w:r>
+        <w:rPr>
+          <w:rFonts w:ascii="Malgun Gothic" w:hAnsi="Malgun Gothic" w:eastAsia="Malgun Gothic"/>
+          <w:b/>
+          <w:i w:val="0"/>
+          <w:color w:val="2C3E50"/>
+          <w:sz w:val="32"/>
+        </w:rPr>
+        <w:t>Strategy 1: Planned Demand Event Days</w:t>
+      </w:r>
+    </w:p>
+    <w:p>
+      <w:pPr>
+        <w:spacing w:after="160" w:line="276" w:lineRule="auto"/>
+        <w:jc w:val="both"/>
+      </w:pPr>
+      <w:r>
+        <w:rPr>
+          <w:rFonts w:ascii="Malgun Gothic" w:hAnsi="Malgun Gothic" w:eastAsia="Malgun Gothic"/>
+          <w:b w:val="0"/>
+          <w:i w:val="0"/>
+          <w:sz w:val="21"/>
+        </w:rPr>
+        <w:t>Target segment: all customers, timed around 2 non-holiday high-traffic calendar days per month (e.g., payday weekend, mid-month Friday) using pure demand-generation tactics (flash merchandising, limited-time gift sets, visibility push) with no price discount. Rationale: organic holiday demand (+207.9% [4] vs. weekday) outperforms the discounted WEEKEND20 promo (+21.1% [5] vs. weekday) by roughly 10x on a revenue-per-day basis, with zero margin give-up. Formula: holiday_lift_per_day (2,493,588 KRW [47]) x capture_rate x 2 event days. Conservative (30% capture): +1,496,152 KRW [48] (3.06% of baseline). Base (50% capture): +2,493,588 KRW [47] (5.11% of baseline). Optimistic (70% capture): +3,491,022 KRW (7.15% of baseline). Priority: HIGH — largest expected impact combined with low implementation effort, since no pricing or systems change is required, only marketing/merchandising execution.</w:t>
+      </w:r>
+    </w:p>
+    <w:p>
+      <w:pPr>
+        <w:pStyle w:val="Heading3"/>
+      </w:pPr>
+      <w:r>
+        <w:rPr>
+          <w:rFonts w:ascii="Malgun Gothic" w:hAnsi="Malgun Gothic" w:eastAsia="Malgun Gothic"/>
+          <w:b/>
+          <w:i w:val="0"/>
+          <w:color w:val="2C3E50"/>
+          <w:sz w:val="32"/>
+        </w:rPr>
+        <w:t>Strategy 2: Targeted Bundle Cross-Sell (replacing blanket WEEKEND20)</w:t>
+      </w:r>
+    </w:p>
+    <w:p>
+      <w:pPr>
+        <w:spacing w:after="160" w:line="276" w:lineRule="auto"/>
+        <w:jc w:val="both"/>
+      </w:pPr>
+      <w:r>
+        <w:rPr>
+          <w:rFonts w:ascii="Malgun Gothic" w:hAnsi="Malgun Gothic" w:eastAsia="Malgun Gothic"/>
+          <w:b w:val="0"/>
+          <w:i w:val="0"/>
+          <w:sz w:val="21"/>
+        </w:rPr>
+        <w:t>Target segment: weekend shoppers currently buying only Fruit/Nuts/Rice or only Ready Meal/Meal Kit/Salad — the 51.4% of cohort-day groups not already buying both categories. Rationale: the current blanket 20%-off weekend promo gives up 5.99% [14] of list revenue for only a +21.1% [5] revenue lift; a narrower bundle discount targeting the strongest affinity pair (48.6% [36] cohort-day co-occurrence support, 8,626,980 KRW [37] in combined 14-day category revenue) can achieve comparable or better conversion at lower discount depth. Formula: monthly bundle-category revenue (18,486,386 KRW [49]) x non-bundle-buyer share (51.4%, giving an addressable base of 9,497,964 KRW [50]) x conversion rate. Conservative (8% conversion): +760,160 KRW [51] (1.56% of baseline). Base (15% conversion): +1,425,300 KRW [52] (2.92% of baseline). Optimistic (22% conversion): +2,090,440 KRW [53] (4.28% of baseline). Priority: HIGH — high revenue potential that largely self-funds by redirecting existing discount budget rather than adding incremental promo spend, though it requires promo-engine and checkout logic changes (medium effort).</w:t>
+      </w:r>
+    </w:p>
+    <w:p>
+      <w:pPr>
+        <w:pStyle w:val="Heading3"/>
+      </w:pPr>
+      <w:r>
+        <w:rPr>
+          <w:rFonts w:ascii="Malgun Gothic" w:hAnsi="Malgun Gothic" w:eastAsia="Malgun Gothic"/>
+          <w:b/>
+          <w:i w:val="0"/>
+          <w:color w:val="2C3E50"/>
+          <w:sz w:val="32"/>
+        </w:rPr>
+        <w:t>Strategy 3: Premium Cohort (50s/60s) AOV Upsell Program</w:t>
+      </w:r>
+    </w:p>
+    <w:p>
+      <w:pPr>
+        <w:spacing w:after="160" w:line="276" w:lineRule="auto"/>
+        <w:jc w:val="both"/>
+      </w:pPr>
+      <w:r>
+        <w:rPr>
+          <w:rFonts w:ascii="Malgun Gothic" w:hAnsi="Malgun Gothic" w:eastAsia="Malgun Gothic"/>
+          <w:b w:val="0"/>
+          <w:i w:val="0"/>
+          <w:sz w:val="21"/>
+        </w:rPr>
+        <w:t>Target segment: Cluster 1 cohorts (F50s, M50s, M60s) — 31.41% [7] of revenue, highest AOV, highest promotion responsiveness, Health-Supplements-skewed. Rationale: M50s already achieves a 26,169 KRW [31] AOV ceiling; closing even a fraction of the 3,229 KRW [54] gap for the broader Cluster 1 cohort via loyalty tiering, personalized Health Supplement bundles, or free-shipping thresholds compounds across roughly 669 pro [55]jected monthly orders from this high-value, promo-responsive group. Formula: AOV gap (3,229 KRW [54]) x gap-closure rate x monthly Cluster 1 order count (669 [55]). Conservative (20% gap closed): +431,722 KRW [56] (0.88% of baseline). Base (40% gap closed): +863,443 KRW [57] (1.77% of baseline). Optimistic (60% [58] gap closed): +1,295,165 KRW [59] (2.65% of baseline). Priority: MEDIUM — the smallest absolute impact of the three strategies and requires more precise, persistent customer-level targeting infrastructure than currently exists, but carries the highest long-term retention value for the most profitable segment.</w:t>
+      </w:r>
+    </w:p>
+    <w:p>
+      <w:pPr>
+        <w:pStyle w:val="Heading3"/>
+      </w:pPr>
+      <w:r>
+        <w:rPr>
+          <w:rFonts w:ascii="Malgun Gothic" w:hAnsi="Malgun Gothic" w:eastAsia="Malgun Gothic"/>
+          <w:b/>
+          <w:i w:val="0"/>
+          <w:color w:val="2C3E50"/>
+          <w:sz w:val="32"/>
+        </w:rPr>
+        <w:t>Strategy Comparison Table</w:t>
+      </w:r>
+    </w:p>
+    <w:p>
+      <w:pPr>
+        <w:spacing w:after="160" w:line="276" w:lineRule="auto"/>
+        <w:jc w:val="both"/>
+      </w:pPr>
+      <w:r>
+        <w:rPr>
+          <w:rFonts w:ascii="Malgun Gothic" w:hAnsi="Malgun Gothic" w:eastAsia="Malgun Gothic"/>
+          <w:b w:val="0"/>
+          <w:i w:val="0"/>
+          <w:sz w:val="21"/>
+        </w:rPr>
+        <w:t>The table below summarizes all three strategies side by side for prioritization and resourcing decisions.</w:t>
+      </w:r>
+    </w:p>
+    <w:tbl>
+      <w:tblPr>
+        <w:tblStyle w:val="LightGrid-Accent1"/>
+        <w:tblW w:type="auto" w:w="0"/>
+        <w:tblLayout w:type="fixed"/>
+        <w:tblLook w:firstColumn="1" w:firstRow="1" w:lastColumn="0" w:lastRow="0" w:noHBand="0" w:noVBand="1" w:val="04A0"/>
+      </w:tblPr>
+      <w:tblGrid>
+        <w:gridCol w:w="1081"/>
+        <w:gridCol w:w="1081"/>
+        <w:gridCol w:w="1081"/>
+        <w:gridCol w:w="1081"/>
+        <w:gridCol w:w="1081"/>
+        <w:gridCol w:w="1081"/>
+        <w:gridCol w:w="1081"/>
+        <w:gridCol w:w="1081"/>
+      </w:tblGrid>
+      <w:tr>
+        <w:tc>
+          <w:tcPr>
+            <w:tcW w:type="dxa" w:w="1304"/>
+            <w:shd w:val="clear" w:color="auto" w:fill="2C5AA0"/>
+          </w:tcPr>
+          <w:p>
+            <w:pPr>
+              <w:jc w:val="center"/>
+            </w:pPr>
+            <w:r>
+              <w:rPr>
+                <w:rFonts w:ascii="Malgun Gothic" w:hAnsi="Malgun Gothic" w:eastAsia="Malgun Gothic"/>
+                <w:b/>
+                <w:i w:val="0"/>
+                <w:color w:val="FFFFFF"/>
+                <w:sz w:val="19"/>
+              </w:rPr>
+            </w:r>
+            <w:r>
+              <w:rPr>
+                <w:rFonts w:ascii="Malgun Gothic" w:hAnsi="Malgun Gothic" w:eastAsia="Malgun Gothic"/>
+                <w:b/>
+                <w:i w:val="0"/>
+                <w:color w:val="FFFFFF"/>
+                <w:sz w:val="19"/>
+              </w:rPr>
+              <w:t>Strategy</w:t>
+            </w:r>
+          </w:p>
+        </w:tc>
+        <w:tc>
+          <w:tcPr>
+            <w:tcW w:type="dxa" w:w="1474"/>
+            <w:shd w:val="clear" w:color="auto" w:fill="2C5AA0"/>
+          </w:tcPr>
+          <w:p>
+            <w:pPr>
+              <w:jc w:val="center"/>
+            </w:pPr>
+            <w:r>
+              <w:rPr>
+                <w:rFonts w:ascii="Malgun Gothic" w:hAnsi="Malgun Gothic" w:eastAsia="Malgun Gothic"/>
+                <w:b/>
+                <w:i w:val="0"/>
+                <w:color w:val="FFFFFF"/>
+                <w:sz w:val="19"/>
+              </w:rPr>
+            </w:r>
+            <w:r>
+              <w:rPr>
+                <w:rFonts w:ascii="Malgun Gothic" w:hAnsi="Malgun Gothic" w:eastAsia="Malgun Gothic"/>
+                <w:b/>
+                <w:i w:val="0"/>
+                <w:color w:val="FFFFFF"/>
+                <w:sz w:val="19"/>
+              </w:rPr>
+              <w:t>Target Segment</w:t>
+            </w:r>
+          </w:p>
+        </w:tc>
+        <w:tc>
+          <w:tcPr>
+            <w:tcW w:type="dxa" w:w="794"/>
+            <w:shd w:val="clear" w:color="auto" w:fill="2C5AA0"/>
+          </w:tcPr>
+          <w:p>
+            <w:pPr>
+              <w:jc w:val="center"/>
+            </w:pPr>
+            <w:r>
+              <w:rPr>
+                <w:rFonts w:ascii="Malgun Gothic" w:hAnsi="Malgun Gothic" w:eastAsia="Malgun Gothic"/>
+                <w:b/>
+                <w:i w:val="0"/>
+                <w:color w:val="FFFFFF"/>
+                <w:sz w:val="19"/>
+              </w:rPr>
+            </w:r>
+            <w:r>
+              <w:rPr>
+                <w:rFonts w:ascii="Malgun Gothic" w:hAnsi="Malgun Gothic" w:eastAsia="Malgun Gothic"/>
+                <w:b/>
+                <w:i w:val="0"/>
+                <w:color w:val="FFFFFF"/>
+                <w:sz w:val="19"/>
+              </w:rPr>
+              <w:t>Priority</w:t>
+            </w:r>
+          </w:p>
+        </w:tc>
+        <w:tc>
+          <w:tcPr>
+            <w:tcW w:type="dxa" w:w="1814"/>
+            <w:shd w:val="clear" w:color="auto" w:fill="2C5AA0"/>
+          </w:tcPr>
+          <w:p>
+            <w:pPr>
+              <w:jc w:val="center"/>
+            </w:pPr>
+            <w:r>
+              <w:rPr>
+                <w:rFonts w:ascii="Malgun Gothic" w:hAnsi="Malgun Gothic" w:eastAsia="Malgun Gothic"/>
+                <w:b/>
+                <w:i w:val="0"/>
+                <w:color w:val="FFFFFF"/>
+                <w:sz w:val="19"/>
+              </w:rPr>
+            </w:r>
+            <w:r>
+              <w:rPr>
+                <w:rFonts w:ascii="Malgun Gothic" w:hAnsi="Malgun Gothic" w:eastAsia="Malgun Gothic"/>
+                <w:b/>
+                <w:i w:val="0"/>
+                <w:color w:val="FFFFFF"/>
+                <w:sz w:val="19"/>
+              </w:rPr>
+              <w:t>Expected Revenue Impact</w:t>
+            </w:r>
+          </w:p>
+          <w:p>
+            <w:pPr>
+              <w:jc w:val="center"/>
+            </w:pPr>
+            <w:r>
+              <w:rPr>
+                <w:rFonts w:ascii="Malgun Gothic" w:hAnsi="Malgun Gothic" w:eastAsia="Malgun Gothic"/>
+                <w:b/>
+                <w:i w:val="0"/>
+                <w:color w:val="FFFFFF"/>
+                <w:sz w:val="19"/>
+              </w:rPr>
+              <w:t>(Conservative / Base / Optimistic)</w:t>
+            </w:r>
+          </w:p>
+        </w:tc>
+        <w:tc>
+          <w:tcPr>
+            <w:tcW w:type="dxa" w:w="1134"/>
+            <w:shd w:val="clear" w:color="auto" w:fill="2C5AA0"/>
+          </w:tcPr>
+          <w:p>
+            <w:pPr>
+              <w:jc w:val="center"/>
+            </w:pPr>
+            <w:r>
+              <w:rPr>
+                <w:rFonts w:ascii="Malgun Gothic" w:hAnsi="Malgun Gothic" w:eastAsia="Malgun Gothic"/>
+                <w:b/>
+                <w:i w:val="0"/>
+                <w:color w:val="FFFFFF"/>
+                <w:sz w:val="19"/>
+              </w:rPr>
+            </w:r>
+            <w:r>
+              <w:rPr>
+                <w:rFonts w:ascii="Malgun Gothic" w:hAnsi="Malgun Gothic" w:eastAsia="Malgun Gothic"/>
+                <w:b/>
+                <w:i w:val="0"/>
+                <w:color w:val="FFFFFF"/>
+                <w:sz w:val="19"/>
+              </w:rPr>
+              <w:t>Implementation</w:t>
+            </w:r>
+          </w:p>
+          <w:p>
+            <w:pPr>
+              <w:jc w:val="center"/>
+            </w:pPr>
+            <w:r>
+              <w:rPr>
+                <w:rFonts w:ascii="Malgun Gothic" w:hAnsi="Malgun Gothic" w:eastAsia="Malgun Gothic"/>
+                <w:b/>
+                <w:i w:val="0"/>
+                <w:color w:val="FFFFFF"/>
+                <w:sz w:val="19"/>
+              </w:rPr>
+              <w:t>Effort</w:t>
+            </w:r>
+          </w:p>
+        </w:tc>
+        <w:tc>
+          <w:tcPr>
+            <w:tcW w:type="dxa" w:w="1474"/>
+            <w:shd w:val="clear" w:color="auto" w:fill="2C5AA0"/>
+          </w:tcPr>
+          <w:p>
+            <w:pPr>
+              <w:jc w:val="center"/>
+            </w:pPr>
+            <w:r>
+              <w:rPr>
+                <w:rFonts w:ascii="Malgun Gothic" w:hAnsi="Malgun Gothic" w:eastAsia="Malgun Gothic"/>
+                <w:b/>
+                <w:i w:val="0"/>
+                <w:color w:val="FFFFFF"/>
+                <w:sz w:val="19"/>
+              </w:rPr>
+            </w:r>
+            <w:r>
+              <w:rPr>
+                <w:rFonts w:ascii="Malgun Gothic" w:hAnsi="Malgun Gothic" w:eastAsia="Malgun Gothic"/>
+                <w:b/>
+                <w:i w:val="0"/>
+                <w:color w:val="FFFFFF"/>
+                <w:sz w:val="19"/>
+              </w:rPr>
+              <w:t>Timeline</w:t>
+            </w:r>
+          </w:p>
+        </w:tc>
+        <w:tc>
+          <w:tcPr>
+            <w:tcW w:type="dxa" w:w="1134"/>
+            <w:shd w:val="clear" w:color="auto" w:fill="2C5AA0"/>
+          </w:tcPr>
+          <w:p>
+            <w:pPr>
+              <w:jc w:val="center"/>
+            </w:pPr>
+            <w:r>
+              <w:rPr>
+                <w:rFonts w:ascii="Malgun Gothic" w:hAnsi="Malgun Gothic" w:eastAsia="Malgun Gothic"/>
+                <w:b/>
+                <w:i w:val="0"/>
+                <w:color w:val="FFFFFF"/>
+                <w:sz w:val="19"/>
+              </w:rPr>
+            </w:r>
+            <w:r>
+              <w:rPr>
+                <w:rFonts w:ascii="Malgun Gothic" w:hAnsi="Malgun Gothic" w:eastAsia="Malgun Gothic"/>
+                <w:b/>
+                <w:i w:val="0"/>
+                <w:color w:val="FFFFFF"/>
+                <w:sz w:val="19"/>
+              </w:rPr>
+              <w:t>Owner</w:t>
+            </w:r>
+          </w:p>
+        </w:tc>
+        <w:tc>
+          <w:tcPr>
+            <w:tcW w:type="dxa" w:w="1474"/>
+            <w:shd w:val="clear" w:color="auto" w:fill="2C5AA0"/>
+          </w:tcPr>
+          <w:p>
+            <w:pPr>
+              <w:jc w:val="center"/>
+            </w:pPr>
+            <w:r>
+              <w:rPr>
+                <w:rFonts w:ascii="Malgun Gothic" w:hAnsi="Malgun Gothic" w:eastAsia="Malgun Gothic"/>
+                <w:b/>
+                <w:i w:val="0"/>
+                <w:color w:val="FFFFFF"/>
+                <w:sz w:val="19"/>
+              </w:rPr>
+            </w:r>
+            <w:r>
+              <w:rPr>
+                <w:rFonts w:ascii="Malgun Gothic" w:hAnsi="Malgun Gothic" w:eastAsia="Malgun Gothic"/>
+                <w:b/>
+                <w:i w:val="0"/>
+                <w:color w:val="FFFFFF"/>
+                <w:sz w:val="19"/>
+              </w:rPr>
+              <w:t>Leading KPI</w:t>
+            </w:r>
+          </w:p>
+        </w:tc>
+      </w:tr>
+      <w:tr>
+        <w:tc>
+          <w:tcPr>
+            <w:tcW w:type="dxa" w:w="1304"/>
+          </w:tcPr>
+          <w:p>
+            <w:r/>
+            <w:r>
+              <w:rPr>
+                <w:rFonts w:ascii="Malgun Gothic" w:hAnsi="Malgun Gothic" w:eastAsia="Malgun Gothic"/>
+                <w:b/>
+                <w:i w:val="0"/>
+                <w:sz w:val="17"/>
+              </w:rPr>
+              <w:t>1. Planned Demand</w:t>
+            </w:r>
+          </w:p>
+          <w:p>
+            <w:r>
+              <w:rPr>
+                <w:rFonts w:ascii="Malgun Gothic" w:hAnsi="Malgun Gothic" w:eastAsia="Malgun Gothic"/>
+                <w:b/>
+                <w:i w:val="0"/>
+                <w:sz w:val="17"/>
+              </w:rPr>
+              <w:t>Event Days</w:t>
+            </w:r>
+          </w:p>
+        </w:tc>
+        <w:tc>
+          <w:tcPr>
+            <w:tcW w:type="dxa" w:w="1474"/>
+          </w:tcPr>
+          <w:p>
+            <w:r/>
+            <w:r>
+              <w:rPr>
+                <w:rFonts w:ascii="Malgun Gothic" w:hAnsi="Malgun Gothic" w:eastAsia="Malgun Gothic"/>
+                <w:b w:val="0"/>
+                <w:i w:val="0"/>
+                <w:sz w:val="17"/>
+              </w:rPr>
+              <w:t>All customers;</w:t>
+            </w:r>
+          </w:p>
+          <w:p>
+            <w:r>
+              <w:rPr>
+                <w:rFonts w:ascii="Malgun Gothic" w:hAnsi="Malgun Gothic" w:eastAsia="Malgun Gothic"/>
+                <w:b w:val="0"/>
+                <w:i w:val="0"/>
+                <w:sz w:val="17"/>
+              </w:rPr>
+              <w:t>2 non-holiday</w:t>
+            </w:r>
+          </w:p>
+          <w:p>
+            <w:r>
+              <w:rPr>
+                <w:rFonts w:ascii="Malgun Gothic" w:hAnsi="Malgun Gothic" w:eastAsia="Malgun Gothic"/>
+                <w:b w:val="0"/>
+                <w:i w:val="0"/>
+                <w:sz w:val="17"/>
+              </w:rPr>
+              <w:t>high-traffic days/month</w:t>
+            </w:r>
+          </w:p>
+        </w:tc>
+        <w:tc>
+          <w:tcPr>
+            <w:tcW w:type="dxa" w:w="794"/>
+          </w:tcPr>
+          <w:p>
+            <w:r/>
+            <w:r>
+              <w:rPr>
+                <w:rFonts w:ascii="Malgun Gothic" w:hAnsi="Malgun Gothic" w:eastAsia="Malgun Gothic"/>
+                <w:b w:val="0"/>
+                <w:i w:val="0"/>
+                <w:sz w:val="17"/>
+              </w:rPr>
+              <w:t>HIGH</w:t>
+            </w:r>
+          </w:p>
+        </w:tc>
+        <w:tc>
+          <w:tcPr>
+            <w:tcW w:type="dxa" w:w="1814"/>
+          </w:tcPr>
+          <w:p>
+            <w:r/>
+            <w:r>
+              <w:rPr>
+                <w:rFonts w:ascii="Malgun Gothic" w:hAnsi="Malgun Gothic" w:eastAsia="Malgun Gothic"/>
+                <w:b w:val="0"/>
+                <w:i w:val="0"/>
+                <w:sz w:val="17"/>
+              </w:rPr>
+              <w:t>+1,496,152 KRW [48] (3.06%) /</w:t>
+            </w:r>
+          </w:p>
+          <w:p>
+            <w:r>
+              <w:rPr>
+                <w:rFonts w:ascii="Malgun Gothic" w:hAnsi="Malgun Gothic" w:eastAsia="Malgun Gothic"/>
+                <w:b w:val="0"/>
+                <w:i w:val="0"/>
+                <w:sz w:val="17"/>
+              </w:rPr>
+              <w:t>+2,493,588 KRW [47] (5.11%) /</w:t>
+            </w:r>
+          </w:p>
+          <w:p>
+            <w:r>
+              <w:rPr>
+                <w:rFonts w:ascii="Malgun Gothic" w:hAnsi="Malgun Gothic" w:eastAsia="Malgun Gothic"/>
+                <w:b w:val="0"/>
+                <w:i w:val="0"/>
+                <w:sz w:val="17"/>
+              </w:rPr>
+              <w:t>+3,491,022 KRW (7.15%)</w:t>
+            </w:r>
+          </w:p>
+        </w:tc>
+        <w:tc>
+          <w:tcPr>
+            <w:tcW w:type="dxa" w:w="1134"/>
+          </w:tcPr>
+          <w:p>
+            <w:r/>
+            <w:r>
+              <w:rPr>
+                <w:rFonts w:ascii="Malgun Gothic" w:hAnsi="Malgun Gothic" w:eastAsia="Malgun Gothic"/>
+                <w:b w:val="0"/>
+                <w:i w:val="0"/>
+                <w:sz w:val="17"/>
+              </w:rPr>
+              <w:t>Low</w:t>
+            </w:r>
+          </w:p>
+          <w:p>
+            <w:r>
+              <w:rPr>
+                <w:rFonts w:ascii="Malgun Gothic" w:hAnsi="Malgun Gothic" w:eastAsia="Malgun Gothic"/>
+                <w:b w:val="0"/>
+                <w:i w:val="0"/>
+                <w:sz w:val="17"/>
+              </w:rPr>
+              <w:t>(no pricing/systems</w:t>
+            </w:r>
+          </w:p>
+          <w:p>
+            <w:r>
+              <w:rPr>
+                <w:rFonts w:ascii="Malgun Gothic" w:hAnsi="Malgun Gothic" w:eastAsia="Malgun Gothic"/>
+                <w:b w:val="0"/>
+                <w:i w:val="0"/>
+                <w:sz w:val="17"/>
+              </w:rPr>
+              <w:t>change)</w:t>
+            </w:r>
+          </w:p>
+        </w:tc>
+        <w:tc>
+          <w:tcPr>
+            <w:tcW w:type="dxa" w:w="1474"/>
+          </w:tcPr>
+          <w:p>
+            <w:r/>
+            <w:r>
+              <w:rPr>
+                <w:rFonts w:ascii="Malgun Gothic" w:hAnsi="Malgun Gothic" w:eastAsia="Malgun Gothic"/>
+                <w:b w:val="0"/>
+                <w:i w:val="0"/>
+                <w:sz w:val="17"/>
+              </w:rPr>
+              <w:t>30 days</w:t>
+            </w:r>
+          </w:p>
+          <w:p>
+            <w:r>
+              <w:rPr>
+                <w:rFonts w:ascii="Malgun Gothic" w:hAnsi="Malgun Gothic" w:eastAsia="Malgun Gothic"/>
+                <w:b w:val="0"/>
+                <w:i w:val="0"/>
+                <w:sz w:val="17"/>
+              </w:rPr>
+              <w:t>(Wk1 select dates;</w:t>
+            </w:r>
+          </w:p>
+          <w:p>
+            <w:r>
+              <w:rPr>
+                <w:rFonts w:ascii="Malgun Gothic" w:hAnsi="Malgun Gothic" w:eastAsia="Malgun Gothic"/>
+                <w:b w:val="0"/>
+                <w:i w:val="0"/>
+                <w:sz w:val="17"/>
+              </w:rPr>
+              <w:t>Wk2 prep;</w:t>
+            </w:r>
+          </w:p>
+          <w:p>
+            <w:r>
+              <w:rPr>
+                <w:rFonts w:ascii="Malgun Gothic" w:hAnsi="Malgun Gothic" w:eastAsia="Malgun Gothic"/>
+                <w:b w:val="0"/>
+                <w:i w:val="0"/>
+                <w:sz w:val="17"/>
+              </w:rPr>
+              <w:t>Wk3-4 execute)</w:t>
+            </w:r>
+          </w:p>
+        </w:tc>
+        <w:tc>
+          <w:tcPr>
+            <w:tcW w:type="dxa" w:w="1134"/>
+          </w:tcPr>
+          <w:p>
+            <w:r/>
+            <w:r>
+              <w:rPr>
+                <w:rFonts w:ascii="Malgun Gothic" w:hAnsi="Malgun Gothic" w:eastAsia="Malgun Gothic"/>
+                <w:b w:val="0"/>
+                <w:i w:val="0"/>
+                <w:sz w:val="17"/>
+              </w:rPr>
+              <w:t>Marketing +</w:t>
+            </w:r>
+          </w:p>
+          <w:p>
+            <w:r>
+              <w:rPr>
+                <w:rFonts w:ascii="Malgun Gothic" w:hAnsi="Malgun Gothic" w:eastAsia="Malgun Gothic"/>
+                <w:b w:val="0"/>
+                <w:i w:val="0"/>
+                <w:sz w:val="17"/>
+              </w:rPr>
+              <w:t>Merchandising</w:t>
+            </w:r>
+          </w:p>
+        </w:tc>
+        <w:tc>
+          <w:tcPr>
+            <w:tcW w:type="dxa" w:w="1474"/>
+          </w:tcPr>
+          <w:p>
+            <w:r/>
+            <w:r>
+              <w:rPr>
+                <w:rFonts w:ascii="Malgun Gothic" w:hAnsi="Malgun Gothic" w:eastAsia="Malgun Gothic"/>
+                <w:b w:val="0"/>
+                <w:i w:val="0"/>
+                <w:sz w:val="17"/>
+              </w:rPr>
+              <w:t>Event-day revenue vs.</w:t>
+            </w:r>
+          </w:p>
+          <w:p>
+            <w:r>
+              <w:rPr>
+                <w:rFonts w:ascii="Malgun Gothic" w:hAnsi="Malgun Gothic" w:eastAsia="Malgun Gothic"/>
+                <w:b w:val="0"/>
+                <w:i w:val="0"/>
+                <w:sz w:val="17"/>
+              </w:rPr>
+              <w:t>trailing 7-day weekday</w:t>
+            </w:r>
+          </w:p>
+          <w:p>
+            <w:r>
+              <w:rPr>
+                <w:rFonts w:ascii="Malgun Gothic" w:hAnsi="Malgun Gothic" w:eastAsia="Malgun Gothic"/>
+                <w:b w:val="0"/>
+                <w:i w:val="0"/>
+                <w:sz w:val="17"/>
+              </w:rPr>
+              <w:t>avg (target: +150% [15]+)</w:t>
+            </w:r>
+          </w:p>
+        </w:tc>
+      </w:tr>
+      <w:tr>
+        <w:tc>
+          <w:tcPr>
+            <w:tcW w:type="dxa" w:w="1304"/>
+          </w:tcPr>
+          <w:p>
+            <w:r/>
+            <w:r>
+              <w:rPr>
+                <w:rFonts w:ascii="Malgun Gothic" w:hAnsi="Malgun Gothic" w:eastAsia="Malgun Gothic"/>
+                <w:b/>
+                <w:i w:val="0"/>
+                <w:sz w:val="17"/>
+              </w:rPr>
+              <w:t>2. Targeted Bundle</w:t>
+            </w:r>
+          </w:p>
+          <w:p>
+            <w:r>
+              <w:rPr>
+                <w:rFonts w:ascii="Malgun Gothic" w:hAnsi="Malgun Gothic" w:eastAsia="Malgun Gothic"/>
+                <w:b/>
+                <w:i w:val="0"/>
+                <w:sz w:val="17"/>
+              </w:rPr>
+              <w:t>Cross-Sell</w:t>
+            </w:r>
+          </w:p>
+        </w:tc>
+        <w:tc>
+          <w:tcPr>
+            <w:tcW w:type="dxa" w:w="1474"/>
+          </w:tcPr>
+          <w:p>
+            <w:r/>
+            <w:r>
+              <w:rPr>
+                <w:rFonts w:ascii="Malgun Gothic" w:hAnsi="Malgun Gothic" w:eastAsia="Malgun Gothic"/>
+                <w:b w:val="0"/>
+                <w:i w:val="0"/>
+                <w:sz w:val="17"/>
+              </w:rPr>
+              <w:t>Weekend shoppers buying</w:t>
+            </w:r>
+          </w:p>
+          <w:p>
+            <w:r>
+              <w:rPr>
+                <w:rFonts w:ascii="Malgun Gothic" w:hAnsi="Malgun Gothic" w:eastAsia="Malgun Gothic"/>
+                <w:b w:val="0"/>
+                <w:i w:val="0"/>
+                <w:sz w:val="17"/>
+              </w:rPr>
+              <w:t>only 1 of the top</w:t>
+            </w:r>
+          </w:p>
+          <w:p>
+            <w:r>
+              <w:rPr>
+                <w:rFonts w:ascii="Malgun Gothic" w:hAnsi="Malgun Gothic" w:eastAsia="Malgun Gothic"/>
+                <w:b w:val="0"/>
+                <w:i w:val="0"/>
+                <w:sz w:val="17"/>
+              </w:rPr>
+              <w:t>affinity-pair categories</w:t>
+            </w:r>
+          </w:p>
+          <w:p>
+            <w:r>
+              <w:rPr>
+                <w:rFonts w:ascii="Malgun Gothic" w:hAnsi="Malgun Gothic" w:eastAsia="Malgun Gothic"/>
+                <w:b w:val="0"/>
+                <w:i w:val="0"/>
+                <w:sz w:val="17"/>
+              </w:rPr>
+              <w:t>(51.4% of cohort-days)</w:t>
+            </w:r>
+          </w:p>
+        </w:tc>
+        <w:tc>
+          <w:tcPr>
+            <w:tcW w:type="dxa" w:w="794"/>
+          </w:tcPr>
+          <w:p>
+            <w:r/>
+            <w:r>
+              <w:rPr>
+                <w:rFonts w:ascii="Malgun Gothic" w:hAnsi="Malgun Gothic" w:eastAsia="Malgun Gothic"/>
+                <w:b w:val="0"/>
+                <w:i w:val="0"/>
+                <w:sz w:val="17"/>
+              </w:rPr>
+              <w:t>HIGH</w:t>
+            </w:r>
+          </w:p>
+        </w:tc>
+        <w:tc>
+          <w:tcPr>
+            <w:tcW w:type="dxa" w:w="1814"/>
+          </w:tcPr>
+          <w:p>
+            <w:r/>
+            <w:r>
+              <w:rPr>
+                <w:rFonts w:ascii="Malgun Gothic" w:hAnsi="Malgun Gothic" w:eastAsia="Malgun Gothic"/>
+                <w:b w:val="0"/>
+                <w:i w:val="0"/>
+                <w:sz w:val="17"/>
+              </w:rPr>
+              <w:t>+760,160 KRW [51] (1.56%) /</w:t>
+            </w:r>
+          </w:p>
+          <w:p>
+            <w:r>
+              <w:rPr>
+                <w:rFonts w:ascii="Malgun Gothic" w:hAnsi="Malgun Gothic" w:eastAsia="Malgun Gothic"/>
+                <w:b w:val="0"/>
+                <w:i w:val="0"/>
+                <w:sz w:val="17"/>
+              </w:rPr>
+              <w:t>+1,425,300 KRW [52] (2.92%) /</w:t>
+            </w:r>
+          </w:p>
+          <w:p>
+            <w:r>
+              <w:rPr>
+                <w:rFonts w:ascii="Malgun Gothic" w:hAnsi="Malgun Gothic" w:eastAsia="Malgun Gothic"/>
+                <w:b w:val="0"/>
+                <w:i w:val="0"/>
+                <w:sz w:val="17"/>
+              </w:rPr>
+              <w:t>+2,090,440 KRW [53] (4.28%)</w:t>
+            </w:r>
+          </w:p>
+        </w:tc>
+        <w:tc>
+          <w:tcPr>
+            <w:tcW w:type="dxa" w:w="1134"/>
+          </w:tcPr>
+          <w:p>
+            <w:r/>
+            <w:r>
+              <w:rPr>
+                <w:rFonts w:ascii="Malgun Gothic" w:hAnsi="Malgun Gothic" w:eastAsia="Malgun Gothic"/>
+                <w:b w:val="0"/>
+                <w:i w:val="0"/>
+                <w:sz w:val="17"/>
+              </w:rPr>
+              <w:t>Medium</w:t>
+            </w:r>
+          </w:p>
+          <w:p>
+            <w:r>
+              <w:rPr>
+                <w:rFonts w:ascii="Malgun Gothic" w:hAnsi="Malgun Gothic" w:eastAsia="Malgun Gothic"/>
+                <w:b w:val="0"/>
+                <w:i w:val="0"/>
+                <w:sz w:val="17"/>
+              </w:rPr>
+              <w:t>(promo engine +</w:t>
+            </w:r>
+          </w:p>
+          <w:p>
+            <w:r>
+              <w:rPr>
+                <w:rFonts w:ascii="Malgun Gothic" w:hAnsi="Malgun Gothic" w:eastAsia="Malgun Gothic"/>
+                <w:b w:val="0"/>
+                <w:i w:val="0"/>
+                <w:sz w:val="17"/>
+              </w:rPr>
+              <w:t>checkout logic)</w:t>
+            </w:r>
+          </w:p>
+        </w:tc>
+        <w:tc>
+          <w:tcPr>
+            <w:tcW w:type="dxa" w:w="1474"/>
+          </w:tcPr>
+          <w:p>
+            <w:r/>
+            <w:r>
+              <w:rPr>
+                <w:rFonts w:ascii="Malgun Gothic" w:hAnsi="Malgun Gothic" w:eastAsia="Malgun Gothic"/>
+                <w:b w:val="0"/>
+                <w:i w:val="0"/>
+                <w:sz w:val="17"/>
+              </w:rPr>
+              <w:t>30 days</w:t>
+            </w:r>
+          </w:p>
+          <w:p>
+            <w:r>
+              <w:rPr>
+                <w:rFonts w:ascii="Malgun Gothic" w:hAnsi="Malgun Gothic" w:eastAsia="Malgun Gothic"/>
+                <w:b w:val="0"/>
+                <w:i w:val="0"/>
+                <w:sz w:val="17"/>
+              </w:rPr>
+              <w:t>(Wk1 design;</w:t>
+            </w:r>
+          </w:p>
+          <w:p>
+            <w:r>
+              <w:rPr>
+                <w:rFonts w:ascii="Malgun Gothic" w:hAnsi="Malgun Gothic" w:eastAsia="Malgun Gothic"/>
+                <w:b w:val="0"/>
+                <w:i w:val="0"/>
+                <w:sz w:val="17"/>
+              </w:rPr>
+              <w:t>Wk2 build/QA;</w:t>
+            </w:r>
+          </w:p>
+          <w:p>
+            <w:r>
+              <w:rPr>
+                <w:rFonts w:ascii="Malgun Gothic" w:hAnsi="Malgun Gothic" w:eastAsia="Malgun Gothic"/>
+                <w:b w:val="0"/>
+                <w:i w:val="0"/>
+                <w:sz w:val="17"/>
+              </w:rPr>
+              <w:t>Wk3-4 launch + A/B test)</w:t>
+            </w:r>
+          </w:p>
+        </w:tc>
+        <w:tc>
+          <w:tcPr>
+            <w:tcW w:type="dxa" w:w="1134"/>
+          </w:tcPr>
+          <w:p>
+            <w:r/>
+            <w:r>
+              <w:rPr>
+                <w:rFonts w:ascii="Malgun Gothic" w:hAnsi="Malgun Gothic" w:eastAsia="Malgun Gothic"/>
+                <w:b w:val="0"/>
+                <w:i w:val="0"/>
+                <w:sz w:val="17"/>
+              </w:rPr>
+              <w:t>Growth/Promotions +</w:t>
+            </w:r>
+          </w:p>
+          <w:p>
+            <w:r>
+              <w:rPr>
+                <w:rFonts w:ascii="Malgun Gothic" w:hAnsi="Malgun Gothic" w:eastAsia="Malgun Gothic"/>
+                <w:b w:val="0"/>
+                <w:i w:val="0"/>
+                <w:sz w:val="17"/>
+              </w:rPr>
+              <w:t>Engineering</w:t>
+            </w:r>
+          </w:p>
+        </w:tc>
+        <w:tc>
+          <w:tcPr>
+            <w:tcW w:type="dxa" w:w="1474"/>
+          </w:tcPr>
+          <w:p>
+            <w:r/>
+            <w:r>
+              <w:rPr>
+                <w:rFonts w:ascii="Malgun Gothic" w:hAnsi="Malgun Gothic" w:eastAsia="Malgun Gothic"/>
+                <w:b w:val="0"/>
+                <w:i w:val="0"/>
+                <w:sz w:val="17"/>
+              </w:rPr>
+              <w:t>Bundle attach rate</w:t>
+            </w:r>
+          </w:p>
+          <w:p>
+            <w:r>
+              <w:rPr>
+                <w:rFonts w:ascii="Malgun Gothic" w:hAnsi="Malgun Gothic" w:eastAsia="Malgun Gothic"/>
+                <w:b w:val="0"/>
+                <w:i w:val="0"/>
+                <w:sz w:val="17"/>
+              </w:rPr>
+              <w:t>vs. 48.6% baseline</w:t>
+            </w:r>
+          </w:p>
+        </w:tc>
+      </w:tr>
+      <w:tr>
+        <w:tc>
+          <w:tcPr>
+            <w:tcW w:type="dxa" w:w="1304"/>
+          </w:tcPr>
+          <w:p>
+            <w:r/>
+            <w:r>
+              <w:rPr>
+                <w:rFonts w:ascii="Malgun Gothic" w:hAnsi="Malgun Gothic" w:eastAsia="Malgun Gothic"/>
+                <w:b/>
+                <w:i w:val="0"/>
+                <w:sz w:val="17"/>
+              </w:rPr>
+              <w:t>3. Premium Cohort</w:t>
+            </w:r>
+          </w:p>
+          <w:p>
+            <w:r>
+              <w:rPr>
+                <w:rFonts w:ascii="Malgun Gothic" w:hAnsi="Malgun Gothic" w:eastAsia="Malgun Gothic"/>
+                <w:b/>
+                <w:i w:val="0"/>
+                <w:sz w:val="17"/>
+              </w:rPr>
+              <w:t>AOV Upsell</w:t>
+            </w:r>
+          </w:p>
+        </w:tc>
+        <w:tc>
+          <w:tcPr>
+            <w:tcW w:type="dxa" w:w="1474"/>
+          </w:tcPr>
+          <w:p>
+            <w:r/>
+            <w:r>
+              <w:rPr>
+                <w:rFonts w:ascii="Malgun Gothic" w:hAnsi="Malgun Gothic" w:eastAsia="Malgun Gothic"/>
+                <w:b w:val="0"/>
+                <w:i w:val="0"/>
+                <w:sz w:val="17"/>
+              </w:rPr>
+              <w:t>Cluster 1: F50s, M50s,</w:t>
+            </w:r>
+          </w:p>
+          <w:p>
+            <w:r>
+              <w:rPr>
+                <w:rFonts w:ascii="Malgun Gothic" w:hAnsi="Malgun Gothic" w:eastAsia="Malgun Gothic"/>
+                <w:b w:val="0"/>
+                <w:i w:val="0"/>
+                <w:sz w:val="17"/>
+              </w:rPr>
+              <w:t>M60s (31.41% [7] of revenue)</w:t>
+            </w:r>
+          </w:p>
+        </w:tc>
+        <w:tc>
+          <w:tcPr>
+            <w:tcW w:type="dxa" w:w="794"/>
+          </w:tcPr>
+          <w:p>
+            <w:r/>
+            <w:r>
+              <w:rPr>
+                <w:rFonts w:ascii="Malgun Gothic" w:hAnsi="Malgun Gothic" w:eastAsia="Malgun Gothic"/>
+                <w:b w:val="0"/>
+                <w:i w:val="0"/>
+                <w:sz w:val="17"/>
+              </w:rPr>
+              <w:t>MEDIUM</w:t>
+            </w:r>
+          </w:p>
+        </w:tc>
+        <w:tc>
+          <w:tcPr>
+            <w:tcW w:type="dxa" w:w="1814"/>
+          </w:tcPr>
+          <w:p>
+            <w:r/>
+            <w:r>
+              <w:rPr>
+                <w:rFonts w:ascii="Malgun Gothic" w:hAnsi="Malgun Gothic" w:eastAsia="Malgun Gothic"/>
+                <w:b w:val="0"/>
+                <w:i w:val="0"/>
+                <w:sz w:val="17"/>
+              </w:rPr>
+              <w:t>+431,722 KRW [56] (0.88%) /</w:t>
+            </w:r>
+          </w:p>
+          <w:p>
+            <w:r>
+              <w:rPr>
+                <w:rFonts w:ascii="Malgun Gothic" w:hAnsi="Malgun Gothic" w:eastAsia="Malgun Gothic"/>
+                <w:b w:val="0"/>
+                <w:i w:val="0"/>
+                <w:sz w:val="17"/>
+              </w:rPr>
+              <w:t>+863,443 KRW [57] (1.77%) /</w:t>
+            </w:r>
+          </w:p>
+          <w:p>
+            <w:r>
+              <w:rPr>
+                <w:rFonts w:ascii="Malgun Gothic" w:hAnsi="Malgun Gothic" w:eastAsia="Malgun Gothic"/>
+                <w:b w:val="0"/>
+                <w:i w:val="0"/>
+                <w:sz w:val="17"/>
+              </w:rPr>
+              <w:t>+1,295,165 KRW [59] (2.65%)</w:t>
+            </w:r>
+          </w:p>
+        </w:tc>
+        <w:tc>
+          <w:tcPr>
+            <w:tcW w:type="dxa" w:w="1134"/>
+          </w:tcPr>
+          <w:p>
+            <w:r/>
+            <w:r>
+              <w:rPr>
+                <w:rFonts w:ascii="Malgun Gothic" w:hAnsi="Malgun Gothic" w:eastAsia="Malgun Gothic"/>
+                <w:b w:val="0"/>
+                <w:i w:val="0"/>
+                <w:sz w:val="17"/>
+              </w:rPr>
+              <w:t>Medium-High</w:t>
+            </w:r>
+          </w:p>
+          <w:p>
+            <w:r>
+              <w:rPr>
+                <w:rFonts w:ascii="Malgun Gothic" w:hAnsi="Malgun Gothic" w:eastAsia="Malgun Gothic"/>
+                <w:b w:val="0"/>
+                <w:i w:val="0"/>
+                <w:sz w:val="17"/>
+              </w:rPr>
+              <w:t>(segment tagging +</w:t>
+            </w:r>
+          </w:p>
+          <w:p>
+            <w:r>
+              <w:rPr>
+                <w:rFonts w:ascii="Malgun Gothic" w:hAnsi="Malgun Gothic" w:eastAsia="Malgun Gothic"/>
+                <w:b w:val="0"/>
+                <w:i w:val="0"/>
+                <w:sz w:val="17"/>
+              </w:rPr>
+              <w:t>personalized offers)</w:t>
+            </w:r>
+          </w:p>
+        </w:tc>
+        <w:tc>
+          <w:tcPr>
+            <w:tcW w:type="dxa" w:w="1474"/>
+          </w:tcPr>
+          <w:p>
+            <w:r/>
+            <w:r>
+              <w:rPr>
+                <w:rFonts w:ascii="Malgun Gothic" w:hAnsi="Malgun Gothic" w:eastAsia="Malgun Gothic"/>
+                <w:b w:val="0"/>
+                <w:i w:val="0"/>
+                <w:sz w:val="17"/>
+              </w:rPr>
+              <w:t>30 days</w:t>
+            </w:r>
+          </w:p>
+          <w:p>
+            <w:r>
+              <w:rPr>
+                <w:rFonts w:ascii="Malgun Gothic" w:hAnsi="Malgun Gothic" w:eastAsia="Malgun Gothic"/>
+                <w:b w:val="0"/>
+                <w:i w:val="0"/>
+                <w:sz w:val="17"/>
+              </w:rPr>
+              <w:t>(Wk1-2 design;</w:t>
+            </w:r>
+          </w:p>
+          <w:p>
+            <w:r>
+              <w:rPr>
+                <w:rFonts w:ascii="Malgun Gothic" w:hAnsi="Malgun Gothic" w:eastAsia="Malgun Gothic"/>
+                <w:b w:val="0"/>
+                <w:i w:val="0"/>
+                <w:sz w:val="17"/>
+              </w:rPr>
+              <w:t>Wk3 soft-launch;</w:t>
+            </w:r>
+          </w:p>
+          <w:p>
+            <w:r>
+              <w:rPr>
+                <w:rFonts w:ascii="Malgun Gothic" w:hAnsi="Malgun Gothic" w:eastAsia="Malgun Gothic"/>
+                <w:b w:val="0"/>
+                <w:i w:val="0"/>
+                <w:sz w:val="17"/>
+              </w:rPr>
+              <w:t>Wk4 measure)</w:t>
+            </w:r>
+          </w:p>
+        </w:tc>
+        <w:tc>
+          <w:tcPr>
+            <w:tcW w:type="dxa" w:w="1134"/>
+          </w:tcPr>
+          <w:p>
+            <w:r/>
+            <w:r>
+              <w:rPr>
+                <w:rFonts w:ascii="Malgun Gothic" w:hAnsi="Malgun Gothic" w:eastAsia="Malgun Gothic"/>
+                <w:b w:val="0"/>
+                <w:i w:val="0"/>
+                <w:sz w:val="17"/>
+              </w:rPr>
+              <w:t>CRM/Loyalty</w:t>
+            </w:r>
+          </w:p>
+        </w:tc>
+        <w:tc>
+          <w:tcPr>
+            <w:tcW w:type="dxa" w:w="1474"/>
+          </w:tcPr>
+          <w:p>
+            <w:r/>
+            <w:r>
+              <w:rPr>
+                <w:rFonts w:ascii="Malgun Gothic" w:hAnsi="Malgun Gothic" w:eastAsia="Malgun Gothic"/>
+                <w:b w:val="0"/>
+                <w:i w:val="0"/>
+                <w:sz w:val="17"/>
+              </w:rPr>
+              <w:t>Cluster 1 AOV vs.</w:t>
+            </w:r>
+          </w:p>
+          <w:p>
+            <w:r>
+              <w:rPr>
+                <w:rFonts w:ascii="Malgun Gothic" w:hAnsi="Malgun Gothic" w:eastAsia="Malgun Gothic"/>
+                <w:b w:val="0"/>
+                <w:i w:val="0"/>
+                <w:sz w:val="17"/>
+              </w:rPr>
+              <w:t>22,941 KRW [24] baseline</w:t>
+            </w:r>
+          </w:p>
+          <w:p>
+            <w:r>
+              <w:rPr>
+                <w:rFonts w:ascii="Malgun Gothic" w:hAnsi="Malgun Gothic" w:eastAsia="Malgun Gothic"/>
+                <w:b w:val="0"/>
+                <w:i w:val="0"/>
+                <w:sz w:val="17"/>
+              </w:rPr>
+              <w:t>(target: close 40% of gap)</w:t>
+            </w:r>
+          </w:p>
+        </w:tc>
+      </w:tr>
+    </w:tbl>
+    <w:p>
+      <w:pPr>
+        <w:spacing w:after="160" w:line="276" w:lineRule="auto"/>
+        <w:jc w:val="both"/>
+      </w:pPr>
+      <w:r>
+        <w:rPr>
+          <w:rFonts w:ascii="Malgun Gothic" w:hAnsi="Malgun Gothic" w:eastAsia="Malgun Gothic"/>
+          <w:b w:val="0"/>
+          <w:i w:val="0"/>
+          <w:sz w:val="21"/>
+        </w:rPr>
+        <w:t>All three strategies are additive and address different parts of the revenue base (calendar-timing demand, cross-category basket size, and high-value cohort AOV), so they can be executed in parallel within the same 30-day cycle without competing for the same customers or budget line.</w:t>
+      </w:r>
+    </w:p>
+    <w:p>
+      <w:pPr>
+        <w:pStyle w:val="Heading2"/>
+      </w:pPr>
+      <w:r>
+        <w:rPr>
+          <w:rFonts w:ascii="Malgun Gothic" w:hAnsi="Malgun Gothic" w:eastAsia="Malgun Gothic"/>
+          <w:b/>
+          <w:i w:val="0"/>
+          <w:color w:val="34495E"/>
+          <w:sz w:val="36"/>
+        </w:rPr>
+        <w:t>KPIs &amp; Measurement Plan</w:t>
+      </w:r>
+    </w:p>
+    <w:p>
+      <w:pPr>
+        <w:spacing w:after="160" w:line="276" w:lineRule="auto"/>
+        <w:jc w:val="both"/>
+      </w:pPr>
+      <w:r>
+        <w:rPr>
+          <w:rFonts w:ascii="Malgun Gothic" w:hAnsi="Malgun Gothic" w:eastAsia="Malgun Gothic"/>
+          <w:b w:val="0"/>
+          <w:i w:val="0"/>
+          <w:sz w:val="21"/>
+        </w:rPr>
+        <w:t>To validate whether the projected uplift materializes, each strategy needs a leading indicator that can be checked well before full month-end revenue is known, plus a small set of overall guardrail metrics tracked throughout the 30-day execution window.</w:t>
+      </w:r>
+    </w:p>
+    <w:p>
+      <w:pPr>
+        <w:pStyle w:val="ListBullet"/>
+        <w:spacing w:after="80"/>
+      </w:pPr>
+      <w:r>
+        <w:rPr>
+          <w:rFonts w:ascii="Malgun Gothic" w:hAnsi="Malgun Gothic" w:eastAsia="Malgun Gothic"/>
+          <w:b w:val="0"/>
+          <w:i w:val="0"/>
+          <w:sz w:val="21"/>
+        </w:rPr>
+        <w:t>Strategy 1 (Demand Event Days): daily revenue on each event day compared against the trailing 7-day weekday average, target +150% [15] or more — checked same-day.</w:t>
+      </w:r>
+    </w:p>
+    <w:p>
+      <w:pPr>
+        <w:pStyle w:val="ListBullet"/>
+        <w:spacing w:after="80"/>
+      </w:pPr>
+      <w:r>
+        <w:rPr>
+          <w:rFonts w:ascii="Malgun Gothic" w:hAnsi="Malgun Gothic" w:eastAsia="Malgun Gothic"/>
+          <w:b w:val="0"/>
+          <w:i w:val="0"/>
+          <w:sz w:val="21"/>
+        </w:rPr>
+        <w:t>Strategy 2 (Bundle Cross-Sell): bundle attach rate (% of Fruit/Nuts/Rice or Ready Meal/Meal Kit/Salad orders that also include the other category) compared against the 48.6% [36] cohort-day co-occurrence baseline — checked weekly during the A/B test.</w:t>
+      </w:r>
+    </w:p>
+    <w:p>
+      <w:pPr>
+        <w:pStyle w:val="ListBullet"/>
+        <w:spacing w:after="80"/>
+      </w:pPr>
+      <w:r>
+        <w:rPr>
+          <w:rFonts w:ascii="Malgun Gothic" w:hAnsi="Malgun Gothic" w:eastAsia="Malgun Gothic"/>
+          <w:b w:val="0"/>
+          <w:i w:val="0"/>
+          <w:sz w:val="21"/>
+        </w:rPr>
+        <w:t>Strategy 3 (Premium Cohort Upsell): Cluster 1 average order value compared against the 22,941 KRW [24] baseline, targeting closure of 40% of the 3,229 KRW [54] gap to the M50s ceiling of 26,169 KRW [31] — checked at soft-launch and full-rollout milestones.</w:t>
+      </w:r>
+    </w:p>
+    <w:p>
+      <w:pPr>
+        <w:pStyle w:val="ListBullet"/>
+        <w:spacing w:after="80"/>
+      </w:pPr>
+      <w:r>
+        <w:rPr>
+          <w:rFonts w:ascii="Malgun Gothic" w:hAnsi="Malgun Gothic" w:eastAsia="Malgun Gothic"/>
+          <w:b w:val="0"/>
+          <w:i w:val="0"/>
+          <w:sz w:val="21"/>
+        </w:rPr>
+        <w:t>Overall guardrails (tracked weekly): total weekly revenue vs. the 48,831,086 KRW [3] monthly baseline pace, total discount KRW given (to confirm Strategy 2 is not increasing net discount spend versus the 1,452,260 KRW [60] WEEKEND20 baseline), and order count by day type (weekday / promo weekend / event day) to confirm demand-timing shifts are occurring as planned.</w:t>
+      </w:r>
+    </w:p>
+    <w:p>
+      <w:pPr>
+        <w:spacing w:after="160" w:line="276" w:lineRule="auto"/>
+        <w:jc w:val="both"/>
+      </w:pPr>
+      <w:r>
+        <w:rPr>
+          <w:rFonts w:ascii="Malgun Gothic" w:hAnsi="Malgun Gothic" w:eastAsia="Malgun Gothic"/>
+          <w:b w:val="0"/>
+          <w:i w:val="0"/>
+          <w:sz w:val="21"/>
+        </w:rPr>
+        <w:t>Because all three strategies rely on assumption-based response rates (capture, conversion, and gap-closure percentages) rather than directly observed treatment effects, the recommended approach is to launch Strategy 2 as a formal A/B test where feasible (holding out a control group of weekends under the current WEEKEND20 mechanics) and to treat Strategy 1 and Strategy 3 as measured pilots in month one, with the conservative/base/optimistic ranges in this report used as the pre-registered success bands for go/no-go decisions on continued rollout.</w:t>
       </w:r>
     </w:p>
     <w:p>
@@ -3986,14 +2585,13 @@
           <w:i w:val="0"/>
           <w:sz w:val="21"/>
         </w:rPr>
-        <w:t>Readers should weigh the following constraints when acting on this report's findings.</w:t>
+        <w:t>The findings and projections in this report are subject to the following limitations, carried forward from the underlying data and the independent validation process, and should be read alongside every figure above.</w:t>
       </w:r>
     </w:p>
     <w:p>
       <w:pPr>
         <w:pStyle w:val="ListBullet"/>
         <w:spacing w:after="80"/>
-        <w:ind w:left="283"/>
       </w:pPr>
       <w:r>
         <w:rPr>
@@ -4002,14 +2600,13 @@
           <w:i w:val="0"/>
           <w:sz w:val="21"/>
         </w:rPr>
-        <w:t>Observational, not causal: WEEKEND20's AOV and volume differences are associative. Because the promotion fires deterministically on weekends and never on weekdays, its effect is fully confounded with day-of-week shopping behavior; no causal lift can be isolated from this dataset without an experimental (A/B) design.</w:t>
+        <w:t>No customer ID or order ID exists in the source data; all 'segments' in this report are demographic cohorts (Gender x Age Group) or basket-value tiers, not individual customer behavior. True customer lifetime value, repeat-purchase rate, and churn-risk analysis are not possible with this data.</w:t>
       </w:r>
     </w:p>
     <w:p>
       <w:pPr>
         <w:pStyle w:val="ListBullet"/>
         <w:spacing w:after="80"/>
-        <w:ind w:left="283"/>
       </w:pPr>
       <w:r>
         <w:rPr>
@@ -4018,14 +2615,13 @@
           <w:i w:val="0"/>
           <w:sz w:val="21"/>
         </w:rPr>
-        <w:t>Short holiday window: The 2025-05-05/06 holiday comparison rests on symmetric 2-day windows (pre/holiday/post), meaning each window reflects only 2 calendar days. A single unusual day can disproportionately move the daily average; the holiday figures should be treated as a single-event case study rather than a generalizable seasonal pattern.</w:t>
+        <w:t>The K-means clustering (k=3) was fit on only 10 cohort data points, selected via elbow-method inertia flattening. This is a reproducible methodology but a small sample — cluster assignments should be treated as directional guidance, not statistically definitive segments.</w:t>
       </w:r>
     </w:p>
     <w:p>
       <w:pPr>
         <w:pStyle w:val="ListBullet"/>
         <w:spacing w:after="80"/>
-        <w:ind w:left="283"/>
       </w:pPr>
       <w:r>
         <w:rPr>
@@ -4034,14 +2630,13 @@
           <w:i w:val="0"/>
           <w:sz w:val="21"/>
         </w:rPr>
-        <w:t>Small-sample segments: Two of the three top-ranked growth-potential segments (Meat/Processed Meat/Egg × 20s × Female; Meat/Processed Meat/Egg × 60s × Male) are built on exactly 5 orders each, the minimum threshold applied in the scoring framework. Revenue-gap and AOV figures for these segments carry wide uncertainty bands not reflected in the point estimates presented.</w:t>
+        <w:t>Cross-sell affinities are computed via a cohort + same-day co-occurrence proxy, not true same-basket co-purchase, because no basket ID exists; the 48.6% [36] top-pair support figure reflects this proxy methodology.</w:t>
       </w:r>
     </w:p>
     <w:p>
       <w:pPr>
         <w:pStyle w:val="ListBullet"/>
         <w:spacing w:after="80"/>
-        <w:ind w:left="283"/>
       </w:pPr>
       <w:r>
         <w:rPr>
@@ -4050,14 +2645,13 @@
           <w:i w:val="0"/>
           <w:sz w:val="21"/>
         </w:rPr>
-        <w:t>Single-period data: The analysis covers only 14 days (2025-05-01 to 2025-05-14 [13]) from one dataset; there is no prior-period or prior-year baseline to confirm whether the observed holiday surge or category/city interaction effects are stable patterns versus one-off occurrences.</w:t>
+        <w:t>No cost, margin, waste, spoilage, stockout, or returns data exist in the source file. All revenue-optimization and operational-efficiency findings are based on revenue (Amount) alone and should be validated against true product-level margins before committing budget.</w:t>
       </w:r>
     </w:p>
     <w:p>
       <w:pPr>
         <w:pStyle w:val="ListBullet"/>
         <w:spacing w:after="80"/>
-        <w:ind w:left="283"/>
       </w:pPr>
       <w:r>
         <w:rPr>
@@ -4066,7 +2660,37 @@
           <w:i w:val="0"/>
           <w:sz w:val="21"/>
         </w:rPr>
-        <w:t>Revenue projections are planning scenarios: The conservative/base/optimistic uplift figures assume a stated percentage closure of each segment's demographic-proportional revenue gap; these are illustrative assumptions for prioritization purposes, not forecasts, and have not been validated against any realized post-intervention outcome.</w:t>
+        <w:t>All three strategies' uplift projections combine verified historical baselines (holiday lift, bundle category revenue, AOV gap) with assumption-based capture/conversion/gap-closure rates that are explicitly labeled as planning estimates, not observed outcomes. They should be validated through A/B testing or measured pilots during execution rather than treated as guaranteed results.</w:t>
+      </w:r>
+    </w:p>
+    <w:p>
+      <w:pPr>
+        <w:pStyle w:val="ListBullet"/>
+        <w:spacing w:after="80"/>
+      </w:pPr>
+      <w:r>
+        <w:rPr>
+          <w:rFonts w:ascii="Malgun Gothic" w:hAnsi="Malgun Gothic" w:eastAsia="Malgun Gothic"/>
+          <w:b w:val="0"/>
+          <w:i w:val="0"/>
+          <w:sz w:val="21"/>
+        </w:rPr>
+        <w:t>Correlation does not imply causation. The pricing/discount correlation findings in this report (e.g., price vs. quantity, promo vs. amount) are descriptive associations within a 14-day aggregate dataset, not evidence of a controlled causal experiment.</w:t>
+      </w:r>
+    </w:p>
+    <w:p>
+      <w:pPr>
+        <w:pStyle w:val="ListBullet"/>
+        <w:spacing w:after="80"/>
+      </w:pPr>
+      <w:r>
+        <w:rPr>
+          <w:rFonts w:ascii="Malgun Gothic" w:hAnsi="Malgun Gothic" w:eastAsia="Malgun Gothic"/>
+          <w:b w:val="0"/>
+          <w:i w:val="0"/>
+          <w:sz w:val="21"/>
+        </w:rPr>
+        <w:t>The 14-day observation window is short; seasonality beyond this bi-weekly pattern (a true monthly cycle, other holidays, or longer-term trend) cannot be verified from this data alone, and the baseline next-month projection assumes May patterns are reasonably representative of the immediate next month.</w:t>
       </w:r>
     </w:p>
     <w:p>
@@ -4081,7 +2705,7 @@
           <w:color w:val="34495E"/>
           <w:sz w:val="36"/>
         </w:rPr>
-        <w:t>데이터 출처 및 계산 근거</w:t>
+        <w:t>References</w:t>
       </w:r>
     </w:p>
     <w:p>
@@ -4096,7 +2720,7 @@
           <w:i w:val="0"/>
           <w:sz w:val="21"/>
         </w:rPr>
-        <w:t>[1] Total Amount across full period (2025-05-01~14): SUM(Amount)</w:t>
+        <w:t>[1] Total revenue across full period (2025-05-01 to 2025-05-14): SUM(Amount)</w:t>
       </w:r>
     </w:p>
     <w:p>
@@ -4111,7 +2735,7 @@
           <w:i w:val="0"/>
           <w:sz w:val="21"/>
         </w:rPr>
-        <w:t>[2] WEEKEND20 AOV lift (%) vs non-promo within Category=Coffee/Tea: (AOV_promo - AOV_nonpromo)/AOV_nonpromo*100 WITHIN segment</w:t>
+        <w:t>[2] Average order value (AOV): MEAN(Amount)</w:t>
       </w:r>
     </w:p>
     <w:p>
@@ -4126,7 +2750,7 @@
           <w:i w:val="0"/>
           <w:sz w:val="21"/>
         </w:rPr>
-        <w:t>[3] Category=Meat/Processed Meat/Egg x ship-city=Seocho-gu: interaction index: SUM(Amount|cat,city)/(marginal(cat)marginal(city)/total)100</w:t>
+        <w:t>[3] Projected baseline next-month revenue (avg daily revenue x 30 days): avg_daily_revenue * 30</w:t>
       </w:r>
     </w:p>
     <w:p>
@@ -4141,7 +2765,7 @@
           <w:i w:val="0"/>
           <w:sz w:val="21"/>
         </w:rPr>
-        <w:t>[4] Category=Fruit/Nuts/Rice x Age Group=20s: interaction index (100=expected under independence): SUM(Amount|cat,ag) / (marginal(cat)marginal(ag)/total)  100</w:t>
+        <w:t>[4] Revenue/day lift: public holiday (no promo) vs regular weekday: (avg_rev_holiday - avg_rev_weekday) / avg_rev_weekday * 100</w:t>
       </w:r>
     </w:p>
     <w:p>
@@ -4156,7 +2780,7 @@
           <w:i w:val="0"/>
           <w:sz w:val="21"/>
         </w:rPr>
-        <w:t>[5] AOV on weekends (excl. holiday days): AVG(Amount WHERE is_weekend=True AND event_window!='holiday')</w:t>
+        <w:t>[5] Revenue/day lift: promo weekend vs regular weekday (net of 20% discount): (avg_rev_promo_weekend - avg_rev_weekday) / avg_rev_weekday * 100</w:t>
       </w:r>
     </w:p>
     <w:p>
@@ -4171,7 +2795,7 @@
           <w:i w:val="0"/>
           <w:sz w:val="21"/>
         </w:rPr>
-        <w:t>[6] AOV for non-promoted orders: AVG(Amount WHERE WEEKEND20_flag=False)</w:t>
+        <w:t>[6] Revenue share of basket tier 'Premium (&gt;23,800)': tier_revenue / total_revenue * 100</w:t>
       </w:r>
     </w:p>
     <w:p>
@@ -4186,7 +2810,7 @@
           <w:i w:val="0"/>
           <w:sz w:val="21"/>
         </w:rPr>
-        <w:t>[7] Daily average Amount in full window: holiday (05-05/06): SUM(Amount WHERE event_window='holiday (05-05/06)')/2</w:t>
+        <w:t>[7] Revenue share of K-means cluster 1: SUM(cluster revenue) / total_revenue * 100</w:t>
       </w:r>
     </w:p>
     <w:p>
@@ -4201,7 +2825,7 @@
           <w:i w:val="0"/>
           <w:sz w:val="21"/>
         </w:rPr>
-        <w:t>[8] Daily average Amount in symmetric window: pre-holiday(2d): SUM(Amount WHERE event_window_sym='pre-holiday(2d)')/2</w:t>
+        <w:t>[8] K-means cluster assignment for cohort F 50s (k=3): KMeans(k=3).fit_predict(standardized[aov, avg_qty, promo_rate, order_count])</w:t>
       </w:r>
     </w:p>
     <w:p>
@@ -4216,7 +2840,7 @@
           <w:i w:val="0"/>
           <w:sz w:val="21"/>
         </w:rPr>
-        <w:t>[9] Total projected revenue uplift across top-3 segments, conservative scenario: SUM(projected_uplift_krw WHERE scenario=conservative)</w:t>
+        <w:t>[9] K-means cluster assignment for cohort F 30s (k=3): KMeans(k=3).fit_predict(standardized[aov, avg_qty, promo_rate, order_count])</w:t>
       </w:r>
     </w:p>
     <w:p>
@@ -4231,7 +2855,7 @@
           <w:i w:val="0"/>
           <w:sz w:val="21"/>
         </w:rPr>
-        <w:t>[10] Total projected revenue uplift across top-3 segments, optimistic scenario: SUM(projected_uplift_krw WHERE scenario=optimistic)</w:t>
+        <w:t>[10] Combined base-case projected monthly revenue uplift across all 3 strategies: s1_uplift_base + s2_uplift_base + s3_uplift_base</w:t>
       </w:r>
     </w:p>
     <w:p>
@@ -4246,7 +2870,7 @@
           <w:i w:val="0"/>
           <w:sz w:val="21"/>
         </w:rPr>
-        <w:t>[11] Total projected revenue uplift across top-3 segments, base scenario: SUM(projected_uplift_krw WHERE scenario=base)</w:t>
+        <w:t>[11] Combined base-case uplift as % of projected baseline month revenue: combined_base_uplift / baseline_month_revenue * 100</w:t>
       </w:r>
     </w:p>
     <w:p>
@@ -4261,7 +2885,7 @@
           <w:i w:val="0"/>
           <w:sz w:val="21"/>
         </w:rPr>
-        <w:t>[12] Base-scenario uplift as % of total period revenue (22.79M KRW): total_base_uplift / total_period_amount * 100</w:t>
+        <w:t>[12] Average daily revenue over 14-day period: MEAN(daily SUM(Amount))</w:t>
       </w:r>
     </w:p>
     <w:p>
@@ -4276,7 +2900,7 @@
           <w:i w:val="0"/>
           <w:sz w:val="21"/>
         </w:rPr>
-        <w:t>[13] Projected uplift as % of segment baseline revenue (base scenario): Ready Meal/Meal Kit/Salad x 40s x F: projected_uplift_krw / baseline_amount * 100</w:t>
+        <w:t>[13] Average daily revenue on public holidays (2025-05-05, 2025-05-06): MEAN(daily revenue) WHERE is_holiday</w:t>
       </w:r>
     </w:p>
     <w:p>
@@ -4291,7 +2915,7 @@
           <w:i w:val="0"/>
           <w:sz w:val="21"/>
         </w:rPr>
-        <w:t>[14] Holiday-window revenue share shift (pp) for Category=Vegetables vs pre+post baseline: holiday_share_pct - baseline_share_pct</w:t>
+        <w:t>[14] Discount given as % of estimated list revenue: discount_given / est_list_revenue * 100</w:t>
       </w:r>
     </w:p>
     <w:p>
@@ -4306,7 +2930,7 @@
           <w:i w:val="0"/>
           <w:sz w:val="21"/>
         </w:rPr>
-        <w:t>[15] AOV on weekdays (excl. holiday days): AVG(Amount WHERE is_weekend=False AND event_window!='holiday')</w:t>
+        <w:t>[15] Average daily order count on public holidays: MEAN(daily order count) WHERE is_holiday</w:t>
       </w:r>
     </w:p>
     <w:p>
@@ -4321,7 +2945,7 @@
           <w:i w:val="0"/>
           <w:sz w:val="21"/>
         </w:rPr>
-        <w:t>[16] Peak daily Amount on 2025-05-05: MAX(daily SUM(Amount))</w:t>
+        <w:t>[16] Revenue share of category 'Fruit/Nuts/Rice': category_revenue / total_revenue * 100</w:t>
       </w:r>
     </w:p>
     <w:p>
@@ -4336,7 +2960,7 @@
           <w:i w:val="0"/>
           <w:sz w:val="21"/>
         </w:rPr>
-        <w:t>[17] Trough daily Amount on 2025-05-12: MIN(daily SUM(Amount))</w:t>
+        <w:t>[17] Revenue share of category 'Health Supplements': category_revenue / total_revenue * 100</w:t>
       </w:r>
     </w:p>
     <w:p>
@@ -4351,7 +2975,7 @@
           <w:i w:val="0"/>
           <w:sz w:val="21"/>
         </w:rPr>
-        <w:t>[18] Average daily Amount on weekend days (excl. holiday): SUM(weekend Amount)/COUNT(DISTINCT weekend dates)</w:t>
+        <w:t>[18] Percent of product catalog generating 80% of revenue: n_products_80 / total_products * 100</w:t>
       </w:r>
     </w:p>
     <w:p>
@@ -4366,7 +2990,7 @@
           <w:i w:val="0"/>
           <w:sz w:val="21"/>
         </w:rPr>
-        <w:t>[19] Average daily Amount on weekday days (excl. holiday): SUM(weekday Amount)/COUNT(DISTINCT weekday dates)</w:t>
+        <w:t>[19] Revenue share of top 5 products: SUM(top5 revenue) / total_revenue * 100</w:t>
       </w:r>
     </w:p>
     <w:p>
@@ -4381,7 +3005,7 @@
           <w:i w:val="0"/>
           <w:sz w:val="21"/>
         </w:rPr>
-        <w:t>[20] WEEKEND20 penetration rate within ship-city=Seocho-gu: COUNT(WEEKEND20_flag=True)/COUNT(all) * 100 WITHIN segment</w:t>
+        <w:t>[20] Combined revenue share of bottom 8 products (long tail): SUM(bottom8 revenue) / total_revenue * 100</w:t>
       </w:r>
     </w:p>
     <w:p>
@@ -4396,7 +3020,7 @@
           <w:i w:val="0"/>
           <w:sz w:val="21"/>
         </w:rPr>
-        <w:t>[21] WEEKEND20 penetration rate within ship-city=Gangseo-gu: COUNT(WEEKEND20_flag=True)/COUNT(all) * 100 WITHIN segment</w:t>
+        <w:t>[21] Total revenue for product 'Hanwoo Beef Gift Set': SUM(Amount) WHERE Product==prod</w:t>
       </w:r>
     </w:p>
     <w:p>
@@ -4411,7 +3035,7 @@
           <w:i w:val="0"/>
           <w:sz w:val="21"/>
         </w:rPr>
-        <w:t>[22] AOV for WEEKEND20-exposed orders: AVG(Amount WHERE WEEKEND20_flag=True)</w:t>
+        <w:t>[22] Revenue share of K-means cluster 0: SUM(cluster revenue) / total_revenue * 100</w:t>
       </w:r>
     </w:p>
     <w:p>
@@ -4426,7 +3050,7 @@
           <w:i w:val="0"/>
           <w:sz w:val="21"/>
         </w:rPr>
-        <w:t>[23] T-test p-value: WEEKEND20 vs non-promo AOV difference significance: scipy.stats.ttest_ind(Amount|WEEKEND20=True, Amount|WEEKEND20=False, equal_var=False)</w:t>
+        <w:t>[23] Average promo usage rate within K-means cluster 0: MEAN(cohort promo_rate) * 100 WHERE cluster==c</w:t>
       </w:r>
     </w:p>
     <w:p>
@@ -4441,7 +3065,7 @@
           <w:i w:val="0"/>
           <w:sz w:val="21"/>
         </w:rPr>
-        <w:t>[24] Estimated pre-discount (gross) revenue for WEEKEND20 orders: SUM(Amount WHERE WEEKEND20_flag=True) / (1 - 0.20)</w:t>
+        <w:t>[24] Average order value of Cluster 1 cohorts (F50s, M50s, M60s): MEAN(Amount) WHERE (Gender,Age Group) IN [(F,50s),(M,50s),(M,60s)]</w:t>
       </w:r>
     </w:p>
     <w:p>
@@ -4456,7 +3080,7 @@
           <w:i w:val="0"/>
           <w:sz w:val="21"/>
         </w:rPr>
-        <w:t>[25] Total Amount on weekends (excl. holiday days): SUM(Amount WHERE is_weekend=True AND event_window!='holiday')</w:t>
+        <w:t>[25] Average promo usage rate within K-means cluster 1: MEAN(cohort promo_rate) * 100 WHERE cluster==c</w:t>
       </w:r>
     </w:p>
     <w:p>
@@ -4471,7 +3095,7 @@
           <w:i w:val="0"/>
           <w:sz w:val="21"/>
         </w:rPr>
-        <w:t>[26] Estimated discount cost (revenue given up) from WEEKEND20: gross_estimate - actual_amount</w:t>
+        <w:t>[26] Revenue share of K-means cluster 2: SUM(cluster revenue) / total_revenue * 100</w:t>
       </w:r>
     </w:p>
     <w:p>
@@ -4486,7 +3110,7 @@
           <w:i w:val="0"/>
           <w:sz w:val="21"/>
         </w:rPr>
-        <w:t>[27] WEEKEND20 AOV lift (%) vs non-promo within ship-city=Seocho-gu: (AOV_promo - AOV_nonpromo)/AOV_nonpromo*100 WITHIN segment</w:t>
+        <w:t>[27] Average order value for age group '30s': MEAN(Amount) WHERE Age Group==age</w:t>
       </w:r>
     </w:p>
     <w:p>
@@ -4501,7 +3125,7 @@
           <w:i w:val="0"/>
           <w:sz w:val="21"/>
         </w:rPr>
-        <w:t>[28] Daily average Amount in symmetric window: post-holiday(2d): SUM(Amount WHERE event_window_sym='post-holiday(2d)')/2</w:t>
+        <w:t>[28] Top category ('Health Supplements') revenue share within cohort F 60s: cohort_category_revenue / cohort_total_revenue * 100</w:t>
       </w:r>
     </w:p>
     <w:p>
@@ -4516,7 +3140,7 @@
           <w:i w:val="0"/>
           <w:sz w:val="21"/>
         </w:rPr>
-        <w:t>[29] Holiday window daily-avg Amount vs pre-holiday(2d) window, % change: (holiday_daily_avg - pre_daily_avg)/pre_daily_avg*100</w:t>
+        <w:t>[29] Top category ('Health Supplements') revenue share within cohort M 60s: cohort_category_revenue / cohort_total_revenue * 100</w:t>
       </w:r>
     </w:p>
     <w:p>
@@ -4531,7 +3155,7 @@
           <w:i w:val="0"/>
           <w:sz w:val="21"/>
         </w:rPr>
-        <w:t>[30] Holiday window daily-avg Amount vs post-holiday(2d) window, % change: (holiday_daily_avg - post_daily_avg)/post_daily_avg*100</w:t>
+        <w:t>[30] Top category ('Fruit/Nuts/Rice') revenue share within cohort M 50s: cohort_category_revenue / cohort_total_revenue * 100</w:t>
       </w:r>
     </w:p>
     <w:p>
@@ -4546,7 +3170,7 @@
           <w:i w:val="0"/>
           <w:sz w:val="21"/>
         </w:rPr>
-        <w:t>[31] Holiday(no-promo) daily avg Amount minus average of adjacent promo-weekend daily avgs: holiday_daily_avg - AVG(pre_weekend_daily_avg, post_weekend_daily_avg)</w:t>
+        <w:t>[31] AOV ceiling target: M50s cohort (highest observed cohort AOV): MEAN(Amount) WHERE Gender==M AND Age Group==50s</w:t>
       </w:r>
     </w:p>
     <w:p>
@@ -4561,7 +3185,7 @@
           <w:i w:val="0"/>
           <w:sz w:val="21"/>
         </w:rPr>
-        <w:t>[32] Projected uplift as % of segment baseline revenue (conservative scenario): Meat/Processed Meat/Egg x 20s x F: projected_uplift_krw / baseline_amount * 100</w:t>
+        <w:t>[32] Total revenue for basket tier 'Premium (&gt;23,800)': SUM(Amount) WHERE basket_tier==tier</w:t>
       </w:r>
     </w:p>
     <w:p>
@@ -4576,7 +3200,7 @@
           <w:i w:val="0"/>
           <w:sz w:val="21"/>
         </w:rPr>
-        <w:t>[33] Category=Meat/Processed Meat/Egg: AOV: AVG(Amount WHERE Category='Meat/Processed Meat/Egg')</w:t>
+        <w:t>[33] Revenue share of basket tier 'High (12,900-23,800)': tier_revenue / total_revenue * 100</w:t>
       </w:r>
     </w:p>
     <w:p>
@@ -4591,7 +3215,7 @@
           <w:i w:val="0"/>
           <w:sz w:val="21"/>
         </w:rPr>
-        <w:t>[34] Revenue gap vs demographic-proportional expectation (%): Meat/Processed Meat/Egg x 20s x F: (expected_amount_if_proportional - actual_amount)/expected_amount_if_proportional*100</w:t>
+        <w:t>[34] Revenue share of basket tier 'Mid (7,120-12,900)': tier_revenue / total_revenue * 100</w:t>
       </w:r>
     </w:p>
     <w:p>
@@ -4606,7 +3230,7 @@
           <w:i w:val="0"/>
           <w:sz w:val="21"/>
         </w:rPr>
-        <w:t>[35] Category=Ready Meal/Meal Kit/Salad: AOV: AVG(Amount WHERE Category='Ready Meal/Meal Kit/Salad')</w:t>
+        <w:t>[35] Revenue share of basket tier 'Low (&lt;=7,120)': tier_revenue / total_revenue * 100</w:t>
       </w:r>
     </w:p>
     <w:p>
@@ -4621,7 +3245,7 @@
           <w:i w:val="0"/>
           <w:sz w:val="21"/>
         </w:rPr>
-        <w:t>[36] WEEKEND20 penetration rate within ship-city=Mapo-gu: COUNT(WEEKEND20_flag=True)/COUNT(all) * 100 WITHIN segment</w:t>
+        <w:t>[36] Support % of top category co-occurrence pair (Fruit/Nuts/Rice + Ready Meal/Meal Kit/Salad): co_occurrence_count / total_cohort_day_groups * 100</w:t>
       </w:r>
     </w:p>
     <w:p>
@@ -4636,7 +3260,7 @@
           <w:i w:val="0"/>
           <w:sz w:val="21"/>
         </w:rPr>
-        <w:t>[37] Revenue gap vs demographic-proportional expectation (%): Meat/Processed Meat/Egg x 60s x M: (expected_amount_if_proportional - actual_amount)/expected_amount_if_proportional*100</w:t>
+        <w:t>[37] Combined 14-day revenue of top affinity bundle categories (Fruit/Nuts/Rice + Ready Meal/Meal Kit/Salad): SUM(Amount) WHERE Category IN [Fruit/Nuts/Rice, Ready Meal/Meal Kit/Salad]</w:t>
       </w:r>
     </w:p>
     <w:p>
@@ -4651,7 +3275,7 @@
           <w:i w:val="0"/>
           <w:sz w:val="21"/>
         </w:rPr>
-        <w:t>[38] Projected revenue uplift (conservative scenario, 15% gap closure): Meat/Processed Meat/Egg x 20s x F: revenue_gap_vs_expected * gap_closure_assumption_pct</w:t>
+        <w:t>[38] Order volume lift: avg daily orders on promo weekend vs regular weekday: (avg_orders_promo_weekend - avg_orders_weekday) / avg_orders_weekday * 100</w:t>
       </w:r>
     </w:p>
     <w:p>
@@ -4666,7 +3290,7 @@
           <w:i w:val="0"/>
           <w:sz w:val="21"/>
         </w:rPr>
-        <w:t>[39] Projected revenue uplift (optimistic scenario, 50% gap closure): Meat/Processed Meat/Egg x 20s x F: revenue_gap_vs_expected * gap_closure_assumption_pct</w:t>
+        <w:t>[39] Unit volume lift: avg daily units on promo weekend (Sat/Sun, non-holiday) vs regular weekday: (avg_units_promo_weekend - avg_units_weekday) / avg_units_weekday * 100</w:t>
       </w:r>
     </w:p>
     <w:p>
@@ -4681,7 +3305,7 @@
           <w:i w:val="0"/>
           <w:sz w:val="21"/>
         </w:rPr>
-        <w:t>[40] Projected revenue uplift (base scenario, 30% gap closure): Meat/Processed Meat/Egg x 20s x F: revenue_gap_vs_expected * gap_closure_assumption_pct</w:t>
+        <w:t>[40] Estimated pre-discount list revenue (reconstructed: promo_amount/0.8): SUM(IF has_promo: Amount/0.8 ELSE Amount)</w:t>
       </w:r>
     </w:p>
     <w:p>
@@ -4696,7 +3320,7 @@
           <w:i w:val="0"/>
           <w:sz w:val="21"/>
         </w:rPr>
-        <w:t>[41] Projected revenue uplift (conservative scenario, 15% gap closure): Ready Meal/Meal Kit/Salad x 40s x F: revenue_gap_vs_expected * gap_closure_assumption_pct</w:t>
+        <w:t>[41] Total revenue for gender 'F': SUM(Amount) WHERE Gender==gender</w:t>
       </w:r>
     </w:p>
     <w:p>
@@ -4711,7 +3335,7 @@
           <w:i w:val="0"/>
           <w:sz w:val="21"/>
         </w:rPr>
-        <w:t>[42] Projected revenue uplift (optimistic scenario, 50% gap closure): Ready Meal/Meal Kit/Salad x 40s x F: revenue_gap_vs_expected * gap_closure_assumption_pct</w:t>
+        <w:t>[42] Average order value for gender 'F': MEAN(Amount) WHERE Gender==gender</w:t>
       </w:r>
     </w:p>
     <w:p>
@@ -4726,7 +3350,7 @@
           <w:i w:val="0"/>
           <w:sz w:val="21"/>
         </w:rPr>
-        <w:t>[43] Projected revenue uplift (base scenario, 30% gap closure): Ready Meal/Meal Kit/Salad x 40s x F: revenue_gap_vs_expected * gap_closure_assumption_pct</w:t>
+        <w:t>[43] Total revenue for gender 'M': SUM(Amount) WHERE Gender==gender</w:t>
       </w:r>
     </w:p>
     <w:p>
@@ -4741,7 +3365,7 @@
           <w:i w:val="0"/>
           <w:sz w:val="21"/>
         </w:rPr>
-        <w:t>[44] AOV gap vs category benchmark (%): Meat/Processed Meat/Egg x 60s x M: (segment_AOV - category_AOV_benchmark)/category_AOV_benchmark*100</w:t>
+        <w:t>[44] Average order value for gender 'M': MEAN(Amount) WHERE Gender==gender</w:t>
       </w:r>
     </w:p>
     <w:p>
@@ -4756,7 +3380,7 @@
           <w:i w:val="0"/>
           <w:sz w:val="21"/>
         </w:rPr>
-        <w:t>[45] Projected revenue uplift (conservative scenario, 15% gap closure): Meat/Processed Meat/Egg x 60s x M: revenue_gap_vs_expected * gap_closure_assumption_pct</w:t>
+        <w:t>[45] Average order value for age group '50s': MEAN(Amount) WHERE Age Group==age</w:t>
       </w:r>
     </w:p>
     <w:p>
@@ -4771,7 +3395,7 @@
           <w:i w:val="0"/>
           <w:sz w:val="21"/>
         </w:rPr>
-        <w:t>[46] Projected revenue uplift (optimistic scenario, 50% gap closure): Meat/Processed Meat/Egg x 60s x M: revenue_gap_vs_expected * gap_closure_assumption_pct</w:t>
+        <w:t>[46] Average order value for age group '20s': MEAN(Amount) WHERE Age Group==age</w:t>
       </w:r>
     </w:p>
     <w:p>
@@ -4786,7 +3410,7 @@
           <w:i w:val="0"/>
           <w:sz w:val="21"/>
         </w:rPr>
-        <w:t>[47] Projected revenue uplift (base scenario, 30% gap closure): Meat/Processed Meat/Egg x 60s x M: revenue_gap_vs_expected * gap_closure_assumption_pct</w:t>
+        <w:t>[47] Absolute daily revenue lift of holiday vs weekday (KRW): daily_holiday_rev - daily_weekday_rev</w:t>
       </w:r>
     </w:p>
     <w:p>
@@ -4801,7 +3425,7 @@
           <w:i w:val="0"/>
           <w:sz w:val="21"/>
         </w:rPr>
-        <w:t>[48] ship-city=Seongdong-gu: AOV: AVG(Amount WHERE ship-city='Seongdong-gu')</w:t>
+        <w:t>[48] Strategy 1 (conservative scenario) projected monthly revenue uplift from 2 planned demand-event days: holiday_lift_abs  capture_rate  n_event_days(2)</w:t>
       </w:r>
     </w:p>
     <w:p>
@@ -4816,7 +3440,7 @@
           <w:i w:val="0"/>
           <w:sz w:val="21"/>
         </w:rPr>
-        <w:t>[49] Age Group=20s: AOV: AVG(Amount WHERE Age Group='20s')</w:t>
+        <w:t>[49] Projected monthly revenue of bundle categories (14-day bundle revenue scaled to 30 days): bundle_rev / 14 * 30</w:t>
       </w:r>
     </w:p>
     <w:p>
@@ -4831,7 +3455,7 @@
           <w:i w:val="0"/>
           <w:sz w:val="21"/>
         </w:rPr>
-        <w:t>[50] Projected uplift as % of segment baseline revenue (base scenario): Meat/Processed Meat/Egg x 20s x F: projected_uplift_krw / baseline_amount * 100</w:t>
+        <w:t>[50] Strategy 2 addressable monthly revenue base (non-bundle-buyer share of bundle category revenue): monthly_bundle_rev * (1 - cross_sell_support_rate(48.6%))</w:t>
       </w:r>
     </w:p>
     <w:p>
@@ -4846,7 +3470,142 @@
           <w:i w:val="0"/>
           <w:sz w:val="21"/>
         </w:rPr>
-        <w:t>[51] Projected uplift as % of segment baseline revenue (optimistic scenario): Meat/Processed Meat/Egg x 20s x F: projected_uplift_krw / baseline_amount * 100</w:t>
+        <w:t>[51] Strategy 2 (conservative scenario) projected monthly incremental revenue from targeted bundle cross-sell offer: addressable_monthly * conversion_rate</w:t>
+      </w:r>
+    </w:p>
+    <w:p>
+      <w:pPr>
+        <w:spacing w:after="160" w:line="276" w:lineRule="auto"/>
+        <w:jc w:val="both"/>
+      </w:pPr>
+      <w:r>
+        <w:rPr>
+          <w:rFonts w:ascii="Malgun Gothic" w:hAnsi="Malgun Gothic" w:eastAsia="Malgun Gothic"/>
+          <w:b w:val="0"/>
+          <w:i w:val="0"/>
+          <w:sz w:val="21"/>
+        </w:rPr>
+        <w:t>[52] Strategy 2 (base scenario) projected monthly incremental revenue from targeted bundle cross-sell offer: addressable_monthly * conversion_rate</w:t>
+      </w:r>
+    </w:p>
+    <w:p>
+      <w:pPr>
+        <w:spacing w:after="160" w:line="276" w:lineRule="auto"/>
+        <w:jc w:val="both"/>
+      </w:pPr>
+      <w:r>
+        <w:rPr>
+          <w:rFonts w:ascii="Malgun Gothic" w:hAnsi="Malgun Gothic" w:eastAsia="Malgun Gothic"/>
+          <w:b w:val="0"/>
+          <w:i w:val="0"/>
+          <w:sz w:val="21"/>
+        </w:rPr>
+        <w:t>[53] Strategy 2 (optimistic scenario) projected monthly incremental revenue from targeted bundle cross-sell offer: addressable_monthly * conversion_rate</w:t>
+      </w:r>
+    </w:p>
+    <w:p>
+      <w:pPr>
+        <w:spacing w:after="160" w:line="276" w:lineRule="auto"/>
+        <w:jc w:val="both"/>
+      </w:pPr>
+      <w:r>
+        <w:rPr>
+          <w:rFonts w:ascii="Malgun Gothic" w:hAnsi="Malgun Gothic" w:eastAsia="Malgun Gothic"/>
+          <w:b w:val="0"/>
+          <w:i w:val="0"/>
+          <w:sz w:val="21"/>
+        </w:rPr>
+        <w:t>[54] AOV gap between Cluster 1 current AOV and M50s ceiling AOV (Strategy 3): target_aov - cluster1_aov</w:t>
+      </w:r>
+    </w:p>
+    <w:p>
+      <w:pPr>
+        <w:spacing w:after="160" w:line="276" w:lineRule="auto"/>
+        <w:jc w:val="both"/>
+      </w:pPr>
+      <w:r>
+        <w:rPr>
+          <w:rFonts w:ascii="Malgun Gothic" w:hAnsi="Malgun Gothic" w:eastAsia="Malgun Gothic"/>
+          <w:b w:val="0"/>
+          <w:i w:val="0"/>
+          <w:sz w:val="21"/>
+        </w:rPr>
+        <w:t>[55] Projected monthly order count for Cluster 1 cohorts: cluster1_orders / 14 * 30</w:t>
+      </w:r>
+    </w:p>
+    <w:p>
+      <w:pPr>
+        <w:spacing w:after="160" w:line="276" w:lineRule="auto"/>
+        <w:jc w:val="both"/>
+      </w:pPr>
+      <w:r>
+        <w:rPr>
+          <w:rFonts w:ascii="Malgun Gothic" w:hAnsi="Malgun Gothic" w:eastAsia="Malgun Gothic"/>
+          <w:b w:val="0"/>
+          <w:i w:val="0"/>
+          <w:sz w:val="21"/>
+        </w:rPr>
+        <w:t>[56] Strategy 3 (conservative scenario) projected monthly incremental revenue from Cluster 1 AOV-gap closure: aov_gap  gap_closure_rate  monthly_cluster1_orders</w:t>
+      </w:r>
+    </w:p>
+    <w:p>
+      <w:pPr>
+        <w:spacing w:after="160" w:line="276" w:lineRule="auto"/>
+        <w:jc w:val="both"/>
+      </w:pPr>
+      <w:r>
+        <w:rPr>
+          <w:rFonts w:ascii="Malgun Gothic" w:hAnsi="Malgun Gothic" w:eastAsia="Malgun Gothic"/>
+          <w:b w:val="0"/>
+          <w:i w:val="0"/>
+          <w:sz w:val="21"/>
+        </w:rPr>
+        <w:t>[57] Strategy 3 (base scenario) projected monthly incremental revenue from Cluster 1 AOV-gap closure: aov_gap  gap_closure_rate  monthly_cluster1_orders</w:t>
+      </w:r>
+    </w:p>
+    <w:p>
+      <w:pPr>
+        <w:spacing w:after="160" w:line="276" w:lineRule="auto"/>
+        <w:jc w:val="both"/>
+      </w:pPr>
+      <w:r>
+        <w:rPr>
+          <w:rFonts w:ascii="Malgun Gothic" w:hAnsi="Malgun Gothic" w:eastAsia="Malgun Gothic"/>
+          <w:b w:val="0"/>
+          <w:i w:val="0"/>
+          <w:sz w:val="21"/>
+        </w:rPr>
+        <w:t>[58] Average daily order count on regular weekdays: MEAN(daily order count) WHERE NOT is_weekend AND NOT is_holiday</w:t>
+      </w:r>
+    </w:p>
+    <w:p>
+      <w:pPr>
+        <w:spacing w:after="160" w:line="276" w:lineRule="auto"/>
+        <w:jc w:val="both"/>
+      </w:pPr>
+      <w:r>
+        <w:rPr>
+          <w:rFonts w:ascii="Malgun Gothic" w:hAnsi="Malgun Gothic" w:eastAsia="Malgun Gothic"/>
+          <w:b w:val="0"/>
+          <w:i w:val="0"/>
+          <w:sz w:val="21"/>
+        </w:rPr>
+        <w:t>[59] Strategy 3 (optimistic scenario) projected monthly incremental revenue from Cluster 1 AOV-gap closure: aov_gap  gap_closure_rate  monthly_cluster1_orders</w:t>
+      </w:r>
+    </w:p>
+    <w:p>
+      <w:pPr>
+        <w:spacing w:after="160" w:line="276" w:lineRule="auto"/>
+        <w:jc w:val="both"/>
+      </w:pPr>
+      <w:r>
+        <w:rPr>
+          <w:rFonts w:ascii="Malgun Gothic" w:hAnsi="Malgun Gothic" w:eastAsia="Malgun Gothic"/>
+          <w:b w:val="0"/>
+          <w:i w:val="0"/>
+          <w:sz w:val="21"/>
+        </w:rPr>
+        <w:t>[60] Current 14-day WEEKEND20 total discount given (Strategy 2 baseline): SUM(Amount/0.8 - Amount) WHERE has_promo</w:t>
       </w:r>
     </w:p>
     <w:sectPr>
